--- a/assets/rog.docx
+++ b/assets/rog.docx
@@ -628,23 +628,7 @@
                 <w:rFonts w:asciiTheme="minorHAnsi" w:eastAsia="Noto Sans Symbols" w:hAnsiTheme="minorHAnsi" w:cstheme="minorHAnsi"/>
                 <w:color w:val="000000"/>
               </w:rPr>
-              <w:t xml:space="preserve"> (pandas, </w:t>
-            </w:r>
-            <w:proofErr w:type="spellStart"/>
-            <w:r>
-              <w:rPr>
-                <w:rFonts w:asciiTheme="minorHAnsi" w:eastAsia="Noto Sans Symbols" w:hAnsiTheme="minorHAnsi" w:cstheme="minorHAnsi"/>
-                <w:color w:val="000000"/>
-              </w:rPr>
-              <w:t>pyspark</w:t>
-            </w:r>
-            <w:proofErr w:type="spellEnd"/>
-            <w:r>
-              <w:rPr>
-                <w:rFonts w:asciiTheme="minorHAnsi" w:eastAsia="Noto Sans Symbols" w:hAnsiTheme="minorHAnsi" w:cstheme="minorHAnsi"/>
-                <w:color w:val="000000"/>
-              </w:rPr>
-              <w:t>, matplotlib, etc.)</w:t>
+              <w:t xml:space="preserve"> (pandas, pyspark, matplotlib, etc.)</w:t>
             </w:r>
             <w:r>
               <w:rPr>
@@ -924,21 +908,12 @@
                 <w:szCs w:val="23"/>
               </w:rPr>
             </w:pPr>
-            <w:proofErr w:type="spellStart"/>
             <w:r>
               <w:rPr>
                 <w:rFonts w:asciiTheme="minorHAnsi" w:eastAsia="Noto Sans Symbols" w:hAnsiTheme="minorHAnsi" w:cstheme="minorHAnsi"/>
                 <w:color w:val="000000"/>
               </w:rPr>
-              <w:t>FastAPI</w:t>
-            </w:r>
-            <w:proofErr w:type="spellEnd"/>
-            <w:r>
-              <w:rPr>
-                <w:rFonts w:asciiTheme="minorHAnsi" w:eastAsia="Noto Sans Symbols" w:hAnsiTheme="minorHAnsi" w:cstheme="minorHAnsi"/>
-                <w:color w:val="000000"/>
-              </w:rPr>
-              <w:t>, React, Electron, RESTful APIs, OAuth, Kalshi API, GDELT GKG</w:t>
+              <w:t>FastAPI, React, Electron, RESTful APIs, OAuth, Kalshi API, GDELT GKG</w:t>
             </w:r>
           </w:p>
         </w:tc>
@@ -1094,49 +1069,8 @@
                 <w:rFonts w:asciiTheme="minorHAnsi" w:eastAsia="Noto Sans Symbols" w:hAnsiTheme="minorHAnsi" w:cstheme="minorHAnsi"/>
                 <w:color w:val="000000"/>
               </w:rPr>
-              <w:t xml:space="preserve">ocker, GIT, Jenkins, </w:t>
+              <w:t>ocker, GIT, Jenkins, Dagster, Uvicorn, Airflow, Jira, ActiveBatch</w:t>
             </w:r>
-            <w:proofErr w:type="spellStart"/>
-            <w:r>
-              <w:rPr>
-                <w:rFonts w:asciiTheme="minorHAnsi" w:eastAsia="Noto Sans Symbols" w:hAnsiTheme="minorHAnsi" w:cstheme="minorHAnsi"/>
-                <w:color w:val="000000"/>
-              </w:rPr>
-              <w:t>Dagster</w:t>
-            </w:r>
-            <w:proofErr w:type="spellEnd"/>
-            <w:r>
-              <w:rPr>
-                <w:rFonts w:asciiTheme="minorHAnsi" w:eastAsia="Noto Sans Symbols" w:hAnsiTheme="minorHAnsi" w:cstheme="minorHAnsi"/>
-                <w:color w:val="000000"/>
-              </w:rPr>
-              <w:t xml:space="preserve">, </w:t>
-            </w:r>
-            <w:proofErr w:type="spellStart"/>
-            <w:r>
-              <w:rPr>
-                <w:rFonts w:asciiTheme="minorHAnsi" w:eastAsia="Noto Sans Symbols" w:hAnsiTheme="minorHAnsi" w:cstheme="minorHAnsi"/>
-                <w:color w:val="000000"/>
-              </w:rPr>
-              <w:t>Uvicorn</w:t>
-            </w:r>
-            <w:proofErr w:type="spellEnd"/>
-            <w:r>
-              <w:rPr>
-                <w:rFonts w:asciiTheme="minorHAnsi" w:eastAsia="Noto Sans Symbols" w:hAnsiTheme="minorHAnsi" w:cstheme="minorHAnsi"/>
-                <w:color w:val="000000"/>
-              </w:rPr>
-              <w:t xml:space="preserve">, Airflow, Jira, </w:t>
-            </w:r>
-            <w:proofErr w:type="spellStart"/>
-            <w:r>
-              <w:rPr>
-                <w:rFonts w:asciiTheme="minorHAnsi" w:eastAsia="Noto Sans Symbols" w:hAnsiTheme="minorHAnsi" w:cstheme="minorHAnsi"/>
-                <w:color w:val="000000"/>
-              </w:rPr>
-              <w:t>ActiveBatch</w:t>
-            </w:r>
-            <w:proofErr w:type="spellEnd"/>
           </w:p>
         </w:tc>
       </w:tr>
@@ -1211,23 +1145,7 @@
                 <w:rFonts w:asciiTheme="minorHAnsi" w:eastAsia="Noto Sans Symbols" w:hAnsiTheme="minorHAnsi" w:cstheme="minorHAnsi"/>
                 <w:color w:val="000000"/>
               </w:rPr>
-              <w:t xml:space="preserve"> </w:t>
-            </w:r>
-            <w:proofErr w:type="spellStart"/>
-            <w:r>
-              <w:rPr>
-                <w:rFonts w:asciiTheme="minorHAnsi" w:eastAsia="Noto Sans Symbols" w:hAnsiTheme="minorHAnsi" w:cstheme="minorHAnsi"/>
-                <w:color w:val="000000"/>
-              </w:rPr>
-              <w:t>ChromaDB</w:t>
-            </w:r>
-            <w:proofErr w:type="spellEnd"/>
-            <w:r>
-              <w:rPr>
-                <w:rFonts w:asciiTheme="minorHAnsi" w:eastAsia="Noto Sans Symbols" w:hAnsiTheme="minorHAnsi" w:cstheme="minorHAnsi"/>
-                <w:color w:val="000000"/>
-              </w:rPr>
-              <w:t>,</w:t>
+              <w:t xml:space="preserve"> ChromaDB</w:t>
             </w:r>
             <w:r>
               <w:rPr>
@@ -1243,21 +1161,12 @@
               </w:rPr>
               <w:t xml:space="preserve">OpenAI API, </w:t>
             </w:r>
-            <w:proofErr w:type="spellStart"/>
             <w:r>
               <w:rPr>
                 <w:rFonts w:asciiTheme="minorHAnsi" w:eastAsia="Noto Sans Symbols" w:hAnsiTheme="minorHAnsi" w:cstheme="minorHAnsi"/>
                 <w:color w:val="000000"/>
               </w:rPr>
-              <w:t>Groq</w:t>
-            </w:r>
-            <w:proofErr w:type="spellEnd"/>
-            <w:r>
-              <w:rPr>
-                <w:rFonts w:asciiTheme="minorHAnsi" w:eastAsia="Noto Sans Symbols" w:hAnsiTheme="minorHAnsi" w:cstheme="minorHAnsi"/>
-                <w:color w:val="000000"/>
-              </w:rPr>
-              <w:t xml:space="preserve"> API, </w:t>
+              <w:t xml:space="preserve">Groq API, </w:t>
             </w:r>
             <w:r>
               <w:rPr>
@@ -1561,7 +1470,6 @@
         </w:rPr>
         <w:t xml:space="preserve"> data </w:t>
       </w:r>
-      <w:proofErr w:type="spellStart"/>
       <w:r>
         <w:rPr>
           <w:rFonts w:asciiTheme="minorHAnsi" w:eastAsia="Noto Sans Symbols" w:hAnsiTheme="minorHAnsi" w:cstheme="minorHAnsi"/>
@@ -1570,7 +1478,6 @@
         </w:rPr>
         <w:t>lakehouse</w:t>
       </w:r>
-      <w:proofErr w:type="spellEnd"/>
       <w:r>
         <w:rPr>
           <w:rFonts w:asciiTheme="minorHAnsi" w:eastAsia="Noto Sans Symbols" w:hAnsiTheme="minorHAnsi" w:cstheme="minorHAnsi"/>
@@ -1579,7 +1486,6 @@
         </w:rPr>
         <w:t xml:space="preserve">, processing 6 global news feeds, GDELT event streams, and Kalshi prediction market data through </w:t>
       </w:r>
-      <w:proofErr w:type="spellStart"/>
       <w:r>
         <w:rPr>
           <w:rFonts w:asciiTheme="minorHAnsi" w:eastAsia="Noto Sans Symbols" w:hAnsiTheme="minorHAnsi" w:cstheme="minorHAnsi"/>
@@ -1588,7 +1494,6 @@
         </w:rPr>
         <w:t>PySpark</w:t>
       </w:r>
-      <w:proofErr w:type="spellEnd"/>
       <w:r>
         <w:rPr>
           <w:rFonts w:asciiTheme="minorHAnsi" w:eastAsia="Noto Sans Symbols" w:hAnsiTheme="minorHAnsi" w:cstheme="minorHAnsi"/>
@@ -1681,7 +1586,6 @@
         </w:rPr>
         <w:t xml:space="preserve">-powered inference engine that embeds Silver-layer data into </w:t>
       </w:r>
-      <w:proofErr w:type="spellStart"/>
       <w:r>
         <w:rPr>
           <w:rFonts w:asciiTheme="minorHAnsi" w:eastAsia="Noto Sans Symbols" w:hAnsiTheme="minorHAnsi" w:cstheme="minorHAnsi"/>
@@ -1690,7 +1594,6 @@
         </w:rPr>
         <w:t>ChromaDB</w:t>
       </w:r>
-      <w:proofErr w:type="spellEnd"/>
       <w:r>
         <w:rPr>
           <w:rFonts w:asciiTheme="minorHAnsi" w:eastAsia="Noto Sans Symbols" w:hAnsiTheme="minorHAnsi" w:cstheme="minorHAnsi"/>
@@ -1699,7 +1602,6 @@
         </w:rPr>
         <w:t xml:space="preserve"> (MiniLM-L6-v2), performs cascading time-windowed semantic search, and synthesizes bull/bear/verdict intelligence briefs via </w:t>
       </w:r>
-      <w:proofErr w:type="spellStart"/>
       <w:r>
         <w:rPr>
           <w:rFonts w:asciiTheme="minorHAnsi" w:eastAsia="Noto Sans Symbols" w:hAnsiTheme="minorHAnsi" w:cstheme="minorHAnsi"/>
@@ -1708,7 +1610,6 @@
         </w:rPr>
         <w:t>Groq</w:t>
       </w:r>
-      <w:proofErr w:type="spellEnd"/>
       <w:r>
         <w:rPr>
           <w:rFonts w:asciiTheme="minorHAnsi" w:eastAsia="Noto Sans Symbols" w:hAnsiTheme="minorHAnsi" w:cstheme="minorHAnsi"/>
@@ -1753,7 +1654,6 @@
         </w:rPr>
         <w:t xml:space="preserve">Built a React Human-in-the-Loop trade terminal backed by a </w:t>
       </w:r>
-      <w:proofErr w:type="spellStart"/>
       <w:r>
         <w:rPr>
           <w:rFonts w:asciiTheme="minorHAnsi" w:eastAsia="Noto Sans Symbols" w:hAnsiTheme="minorHAnsi" w:cstheme="minorHAnsi"/>
@@ -1762,7 +1662,6 @@
         </w:rPr>
         <w:t>FastAPI</w:t>
       </w:r>
-      <w:proofErr w:type="spellEnd"/>
       <w:r>
         <w:rPr>
           <w:rFonts w:asciiTheme="minorHAnsi" w:eastAsia="Noto Sans Symbols" w:hAnsiTheme="minorHAnsi" w:cstheme="minorHAnsi"/>
@@ -1908,25 +1807,7 @@
           <w:bCs/>
           <w:color w:val="000000"/>
         </w:rPr>
-        <w:t xml:space="preserve">Implemented resilient, low-cost ingestion across BBC, CNN, Fox, NYT, NY Post, and The Hindu using RSS discovery, </w:t>
-      </w:r>
-      <w:proofErr w:type="spellStart"/>
-      <w:r>
-        <w:rPr>
-          <w:rFonts w:asciiTheme="minorHAnsi" w:eastAsia="Noto Sans Symbols" w:hAnsiTheme="minorHAnsi" w:cstheme="minorHAnsi"/>
-          <w:bCs/>
-          <w:color w:val="000000"/>
-        </w:rPr>
-        <w:t>Trafilatura</w:t>
-      </w:r>
-      <w:proofErr w:type="spellEnd"/>
-      <w:r>
-        <w:rPr>
-          <w:rFonts w:asciiTheme="minorHAnsi" w:eastAsia="Noto Sans Symbols" w:hAnsiTheme="minorHAnsi" w:cstheme="minorHAnsi"/>
-          <w:bCs/>
-          <w:color w:val="000000"/>
-        </w:rPr>
-        <w:t xml:space="preserve"> full-text extraction, and </w:t>
+        <w:t xml:space="preserve">Implemented resilient, low-cost ingestion across BBC, CNN, Fox, NYT, NY Post, and The Hindu using RSS discovery, Trafilatura full-text extraction, and </w:t>
       </w:r>
       <w:r>
         <w:rPr>
@@ -2026,9 +1907,8 @@
           <w:sz w:val="21"/>
           <w:szCs w:val="21"/>
         </w:rPr>
-        <w:t>Python (</w:t>
-      </w:r>
-      <w:proofErr w:type="spellStart"/>
+        <w:t>Python (PySpark/Pandas),</w:t>
+      </w:r>
       <w:r>
         <w:rPr>
           <w:rFonts w:asciiTheme="minorHAnsi" w:eastAsia="Noto Sans Symbols" w:hAnsiTheme="minorHAnsi" w:cstheme="minorHAnsi"/>
@@ -2040,9 +1920,8 @@
           <w:sz w:val="21"/>
           <w:szCs w:val="21"/>
         </w:rPr>
-        <w:t>PySpark</w:t>
-      </w:r>
-      <w:proofErr w:type="spellEnd"/>
+        <w:t>GroqAPI</w:t>
+      </w:r>
       <w:r>
         <w:rPr>
           <w:rFonts w:asciiTheme="minorHAnsi" w:eastAsia="Noto Sans Symbols" w:hAnsiTheme="minorHAnsi" w:cstheme="minorHAnsi"/>
@@ -2054,9 +1933,8 @@
           <w:sz w:val="21"/>
           <w:szCs w:val="21"/>
         </w:rPr>
-        <w:t>/Pandas),</w:t>
-      </w:r>
-      <w:proofErr w:type="spellStart"/>
+        <w:t xml:space="preserve"> DuckDB</w:t>
+      </w:r>
       <w:r>
         <w:rPr>
           <w:rFonts w:asciiTheme="minorHAnsi" w:eastAsia="Noto Sans Symbols" w:hAnsiTheme="minorHAnsi" w:cstheme="minorHAnsi"/>
@@ -2068,65 +1946,8 @@
           <w:sz w:val="21"/>
           <w:szCs w:val="21"/>
         </w:rPr>
-        <w:t>GroqAPI</w:t>
-      </w:r>
-      <w:proofErr w:type="spellEnd"/>
-      <w:r>
-        <w:rPr>
-          <w:rFonts w:asciiTheme="minorHAnsi" w:eastAsia="Noto Sans Symbols" w:hAnsiTheme="minorHAnsi" w:cstheme="minorHAnsi"/>
-          <w:b/>
-          <w:bCs/>
-          <w:i/>
-          <w:iCs/>
-          <w:color w:val="000000"/>
-          <w:sz w:val="21"/>
-          <w:szCs w:val="21"/>
-        </w:rPr>
-        <w:t xml:space="preserve"> </w:t>
-      </w:r>
-      <w:proofErr w:type="spellStart"/>
-      <w:r>
-        <w:rPr>
-          <w:rFonts w:asciiTheme="minorHAnsi" w:eastAsia="Noto Sans Symbols" w:hAnsiTheme="minorHAnsi" w:cstheme="minorHAnsi"/>
-          <w:b/>
-          <w:bCs/>
-          <w:i/>
-          <w:iCs/>
-          <w:color w:val="000000"/>
-          <w:sz w:val="21"/>
-          <w:szCs w:val="21"/>
-        </w:rPr>
-        <w:t>DuckDB</w:t>
-      </w:r>
-      <w:proofErr w:type="spellEnd"/>
-      <w:r>
-        <w:rPr>
-          <w:rFonts w:asciiTheme="minorHAnsi" w:eastAsia="Noto Sans Symbols" w:hAnsiTheme="minorHAnsi" w:cstheme="minorHAnsi"/>
-          <w:b/>
-          <w:bCs/>
-          <w:i/>
-          <w:iCs/>
-          <w:color w:val="000000"/>
-          <w:sz w:val="21"/>
-          <w:szCs w:val="21"/>
-        </w:rPr>
-        <w:t xml:space="preserve">, </w:t>
-      </w:r>
-      <w:proofErr w:type="spellStart"/>
-      <w:r>
-        <w:rPr>
-          <w:rFonts w:asciiTheme="minorHAnsi" w:eastAsia="Noto Sans Symbols" w:hAnsiTheme="minorHAnsi" w:cstheme="minorHAnsi"/>
-          <w:b/>
-          <w:bCs/>
-          <w:i/>
-          <w:iCs/>
-          <w:color w:val="000000"/>
-          <w:sz w:val="21"/>
-          <w:szCs w:val="21"/>
-        </w:rPr>
-        <w:t>ChromaDB</w:t>
-      </w:r>
-      <w:proofErr w:type="spellEnd"/>
+        <w:t>, ChromaDB</w:t>
+      </w:r>
       <w:r>
         <w:rPr>
           <w:rFonts w:asciiTheme="minorHAnsi" w:eastAsia="Noto Sans Symbols" w:hAnsiTheme="minorHAnsi" w:cstheme="minorHAnsi"/>
@@ -2264,7 +2085,6 @@
           <w:szCs w:val="23"/>
         </w:rPr>
       </w:pPr>
-      <w:proofErr w:type="spellStart"/>
       <w:r>
         <w:rPr>
           <w:rFonts w:asciiTheme="minorHAnsi" w:eastAsia="Calibri" w:hAnsiTheme="minorHAnsi" w:cstheme="minorHAnsi"/>
@@ -2276,7 +2096,6 @@
         </w:rPr>
         <w:t>RealTime_Context_Engine</w:t>
       </w:r>
-      <w:proofErr w:type="spellEnd"/>
       <w:r>
         <w:rPr>
           <w:rFonts w:asciiTheme="minorHAnsi" w:eastAsia="Calibri" w:hAnsiTheme="minorHAnsi" w:cstheme="minorHAnsi"/>
@@ -2375,19 +2194,8 @@
           <w:bCs/>
           <w:color w:val="000000"/>
         </w:rPr>
-        <w:t>Python/</w:t>
-      </w:r>
-      <w:proofErr w:type="spellStart"/>
-      <w:r>
-        <w:rPr>
-          <w:rFonts w:asciiTheme="minorHAnsi" w:eastAsia="Noto Sans Symbols" w:hAnsiTheme="minorHAnsi" w:cstheme="minorHAnsi"/>
-          <w:b/>
-          <w:bCs/>
-          <w:color w:val="000000"/>
-        </w:rPr>
-        <w:t>FastAPI</w:t>
-      </w:r>
-      <w:proofErr w:type="spellEnd"/>
+        <w:t>Python/FastAPI</w:t>
+      </w:r>
       <w:r>
         <w:rPr>
           <w:rFonts w:asciiTheme="minorHAnsi" w:eastAsia="Noto Sans Symbols" w:hAnsiTheme="minorHAnsi" w:cstheme="minorHAnsi"/>
@@ -2681,7 +2489,6 @@
         </w:rPr>
         <w:t xml:space="preserve"> using </w:t>
       </w:r>
-      <w:proofErr w:type="spellStart"/>
       <w:r>
         <w:rPr>
           <w:rFonts w:asciiTheme="minorHAnsi" w:eastAsia="Noto Sans Symbols" w:hAnsiTheme="minorHAnsi" w:cstheme="minorHAnsi"/>
@@ -2691,7 +2498,6 @@
         </w:rPr>
         <w:t>PyInstaller</w:t>
       </w:r>
-      <w:proofErr w:type="spellEnd"/>
       <w:r>
         <w:rPr>
           <w:rFonts w:asciiTheme="minorHAnsi" w:eastAsia="Noto Sans Symbols" w:hAnsiTheme="minorHAnsi" w:cstheme="minorHAnsi"/>
@@ -2799,91 +2605,7 @@
           <w:sz w:val="21"/>
           <w:szCs w:val="21"/>
         </w:rPr>
-        <w:t>Python (</w:t>
-      </w:r>
-      <w:proofErr w:type="spellStart"/>
-      <w:r>
-        <w:rPr>
-          <w:rFonts w:asciiTheme="minorHAnsi" w:eastAsia="Noto Sans Symbols" w:hAnsiTheme="minorHAnsi" w:cstheme="minorHAnsi"/>
-          <w:b/>
-          <w:bCs/>
-          <w:i/>
-          <w:iCs/>
-          <w:color w:val="000000"/>
-          <w:sz w:val="21"/>
-          <w:szCs w:val="21"/>
-        </w:rPr>
-        <w:t>FastAPI</w:t>
-      </w:r>
-      <w:proofErr w:type="spellEnd"/>
-      <w:r>
-        <w:rPr>
-          <w:rFonts w:asciiTheme="minorHAnsi" w:eastAsia="Noto Sans Symbols" w:hAnsiTheme="minorHAnsi" w:cstheme="minorHAnsi"/>
-          <w:b/>
-          <w:bCs/>
-          <w:i/>
-          <w:iCs/>
-          <w:color w:val="000000"/>
-          <w:sz w:val="21"/>
-          <w:szCs w:val="21"/>
-        </w:rPr>
-        <w:t>/</w:t>
-      </w:r>
-      <w:proofErr w:type="spellStart"/>
-      <w:r>
-        <w:rPr>
-          <w:rFonts w:asciiTheme="minorHAnsi" w:eastAsia="Noto Sans Symbols" w:hAnsiTheme="minorHAnsi" w:cstheme="minorHAnsi"/>
-          <w:b/>
-          <w:bCs/>
-          <w:i/>
-          <w:iCs/>
-          <w:color w:val="000000"/>
-          <w:sz w:val="21"/>
-          <w:szCs w:val="21"/>
-        </w:rPr>
-        <w:t>Uvicorn</w:t>
-      </w:r>
-      <w:proofErr w:type="spellEnd"/>
-      <w:r>
-        <w:rPr>
-          <w:rFonts w:asciiTheme="minorHAnsi" w:eastAsia="Noto Sans Symbols" w:hAnsiTheme="minorHAnsi" w:cstheme="minorHAnsi"/>
-          <w:b/>
-          <w:bCs/>
-          <w:i/>
-          <w:iCs/>
-          <w:color w:val="000000"/>
-          <w:sz w:val="21"/>
-          <w:szCs w:val="21"/>
-        </w:rPr>
-        <w:t xml:space="preserve">), JavaScript (Electron/Node.js), OpenAI API (GPT-4o/5), RSA Cryptography, SSE (Server-Sent Events), </w:t>
-      </w:r>
-      <w:proofErr w:type="spellStart"/>
-      <w:r>
-        <w:rPr>
-          <w:rFonts w:asciiTheme="minorHAnsi" w:eastAsia="Noto Sans Symbols" w:hAnsiTheme="minorHAnsi" w:cstheme="minorHAnsi"/>
-          <w:b/>
-          <w:bCs/>
-          <w:i/>
-          <w:iCs/>
-          <w:color w:val="000000"/>
-          <w:sz w:val="21"/>
-          <w:szCs w:val="21"/>
-        </w:rPr>
-        <w:t>PyInstaller</w:t>
-      </w:r>
-      <w:proofErr w:type="spellEnd"/>
-      <w:r>
-        <w:rPr>
-          <w:rFonts w:asciiTheme="minorHAnsi" w:eastAsia="Noto Sans Symbols" w:hAnsiTheme="minorHAnsi" w:cstheme="minorHAnsi"/>
-          <w:b/>
-          <w:bCs/>
-          <w:i/>
-          <w:iCs/>
-          <w:color w:val="000000"/>
-          <w:sz w:val="21"/>
-          <w:szCs w:val="21"/>
-        </w:rPr>
-        <w:t>, Electron Builder.</w:t>
+        <w:t>Python (FastAPI/Uvicorn), JavaScript (Electron/Node.js), OpenAI API (GPT-4o/5), RSA Cryptography, SSE (Server-Sent Events), PyInstaller, Electron Builder.</w:t>
       </w:r>
     </w:p>
     <w:p>
@@ -3029,7 +2751,6 @@
         </w:rPr>
         <w:t xml:space="preserve"> using </w:t>
       </w:r>
-      <w:proofErr w:type="spellStart"/>
       <w:r>
         <w:rPr>
           <w:rFonts w:asciiTheme="minorHAnsi" w:eastAsia="Noto Sans Symbols" w:hAnsiTheme="minorHAnsi" w:cstheme="minorHAnsi"/>
@@ -3038,7 +2759,6 @@
         </w:rPr>
         <w:t>Dagster</w:t>
       </w:r>
-      <w:proofErr w:type="spellEnd"/>
       <w:r>
         <w:rPr>
           <w:rFonts w:asciiTheme="minorHAnsi" w:eastAsia="Noto Sans Symbols" w:hAnsiTheme="minorHAnsi" w:cstheme="minorHAnsi"/>
@@ -3332,35 +3052,7 @@
           <w:sz w:val="21"/>
           <w:szCs w:val="21"/>
         </w:rPr>
-        <w:t xml:space="preserve">Python, Pandas, </w:t>
-      </w:r>
-      <w:proofErr w:type="spellStart"/>
-      <w:r>
-        <w:rPr>
-          <w:rFonts w:asciiTheme="minorHAnsi" w:eastAsia="Noto Sans Symbols" w:hAnsiTheme="minorHAnsi" w:cstheme="minorHAnsi"/>
-          <w:b/>
-          <w:bCs/>
-          <w:i/>
-          <w:iCs/>
-          <w:color w:val="000000"/>
-          <w:sz w:val="21"/>
-          <w:szCs w:val="21"/>
-        </w:rPr>
-        <w:t>Dagster</w:t>
-      </w:r>
-      <w:proofErr w:type="spellEnd"/>
-      <w:r>
-        <w:rPr>
-          <w:rFonts w:asciiTheme="minorHAnsi" w:eastAsia="Noto Sans Symbols" w:hAnsiTheme="minorHAnsi" w:cstheme="minorHAnsi"/>
-          <w:b/>
-          <w:bCs/>
-          <w:i/>
-          <w:iCs/>
-          <w:color w:val="000000"/>
-          <w:sz w:val="21"/>
-          <w:szCs w:val="21"/>
-        </w:rPr>
-        <w:t>, PostgreSQL, AWS S3, Power BI, RESTful APIs, OAuth 2.0, CDC</w:t>
+        <w:t>Python, Pandas, Dagster, PostgreSQL, AWS S3, Power BI, RESTful APIs, OAuth 2.0, CDC</w:t>
       </w:r>
     </w:p>
     <w:p>
@@ -3468,7 +3160,6 @@
           <w:szCs w:val="23"/>
         </w:rPr>
       </w:pPr>
-      <w:proofErr w:type="spellStart"/>
       <w:r>
         <w:rPr>
           <w:rFonts w:asciiTheme="minorHAnsi" w:eastAsia="Calibri" w:hAnsiTheme="minorHAnsi" w:cstheme="minorHAnsi"/>
@@ -3479,7 +3170,6 @@
         </w:rPr>
         <w:t>AmeriBen</w:t>
       </w:r>
-      <w:proofErr w:type="spellEnd"/>
       <w:r>
         <w:rPr>
           <w:rFonts w:asciiTheme="minorHAnsi" w:eastAsia="Calibri" w:hAnsiTheme="minorHAnsi" w:cstheme="minorHAnsi"/>
@@ -4092,7 +3782,6 @@
         </w:rPr>
         <w:t xml:space="preserve"> for migrating legacy member and claims data to </w:t>
       </w:r>
-      <w:proofErr w:type="spellStart"/>
       <w:r>
         <w:rPr>
           <w:rStyle w:val="Strong"/>
@@ -4100,17 +3789,7 @@
           <w:sz w:val="22"/>
           <w:szCs w:val="22"/>
         </w:rPr>
-        <w:t>HealthRules</w:t>
-      </w:r>
-      <w:proofErr w:type="spellEnd"/>
-      <w:r>
-        <w:rPr>
-          <w:rStyle w:val="Strong"/>
-          <w:rFonts w:asciiTheme="minorHAnsi" w:eastAsiaTheme="majorEastAsia" w:hAnsiTheme="minorHAnsi" w:cstheme="minorHAnsi"/>
-          <w:sz w:val="22"/>
-          <w:szCs w:val="22"/>
-        </w:rPr>
-        <w:t xml:space="preserve"> Payer (HRP)</w:t>
+        <w:t>HealthRules Payer (HRP)</w:t>
       </w:r>
       <w:r>
         <w:rPr>
@@ -4170,23 +3849,6 @@
           <w:szCs w:val="22"/>
         </w:rPr>
         <w:t>Azure SQL Database</w:t>
-      </w:r>
-      <w:r>
-        <w:rPr>
-          <w:rFonts w:asciiTheme="minorHAnsi" w:hAnsiTheme="minorHAnsi" w:cstheme="minorHAnsi"/>
-          <w:sz w:val="22"/>
-          <w:szCs w:val="22"/>
-        </w:rPr>
-        <w:t xml:space="preserve"> and </w:t>
-      </w:r>
-      <w:r>
-        <w:rPr>
-          <w:rStyle w:val="Strong"/>
-          <w:rFonts w:asciiTheme="minorHAnsi" w:eastAsiaTheme="majorEastAsia" w:hAnsiTheme="minorHAnsi" w:cstheme="minorHAnsi"/>
-          <w:sz w:val="22"/>
-          <w:szCs w:val="22"/>
-        </w:rPr>
-        <w:t>Azure Data Lake Storage</w:t>
       </w:r>
       <w:r>
         <w:rPr>
@@ -4563,7 +4225,6 @@
         </w:rPr>
         <w:t xml:space="preserve"> with </w:t>
       </w:r>
-      <w:proofErr w:type="spellStart"/>
       <w:r>
         <w:rPr>
           <w:rFonts w:asciiTheme="minorHAnsi" w:hAnsiTheme="minorHAnsi" w:cstheme="minorHAnsi"/>
@@ -4574,7 +4235,6 @@
         </w:rPr>
         <w:t>ActiveBatch</w:t>
       </w:r>
-      <w:proofErr w:type="spellEnd"/>
       <w:r>
         <w:rPr>
           <w:rFonts w:asciiTheme="minorHAnsi" w:hAnsiTheme="minorHAnsi" w:cstheme="minorHAnsi"/>
@@ -4917,6 +4577,38 @@
       <w:pPr>
         <w:pStyle w:val="NormalWeb"/>
         <w:widowControl w:val="0"/>
+        <w:numPr>
+          <w:ilvl w:val="0"/>
+          <w:numId w:val="10"/>
+        </w:numPr>
+        <w:pBdr>
+          <w:top w:val="nil"/>
+          <w:left w:val="nil"/>
+          <w:bottom w:val="nil"/>
+          <w:right w:val="nil"/>
+          <w:between w:val="nil"/>
+        </w:pBdr>
+        <w:spacing w:before="12" w:beforeAutospacing="0" w:after="0" w:afterAutospacing="0"/>
+        <w:ind w:left="-270" w:right="-576" w:hanging="180"/>
+        <w:contextualSpacing/>
+        <w:jc w:val="both"/>
+        <w:rPr>
+          <w:rFonts w:asciiTheme="minorHAnsi" w:hAnsiTheme="minorHAnsi" w:cstheme="minorHAnsi"/>
+        </w:rPr>
+      </w:pPr>
+      <w:r>
+        <w:rPr>
+          <w:rFonts w:asciiTheme="minorHAnsi" w:hAnsiTheme="minorHAnsi" w:cstheme="minorHAnsi"/>
+          <w:sz w:val="22"/>
+          <w:szCs w:val="22"/>
+        </w:rPr>
+        <w:t>Participated in Agile sprint meetings to track progress on deliverables, resolve blockers, and ensure timely completion of project milestones across multiple initiatives.</w:t>
+      </w:r>
+    </w:p>
+    <w:p>
+      <w:pPr>
+        <w:pStyle w:val="NormalWeb"/>
+        <w:widowControl w:val="0"/>
         <w:pBdr>
           <w:top w:val="nil"/>
           <w:left w:val="nil"/>
@@ -5020,7 +4712,7 @@
           <w:sz w:val="21"/>
           <w:szCs w:val="21"/>
         </w:rPr>
-        <w:t xml:space="preserve"> Azure Data Lake </w:t>
+        <w:t xml:space="preserve"> C#</w:t>
       </w:r>
       <w:r>
         <w:rPr>
@@ -5032,7 +4724,7 @@
           <w:sz w:val="21"/>
           <w:szCs w:val="21"/>
         </w:rPr>
-        <w:t>Storage,</w:t>
+        <w:t>,</w:t>
       </w:r>
       <w:r>
         <w:rPr>
@@ -5044,9 +4736,8 @@
           <w:sz w:val="21"/>
           <w:szCs w:val="21"/>
         </w:rPr>
-        <w:t xml:space="preserve"> SQL Server, SSIS, SSRS, </w:t>
-      </w:r>
-      <w:proofErr w:type="spellStart"/>
+        <w:t xml:space="preserve"> SQL Server, SSIS, SSRS, ActiveBatch, SQL Server Agent, FTP, EDI </w:t>
+      </w:r>
       <w:r>
         <w:rPr>
           <w:rFonts w:asciiTheme="minorHAnsi" w:hAnsiTheme="minorHAnsi" w:cstheme="minorHAnsi"/>
@@ -5057,46 +4748,8 @@
           <w:sz w:val="21"/>
           <w:szCs w:val="21"/>
         </w:rPr>
-        <w:t>ActiveBatch</w:t>
-      </w:r>
-      <w:proofErr w:type="spellEnd"/>
-      <w:r>
-        <w:rPr>
-          <w:rFonts w:asciiTheme="minorHAnsi" w:hAnsiTheme="minorHAnsi" w:cstheme="minorHAnsi"/>
-          <w:b/>
-          <w:bCs/>
-          <w:i/>
-          <w:iCs/>
-          <w:sz w:val="21"/>
-          <w:szCs w:val="21"/>
-        </w:rPr>
-        <w:t xml:space="preserve">, SQL Server Agent, FTP, EDI (834, 837), </w:t>
-      </w:r>
-      <w:proofErr w:type="spellStart"/>
-      <w:r>
-        <w:rPr>
-          <w:rFonts w:asciiTheme="minorHAnsi" w:hAnsiTheme="minorHAnsi" w:cstheme="minorHAnsi"/>
-          <w:b/>
-          <w:bCs/>
-          <w:i/>
-          <w:iCs/>
-          <w:sz w:val="21"/>
-          <w:szCs w:val="21"/>
-        </w:rPr>
-        <w:t>HealthRules</w:t>
-      </w:r>
-      <w:proofErr w:type="spellEnd"/>
-      <w:r>
-        <w:rPr>
-          <w:rFonts w:asciiTheme="minorHAnsi" w:hAnsiTheme="minorHAnsi" w:cstheme="minorHAnsi"/>
-          <w:b/>
-          <w:bCs/>
-          <w:i/>
-          <w:iCs/>
-          <w:sz w:val="21"/>
-          <w:szCs w:val="21"/>
-        </w:rPr>
-        <w:t xml:space="preserve"> Payer (HRP), Agile +4</w:t>
+        <w:lastRenderedPageBreak/>
+        <w:t>(834, 837), HealthRules Payer (HRP), Agile +4</w:t>
       </w:r>
     </w:p>
     <w:p>
@@ -5128,7 +4781,6 @@
           <w:sz w:val="23"/>
           <w:szCs w:val="23"/>
         </w:rPr>
-        <w:lastRenderedPageBreak/>
         <w:t xml:space="preserve">CBRE, Dallas, TX </w:t>
       </w:r>
       <w:r>
@@ -5334,7 +4986,6 @@
         </w:rPr>
         <w:t xml:space="preserve"> via CBRE’s internal ETL framework (</w:t>
       </w:r>
-      <w:proofErr w:type="spellStart"/>
       <w:r>
         <w:rPr>
           <w:rFonts w:asciiTheme="minorHAnsi" w:hAnsiTheme="minorHAnsi" w:cstheme="minorHAnsi"/>
@@ -5343,7 +4994,6 @@
         </w:rPr>
         <w:t>Lymbic</w:t>
       </w:r>
-      <w:proofErr w:type="spellEnd"/>
       <w:r>
         <w:rPr>
           <w:rFonts w:asciiTheme="minorHAnsi" w:hAnsiTheme="minorHAnsi" w:cstheme="minorHAnsi"/>
@@ -5435,7 +5085,6 @@
         </w:rPr>
         <w:t xml:space="preserve"> formats. These outputs fed into </w:t>
       </w:r>
-      <w:proofErr w:type="spellStart"/>
       <w:r>
         <w:rPr>
           <w:rFonts w:asciiTheme="minorHAnsi" w:hAnsiTheme="minorHAnsi" w:cstheme="minorHAnsi"/>
@@ -5444,7 +5093,6 @@
         </w:rPr>
         <w:t>PowerBI</w:t>
       </w:r>
-      <w:proofErr w:type="spellEnd"/>
       <w:r>
         <w:rPr>
           <w:rFonts w:asciiTheme="minorHAnsi" w:hAnsiTheme="minorHAnsi" w:cstheme="minorHAnsi"/>
@@ -5486,7 +5134,19 @@
         <w:rPr>
           <w:rFonts w:asciiTheme="minorHAnsi" w:hAnsiTheme="minorHAnsi" w:cstheme="minorHAnsi"/>
         </w:rPr>
-        <w:t xml:space="preserve">Applied data profiling and transformation libraries such as </w:t>
+        <w:t xml:space="preserve">Applied data profiling and transformation </w:t>
+      </w:r>
+      <w:r>
+        <w:rPr>
+          <w:rFonts w:asciiTheme="minorHAnsi" w:hAnsiTheme="minorHAnsi" w:cstheme="minorHAnsi"/>
+        </w:rPr>
+        <w:t>using</w:t>
+      </w:r>
+      <w:r>
+        <w:rPr>
+          <w:rFonts w:asciiTheme="minorHAnsi" w:hAnsiTheme="minorHAnsi" w:cstheme="minorHAnsi"/>
+        </w:rPr>
+        <w:t xml:space="preserve"> </w:t>
       </w:r>
       <w:r>
         <w:rPr>
@@ -5499,19 +5159,11 @@
       <w:r>
         <w:rPr>
           <w:rFonts w:asciiTheme="minorHAnsi" w:hAnsiTheme="minorHAnsi" w:cstheme="minorHAnsi"/>
-        </w:rPr>
-        <w:t xml:space="preserve">, </w:t>
-      </w:r>
-      <w:proofErr w:type="spellStart"/>
-      <w:r>
-        <w:rPr>
-          <w:rFonts w:asciiTheme="minorHAnsi" w:hAnsiTheme="minorHAnsi" w:cstheme="minorHAnsi"/>
-          <w:b/>
-          <w:bCs/>
-        </w:rPr>
-        <w:t>PyArrow</w:t>
-      </w:r>
-      <w:proofErr w:type="spellEnd"/>
+          <w:b/>
+          <w:bCs/>
+        </w:rPr>
+        <w:t xml:space="preserve"> and PySpark</w:t>
+      </w:r>
       <w:r>
         <w:rPr>
           <w:rFonts w:asciiTheme="minorHAnsi" w:hAnsiTheme="minorHAnsi" w:cstheme="minorHAnsi"/>
@@ -5559,7 +5211,7 @@
           <w:b/>
           <w:bCs/>
         </w:rPr>
-        <w:t>Airflow DAG</w:t>
+        <w:t>Databricks</w:t>
       </w:r>
       <w:r>
         <w:rPr>
@@ -5737,9 +5389,8 @@
           <w:sz w:val="21"/>
           <w:szCs w:val="21"/>
         </w:rPr>
-        <w:t xml:space="preserve">Python, SQL, PostgreSQL, Apache Airflow, Power BI, Pandas, </w:t>
-      </w:r>
-      <w:proofErr w:type="spellStart"/>
+        <w:t>Python, SQL, PostgreSQL, Power BI,</w:t>
+      </w:r>
       <w:r>
         <w:rPr>
           <w:rFonts w:asciiTheme="minorHAnsi" w:hAnsiTheme="minorHAnsi" w:cstheme="minorHAnsi"/>
@@ -5750,9 +5401,8 @@
           <w:sz w:val="21"/>
           <w:szCs w:val="21"/>
         </w:rPr>
-        <w:t>PyArrow</w:t>
-      </w:r>
-      <w:proofErr w:type="spellEnd"/>
+        <w:t xml:space="preserve"> Airflow</w:t>
+      </w:r>
       <w:r>
         <w:rPr>
           <w:rFonts w:asciiTheme="minorHAnsi" w:hAnsiTheme="minorHAnsi" w:cstheme="minorHAnsi"/>
@@ -5763,7 +5413,19 @@
           <w:sz w:val="21"/>
           <w:szCs w:val="21"/>
         </w:rPr>
-        <w:t>, Parquet, Agile</w:t>
+        <w:t xml:space="preserve">, </w:t>
+      </w:r>
+      <w:r>
+        <w:rPr>
+          <w:rFonts w:asciiTheme="minorHAnsi" w:hAnsiTheme="minorHAnsi" w:cstheme="minorHAnsi"/>
+          <w:b/>
+          <w:bCs/>
+          <w:i/>
+          <w:iCs/>
+          <w:sz w:val="21"/>
+          <w:szCs w:val="21"/>
+        </w:rPr>
+        <w:t>Pandas, Parquet, Agile</w:t>
       </w:r>
     </w:p>
     <w:bookmarkEnd w:id="0"/>
@@ -5788,7 +5450,6 @@
           <w:szCs w:val="23"/>
         </w:rPr>
       </w:pPr>
-      <w:proofErr w:type="spellStart"/>
       <w:r>
         <w:rPr>
           <w:rFonts w:asciiTheme="minorHAnsi" w:eastAsia="Calibri" w:hAnsiTheme="minorHAnsi" w:cstheme="minorHAnsi"/>
@@ -5797,18 +5458,7 @@
           <w:sz w:val="23"/>
           <w:szCs w:val="23"/>
         </w:rPr>
-        <w:t>AmNet</w:t>
-      </w:r>
-      <w:proofErr w:type="spellEnd"/>
-      <w:r>
-        <w:rPr>
-          <w:rFonts w:asciiTheme="minorHAnsi" w:eastAsia="Calibri" w:hAnsiTheme="minorHAnsi" w:cstheme="minorHAnsi"/>
-          <w:b/>
-          <w:color w:val="2E74B5" w:themeColor="accent1" w:themeShade="BF"/>
-          <w:sz w:val="23"/>
-          <w:szCs w:val="23"/>
-        </w:rPr>
-        <w:t xml:space="preserve"> Services Inc., Fairfield, NJ </w:t>
+        <w:t xml:space="preserve">AmNet Services Inc., Fairfield, NJ </w:t>
       </w:r>
       <w:r>
         <w:rPr>
@@ -5991,7 +5641,6 @@
         </w:rPr>
         <w:t xml:space="preserve">Designed and implemented a dimensional data warehouse model using </w:t>
       </w:r>
-      <w:proofErr w:type="spellStart"/>
       <w:r>
         <w:rPr>
           <w:rFonts w:asciiTheme="minorHAnsi" w:hAnsiTheme="minorHAnsi" w:cstheme="minorHAnsi"/>
@@ -6000,18 +5649,7 @@
           <w:sz w:val="22"/>
           <w:szCs w:val="22"/>
         </w:rPr>
-        <w:t>ERwin</w:t>
-      </w:r>
-      <w:proofErr w:type="spellEnd"/>
-      <w:r>
-        <w:rPr>
-          <w:rFonts w:asciiTheme="minorHAnsi" w:hAnsiTheme="minorHAnsi" w:cstheme="minorHAnsi"/>
-          <w:b/>
-          <w:bCs/>
-          <w:sz w:val="22"/>
-          <w:szCs w:val="22"/>
-        </w:rPr>
-        <w:t xml:space="preserve"> Data Modeler</w:t>
+        <w:t>ERwin Data Modeler</w:t>
       </w:r>
       <w:r>
         <w:rPr>
@@ -6127,7 +5765,6 @@
         </w:rPr>
         <w:t xml:space="preserve"> and </w:t>
       </w:r>
-      <w:proofErr w:type="spellStart"/>
       <w:r>
         <w:rPr>
           <w:rFonts w:asciiTheme="minorHAnsi" w:hAnsiTheme="minorHAnsi" w:cstheme="minorHAnsi"/>
@@ -6136,18 +5773,7 @@
           <w:sz w:val="22"/>
           <w:szCs w:val="22"/>
         </w:rPr>
-        <w:t>PowerBI</w:t>
-      </w:r>
-      <w:proofErr w:type="spellEnd"/>
-      <w:r>
-        <w:rPr>
-          <w:rFonts w:asciiTheme="minorHAnsi" w:hAnsiTheme="minorHAnsi" w:cstheme="minorHAnsi"/>
-          <w:b/>
-          <w:bCs/>
-          <w:sz w:val="22"/>
-          <w:szCs w:val="22"/>
-        </w:rPr>
-        <w:t xml:space="preserve"> dashboards</w:t>
+        <w:t>PowerBI dashboards</w:t>
       </w:r>
       <w:r>
         <w:rPr>

--- a/assets/rog.docx
+++ b/assets/rog.docx
@@ -110,13 +110,25 @@
         <w:rPr>
           <w:rFonts w:ascii="Times New Roman" w:hAnsi="Times New Roman" w:cs="Times New Roman"/>
         </w:rPr>
-        <w:t xml:space="preserve"> (</w:t>
-      </w:r>
-      <w:r>
-        <w:rPr>
-          <w:rFonts w:asciiTheme="minorHAnsi" w:hAnsiTheme="minorHAnsi" w:cstheme="minorHAnsi"/>
-        </w:rPr>
-        <w:t>917) 497-6979</w:t>
+        <w:t>(</w:t>
+      </w:r>
+      <w:r>
+        <w:rPr>
+          <w:rFonts w:asciiTheme="minorHAnsi" w:hAnsiTheme="minorHAnsi" w:cstheme="minorHAnsi"/>
+        </w:rPr>
+        <w:t>917) 497-</w:t>
+      </w:r>
+      <w:r>
+        <w:rPr>
+          <w:rFonts w:asciiTheme="minorHAnsi" w:hAnsiTheme="minorHAnsi" w:cstheme="minorHAnsi"/>
+        </w:rPr>
+        <w:t>6979</w:t>
+      </w:r>
+      <w:r>
+        <w:rPr>
+          <w:rFonts w:asciiTheme="minorHAnsi" w:hAnsiTheme="minorHAnsi" w:cstheme="minorHAnsi"/>
+        </w:rPr>
+        <w:t xml:space="preserve"> |</w:t>
       </w:r>
       <w:r>
         <w:rPr>
@@ -128,24 +140,6 @@
         <w:rPr>
           <w:rFonts w:asciiTheme="minorHAnsi" w:hAnsiTheme="minorHAnsi" w:cstheme="minorHAnsi"/>
         </w:rPr>
-        <w:t xml:space="preserve"> </w:t>
-      </w:r>
-      <w:r>
-        <w:rPr>
-          <w:rFonts w:asciiTheme="minorHAnsi" w:hAnsiTheme="minorHAnsi" w:cstheme="minorHAnsi"/>
-        </w:rPr>
-        <w:t>|</w:t>
-      </w:r>
-      <w:r>
-        <w:rPr>
-          <w:rFonts w:asciiTheme="minorHAnsi" w:hAnsiTheme="minorHAnsi" w:cstheme="minorHAnsi"/>
-        </w:rPr>
-        <w:t xml:space="preserve"> </w:t>
-      </w:r>
-      <w:r>
-        <w:rPr>
-          <w:rFonts w:asciiTheme="minorHAnsi" w:hAnsiTheme="minorHAnsi" w:cstheme="minorHAnsi"/>
-        </w:rPr>
         <w:t xml:space="preserve">  </w:t>
       </w:r>
       <w:r>
@@ -158,25 +152,19 @@
         <w:rPr>
           <w:rFonts w:asciiTheme="minorHAnsi" w:hAnsiTheme="minorHAnsi" w:cstheme="minorHAnsi"/>
         </w:rPr>
-        <w:t>, VA</w:t>
-      </w:r>
-      <w:r>
-        <w:rPr>
-          <w:rFonts w:asciiTheme="minorHAnsi" w:hAnsiTheme="minorHAnsi" w:cstheme="minorHAnsi"/>
-        </w:rPr>
-        <w:t xml:space="preserve"> </w:t>
-      </w:r>
-      <w:r>
-        <w:rPr>
-          <w:rFonts w:asciiTheme="minorHAnsi" w:hAnsiTheme="minorHAnsi" w:cstheme="minorHAnsi"/>
-        </w:rPr>
-        <w:t xml:space="preserve"> </w:t>
-      </w:r>
-      <w:r>
-        <w:rPr>
-          <w:rFonts w:asciiTheme="minorHAnsi" w:hAnsiTheme="minorHAnsi" w:cstheme="minorHAnsi"/>
-        </w:rPr>
-        <w:t>|</w:t>
+        <w:t xml:space="preserve">, </w:t>
+      </w:r>
+      <w:r>
+        <w:rPr>
+          <w:rFonts w:asciiTheme="minorHAnsi" w:hAnsiTheme="minorHAnsi" w:cstheme="minorHAnsi"/>
+        </w:rPr>
+        <w:t>VA</w:t>
+      </w:r>
+      <w:r>
+        <w:rPr>
+          <w:rFonts w:asciiTheme="minorHAnsi" w:hAnsiTheme="minorHAnsi" w:cstheme="minorHAnsi"/>
+        </w:rPr>
+        <w:t xml:space="preserve"> |</w:t>
       </w:r>
       <w:r>
         <w:rPr>
@@ -304,19 +292,91 @@
         <w:rPr>
           <w:rFonts w:asciiTheme="minorHAnsi" w:hAnsiTheme="minorHAnsi" w:cstheme="minorHAnsi"/>
         </w:rPr>
-        <w:t>Data Engineer with 6</w:t>
-      </w:r>
-      <w:r>
-        <w:rPr>
-          <w:rFonts w:asciiTheme="minorHAnsi" w:hAnsiTheme="minorHAnsi" w:cstheme="minorHAnsi"/>
-        </w:rPr>
-        <w:t>+</w:t>
-      </w:r>
-      <w:r>
-        <w:rPr>
-          <w:rFonts w:asciiTheme="minorHAnsi" w:hAnsiTheme="minorHAnsi" w:cstheme="minorHAnsi"/>
-        </w:rPr>
-        <w:t xml:space="preserve"> years of experience specializing in automated ETL pipelines and healthcare interoperability. I have a strong track record of migrating legacy systems to the cloud and delivering high-quality data products in Agile environments. Currently, I am focused on the intersection of traditional data engineering and LLM-driven development to build more intelligent, low-latency applications.</w:t>
+        <w:t xml:space="preserve">Data Engineer with 6 years of experience specializing in </w:t>
+      </w:r>
+      <w:r>
+        <w:rPr>
+          <w:rFonts w:asciiTheme="minorHAnsi" w:hAnsiTheme="minorHAnsi" w:cstheme="minorHAnsi"/>
+          <w:b/>
+          <w:bCs/>
+        </w:rPr>
+        <w:t>healthcare data engineering, payer/TPA systems, ETL, and legacy-to-modern platform migration</w:t>
+      </w:r>
+      <w:r>
+        <w:rPr>
+          <w:rFonts w:asciiTheme="minorHAnsi" w:hAnsiTheme="minorHAnsi" w:cstheme="minorHAnsi"/>
+        </w:rPr>
+        <w:t xml:space="preserve">. Experienced with </w:t>
+      </w:r>
+      <w:proofErr w:type="spellStart"/>
+      <w:r>
+        <w:rPr>
+          <w:rFonts w:asciiTheme="minorHAnsi" w:hAnsiTheme="minorHAnsi" w:cstheme="minorHAnsi"/>
+          <w:b/>
+          <w:bCs/>
+        </w:rPr>
+        <w:t>HealthRules</w:t>
+      </w:r>
+      <w:proofErr w:type="spellEnd"/>
+      <w:r>
+        <w:rPr>
+          <w:rFonts w:asciiTheme="minorHAnsi" w:hAnsiTheme="minorHAnsi" w:cstheme="minorHAnsi"/>
+          <w:b/>
+          <w:bCs/>
+        </w:rPr>
+        <w:t xml:space="preserve"> Payer (HRP), claims, eligibility, accumulator, provider, and financial data</w:t>
+      </w:r>
+      <w:r>
+        <w:rPr>
+          <w:rFonts w:asciiTheme="minorHAnsi" w:hAnsiTheme="minorHAnsi" w:cstheme="minorHAnsi"/>
+        </w:rPr>
+        <w:t xml:space="preserve">, building and optimizing SQL-based data pipelines and reporting solutions across on-premises and cloud environments. Proven track record of translating complex healthcare business requirements into scalable data solutions while ensuring data accuracy, reliability, and production readiness. Currently expanding into </w:t>
+      </w:r>
+      <w:r>
+        <w:rPr>
+          <w:rFonts w:asciiTheme="minorHAnsi" w:hAnsiTheme="minorHAnsi" w:cstheme="minorHAnsi"/>
+          <w:b/>
+          <w:bCs/>
+        </w:rPr>
+        <w:t xml:space="preserve">modern data engineering with Apache Spark, Databricks, and </w:t>
+      </w:r>
+      <w:proofErr w:type="spellStart"/>
+      <w:r>
+        <w:rPr>
+          <w:rFonts w:asciiTheme="minorHAnsi" w:hAnsiTheme="minorHAnsi" w:cstheme="minorHAnsi"/>
+          <w:b/>
+          <w:bCs/>
+        </w:rPr>
+        <w:t>lakehouse</w:t>
+      </w:r>
+      <w:proofErr w:type="spellEnd"/>
+      <w:r>
+        <w:rPr>
+          <w:rFonts w:asciiTheme="minorHAnsi" w:hAnsiTheme="minorHAnsi" w:cstheme="minorHAnsi"/>
+          <w:b/>
+          <w:bCs/>
+        </w:rPr>
+        <w:t xml:space="preserve"> architectures</w:t>
+      </w:r>
+      <w:r>
+        <w:rPr>
+          <w:rFonts w:asciiTheme="minorHAnsi" w:hAnsiTheme="minorHAnsi" w:cstheme="minorHAnsi"/>
+        </w:rPr>
+        <w:t xml:space="preserve">, with hands-on experience building end-to-end data platforms using </w:t>
+      </w:r>
+      <w:r>
+        <w:rPr>
+          <w:rFonts w:asciiTheme="minorHAnsi" w:hAnsiTheme="minorHAnsi" w:cstheme="minorHAnsi"/>
+          <w:b/>
+          <w:bCs/>
+        </w:rPr>
+        <w:t>Medallion architecture, Delta Lake, and AI-powered analytics</w:t>
+      </w:r>
+      <w:r>
+        <w:rPr>
+          <w:rFonts w:asciiTheme="minorHAnsi" w:hAnsiTheme="minorHAnsi" w:cstheme="minorHAnsi"/>
+        </w:rPr>
+        <w:t>.</w:t>
       </w:r>
     </w:p>
     <w:p>
@@ -463,7 +523,7 @@
                 <w:sz w:val="23"/>
                 <w:szCs w:val="23"/>
               </w:rPr>
-              <w:t>Business Intelligence Tools</w:t>
+              <w:t>Data Engineering</w:t>
             </w:r>
             <w:r>
               <w:rPr>
@@ -518,7 +578,23 @@
                 <w:rFonts w:asciiTheme="minorHAnsi" w:eastAsia="Noto Sans Symbols" w:hAnsiTheme="minorHAnsi" w:cstheme="minorHAnsi"/>
                 <w:color w:val="000000"/>
               </w:rPr>
-              <w:t>Power BI, SSRS, SSIS</w:t>
+              <w:t xml:space="preserve">SQL, Python, </w:t>
+            </w:r>
+            <w:proofErr w:type="spellStart"/>
+            <w:r>
+              <w:rPr>
+                <w:rFonts w:asciiTheme="minorHAnsi" w:eastAsia="Noto Sans Symbols" w:hAnsiTheme="minorHAnsi" w:cstheme="minorHAnsi"/>
+                <w:color w:val="000000"/>
+              </w:rPr>
+              <w:t>PySpark</w:t>
+            </w:r>
+            <w:proofErr w:type="spellEnd"/>
+            <w:r>
+              <w:rPr>
+                <w:rFonts w:asciiTheme="minorHAnsi" w:eastAsia="Noto Sans Symbols" w:hAnsiTheme="minorHAnsi" w:cstheme="minorHAnsi"/>
+                <w:color w:val="000000"/>
+              </w:rPr>
+              <w:t>, Apache Spark, SSIS, Azure Data Factory, ETL</w:t>
             </w:r>
           </w:p>
         </w:tc>
@@ -548,55 +624,7 @@
                 <w:sz w:val="23"/>
                 <w:szCs w:val="23"/>
               </w:rPr>
-              <w:t>Programming</w:t>
-            </w:r>
-            <w:r>
-              <w:rPr>
-                <w:rFonts w:asciiTheme="minorHAnsi" w:eastAsia="Calibri" w:hAnsiTheme="minorHAnsi" w:cstheme="minorHAnsi"/>
-                <w:b/>
-                <w:color w:val="000000" w:themeColor="text1"/>
-              </w:rPr>
-              <w:t xml:space="preserve"> </w:t>
-            </w:r>
-            <w:r>
-              <w:rPr>
-                <w:rFonts w:asciiTheme="minorHAnsi" w:eastAsia="Calibri" w:hAnsiTheme="minorHAnsi" w:cstheme="minorHAnsi"/>
-                <w:b/>
-                <w:color w:val="000000" w:themeColor="text1"/>
-                <w:sz w:val="23"/>
-                <w:szCs w:val="23"/>
-              </w:rPr>
-              <w:t>Languages</w:t>
-            </w:r>
-            <w:r>
-              <w:rPr>
-                <w:rFonts w:asciiTheme="minorHAnsi" w:eastAsia="Calibri" w:hAnsiTheme="minorHAnsi" w:cstheme="minorHAnsi"/>
-                <w:b/>
-                <w:color w:val="000000" w:themeColor="text1"/>
-                <w:sz w:val="23"/>
-                <w:szCs w:val="23"/>
-              </w:rPr>
-              <w:tab/>
-            </w:r>
-            <w:r>
-              <w:rPr>
-                <w:rFonts w:asciiTheme="minorHAnsi" w:eastAsia="Calibri" w:hAnsiTheme="minorHAnsi" w:cstheme="minorHAnsi"/>
-                <w:b/>
-                <w:color w:val="000000" w:themeColor="text1"/>
-                <w:sz w:val="23"/>
-                <w:szCs w:val="23"/>
-              </w:rPr>
-              <w:tab/>
-            </w:r>
-            <w:r>
-              <w:rPr>
-                <w:rFonts w:asciiTheme="minorHAnsi" w:eastAsia="Calibri" w:hAnsiTheme="minorHAnsi" w:cstheme="minorHAnsi"/>
-                <w:b/>
-                <w:color w:val="000000" w:themeColor="text1"/>
-                <w:sz w:val="23"/>
-                <w:szCs w:val="23"/>
-              </w:rPr>
-              <w:tab/>
+              <w:t>Cloud &amp; Lakehouse</w:t>
             </w:r>
           </w:p>
         </w:tc>
@@ -621,35 +649,7 @@
                 <w:rFonts w:asciiTheme="minorHAnsi" w:eastAsia="Noto Sans Symbols" w:hAnsiTheme="minorHAnsi" w:cstheme="minorHAnsi"/>
                 <w:color w:val="000000"/>
               </w:rPr>
-              <w:t>SQL, Python</w:t>
-            </w:r>
-            <w:r>
-              <w:rPr>
-                <w:rFonts w:asciiTheme="minorHAnsi" w:eastAsia="Noto Sans Symbols" w:hAnsiTheme="minorHAnsi" w:cstheme="minorHAnsi"/>
-                <w:color w:val="000000"/>
-              </w:rPr>
-              <w:t xml:space="preserve"> (pandas, pyspark, matplotlib, etc.)</w:t>
-            </w:r>
-            <w:r>
-              <w:rPr>
-                <w:rFonts w:asciiTheme="minorHAnsi" w:eastAsia="Noto Sans Symbols" w:hAnsiTheme="minorHAnsi" w:cstheme="minorHAnsi"/>
-                <w:color w:val="000000"/>
-              </w:rPr>
-              <w:t xml:space="preserve">, JavaScript, </w:t>
-            </w:r>
-            <w:r>
-              <w:rPr>
-                <w:rFonts w:asciiTheme="minorHAnsi" w:eastAsia="Noto Sans Symbols" w:hAnsiTheme="minorHAnsi" w:cstheme="minorHAnsi"/>
-                <w:color w:val="000000"/>
-              </w:rPr>
-              <w:t>HTML</w:t>
-            </w:r>
-            <w:r>
-              <w:rPr>
-                <w:rFonts w:asciiTheme="minorHAnsi" w:eastAsia="Noto Sans Symbols" w:hAnsiTheme="minorHAnsi" w:cstheme="minorHAnsi"/>
-                <w:color w:val="000000"/>
-              </w:rPr>
-              <w:t>/CSS</w:t>
+              <w:t>Azure, Databricks, Delta Lake, Medallion Architecture</w:t>
             </w:r>
           </w:p>
         </w:tc>
@@ -724,8 +724,17 @@
                 <w:rFonts w:asciiTheme="minorHAnsi" w:eastAsia="Noto Sans Symbols" w:hAnsiTheme="minorHAnsi" w:cstheme="minorHAnsi"/>
                 <w:color w:val="000000"/>
               </w:rPr>
-              <w:t>MS SQL, PostgreSQL</w:t>
+              <w:t xml:space="preserve">SQL Server, Azure SQL, PostgreSQL, </w:t>
             </w:r>
+            <w:proofErr w:type="spellStart"/>
+            <w:r>
+              <w:rPr>
+                <w:rFonts w:asciiTheme="minorHAnsi" w:eastAsia="Noto Sans Symbols" w:hAnsiTheme="minorHAnsi" w:cstheme="minorHAnsi"/>
+                <w:color w:val="000000"/>
+              </w:rPr>
+              <w:t>DuckDB</w:t>
+            </w:r>
+            <w:proofErr w:type="spellEnd"/>
           </w:p>
         </w:tc>
       </w:tr>
@@ -754,47 +763,7 @@
                 <w:sz w:val="23"/>
                 <w:szCs w:val="23"/>
               </w:rPr>
-              <w:t>Big Data Tech</w:t>
-            </w:r>
-            <w:r>
-              <w:rPr>
-                <w:rFonts w:asciiTheme="minorHAnsi" w:eastAsia="Calibri" w:hAnsiTheme="minorHAnsi" w:cstheme="minorHAnsi"/>
-                <w:b/>
-                <w:color w:val="000000" w:themeColor="text1"/>
-                <w:sz w:val="23"/>
-                <w:szCs w:val="23"/>
-              </w:rPr>
-              <w:tab/>
-            </w:r>
-            <w:r>
-              <w:rPr>
-                <w:rFonts w:asciiTheme="minorHAnsi" w:eastAsia="Calibri" w:hAnsiTheme="minorHAnsi" w:cstheme="minorHAnsi"/>
-                <w:b/>
-                <w:color w:val="000000" w:themeColor="text1"/>
-                <w:sz w:val="23"/>
-                <w:szCs w:val="23"/>
-              </w:rPr>
-              <w:tab/>
-            </w:r>
-            <w:r>
-              <w:rPr>
-                <w:rFonts w:asciiTheme="minorHAnsi" w:eastAsia="Calibri" w:hAnsiTheme="minorHAnsi" w:cstheme="minorHAnsi"/>
-                <w:b/>
-                <w:color w:val="000000" w:themeColor="text1"/>
-                <w:sz w:val="23"/>
-                <w:szCs w:val="23"/>
-              </w:rPr>
-              <w:tab/>
-            </w:r>
-            <w:r>
-              <w:rPr>
-                <w:rFonts w:asciiTheme="minorHAnsi" w:eastAsia="Calibri" w:hAnsiTheme="minorHAnsi" w:cstheme="minorHAnsi"/>
-                <w:b/>
-                <w:color w:val="000000" w:themeColor="text1"/>
-                <w:sz w:val="23"/>
-                <w:szCs w:val="23"/>
-              </w:rPr>
-              <w:tab/>
+              <w:t>BI &amp; Reporting</w:t>
             </w:r>
           </w:p>
         </w:tc>
@@ -819,7 +788,7 @@
                 <w:rFonts w:asciiTheme="minorHAnsi" w:eastAsia="Noto Sans Symbols" w:hAnsiTheme="minorHAnsi" w:cstheme="minorHAnsi"/>
                 <w:color w:val="000000"/>
               </w:rPr>
-              <w:t>Apache Spark, Delta Lake</w:t>
+              <w:t>Power BI, SSRS</w:t>
             </w:r>
           </w:p>
         </w:tc>
@@ -855,37 +824,7 @@
                 <w:sz w:val="23"/>
                 <w:szCs w:val="23"/>
               </w:rPr>
-              <w:t>Web Frameworks &amp; APIs</w:t>
-            </w:r>
-            <w:r>
-              <w:rPr>
-                <w:rFonts w:asciiTheme="minorHAnsi" w:eastAsia="Calibri" w:hAnsiTheme="minorHAnsi" w:cstheme="minorHAnsi"/>
-                <w:b/>
-                <w:color w:val="000000" w:themeColor="text1"/>
-                <w:sz w:val="23"/>
-                <w:szCs w:val="23"/>
-              </w:rPr>
-              <w:tab/>
-            </w:r>
-            <w:r>
-              <w:rPr>
-                <w:rFonts w:asciiTheme="minorHAnsi" w:eastAsia="Calibri" w:hAnsiTheme="minorHAnsi" w:cstheme="minorHAnsi"/>
-                <w:b/>
-                <w:color w:val="000000" w:themeColor="text1"/>
-                <w:sz w:val="23"/>
-                <w:szCs w:val="23"/>
-              </w:rPr>
-              <w:tab/>
-            </w:r>
-            <w:r>
-              <w:rPr>
-                <w:rFonts w:asciiTheme="minorHAnsi" w:eastAsia="Calibri" w:hAnsiTheme="minorHAnsi" w:cstheme="minorHAnsi"/>
-                <w:b/>
-                <w:color w:val="000000" w:themeColor="text1"/>
-                <w:sz w:val="23"/>
-                <w:szCs w:val="23"/>
-              </w:rPr>
-              <w:tab/>
+              <w:t>Data Integration</w:t>
             </w:r>
           </w:p>
         </w:tc>
@@ -913,7 +852,23 @@
                 <w:rFonts w:asciiTheme="minorHAnsi" w:eastAsia="Noto Sans Symbols" w:hAnsiTheme="minorHAnsi" w:cstheme="minorHAnsi"/>
                 <w:color w:val="000000"/>
               </w:rPr>
-              <w:t>FastAPI, React, Electron, RESTful APIs, OAuth, Kalshi API, GDELT GKG</w:t>
+              <w:t xml:space="preserve">EDI 834/837, REST APIs, FTP, </w:t>
+            </w:r>
+            <w:proofErr w:type="spellStart"/>
+            <w:r>
+              <w:rPr>
+                <w:rFonts w:asciiTheme="minorHAnsi" w:eastAsia="Noto Sans Symbols" w:hAnsiTheme="minorHAnsi" w:cstheme="minorHAnsi"/>
+                <w:color w:val="000000"/>
+              </w:rPr>
+              <w:t>ActiveBatch</w:t>
+            </w:r>
+            <w:proofErr w:type="spellEnd"/>
+            <w:r>
+              <w:rPr>
+                <w:rFonts w:asciiTheme="minorHAnsi" w:eastAsia="Noto Sans Symbols" w:hAnsiTheme="minorHAnsi" w:cstheme="minorHAnsi"/>
+                <w:color w:val="000000"/>
+              </w:rPr>
+              <w:t>, SQL Server Agent</w:t>
             </w:r>
           </w:p>
         </w:tc>
@@ -942,31 +897,12 @@
               <w:rPr>
                 <w:rFonts w:asciiTheme="minorHAnsi" w:eastAsia="Calibri" w:hAnsiTheme="minorHAnsi" w:cstheme="minorHAnsi"/>
                 <w:b/>
+                <w:bCs/>
                 <w:color w:val="000000" w:themeColor="text1"/>
                 <w:sz w:val="23"/>
                 <w:szCs w:val="23"/>
               </w:rPr>
-              <w:t>Cloud Computing Frameworks</w:t>
-            </w:r>
-            <w:r>
-              <w:rPr>
-                <w:rFonts w:asciiTheme="minorHAnsi" w:eastAsia="Calibri" w:hAnsiTheme="minorHAnsi" w:cstheme="minorHAnsi"/>
-                <w:b/>
-                <w:color w:val="000000" w:themeColor="text1"/>
-                <w:sz w:val="23"/>
-                <w:szCs w:val="23"/>
-              </w:rPr>
-              <w:tab/>
-            </w:r>
-            <w:r>
-              <w:rPr>
-                <w:rFonts w:asciiTheme="minorHAnsi" w:eastAsia="Calibri" w:hAnsiTheme="minorHAnsi" w:cstheme="minorHAnsi"/>
-                <w:b/>
-                <w:color w:val="000000" w:themeColor="text1"/>
-                <w:sz w:val="23"/>
-                <w:szCs w:val="23"/>
-              </w:rPr>
-              <w:tab/>
+              <w:t>Workflow &amp; DevOps</w:t>
             </w:r>
           </w:p>
         </w:tc>
@@ -991,7 +927,23 @@
                 <w:rFonts w:asciiTheme="minorHAnsi" w:eastAsia="Noto Sans Symbols" w:hAnsiTheme="minorHAnsi" w:cstheme="minorHAnsi"/>
                 <w:color w:val="000000"/>
               </w:rPr>
-              <w:t>Azure Cloud services (Data Factory), Amazon Web Services (AWS), Databricks</w:t>
+              <w:t xml:space="preserve">Airflow, </w:t>
+            </w:r>
+            <w:proofErr w:type="spellStart"/>
+            <w:r>
+              <w:rPr>
+                <w:rFonts w:asciiTheme="minorHAnsi" w:eastAsia="Noto Sans Symbols" w:hAnsiTheme="minorHAnsi" w:cstheme="minorHAnsi"/>
+                <w:color w:val="000000"/>
+              </w:rPr>
+              <w:t>Dagster</w:t>
+            </w:r>
+            <w:proofErr w:type="spellEnd"/>
+            <w:r>
+              <w:rPr>
+                <w:rFonts w:asciiTheme="minorHAnsi" w:eastAsia="Noto Sans Symbols" w:hAnsiTheme="minorHAnsi" w:cstheme="minorHAnsi"/>
+                <w:color w:val="000000"/>
+              </w:rPr>
+              <w:t>, Docker, Git, Jenkins, Jira</w:t>
             </w:r>
           </w:p>
         </w:tc>
@@ -1027,7 +979,7 @@
                 <w:sz w:val="23"/>
                 <w:szCs w:val="23"/>
               </w:rPr>
-              <w:t>Workflow Tools &amp; Integration Services</w:t>
+              <w:t>Application &amp; A</w:t>
             </w:r>
             <w:r>
               <w:rPr>
@@ -1037,7 +989,7 @@
                 <w:sz w:val="23"/>
                 <w:szCs w:val="23"/>
               </w:rPr>
-              <w:tab/>
+              <w:t>I</w:t>
             </w:r>
           </w:p>
         </w:tc>
@@ -1057,171 +1009,53 @@
                 <w:color w:val="000000"/>
               </w:rPr>
             </w:pPr>
+            <w:proofErr w:type="spellStart"/>
             <w:r>
               <w:rPr>
                 <w:rFonts w:asciiTheme="minorHAnsi" w:eastAsia="Noto Sans Symbols" w:hAnsiTheme="minorHAnsi" w:cstheme="minorHAnsi"/>
                 <w:color w:val="000000"/>
               </w:rPr>
-              <w:t>D</w:t>
+              <w:t>FastAPI</w:t>
             </w:r>
+            <w:proofErr w:type="spellEnd"/>
             <w:r>
               <w:rPr>
                 <w:rFonts w:asciiTheme="minorHAnsi" w:eastAsia="Noto Sans Symbols" w:hAnsiTheme="minorHAnsi" w:cstheme="minorHAnsi"/>
                 <w:color w:val="000000"/>
               </w:rPr>
-              <w:t>ocker, GIT, Jenkins, Dagster, Uvicorn, Airflow, Jira, ActiveBatch</w:t>
+              <w:t xml:space="preserve">, React, Electron, </w:t>
             </w:r>
-          </w:p>
-        </w:tc>
-      </w:tr>
-      <w:tr>
-        <w:trPr>
-          <w:trHeight w:val="233"/>
-        </w:trPr>
-        <w:tc>
-          <w:tcPr>
-            <w:tcW w:w="4140" w:type="dxa"/>
-          </w:tcPr>
-          <w:p>
-            <w:pPr>
-              <w:widowControl w:val="0"/>
-              <w:spacing w:before="12" w:line="240" w:lineRule="auto"/>
-              <w:ind w:right="-576"/>
-              <w:contextualSpacing/>
-              <w:jc w:val="both"/>
-              <w:rPr>
-                <w:rFonts w:asciiTheme="minorHAnsi" w:eastAsia="Calibri" w:hAnsiTheme="minorHAnsi" w:cstheme="minorHAnsi"/>
-                <w:b/>
-                <w:color w:val="000000" w:themeColor="text1"/>
-                <w:sz w:val="23"/>
-                <w:szCs w:val="23"/>
-              </w:rPr>
-            </w:pPr>
-            <w:r>
-              <w:rPr>
-                <w:rFonts w:asciiTheme="minorHAnsi" w:eastAsia="Calibri" w:hAnsiTheme="minorHAnsi" w:cstheme="minorHAnsi"/>
-                <w:b/>
-                <w:bCs/>
-                <w:color w:val="000000" w:themeColor="text1"/>
-                <w:sz w:val="23"/>
-                <w:szCs w:val="23"/>
-              </w:rPr>
-              <w:t>AI, LLMs &amp; Agentic Tools</w:t>
-            </w:r>
-          </w:p>
-        </w:tc>
-        <w:tc>
-          <w:tcPr>
-            <w:tcW w:w="7290" w:type="dxa"/>
-          </w:tcPr>
-          <w:p>
-            <w:pPr>
-              <w:widowControl w:val="0"/>
-              <w:spacing w:before="12" w:line="240" w:lineRule="auto"/>
-              <w:ind w:right="-576"/>
-              <w:contextualSpacing/>
-              <w:jc w:val="both"/>
-              <w:rPr>
-                <w:rFonts w:asciiTheme="minorHAnsi" w:eastAsia="Noto Sans Symbols" w:hAnsiTheme="minorHAnsi" w:cstheme="minorHAnsi"/>
-                <w:color w:val="000000"/>
-              </w:rPr>
-            </w:pPr>
+            <w:proofErr w:type="spellStart"/>
             <w:r>
               <w:rPr>
                 <w:rFonts w:asciiTheme="minorHAnsi" w:eastAsia="Noto Sans Symbols" w:hAnsiTheme="minorHAnsi" w:cstheme="minorHAnsi"/>
                 <w:color w:val="000000"/>
               </w:rPr>
-              <w:t>Claude Code, Antigravity</w:t>
+              <w:t>ChromaDB</w:t>
             </w:r>
+            <w:proofErr w:type="spellEnd"/>
             <w:r>
               <w:rPr>
                 <w:rFonts w:asciiTheme="minorHAnsi" w:eastAsia="Noto Sans Symbols" w:hAnsiTheme="minorHAnsi" w:cstheme="minorHAnsi"/>
                 <w:color w:val="000000"/>
               </w:rPr>
-              <w:t>,</w:t>
+              <w:t xml:space="preserve">, OpenAI API, </w:t>
             </w:r>
+            <w:proofErr w:type="spellStart"/>
             <w:r>
               <w:rPr>
                 <w:rFonts w:asciiTheme="minorHAnsi" w:eastAsia="Noto Sans Symbols" w:hAnsiTheme="minorHAnsi" w:cstheme="minorHAnsi"/>
                 <w:color w:val="000000"/>
               </w:rPr>
-              <w:t xml:space="preserve"> ChromaDB</w:t>
+              <w:t>Groq</w:t>
             </w:r>
+            <w:proofErr w:type="spellEnd"/>
             <w:r>
               <w:rPr>
                 <w:rFonts w:asciiTheme="minorHAnsi" w:eastAsia="Noto Sans Symbols" w:hAnsiTheme="minorHAnsi" w:cstheme="minorHAnsi"/>
                 <w:color w:val="000000"/>
               </w:rPr>
-              <w:t xml:space="preserve"> </w:t>
-            </w:r>
-            <w:r>
-              <w:rPr>
-                <w:rFonts w:asciiTheme="minorHAnsi" w:eastAsia="Noto Sans Symbols" w:hAnsiTheme="minorHAnsi" w:cstheme="minorHAnsi"/>
-                <w:color w:val="000000"/>
-              </w:rPr>
-              <w:t xml:space="preserve">OpenAI API, </w:t>
-            </w:r>
-            <w:r>
-              <w:rPr>
-                <w:rFonts w:asciiTheme="minorHAnsi" w:eastAsia="Noto Sans Symbols" w:hAnsiTheme="minorHAnsi" w:cstheme="minorHAnsi"/>
-                <w:color w:val="000000"/>
-              </w:rPr>
-              <w:t xml:space="preserve">Groq API, </w:t>
-            </w:r>
-            <w:r>
-              <w:rPr>
-                <w:rFonts w:asciiTheme="minorHAnsi" w:eastAsia="Noto Sans Symbols" w:hAnsiTheme="minorHAnsi" w:cstheme="minorHAnsi"/>
-                <w:color w:val="000000"/>
-              </w:rPr>
-              <w:t>Whisper</w:t>
-            </w:r>
-            <w:r>
-              <w:rPr>
-                <w:rFonts w:asciiTheme="minorHAnsi" w:eastAsia="Noto Sans Symbols" w:hAnsiTheme="minorHAnsi" w:cstheme="minorHAnsi"/>
-                <w:color w:val="000000"/>
-              </w:rPr>
-              <w:t xml:space="preserve"> (S</w:t>
-            </w:r>
-            <w:r>
-              <w:rPr>
-                <w:rFonts w:asciiTheme="minorHAnsi" w:eastAsia="Noto Sans Symbols" w:hAnsiTheme="minorHAnsi" w:cstheme="minorHAnsi"/>
-                <w:color w:val="000000"/>
-              </w:rPr>
-              <w:t>TT</w:t>
-            </w:r>
-            <w:r>
-              <w:rPr>
-                <w:rFonts w:asciiTheme="minorHAnsi" w:eastAsia="Noto Sans Symbols" w:hAnsiTheme="minorHAnsi" w:cstheme="minorHAnsi"/>
-                <w:color w:val="000000"/>
-              </w:rPr>
-              <w:t>)</w:t>
-            </w:r>
-            <w:r>
-              <w:rPr>
-                <w:rFonts w:asciiTheme="minorHAnsi" w:eastAsia="Noto Sans Symbols" w:hAnsiTheme="minorHAnsi" w:cstheme="minorHAnsi"/>
-                <w:color w:val="000000"/>
-              </w:rPr>
-              <w:t xml:space="preserve">, </w:t>
-            </w:r>
-          </w:p>
-          <w:p>
-            <w:pPr>
-              <w:widowControl w:val="0"/>
-              <w:spacing w:before="12" w:line="240" w:lineRule="auto"/>
-              <w:ind w:right="-576"/>
-              <w:contextualSpacing/>
-              <w:jc w:val="both"/>
-              <w:rPr>
-                <w:rFonts w:asciiTheme="minorHAnsi" w:eastAsia="Noto Sans Symbols" w:hAnsiTheme="minorHAnsi" w:cstheme="minorHAnsi"/>
-                <w:color w:val="000000"/>
-              </w:rPr>
-            </w:pPr>
-            <w:r>
-              <w:rPr>
-                <w:rFonts w:asciiTheme="minorHAnsi" w:eastAsia="Noto Sans Symbols" w:hAnsiTheme="minorHAnsi" w:cstheme="minorHAnsi"/>
-                <w:color w:val="000000"/>
-              </w:rPr>
-              <w:t>Sentiment Analysis (VADER / LLMs)</w:t>
+              <w:t xml:space="preserve"> API</w:t>
             </w:r>
           </w:p>
         </w:tc>
@@ -1229,10 +1063,3289 @@
     </w:tbl>
     <w:p>
       <w:pPr>
+        <w:ind w:right="-582"/>
+        <w:jc w:val="both"/>
+        <w:rPr>
+          <w:rFonts w:asciiTheme="minorHAnsi" w:eastAsia="Calibri" w:hAnsiTheme="minorHAnsi" w:cstheme="minorHAnsi"/>
+          <w:color w:val="000000"/>
+        </w:rPr>
+      </w:pPr>
+    </w:p>
+    <w:p>
+      <w:pPr>
+        <w:spacing w:line="240" w:lineRule="auto"/>
         <w:ind w:left="-450" w:right="-582"/>
         <w:jc w:val="both"/>
         <w:rPr>
-          <w:rFonts w:asciiTheme="minorHAnsi" w:hAnsiTheme="minorHAnsi" w:cstheme="minorHAnsi"/>
+          <w:rFonts w:asciiTheme="minorHAnsi" w:eastAsia="Cambria" w:hAnsiTheme="minorHAnsi" w:cstheme="minorHAnsi"/>
+          <w:b/>
+          <w:color w:val="2E74B5" w:themeColor="accent1" w:themeShade="BF"/>
+          <w:sz w:val="23"/>
+          <w:szCs w:val="23"/>
+        </w:rPr>
+      </w:pPr>
+      <w:r>
+        <w:rPr>
+          <w:rFonts w:asciiTheme="minorHAnsi" w:eastAsia="Cambria" w:hAnsiTheme="minorHAnsi" w:cstheme="minorHAnsi"/>
+          <w:b/>
+          <w:color w:val="2E74B5" w:themeColor="accent1" w:themeShade="BF"/>
+          <w:sz w:val="23"/>
+          <w:szCs w:val="23"/>
+        </w:rPr>
+        <w:t>WORK EXPERIENCE</w:t>
+      </w:r>
+    </w:p>
+    <w:p>
+      <w:pPr>
+        <w:spacing w:line="240" w:lineRule="auto"/>
+        <w:ind w:left="-450" w:right="-582"/>
+        <w:jc w:val="both"/>
+        <w:rPr>
+          <w:rFonts w:asciiTheme="minorHAnsi" w:eastAsia="Cambria" w:hAnsiTheme="minorHAnsi" w:cstheme="minorHAnsi"/>
+          <w:b/>
+          <w:color w:val="2E74B5" w:themeColor="accent1" w:themeShade="BF"/>
+          <w:sz w:val="23"/>
+          <w:szCs w:val="23"/>
+        </w:rPr>
+      </w:pPr>
+      <w:r>
+        <w:rPr>
+          <w:rFonts w:asciiTheme="minorHAnsi" w:eastAsia="Cambria" w:hAnsiTheme="minorHAnsi" w:cstheme="minorHAnsi"/>
+          <w:b/>
+          <w:color w:val="2E74B5" w:themeColor="accent1" w:themeShade="BF"/>
+          <w:sz w:val="23"/>
+          <w:szCs w:val="23"/>
+        </w:rPr>
+        <w:t xml:space="preserve"> </w:t>
+      </w:r>
+    </w:p>
+    <w:p>
+      <w:pPr>
+        <w:widowControl w:val="0"/>
+        <w:pBdr>
+          <w:top w:val="nil"/>
+          <w:left w:val="nil"/>
+          <w:bottom w:val="nil"/>
+          <w:right w:val="nil"/>
+          <w:between w:val="nil"/>
+        </w:pBdr>
+        <w:spacing w:line="240" w:lineRule="auto"/>
+        <w:ind w:left="-270" w:right="-582" w:hanging="180"/>
+        <w:jc w:val="both"/>
+        <w:rPr>
+          <w:rFonts w:asciiTheme="minorHAnsi" w:eastAsia="Calibri" w:hAnsiTheme="minorHAnsi" w:cstheme="minorHAnsi"/>
+          <w:b/>
+          <w:color w:val="2E74B5" w:themeColor="accent1" w:themeShade="BF"/>
+          <w:sz w:val="23"/>
+          <w:szCs w:val="23"/>
+        </w:rPr>
+      </w:pPr>
+      <w:proofErr w:type="spellStart"/>
+      <w:r>
+        <w:rPr>
+          <w:rFonts w:asciiTheme="minorHAnsi" w:eastAsia="Calibri" w:hAnsiTheme="minorHAnsi" w:cstheme="minorHAnsi"/>
+          <w:b/>
+          <w:color w:val="2E74B5" w:themeColor="accent1" w:themeShade="BF"/>
+          <w:sz w:val="23"/>
+          <w:szCs w:val="23"/>
+        </w:rPr>
+        <w:t>AmeriBen</w:t>
+      </w:r>
+      <w:proofErr w:type="spellEnd"/>
+      <w:r>
+        <w:rPr>
+          <w:rFonts w:asciiTheme="minorHAnsi" w:eastAsia="Calibri" w:hAnsiTheme="minorHAnsi" w:cstheme="minorHAnsi"/>
+          <w:b/>
+          <w:color w:val="2E74B5" w:themeColor="accent1" w:themeShade="BF"/>
+          <w:sz w:val="23"/>
+          <w:szCs w:val="23"/>
+        </w:rPr>
+        <w:t xml:space="preserve"> (</w:t>
+      </w:r>
+      <w:r>
+        <w:rPr>
+          <w:rFonts w:asciiTheme="minorHAnsi" w:eastAsia="Calibri" w:hAnsiTheme="minorHAnsi" w:cstheme="minorHAnsi"/>
+          <w:b/>
+          <w:color w:val="2E74B5" w:themeColor="accent1" w:themeShade="BF"/>
+          <w:sz w:val="23"/>
+          <w:szCs w:val="23"/>
+        </w:rPr>
+        <w:t>UST Global</w:t>
+      </w:r>
+      <w:r>
+        <w:rPr>
+          <w:rFonts w:asciiTheme="minorHAnsi" w:eastAsia="Calibri" w:hAnsiTheme="minorHAnsi" w:cstheme="minorHAnsi"/>
+          <w:b/>
+          <w:color w:val="2E74B5" w:themeColor="accent1" w:themeShade="BF"/>
+          <w:sz w:val="23"/>
+          <w:szCs w:val="23"/>
+        </w:rPr>
+        <w:t xml:space="preserve"> | Implementation partner), </w:t>
+      </w:r>
+      <w:r>
+        <w:rPr>
+          <w:rFonts w:asciiTheme="minorHAnsi" w:eastAsia="Calibri" w:hAnsiTheme="minorHAnsi" w:cstheme="minorHAnsi"/>
+          <w:b/>
+          <w:color w:val="2E74B5" w:themeColor="accent1" w:themeShade="BF"/>
+          <w:sz w:val="23"/>
+          <w:szCs w:val="23"/>
+        </w:rPr>
+        <w:t>remote</w:t>
+      </w:r>
+      <w:r>
+        <w:rPr>
+          <w:rFonts w:asciiTheme="minorHAnsi" w:eastAsia="Calibri" w:hAnsiTheme="minorHAnsi" w:cstheme="minorHAnsi"/>
+          <w:b/>
+          <w:color w:val="2E74B5" w:themeColor="accent1" w:themeShade="BF"/>
+          <w:sz w:val="23"/>
+          <w:szCs w:val="23"/>
+        </w:rPr>
+        <w:t xml:space="preserve"> (</w:t>
+      </w:r>
+      <w:r>
+        <w:rPr>
+          <w:rFonts w:asciiTheme="minorHAnsi" w:eastAsia="Calibri" w:hAnsiTheme="minorHAnsi" w:cstheme="minorHAnsi"/>
+          <w:b/>
+          <w:i/>
+          <w:color w:val="2E74B5" w:themeColor="accent1" w:themeShade="BF"/>
+          <w:sz w:val="23"/>
+          <w:szCs w:val="23"/>
+        </w:rPr>
+        <w:t>Health insurance)</w:t>
+      </w:r>
+      <w:r>
+        <w:rPr>
+          <w:rFonts w:asciiTheme="minorHAnsi" w:eastAsia="Calibri" w:hAnsiTheme="minorHAnsi" w:cstheme="minorHAnsi"/>
+          <w:b/>
+          <w:color w:val="2E74B5" w:themeColor="accent1" w:themeShade="BF"/>
+          <w:sz w:val="23"/>
+          <w:szCs w:val="23"/>
+        </w:rPr>
+        <w:t xml:space="preserve"> </w:t>
+      </w:r>
+    </w:p>
+    <w:p>
+      <w:pPr>
+        <w:widowControl w:val="0"/>
+        <w:pBdr>
+          <w:top w:val="nil"/>
+          <w:left w:val="nil"/>
+          <w:bottom w:val="nil"/>
+          <w:right w:val="nil"/>
+          <w:between w:val="nil"/>
+        </w:pBdr>
+        <w:spacing w:before="11" w:line="240" w:lineRule="auto"/>
+        <w:ind w:left="-270" w:right="-582" w:hanging="180"/>
+        <w:jc w:val="both"/>
+        <w:rPr>
+          <w:rFonts w:asciiTheme="minorHAnsi" w:eastAsia="Calibri" w:hAnsiTheme="minorHAnsi" w:cstheme="minorHAnsi"/>
+          <w:b/>
+          <w:color w:val="7F7F7F"/>
+        </w:rPr>
+      </w:pPr>
+      <w:r>
+        <w:rPr>
+          <w:rFonts w:asciiTheme="minorHAnsi" w:eastAsia="Calibri" w:hAnsiTheme="minorHAnsi" w:cstheme="minorHAnsi"/>
+          <w:b/>
+          <w:color w:val="2E74B5" w:themeColor="accent1" w:themeShade="BF"/>
+        </w:rPr>
+        <w:t xml:space="preserve"> </w:t>
+      </w:r>
+      <w:r>
+        <w:rPr>
+          <w:rFonts w:asciiTheme="minorHAnsi" w:eastAsia="Calibri" w:hAnsiTheme="minorHAnsi" w:cstheme="minorHAnsi"/>
+          <w:b/>
+          <w:color w:val="2E74B5" w:themeColor="accent1" w:themeShade="BF"/>
+        </w:rPr>
+        <w:t>SQL Server Developer/ Data Engineer</w:t>
+      </w:r>
+      <w:r>
+        <w:rPr>
+          <w:rFonts w:asciiTheme="minorHAnsi" w:eastAsia="Calibri" w:hAnsiTheme="minorHAnsi" w:cstheme="minorHAnsi"/>
+          <w:b/>
+          <w:color w:val="948A54"/>
+        </w:rPr>
+        <w:t xml:space="preserve"> </w:t>
+      </w:r>
+      <w:r>
+        <w:rPr>
+          <w:rFonts w:asciiTheme="minorHAnsi" w:eastAsia="Calibri" w:hAnsiTheme="minorHAnsi" w:cstheme="minorHAnsi"/>
+          <w:b/>
+          <w:color w:val="7F7F7F"/>
+        </w:rPr>
+        <w:t>January</w:t>
+      </w:r>
+      <w:r>
+        <w:rPr>
+          <w:rFonts w:asciiTheme="minorHAnsi" w:eastAsia="Calibri" w:hAnsiTheme="minorHAnsi" w:cstheme="minorHAnsi"/>
+          <w:b/>
+          <w:color w:val="7F7F7F"/>
+        </w:rPr>
+        <w:t xml:space="preserve"> 202</w:t>
+      </w:r>
+      <w:r>
+        <w:rPr>
+          <w:rFonts w:asciiTheme="minorHAnsi" w:eastAsia="Calibri" w:hAnsiTheme="minorHAnsi" w:cstheme="minorHAnsi"/>
+          <w:b/>
+          <w:color w:val="7F7F7F"/>
+        </w:rPr>
+        <w:t>6</w:t>
+      </w:r>
+      <w:r>
+        <w:rPr>
+          <w:rFonts w:asciiTheme="minorHAnsi" w:eastAsia="Calibri" w:hAnsiTheme="minorHAnsi" w:cstheme="minorHAnsi"/>
+          <w:b/>
+          <w:color w:val="7F7F7F"/>
+        </w:rPr>
+        <w:t xml:space="preserve"> – </w:t>
+      </w:r>
+      <w:r>
+        <w:rPr>
+          <w:rFonts w:asciiTheme="minorHAnsi" w:eastAsia="Calibri" w:hAnsiTheme="minorHAnsi" w:cstheme="minorHAnsi"/>
+          <w:b/>
+          <w:color w:val="7F7F7F"/>
+        </w:rPr>
+        <w:t>Current</w:t>
+      </w:r>
+    </w:p>
+    <w:p>
+      <w:pPr>
+        <w:pStyle w:val="ListParagraph"/>
+        <w:numPr>
+          <w:ilvl w:val="0"/>
+          <w:numId w:val="25"/>
+        </w:numPr>
+        <w:spacing w:before="12" w:line="240" w:lineRule="auto"/>
+        <w:ind w:left="-270" w:right="-576" w:hanging="180"/>
+        <w:jc w:val="both"/>
+        <w:rPr>
+          <w:rFonts w:asciiTheme="minorHAnsi" w:hAnsiTheme="minorHAnsi" w:cstheme="minorHAnsi"/>
+        </w:rPr>
+      </w:pPr>
+      <w:r>
+        <w:rPr>
+          <w:rFonts w:asciiTheme="minorHAnsi" w:hAnsiTheme="minorHAnsi" w:cstheme="minorHAnsi"/>
+        </w:rPr>
+        <w:t xml:space="preserve">Contributed to the migration of healthcare reporting from a legacy </w:t>
+      </w:r>
+      <w:r>
+        <w:rPr>
+          <w:rFonts w:asciiTheme="minorHAnsi" w:hAnsiTheme="minorHAnsi" w:cstheme="minorHAnsi"/>
+          <w:b/>
+          <w:bCs/>
+        </w:rPr>
+        <w:t>GBAS</w:t>
+      </w:r>
+      <w:r>
+        <w:rPr>
+          <w:rFonts w:asciiTheme="minorHAnsi" w:hAnsiTheme="minorHAnsi" w:cstheme="minorHAnsi"/>
+        </w:rPr>
+        <w:t xml:space="preserve"> platform to an </w:t>
+      </w:r>
+      <w:r>
+        <w:rPr>
+          <w:rFonts w:asciiTheme="minorHAnsi" w:hAnsiTheme="minorHAnsi" w:cstheme="minorHAnsi"/>
+          <w:b/>
+          <w:bCs/>
+        </w:rPr>
+        <w:t>HRP-based ODS</w:t>
+      </w:r>
+      <w:r>
+        <w:rPr>
+          <w:rFonts w:asciiTheme="minorHAnsi" w:hAnsiTheme="minorHAnsi" w:cstheme="minorHAnsi"/>
+        </w:rPr>
+        <w:t xml:space="preserve"> architecture, supporting the onboarding of self-funded employer groups and transition of </w:t>
+      </w:r>
+      <w:r>
+        <w:rPr>
+          <w:rFonts w:asciiTheme="minorHAnsi" w:hAnsiTheme="minorHAnsi" w:cstheme="minorHAnsi"/>
+          <w:b/>
+          <w:bCs/>
+        </w:rPr>
+        <w:t xml:space="preserve">financial, utilization, claims, </w:t>
+      </w:r>
+      <w:r>
+        <w:rPr>
+          <w:rFonts w:asciiTheme="minorHAnsi" w:hAnsiTheme="minorHAnsi" w:cstheme="minorHAnsi"/>
+          <w:b/>
+          <w:bCs/>
+        </w:rPr>
+        <w:t xml:space="preserve">census, </w:t>
+      </w:r>
+      <w:r>
+        <w:rPr>
+          <w:rFonts w:asciiTheme="minorHAnsi" w:hAnsiTheme="minorHAnsi" w:cstheme="minorHAnsi"/>
+          <w:b/>
+          <w:bCs/>
+        </w:rPr>
+        <w:t>and clinical reporting</w:t>
+      </w:r>
+      <w:r>
+        <w:rPr>
+          <w:rFonts w:asciiTheme="minorHAnsi" w:hAnsiTheme="minorHAnsi" w:cstheme="minorHAnsi"/>
+        </w:rPr>
+        <w:t xml:space="preserve"> to the new platform.</w:t>
+      </w:r>
+    </w:p>
+    <w:p>
+      <w:pPr>
+        <w:pStyle w:val="ListParagraph"/>
+        <w:numPr>
+          <w:ilvl w:val="0"/>
+          <w:numId w:val="25"/>
+        </w:numPr>
+        <w:spacing w:before="12" w:line="240" w:lineRule="auto"/>
+        <w:ind w:left="-270" w:right="-576" w:hanging="180"/>
+        <w:jc w:val="both"/>
+        <w:rPr>
+          <w:rFonts w:asciiTheme="minorHAnsi" w:hAnsiTheme="minorHAnsi" w:cstheme="minorHAnsi"/>
+        </w:rPr>
+      </w:pPr>
+      <w:r>
+        <w:rPr>
+          <w:rFonts w:asciiTheme="minorHAnsi" w:hAnsiTheme="minorHAnsi" w:cstheme="minorHAnsi"/>
+        </w:rPr>
+        <w:t xml:space="preserve">Developed and maintained </w:t>
+      </w:r>
+      <w:r>
+        <w:rPr>
+          <w:rFonts w:asciiTheme="minorHAnsi" w:hAnsiTheme="minorHAnsi" w:cstheme="minorHAnsi"/>
+          <w:b/>
+          <w:bCs/>
+        </w:rPr>
+        <w:t>complex SQL Server reporting logic, stored procedures, merge scripts, and ETL workflows</w:t>
+      </w:r>
+      <w:r>
+        <w:rPr>
+          <w:rFonts w:asciiTheme="minorHAnsi" w:hAnsiTheme="minorHAnsi" w:cstheme="minorHAnsi"/>
+        </w:rPr>
+        <w:t xml:space="preserve"> supporting reports for </w:t>
+      </w:r>
+      <w:r>
+        <w:rPr>
+          <w:rFonts w:asciiTheme="minorHAnsi" w:hAnsiTheme="minorHAnsi" w:cstheme="minorHAnsi"/>
+          <w:b/>
+          <w:bCs/>
+        </w:rPr>
+        <w:t>large claims, financial summaries, contract savings, utilization, lag analysis, and level-of-coverage census</w:t>
+      </w:r>
+      <w:r>
+        <w:rPr>
+          <w:rFonts w:asciiTheme="minorHAnsi" w:hAnsiTheme="minorHAnsi" w:cstheme="minorHAnsi"/>
+        </w:rPr>
+        <w:t xml:space="preserve"> across legacy and modernized data sources.</w:t>
+      </w:r>
+    </w:p>
+    <w:p>
+      <w:pPr>
+        <w:pStyle w:val="ListParagraph"/>
+        <w:numPr>
+          <w:ilvl w:val="0"/>
+          <w:numId w:val="25"/>
+        </w:numPr>
+        <w:spacing w:before="12" w:line="240" w:lineRule="auto"/>
+        <w:ind w:left="-270" w:right="-576" w:hanging="180"/>
+        <w:jc w:val="both"/>
+        <w:rPr>
+          <w:rFonts w:asciiTheme="minorHAnsi" w:hAnsiTheme="minorHAnsi" w:cstheme="minorHAnsi"/>
+        </w:rPr>
+      </w:pPr>
+      <w:r>
+        <w:rPr>
+          <w:rFonts w:asciiTheme="minorHAnsi" w:hAnsiTheme="minorHAnsi" w:cstheme="minorHAnsi"/>
+        </w:rPr>
+        <w:t xml:space="preserve">Built </w:t>
+      </w:r>
+      <w:r>
+        <w:rPr>
+          <w:rFonts w:asciiTheme="minorHAnsi" w:hAnsiTheme="minorHAnsi" w:cstheme="minorHAnsi"/>
+          <w:b/>
+          <w:bCs/>
+        </w:rPr>
+        <w:t>consolidated reporting datasets spanning both GBAS and ODS</w:t>
+      </w:r>
+      <w:r>
+        <w:rPr>
+          <w:rFonts w:asciiTheme="minorHAnsi" w:hAnsiTheme="minorHAnsi" w:cstheme="minorHAnsi"/>
+        </w:rPr>
+        <w:t xml:space="preserve"> during the platform transition, reconciling fundamentally different schemas and business structures to ensure consistent reporting for clients operating across legacy and HRP-derived data.</w:t>
+      </w:r>
+    </w:p>
+    <w:p>
+      <w:pPr>
+        <w:pStyle w:val="ListParagraph"/>
+        <w:numPr>
+          <w:ilvl w:val="0"/>
+          <w:numId w:val="25"/>
+        </w:numPr>
+        <w:spacing w:before="12" w:line="240" w:lineRule="auto"/>
+        <w:ind w:left="-270" w:right="-576" w:hanging="180"/>
+        <w:jc w:val="both"/>
+        <w:rPr>
+          <w:rFonts w:asciiTheme="minorHAnsi" w:hAnsiTheme="minorHAnsi" w:cstheme="minorHAnsi"/>
+        </w:rPr>
+      </w:pPr>
+      <w:r>
+        <w:rPr>
+          <w:rFonts w:asciiTheme="minorHAnsi" w:hAnsiTheme="minorHAnsi" w:cstheme="minorHAnsi"/>
+        </w:rPr>
+        <w:t xml:space="preserve">Investigated data discrepancies through the </w:t>
+      </w:r>
+      <w:r>
+        <w:rPr>
+          <w:rFonts w:asciiTheme="minorHAnsi" w:hAnsiTheme="minorHAnsi" w:cstheme="minorHAnsi"/>
+          <w:b/>
+          <w:bCs/>
+        </w:rPr>
+        <w:t>HPS → ODS transformation pipeline</w:t>
+      </w:r>
+      <w:r>
+        <w:rPr>
+          <w:rFonts w:asciiTheme="minorHAnsi" w:hAnsiTheme="minorHAnsi" w:cstheme="minorHAnsi"/>
+        </w:rPr>
+        <w:t>, analyzing source HRP data, mappings, ETL logic, and downstream reporting objects; implemented corrective changes to ensure accurate representation of migrated healthcare data.</w:t>
+      </w:r>
+    </w:p>
+    <w:p>
+      <w:pPr>
+        <w:pStyle w:val="ListParagraph"/>
+        <w:numPr>
+          <w:ilvl w:val="0"/>
+          <w:numId w:val="25"/>
+        </w:numPr>
+        <w:spacing w:before="12" w:line="240" w:lineRule="auto"/>
+        <w:ind w:left="-270" w:right="-576" w:hanging="180"/>
+        <w:jc w:val="both"/>
+        <w:rPr>
+          <w:rFonts w:asciiTheme="minorHAnsi" w:hAnsiTheme="minorHAnsi" w:cstheme="minorHAnsi"/>
+        </w:rPr>
+      </w:pPr>
+      <w:r>
+        <w:rPr>
+          <w:rFonts w:asciiTheme="minorHAnsi" w:hAnsiTheme="minorHAnsi" w:cstheme="minorHAnsi"/>
+        </w:rPr>
+        <w:t xml:space="preserve">Translated complex </w:t>
+      </w:r>
+      <w:r>
+        <w:rPr>
+          <w:rFonts w:asciiTheme="minorHAnsi" w:hAnsiTheme="minorHAnsi" w:cstheme="minorHAnsi"/>
+          <w:b/>
+          <w:bCs/>
+        </w:rPr>
+        <w:t>payer/TPA business requirements</w:t>
+      </w:r>
+      <w:r>
+        <w:rPr>
+          <w:rFonts w:asciiTheme="minorHAnsi" w:hAnsiTheme="minorHAnsi" w:cstheme="minorHAnsi"/>
+        </w:rPr>
+        <w:t xml:space="preserve"> into production-grade SQL and reporting solutions, resolving ETL issues, SQL performance bottlenecks, cross-database dependencies, and data-quality issues across development, testing, and production environments.</w:t>
+      </w:r>
+    </w:p>
+    <w:p>
+      <w:pPr>
+        <w:pStyle w:val="ListParagraph"/>
+        <w:numPr>
+          <w:ilvl w:val="0"/>
+          <w:numId w:val="25"/>
+        </w:numPr>
+        <w:spacing w:before="12" w:line="240" w:lineRule="auto"/>
+        <w:ind w:left="-270" w:right="-576" w:hanging="180"/>
+        <w:jc w:val="both"/>
+        <w:rPr>
+          <w:rFonts w:asciiTheme="minorHAnsi" w:hAnsiTheme="minorHAnsi" w:cstheme="minorHAnsi"/>
+        </w:rPr>
+      </w:pPr>
+      <w:r>
+        <w:rPr>
+          <w:rFonts w:asciiTheme="minorHAnsi" w:hAnsiTheme="minorHAnsi" w:cstheme="minorHAnsi"/>
+        </w:rPr>
+        <w:t xml:space="preserve">Collaborated with </w:t>
+      </w:r>
+      <w:r>
+        <w:rPr>
+          <w:rFonts w:asciiTheme="minorHAnsi" w:hAnsiTheme="minorHAnsi" w:cstheme="minorHAnsi"/>
+          <w:b/>
+          <w:bCs/>
+        </w:rPr>
+        <w:t>business stakeholders and HRP teams</w:t>
+      </w:r>
+      <w:r>
+        <w:rPr>
+          <w:rFonts w:asciiTheme="minorHAnsi" w:hAnsiTheme="minorHAnsi" w:cstheme="minorHAnsi"/>
+        </w:rPr>
+        <w:t xml:space="preserve"> to understand healthcare reporting requirements, validate data mappings and business rules, and deliver technical solutions aligned with project requirements and migration milestones.</w:t>
+      </w:r>
+    </w:p>
+    <w:p>
+      <w:pPr>
+        <w:spacing w:before="12" w:line="240" w:lineRule="auto"/>
+        <w:ind w:left="-270" w:right="-576" w:hanging="180"/>
+        <w:jc w:val="center"/>
+        <w:rPr>
+          <w:rFonts w:asciiTheme="minorHAnsi" w:hAnsiTheme="minorHAnsi" w:cstheme="minorHAnsi"/>
+          <w:i/>
+          <w:iCs/>
+        </w:rPr>
+      </w:pPr>
+      <w:r>
+        <w:rPr>
+          <w:rFonts w:asciiTheme="minorHAnsi" w:hAnsiTheme="minorHAnsi" w:cstheme="minorHAnsi"/>
+          <w:b/>
+          <w:bCs/>
+          <w:i/>
+          <w:iCs/>
+        </w:rPr>
+        <w:t>Tech Stack: SQL Server 2022</w:t>
+      </w:r>
+      <w:r>
+        <w:rPr>
+          <w:rFonts w:asciiTheme="minorHAnsi" w:hAnsiTheme="minorHAnsi" w:cstheme="minorHAnsi"/>
+          <w:b/>
+          <w:bCs/>
+          <w:i/>
+          <w:iCs/>
+        </w:rPr>
+        <w:t>, Azure SQL</w:t>
+      </w:r>
+      <w:r>
+        <w:rPr>
+          <w:rFonts w:asciiTheme="minorHAnsi" w:hAnsiTheme="minorHAnsi" w:cstheme="minorHAnsi"/>
+          <w:b/>
+          <w:bCs/>
+          <w:i/>
+          <w:iCs/>
+        </w:rPr>
+        <w:t>, SSRS</w:t>
+      </w:r>
+      <w:r>
+        <w:rPr>
+          <w:rFonts w:asciiTheme="minorHAnsi" w:hAnsiTheme="minorHAnsi" w:cstheme="minorHAnsi"/>
+          <w:b/>
+          <w:bCs/>
+          <w:i/>
+          <w:iCs/>
+        </w:rPr>
+        <w:t xml:space="preserve">, SSIS, ETL, </w:t>
+      </w:r>
+      <w:proofErr w:type="spellStart"/>
+      <w:r>
+        <w:rPr>
+          <w:rFonts w:asciiTheme="minorHAnsi" w:hAnsiTheme="minorHAnsi" w:cstheme="minorHAnsi"/>
+          <w:b/>
+          <w:bCs/>
+          <w:i/>
+          <w:iCs/>
+        </w:rPr>
+        <w:t>HealthRules</w:t>
+      </w:r>
+      <w:proofErr w:type="spellEnd"/>
+      <w:r>
+        <w:rPr>
+          <w:rFonts w:asciiTheme="minorHAnsi" w:hAnsiTheme="minorHAnsi" w:cstheme="minorHAnsi"/>
+          <w:b/>
+          <w:bCs/>
+          <w:i/>
+          <w:iCs/>
+        </w:rPr>
+        <w:t xml:space="preserve"> Payer (HRP)</w:t>
+      </w:r>
+    </w:p>
+    <w:p>
+      <w:pPr>
+        <w:spacing w:line="240" w:lineRule="auto"/>
+        <w:ind w:left="-450" w:right="-582"/>
+        <w:jc w:val="both"/>
+        <w:rPr>
+          <w:rFonts w:asciiTheme="minorHAnsi" w:eastAsia="Calibri" w:hAnsiTheme="minorHAnsi" w:cstheme="minorHAnsi"/>
+          <w:color w:val="2E74B5" w:themeColor="accent1" w:themeShade="BF"/>
+        </w:rPr>
+      </w:pPr>
+    </w:p>
+    <w:p>
+      <w:pPr>
+        <w:widowControl w:val="0"/>
+        <w:pBdr>
+          <w:top w:val="nil"/>
+          <w:left w:val="nil"/>
+          <w:bottom w:val="nil"/>
+          <w:right w:val="nil"/>
+          <w:between w:val="nil"/>
+        </w:pBdr>
+        <w:spacing w:line="240" w:lineRule="auto"/>
+        <w:ind w:left="-270" w:right="-582" w:hanging="180"/>
+        <w:jc w:val="both"/>
+        <w:rPr>
+          <w:rFonts w:asciiTheme="minorHAnsi" w:eastAsia="Calibri" w:hAnsiTheme="minorHAnsi" w:cstheme="minorHAnsi"/>
+          <w:b/>
+          <w:color w:val="2E74B5" w:themeColor="accent1" w:themeShade="BF"/>
+          <w:sz w:val="23"/>
+          <w:szCs w:val="23"/>
+        </w:rPr>
+      </w:pPr>
+      <w:r>
+        <w:rPr>
+          <w:rFonts w:asciiTheme="minorHAnsi" w:eastAsia="Cambria" w:hAnsiTheme="minorHAnsi" w:cstheme="minorHAnsi"/>
+          <w:b/>
+          <w:color w:val="2E74B5" w:themeColor="accent1" w:themeShade="BF"/>
+          <w:sz w:val="23"/>
+          <w:szCs w:val="23"/>
+        </w:rPr>
+        <w:t xml:space="preserve"> </w:t>
+      </w:r>
+      <w:r>
+        <w:rPr>
+          <w:rFonts w:asciiTheme="minorHAnsi" w:eastAsia="Calibri" w:hAnsiTheme="minorHAnsi" w:cstheme="minorHAnsi"/>
+          <w:b/>
+          <w:color w:val="2E74B5" w:themeColor="accent1" w:themeShade="BF"/>
+          <w:sz w:val="23"/>
+          <w:szCs w:val="23"/>
+        </w:rPr>
+        <w:t>Blue Cross Blue Shield Arizona</w:t>
+      </w:r>
+      <w:r>
+        <w:rPr>
+          <w:rFonts w:asciiTheme="minorHAnsi" w:eastAsia="Calibri" w:hAnsiTheme="minorHAnsi" w:cstheme="minorHAnsi"/>
+          <w:b/>
+          <w:color w:val="2E74B5" w:themeColor="accent1" w:themeShade="BF"/>
+          <w:sz w:val="23"/>
+          <w:szCs w:val="23"/>
+        </w:rPr>
+        <w:t xml:space="preserve"> (Mastek | Implementation partner)</w:t>
+      </w:r>
+      <w:r>
+        <w:rPr>
+          <w:rFonts w:asciiTheme="minorHAnsi" w:eastAsia="Calibri" w:hAnsiTheme="minorHAnsi" w:cstheme="minorHAnsi"/>
+          <w:b/>
+          <w:color w:val="2E74B5" w:themeColor="accent1" w:themeShade="BF"/>
+          <w:sz w:val="23"/>
+          <w:szCs w:val="23"/>
+        </w:rPr>
+        <w:t>, Phoenix, AZ (</w:t>
+      </w:r>
+      <w:r>
+        <w:rPr>
+          <w:rFonts w:asciiTheme="minorHAnsi" w:eastAsia="Calibri" w:hAnsiTheme="minorHAnsi" w:cstheme="minorHAnsi"/>
+          <w:b/>
+          <w:i/>
+          <w:color w:val="2E74B5" w:themeColor="accent1" w:themeShade="BF"/>
+          <w:sz w:val="23"/>
+          <w:szCs w:val="23"/>
+        </w:rPr>
+        <w:t>Health insurance)</w:t>
+      </w:r>
+      <w:r>
+        <w:rPr>
+          <w:rFonts w:asciiTheme="minorHAnsi" w:eastAsia="Calibri" w:hAnsiTheme="minorHAnsi" w:cstheme="minorHAnsi"/>
+          <w:b/>
+          <w:color w:val="2E74B5" w:themeColor="accent1" w:themeShade="BF"/>
+          <w:sz w:val="23"/>
+          <w:szCs w:val="23"/>
+        </w:rPr>
+        <w:t xml:space="preserve"> </w:t>
+      </w:r>
+    </w:p>
+    <w:p>
+      <w:pPr>
+        <w:widowControl w:val="0"/>
+        <w:pBdr>
+          <w:top w:val="nil"/>
+          <w:left w:val="nil"/>
+          <w:bottom w:val="nil"/>
+          <w:right w:val="nil"/>
+          <w:between w:val="nil"/>
+        </w:pBdr>
+        <w:spacing w:before="11" w:line="240" w:lineRule="auto"/>
+        <w:ind w:left="-270" w:right="-582" w:hanging="180"/>
+        <w:jc w:val="both"/>
+        <w:rPr>
+          <w:rFonts w:asciiTheme="minorHAnsi" w:eastAsia="Calibri" w:hAnsiTheme="minorHAnsi" w:cstheme="minorHAnsi"/>
+          <w:b/>
+          <w:color w:val="7F7F7F"/>
+        </w:rPr>
+      </w:pPr>
+      <w:r>
+        <w:rPr>
+          <w:rFonts w:asciiTheme="minorHAnsi" w:eastAsia="Calibri" w:hAnsiTheme="minorHAnsi" w:cstheme="minorHAnsi"/>
+          <w:b/>
+          <w:color w:val="2E74B5" w:themeColor="accent1" w:themeShade="BF"/>
+        </w:rPr>
+        <w:t xml:space="preserve"> </w:t>
+      </w:r>
+      <w:r>
+        <w:rPr>
+          <w:rFonts w:asciiTheme="minorHAnsi" w:eastAsia="Calibri" w:hAnsiTheme="minorHAnsi" w:cstheme="minorHAnsi"/>
+          <w:b/>
+          <w:color w:val="2E74B5" w:themeColor="accent1" w:themeShade="BF"/>
+        </w:rPr>
+        <w:t>Data Engineer</w:t>
+      </w:r>
+      <w:r>
+        <w:rPr>
+          <w:rFonts w:asciiTheme="minorHAnsi" w:eastAsia="Calibri" w:hAnsiTheme="minorHAnsi" w:cstheme="minorHAnsi"/>
+          <w:b/>
+          <w:color w:val="948A54"/>
+        </w:rPr>
+        <w:t xml:space="preserve"> </w:t>
+      </w:r>
+      <w:r>
+        <w:rPr>
+          <w:rFonts w:asciiTheme="minorHAnsi" w:eastAsia="Calibri" w:hAnsiTheme="minorHAnsi" w:cstheme="minorHAnsi"/>
+          <w:b/>
+          <w:color w:val="7F7F7F"/>
+        </w:rPr>
+        <w:t>Sept 20</w:t>
+      </w:r>
+      <w:r>
+        <w:rPr>
+          <w:rFonts w:asciiTheme="minorHAnsi" w:eastAsia="Calibri" w:hAnsiTheme="minorHAnsi" w:cstheme="minorHAnsi"/>
+          <w:b/>
+          <w:color w:val="7F7F7F"/>
+        </w:rPr>
+        <w:t>22</w:t>
+      </w:r>
+      <w:r>
+        <w:rPr>
+          <w:rFonts w:asciiTheme="minorHAnsi" w:eastAsia="Calibri" w:hAnsiTheme="minorHAnsi" w:cstheme="minorHAnsi"/>
+          <w:b/>
+          <w:color w:val="7F7F7F"/>
+        </w:rPr>
+        <w:t xml:space="preserve"> – </w:t>
+      </w:r>
+      <w:r>
+        <w:rPr>
+          <w:rFonts w:asciiTheme="minorHAnsi" w:eastAsia="Calibri" w:hAnsiTheme="minorHAnsi" w:cstheme="minorHAnsi"/>
+          <w:b/>
+          <w:color w:val="7F7F7F"/>
+        </w:rPr>
+        <w:t>Oct 2025</w:t>
+      </w:r>
+    </w:p>
+    <w:p>
+      <w:pPr>
+        <w:widowControl w:val="0"/>
+        <w:numPr>
+          <w:ilvl w:val="0"/>
+          <w:numId w:val="10"/>
+        </w:numPr>
+        <w:pBdr>
+          <w:top w:val="nil"/>
+          <w:left w:val="nil"/>
+          <w:bottom w:val="nil"/>
+          <w:right w:val="nil"/>
+          <w:between w:val="nil"/>
+        </w:pBdr>
+        <w:spacing w:before="12" w:line="240" w:lineRule="auto"/>
+        <w:ind w:left="-270" w:right="-576" w:hanging="180"/>
+        <w:contextualSpacing/>
+        <w:jc w:val="both"/>
+        <w:rPr>
+          <w:rFonts w:asciiTheme="minorHAnsi" w:hAnsiTheme="minorHAnsi" w:cstheme="minorHAnsi"/>
+        </w:rPr>
+      </w:pPr>
+      <w:r>
+        <w:rPr>
+          <w:rFonts w:asciiTheme="minorHAnsi" w:hAnsiTheme="minorHAnsi" w:cstheme="minorHAnsi"/>
+        </w:rPr>
+        <w:t xml:space="preserve">Designed and implemented end-to-end </w:t>
+      </w:r>
+      <w:r>
+        <w:rPr>
+          <w:rFonts w:asciiTheme="minorHAnsi" w:hAnsiTheme="minorHAnsi" w:cstheme="minorHAnsi"/>
+          <w:b/>
+          <w:bCs/>
+        </w:rPr>
+        <w:t>ETL pipelines</w:t>
+      </w:r>
+      <w:r>
+        <w:rPr>
+          <w:rFonts w:asciiTheme="minorHAnsi" w:hAnsiTheme="minorHAnsi" w:cstheme="minorHAnsi"/>
+        </w:rPr>
+        <w:t xml:space="preserve"> using </w:t>
+      </w:r>
+      <w:r>
+        <w:rPr>
+          <w:rFonts w:asciiTheme="minorHAnsi" w:hAnsiTheme="minorHAnsi" w:cstheme="minorHAnsi"/>
+          <w:b/>
+          <w:bCs/>
+        </w:rPr>
+        <w:t>SSIS</w:t>
+      </w:r>
+      <w:r>
+        <w:rPr>
+          <w:rFonts w:asciiTheme="minorHAnsi" w:hAnsiTheme="minorHAnsi" w:cstheme="minorHAnsi"/>
+        </w:rPr>
+        <w:t xml:space="preserve"> and </w:t>
+      </w:r>
+      <w:r>
+        <w:rPr>
+          <w:rFonts w:asciiTheme="minorHAnsi" w:hAnsiTheme="minorHAnsi" w:cstheme="minorHAnsi"/>
+          <w:b/>
+          <w:bCs/>
+        </w:rPr>
+        <w:t>SQL Server</w:t>
+      </w:r>
+      <w:r>
+        <w:rPr>
+          <w:rFonts w:asciiTheme="minorHAnsi" w:hAnsiTheme="minorHAnsi" w:cstheme="minorHAnsi"/>
+        </w:rPr>
+        <w:t xml:space="preserve"> to process </w:t>
+      </w:r>
+      <w:r>
+        <w:rPr>
+          <w:rFonts w:asciiTheme="minorHAnsi" w:hAnsiTheme="minorHAnsi" w:cstheme="minorHAnsi"/>
+          <w:b/>
+          <w:bCs/>
+        </w:rPr>
+        <w:t>eligibility, claims, accumulator, and value-based care (VBC)</w:t>
+      </w:r>
+      <w:r>
+        <w:rPr>
+          <w:rFonts w:asciiTheme="minorHAnsi" w:hAnsiTheme="minorHAnsi" w:cstheme="minorHAnsi"/>
+        </w:rPr>
+        <w:t xml:space="preserve"> files, ensuring compliance with business requirements and vendor-specific standards. Collaborated with vendors such as </w:t>
+      </w:r>
+      <w:r>
+        <w:rPr>
+          <w:rFonts w:asciiTheme="minorHAnsi" w:hAnsiTheme="minorHAnsi" w:cstheme="minorHAnsi"/>
+          <w:b/>
+          <w:bCs/>
+        </w:rPr>
+        <w:t>OptumRx, HealthEquity, Equality Health,</w:t>
+      </w:r>
+      <w:r>
+        <w:rPr>
+          <w:rFonts w:asciiTheme="minorHAnsi" w:hAnsiTheme="minorHAnsi" w:cstheme="minorHAnsi"/>
+        </w:rPr>
+        <w:t xml:space="preserve"> and others to deliver high-quality data solutions.</w:t>
+      </w:r>
+    </w:p>
+    <w:p>
+      <w:pPr>
+        <w:widowControl w:val="0"/>
+        <w:numPr>
+          <w:ilvl w:val="0"/>
+          <w:numId w:val="10"/>
+        </w:numPr>
+        <w:pBdr>
+          <w:top w:val="nil"/>
+          <w:left w:val="nil"/>
+          <w:bottom w:val="nil"/>
+          <w:right w:val="nil"/>
+          <w:between w:val="nil"/>
+        </w:pBdr>
+        <w:spacing w:before="12" w:line="240" w:lineRule="auto"/>
+        <w:ind w:left="-270" w:right="-576" w:hanging="180"/>
+        <w:contextualSpacing/>
+        <w:jc w:val="both"/>
+        <w:rPr>
+          <w:rFonts w:asciiTheme="minorHAnsi" w:hAnsiTheme="minorHAnsi" w:cstheme="minorHAnsi"/>
+        </w:rPr>
+      </w:pPr>
+      <w:r>
+        <w:rPr>
+          <w:rFonts w:asciiTheme="minorHAnsi" w:hAnsiTheme="minorHAnsi" w:cstheme="minorHAnsi"/>
+        </w:rPr>
+        <w:t xml:space="preserve">Oversaw a small team of offshore resources by recruiting and onboarding team members as required for project execution. Ensured tasks were completed on time by maintaining close collaboration with both onshore and offshore teams </w:t>
+      </w:r>
+    </w:p>
+    <w:p>
+      <w:pPr>
+        <w:pStyle w:val="NormalWeb"/>
+        <w:numPr>
+          <w:ilvl w:val="0"/>
+          <w:numId w:val="10"/>
+        </w:numPr>
+        <w:spacing w:before="12" w:beforeAutospacing="0" w:after="0" w:afterAutospacing="0"/>
+        <w:ind w:left="-270" w:right="-576" w:hanging="180"/>
+        <w:jc w:val="both"/>
+        <w:rPr>
+          <w:rFonts w:asciiTheme="minorHAnsi" w:hAnsiTheme="minorHAnsi" w:cstheme="minorHAnsi"/>
+          <w:sz w:val="22"/>
+          <w:szCs w:val="22"/>
+        </w:rPr>
+      </w:pPr>
+      <w:r>
+        <w:rPr>
+          <w:rFonts w:asciiTheme="minorHAnsi" w:hAnsiTheme="minorHAnsi" w:cstheme="minorHAnsi"/>
+          <w:sz w:val="22"/>
+          <w:szCs w:val="22"/>
+        </w:rPr>
+        <w:t xml:space="preserve">Utilized </w:t>
+      </w:r>
+      <w:r>
+        <w:rPr>
+          <w:rStyle w:val="Strong"/>
+          <w:rFonts w:asciiTheme="minorHAnsi" w:eastAsiaTheme="majorEastAsia" w:hAnsiTheme="minorHAnsi" w:cstheme="minorHAnsi"/>
+          <w:sz w:val="22"/>
+          <w:szCs w:val="22"/>
+        </w:rPr>
+        <w:t>Azure Data Factory (ADF)</w:t>
+      </w:r>
+      <w:r>
+        <w:rPr>
+          <w:rFonts w:asciiTheme="minorHAnsi" w:hAnsiTheme="minorHAnsi" w:cstheme="minorHAnsi"/>
+          <w:sz w:val="22"/>
+          <w:szCs w:val="22"/>
+        </w:rPr>
+        <w:t xml:space="preserve"> to design and orchestrate scalable </w:t>
+      </w:r>
+      <w:r>
+        <w:rPr>
+          <w:rStyle w:val="Strong"/>
+          <w:rFonts w:asciiTheme="minorHAnsi" w:eastAsiaTheme="majorEastAsia" w:hAnsiTheme="minorHAnsi" w:cstheme="minorHAnsi"/>
+          <w:sz w:val="22"/>
+          <w:szCs w:val="22"/>
+        </w:rPr>
+        <w:t>data integration pipelines</w:t>
+      </w:r>
+      <w:r>
+        <w:rPr>
+          <w:rFonts w:asciiTheme="minorHAnsi" w:hAnsiTheme="minorHAnsi" w:cstheme="minorHAnsi"/>
+          <w:sz w:val="22"/>
+          <w:szCs w:val="22"/>
+        </w:rPr>
+        <w:t xml:space="preserve"> for migrating legacy member and claims data to </w:t>
+      </w:r>
+      <w:proofErr w:type="spellStart"/>
+      <w:r>
+        <w:rPr>
+          <w:rStyle w:val="Strong"/>
+          <w:rFonts w:asciiTheme="minorHAnsi" w:eastAsiaTheme="majorEastAsia" w:hAnsiTheme="minorHAnsi" w:cstheme="minorHAnsi"/>
+          <w:sz w:val="22"/>
+          <w:szCs w:val="22"/>
+        </w:rPr>
+        <w:t>HealthRules</w:t>
+      </w:r>
+      <w:proofErr w:type="spellEnd"/>
+      <w:r>
+        <w:rPr>
+          <w:rStyle w:val="Strong"/>
+          <w:rFonts w:asciiTheme="minorHAnsi" w:eastAsiaTheme="majorEastAsia" w:hAnsiTheme="minorHAnsi" w:cstheme="minorHAnsi"/>
+          <w:sz w:val="22"/>
+          <w:szCs w:val="22"/>
+        </w:rPr>
+        <w:t xml:space="preserve"> Payer (HRP)</w:t>
+      </w:r>
+      <w:r>
+        <w:rPr>
+          <w:rFonts w:asciiTheme="minorHAnsi" w:hAnsiTheme="minorHAnsi" w:cstheme="minorHAnsi"/>
+          <w:sz w:val="22"/>
+          <w:szCs w:val="22"/>
+        </w:rPr>
+        <w:t xml:space="preserve"> on </w:t>
+      </w:r>
+      <w:r>
+        <w:rPr>
+          <w:rStyle w:val="Strong"/>
+          <w:rFonts w:asciiTheme="minorHAnsi" w:eastAsiaTheme="majorEastAsia" w:hAnsiTheme="minorHAnsi" w:cstheme="minorHAnsi"/>
+          <w:sz w:val="22"/>
+          <w:szCs w:val="22"/>
+        </w:rPr>
+        <w:t>Azure Cloud</w:t>
+      </w:r>
+      <w:r>
+        <w:rPr>
+          <w:rFonts w:asciiTheme="minorHAnsi" w:hAnsiTheme="minorHAnsi" w:cstheme="minorHAnsi"/>
+          <w:sz w:val="22"/>
+          <w:szCs w:val="22"/>
+        </w:rPr>
+        <w:t>.</w:t>
+      </w:r>
+    </w:p>
+    <w:p>
+      <w:pPr>
+        <w:pStyle w:val="NormalWeb"/>
+        <w:numPr>
+          <w:ilvl w:val="0"/>
+          <w:numId w:val="10"/>
+        </w:numPr>
+        <w:spacing w:before="12" w:beforeAutospacing="0" w:after="0" w:afterAutospacing="0"/>
+        <w:ind w:left="-270" w:right="-576" w:hanging="180"/>
+        <w:jc w:val="both"/>
+        <w:rPr>
+          <w:rFonts w:asciiTheme="minorHAnsi" w:hAnsiTheme="minorHAnsi" w:cstheme="minorHAnsi"/>
+          <w:sz w:val="22"/>
+          <w:szCs w:val="22"/>
+        </w:rPr>
+      </w:pPr>
+      <w:r>
+        <w:rPr>
+          <w:rFonts w:asciiTheme="minorHAnsi" w:hAnsiTheme="minorHAnsi" w:cstheme="minorHAnsi"/>
+          <w:sz w:val="22"/>
+          <w:szCs w:val="22"/>
+        </w:rPr>
+        <w:lastRenderedPageBreak/>
+        <w:t xml:space="preserve">Leveraged </w:t>
+      </w:r>
+      <w:r>
+        <w:rPr>
+          <w:rStyle w:val="Strong"/>
+          <w:rFonts w:asciiTheme="minorHAnsi" w:eastAsiaTheme="majorEastAsia" w:hAnsiTheme="minorHAnsi" w:cstheme="minorHAnsi"/>
+          <w:sz w:val="22"/>
+          <w:szCs w:val="22"/>
+        </w:rPr>
+        <w:t>Azure SQL Database</w:t>
+      </w:r>
+      <w:r>
+        <w:rPr>
+          <w:rFonts w:asciiTheme="minorHAnsi" w:hAnsiTheme="minorHAnsi" w:cstheme="minorHAnsi"/>
+          <w:sz w:val="22"/>
+          <w:szCs w:val="22"/>
+        </w:rPr>
+        <w:t xml:space="preserve"> for staging, transformation, and persistent storage of high-volume healthcare data. Configured </w:t>
+      </w:r>
+      <w:r>
+        <w:rPr>
+          <w:rStyle w:val="Strong"/>
+          <w:rFonts w:asciiTheme="minorHAnsi" w:eastAsiaTheme="majorEastAsia" w:hAnsiTheme="minorHAnsi" w:cstheme="minorHAnsi"/>
+          <w:sz w:val="22"/>
+          <w:szCs w:val="22"/>
+        </w:rPr>
+        <w:t>ADF linked services</w:t>
+      </w:r>
+      <w:r>
+        <w:rPr>
+          <w:rFonts w:asciiTheme="minorHAnsi" w:hAnsiTheme="minorHAnsi" w:cstheme="minorHAnsi"/>
+          <w:sz w:val="22"/>
+          <w:szCs w:val="22"/>
+        </w:rPr>
+        <w:t xml:space="preserve">, </w:t>
+      </w:r>
+      <w:r>
+        <w:rPr>
+          <w:rStyle w:val="Strong"/>
+          <w:rFonts w:asciiTheme="minorHAnsi" w:eastAsiaTheme="majorEastAsia" w:hAnsiTheme="minorHAnsi" w:cstheme="minorHAnsi"/>
+          <w:sz w:val="22"/>
+          <w:szCs w:val="22"/>
+        </w:rPr>
+        <w:t>pipelines</w:t>
+      </w:r>
+      <w:r>
+        <w:rPr>
+          <w:rFonts w:asciiTheme="minorHAnsi" w:hAnsiTheme="minorHAnsi" w:cstheme="minorHAnsi"/>
+          <w:sz w:val="22"/>
+          <w:szCs w:val="22"/>
+        </w:rPr>
+        <w:t xml:space="preserve">, and </w:t>
+      </w:r>
+      <w:r>
+        <w:rPr>
+          <w:rStyle w:val="Strong"/>
+          <w:rFonts w:asciiTheme="minorHAnsi" w:eastAsiaTheme="majorEastAsia" w:hAnsiTheme="minorHAnsi" w:cstheme="minorHAnsi"/>
+          <w:sz w:val="22"/>
+          <w:szCs w:val="22"/>
+        </w:rPr>
+        <w:t>triggers</w:t>
+      </w:r>
+      <w:r>
+        <w:rPr>
+          <w:rFonts w:asciiTheme="minorHAnsi" w:hAnsiTheme="minorHAnsi" w:cstheme="minorHAnsi"/>
+          <w:sz w:val="22"/>
+          <w:szCs w:val="22"/>
+        </w:rPr>
+        <w:t xml:space="preserve"> for automated, scheduled data ingestion from on-premises SQL Server to Azure.</w:t>
+      </w:r>
+    </w:p>
+    <w:p>
+      <w:pPr>
+        <w:pStyle w:val="NormalWeb"/>
+        <w:numPr>
+          <w:ilvl w:val="0"/>
+          <w:numId w:val="10"/>
+        </w:numPr>
+        <w:spacing w:before="12" w:beforeAutospacing="0" w:after="0" w:afterAutospacing="0"/>
+        <w:ind w:left="-270" w:right="-576" w:hanging="180"/>
+        <w:jc w:val="both"/>
+        <w:rPr>
+          <w:rFonts w:asciiTheme="minorHAnsi" w:hAnsiTheme="minorHAnsi" w:cstheme="minorHAnsi"/>
+          <w:sz w:val="22"/>
+          <w:szCs w:val="22"/>
+        </w:rPr>
+      </w:pPr>
+      <w:r>
+        <w:rPr>
+          <w:rStyle w:val="Strong"/>
+          <w:rFonts w:asciiTheme="minorHAnsi" w:eastAsiaTheme="majorEastAsia" w:hAnsiTheme="minorHAnsi" w:cstheme="minorHAnsi"/>
+          <w:sz w:val="22"/>
+          <w:szCs w:val="22"/>
+        </w:rPr>
+        <w:t>Rebuilt critical ETL pipelines</w:t>
+      </w:r>
+      <w:r>
+        <w:rPr>
+          <w:rFonts w:asciiTheme="minorHAnsi" w:hAnsiTheme="minorHAnsi" w:cstheme="minorHAnsi"/>
+          <w:sz w:val="22"/>
+          <w:szCs w:val="22"/>
+        </w:rPr>
+        <w:t xml:space="preserve"> using </w:t>
+      </w:r>
+      <w:r>
+        <w:rPr>
+          <w:rStyle w:val="Strong"/>
+          <w:rFonts w:asciiTheme="minorHAnsi" w:eastAsiaTheme="majorEastAsia" w:hAnsiTheme="minorHAnsi" w:cstheme="minorHAnsi"/>
+          <w:sz w:val="22"/>
+          <w:szCs w:val="22"/>
+        </w:rPr>
+        <w:t>SSIS</w:t>
+      </w:r>
+      <w:r>
+        <w:rPr>
+          <w:rFonts w:asciiTheme="minorHAnsi" w:hAnsiTheme="minorHAnsi" w:cstheme="minorHAnsi"/>
+          <w:sz w:val="22"/>
+          <w:szCs w:val="22"/>
+        </w:rPr>
+        <w:t xml:space="preserve"> and </w:t>
+      </w:r>
+      <w:r>
+        <w:rPr>
+          <w:rStyle w:val="Strong"/>
+          <w:rFonts w:asciiTheme="minorHAnsi" w:eastAsiaTheme="majorEastAsia" w:hAnsiTheme="minorHAnsi" w:cstheme="minorHAnsi"/>
+          <w:sz w:val="22"/>
+          <w:szCs w:val="22"/>
+        </w:rPr>
+        <w:t>SQL Server</w:t>
+      </w:r>
+      <w:r>
+        <w:rPr>
+          <w:rFonts w:asciiTheme="minorHAnsi" w:hAnsiTheme="minorHAnsi" w:cstheme="minorHAnsi"/>
+          <w:sz w:val="22"/>
+          <w:szCs w:val="22"/>
+        </w:rPr>
+        <w:t xml:space="preserve"> after the </w:t>
+      </w:r>
+      <w:r>
+        <w:rPr>
+          <w:rStyle w:val="Strong"/>
+          <w:rFonts w:asciiTheme="minorHAnsi" w:eastAsiaTheme="majorEastAsia" w:hAnsiTheme="minorHAnsi" w:cstheme="minorHAnsi"/>
+          <w:sz w:val="22"/>
+          <w:szCs w:val="22"/>
+        </w:rPr>
+        <w:t>CHC system hack</w:t>
+      </w:r>
+      <w:r>
+        <w:rPr>
+          <w:rStyle w:val="Strong"/>
+          <w:rFonts w:asciiTheme="minorHAnsi" w:eastAsiaTheme="majorEastAsia" w:hAnsiTheme="minorHAnsi" w:cstheme="minorHAnsi"/>
+          <w:sz w:val="22"/>
+          <w:szCs w:val="22"/>
+        </w:rPr>
+        <w:t xml:space="preserve"> (2024)</w:t>
+      </w:r>
+      <w:r>
+        <w:rPr>
+          <w:rFonts w:asciiTheme="minorHAnsi" w:hAnsiTheme="minorHAnsi" w:cstheme="minorHAnsi"/>
+          <w:sz w:val="22"/>
+          <w:szCs w:val="22"/>
+        </w:rPr>
+        <w:t>, restoring high-priority data workflows under tight deadlines with minimal downtime.</w:t>
+      </w:r>
+    </w:p>
+    <w:p>
+      <w:pPr>
+        <w:pStyle w:val="NormalWeb"/>
+        <w:widowControl w:val="0"/>
+        <w:numPr>
+          <w:ilvl w:val="0"/>
+          <w:numId w:val="10"/>
+        </w:numPr>
+        <w:pBdr>
+          <w:top w:val="nil"/>
+          <w:left w:val="nil"/>
+          <w:bottom w:val="nil"/>
+          <w:right w:val="nil"/>
+          <w:between w:val="nil"/>
+        </w:pBdr>
+        <w:spacing w:before="12" w:beforeAutospacing="0" w:after="0" w:afterAutospacing="0"/>
+        <w:ind w:left="-270" w:right="-576" w:hanging="180"/>
+        <w:contextualSpacing/>
+        <w:jc w:val="both"/>
+        <w:rPr>
+          <w:rFonts w:asciiTheme="minorHAnsi" w:hAnsiTheme="minorHAnsi" w:cstheme="minorHAnsi"/>
+          <w:sz w:val="22"/>
+          <w:szCs w:val="22"/>
+        </w:rPr>
+      </w:pPr>
+      <w:r>
+        <w:rPr>
+          <w:rFonts w:asciiTheme="minorHAnsi" w:hAnsiTheme="minorHAnsi" w:cstheme="minorHAnsi"/>
+          <w:sz w:val="22"/>
+          <w:szCs w:val="22"/>
+        </w:rPr>
+        <w:t xml:space="preserve">Developed </w:t>
+      </w:r>
+      <w:r>
+        <w:rPr>
+          <w:rStyle w:val="Strong"/>
+          <w:rFonts w:asciiTheme="minorHAnsi" w:eastAsiaTheme="majorEastAsia" w:hAnsiTheme="minorHAnsi" w:cstheme="minorHAnsi"/>
+          <w:sz w:val="22"/>
+          <w:szCs w:val="22"/>
+        </w:rPr>
+        <w:t>complex data extracts</w:t>
+      </w:r>
+      <w:r>
+        <w:rPr>
+          <w:rFonts w:asciiTheme="minorHAnsi" w:hAnsiTheme="minorHAnsi" w:cstheme="minorHAnsi"/>
+          <w:sz w:val="22"/>
+          <w:szCs w:val="22"/>
+        </w:rPr>
+        <w:t xml:space="preserve"> that combined on-prem warehouse data with select </w:t>
+      </w:r>
+      <w:r>
+        <w:rPr>
+          <w:rStyle w:val="Strong"/>
+          <w:rFonts w:asciiTheme="minorHAnsi" w:eastAsiaTheme="majorEastAsia" w:hAnsiTheme="minorHAnsi" w:cstheme="minorHAnsi"/>
+          <w:sz w:val="22"/>
+          <w:szCs w:val="22"/>
+        </w:rPr>
+        <w:t>cloud-based sources</w:t>
+      </w:r>
+      <w:r>
+        <w:rPr>
+          <w:rFonts w:asciiTheme="minorHAnsi" w:hAnsiTheme="minorHAnsi" w:cstheme="minorHAnsi"/>
+          <w:sz w:val="22"/>
+          <w:szCs w:val="22"/>
+        </w:rPr>
+        <w:t>, ensuring consistency, accuracy, and seamless integration across hybrid environments</w:t>
+      </w:r>
+      <w:r>
+        <w:rPr>
+          <w:rFonts w:asciiTheme="minorHAnsi" w:hAnsiTheme="minorHAnsi" w:cstheme="minorHAnsi"/>
+          <w:sz w:val="22"/>
+          <w:szCs w:val="22"/>
+        </w:rPr>
+        <w:t xml:space="preserve"> reducing execution time by 25 % on an average across the board</w:t>
+      </w:r>
+      <w:r>
+        <w:rPr>
+          <w:rFonts w:asciiTheme="minorHAnsi" w:hAnsiTheme="minorHAnsi" w:cstheme="minorHAnsi"/>
+          <w:sz w:val="22"/>
+          <w:szCs w:val="22"/>
+        </w:rPr>
+        <w:t>.</w:t>
+      </w:r>
+    </w:p>
+    <w:p>
+      <w:pPr>
+        <w:pStyle w:val="NormalWeb"/>
+        <w:widowControl w:val="0"/>
+        <w:numPr>
+          <w:ilvl w:val="0"/>
+          <w:numId w:val="10"/>
+        </w:numPr>
+        <w:pBdr>
+          <w:top w:val="nil"/>
+          <w:left w:val="nil"/>
+          <w:bottom w:val="nil"/>
+          <w:right w:val="nil"/>
+          <w:between w:val="nil"/>
+        </w:pBdr>
+        <w:spacing w:before="12" w:beforeAutospacing="0" w:after="0" w:afterAutospacing="0"/>
+        <w:ind w:left="-270" w:right="-576" w:hanging="180"/>
+        <w:contextualSpacing/>
+        <w:jc w:val="both"/>
+        <w:rPr>
+          <w:rFonts w:asciiTheme="minorHAnsi" w:hAnsiTheme="minorHAnsi" w:cstheme="minorHAnsi"/>
+          <w:sz w:val="22"/>
+          <w:szCs w:val="22"/>
+        </w:rPr>
+      </w:pPr>
+      <w:r>
+        <w:rPr>
+          <w:rFonts w:asciiTheme="minorHAnsi" w:hAnsiTheme="minorHAnsi" w:cstheme="minorHAnsi"/>
+          <w:sz w:val="22"/>
+          <w:szCs w:val="22"/>
+        </w:rPr>
+        <w:t xml:space="preserve">Collaborated closely with </w:t>
+      </w:r>
+      <w:r>
+        <w:rPr>
+          <w:rFonts w:asciiTheme="minorHAnsi" w:hAnsiTheme="minorHAnsi" w:cstheme="minorHAnsi"/>
+          <w:b/>
+          <w:bCs/>
+          <w:sz w:val="22"/>
+          <w:szCs w:val="22"/>
+        </w:rPr>
+        <w:t>Deloitte</w:t>
+      </w:r>
+      <w:r>
+        <w:rPr>
+          <w:rFonts w:asciiTheme="minorHAnsi" w:hAnsiTheme="minorHAnsi" w:cstheme="minorHAnsi"/>
+          <w:sz w:val="22"/>
+          <w:szCs w:val="22"/>
+        </w:rPr>
+        <w:t xml:space="preserve"> on the HealthEquity project to </w:t>
+      </w:r>
+      <w:r>
+        <w:rPr>
+          <w:rFonts w:asciiTheme="minorHAnsi" w:hAnsiTheme="minorHAnsi" w:cstheme="minorHAnsi"/>
+          <w:sz w:val="22"/>
+          <w:szCs w:val="22"/>
+        </w:rPr>
+        <w:t>develop</w:t>
+      </w:r>
+      <w:r>
+        <w:rPr>
+          <w:rFonts w:asciiTheme="minorHAnsi" w:hAnsiTheme="minorHAnsi" w:cstheme="minorHAnsi"/>
+          <w:b/>
+          <w:bCs/>
+          <w:sz w:val="22"/>
+          <w:szCs w:val="22"/>
+        </w:rPr>
+        <w:t xml:space="preserve"> eligibility and claims files</w:t>
+      </w:r>
+      <w:r>
+        <w:rPr>
+          <w:rFonts w:asciiTheme="minorHAnsi" w:hAnsiTheme="minorHAnsi" w:cstheme="minorHAnsi"/>
+          <w:sz w:val="22"/>
+          <w:szCs w:val="22"/>
+        </w:rPr>
+        <w:t xml:space="preserve"> and automated it end to end</w:t>
+      </w:r>
+      <w:r>
+        <w:rPr>
+          <w:rFonts w:asciiTheme="minorHAnsi" w:hAnsiTheme="minorHAnsi" w:cstheme="minorHAnsi"/>
+          <w:sz w:val="22"/>
+          <w:szCs w:val="22"/>
+        </w:rPr>
+        <w:t>. Responsibilities included gathering business requirements, creating technical documentation, optimizing ETL pipelines, conducting performance testing, and ensuring smooth deployment into production environments.</w:t>
+      </w:r>
+    </w:p>
+    <w:p>
+      <w:pPr>
+        <w:pStyle w:val="NormalWeb"/>
+        <w:widowControl w:val="0"/>
+        <w:numPr>
+          <w:ilvl w:val="0"/>
+          <w:numId w:val="10"/>
+        </w:numPr>
+        <w:pBdr>
+          <w:top w:val="nil"/>
+          <w:left w:val="nil"/>
+          <w:bottom w:val="nil"/>
+          <w:right w:val="nil"/>
+          <w:between w:val="nil"/>
+        </w:pBdr>
+        <w:spacing w:before="12" w:beforeAutospacing="0" w:after="0" w:afterAutospacing="0"/>
+        <w:ind w:left="-270" w:right="-576" w:hanging="180"/>
+        <w:contextualSpacing/>
+        <w:jc w:val="both"/>
+        <w:rPr>
+          <w:rFonts w:asciiTheme="minorHAnsi" w:hAnsiTheme="minorHAnsi" w:cstheme="minorHAnsi"/>
+          <w:sz w:val="22"/>
+          <w:szCs w:val="22"/>
+        </w:rPr>
+      </w:pPr>
+      <w:r>
+        <w:rPr>
+          <w:rFonts w:asciiTheme="minorHAnsi" w:hAnsiTheme="minorHAnsi" w:cstheme="minorHAnsi"/>
+          <w:sz w:val="22"/>
+          <w:szCs w:val="22"/>
+        </w:rPr>
+        <w:t xml:space="preserve">Automated data workflows by integrating </w:t>
+      </w:r>
+      <w:r>
+        <w:rPr>
+          <w:rFonts w:asciiTheme="minorHAnsi" w:hAnsiTheme="minorHAnsi" w:cstheme="minorHAnsi"/>
+          <w:b/>
+          <w:bCs/>
+          <w:sz w:val="22"/>
+          <w:szCs w:val="22"/>
+        </w:rPr>
+        <w:t>SQL Server Agent jobs</w:t>
+      </w:r>
+      <w:r>
+        <w:rPr>
+          <w:rFonts w:asciiTheme="minorHAnsi" w:hAnsiTheme="minorHAnsi" w:cstheme="minorHAnsi"/>
+          <w:sz w:val="22"/>
+          <w:szCs w:val="22"/>
+        </w:rPr>
+        <w:t xml:space="preserve"> with </w:t>
+      </w:r>
+      <w:proofErr w:type="spellStart"/>
+      <w:r>
+        <w:rPr>
+          <w:rFonts w:asciiTheme="minorHAnsi" w:hAnsiTheme="minorHAnsi" w:cstheme="minorHAnsi"/>
+          <w:b/>
+          <w:bCs/>
+          <w:sz w:val="22"/>
+          <w:szCs w:val="22"/>
+        </w:rPr>
+        <w:t>ActiveBatch</w:t>
+      </w:r>
+      <w:proofErr w:type="spellEnd"/>
+      <w:r>
+        <w:rPr>
+          <w:rFonts w:asciiTheme="minorHAnsi" w:hAnsiTheme="minorHAnsi" w:cstheme="minorHAnsi"/>
+          <w:sz w:val="22"/>
+          <w:szCs w:val="22"/>
+        </w:rPr>
+        <w:t>, setting up FTP connectivity with strict naming conventions and cadence-driven schedules for file delivery to vendors.</w:t>
+      </w:r>
+    </w:p>
+    <w:p>
+      <w:pPr>
+        <w:pStyle w:val="NormalWeb"/>
+        <w:widowControl w:val="0"/>
+        <w:numPr>
+          <w:ilvl w:val="0"/>
+          <w:numId w:val="10"/>
+        </w:numPr>
+        <w:pBdr>
+          <w:top w:val="nil"/>
+          <w:left w:val="nil"/>
+          <w:bottom w:val="nil"/>
+          <w:right w:val="nil"/>
+          <w:between w:val="nil"/>
+        </w:pBdr>
+        <w:spacing w:before="12" w:beforeAutospacing="0" w:after="0" w:afterAutospacing="0"/>
+        <w:ind w:left="-270" w:right="-576" w:hanging="180"/>
+        <w:contextualSpacing/>
+        <w:jc w:val="both"/>
+        <w:rPr>
+          <w:rFonts w:asciiTheme="minorHAnsi" w:hAnsiTheme="minorHAnsi" w:cstheme="minorHAnsi"/>
+          <w:sz w:val="22"/>
+          <w:szCs w:val="22"/>
+        </w:rPr>
+      </w:pPr>
+      <w:r>
+        <w:rPr>
+          <w:rFonts w:asciiTheme="minorHAnsi" w:hAnsiTheme="minorHAnsi" w:cstheme="minorHAnsi"/>
+          <w:sz w:val="22"/>
+          <w:szCs w:val="22"/>
+        </w:rPr>
+        <w:t xml:space="preserve">Developed a consolidated </w:t>
+      </w:r>
+      <w:r>
+        <w:rPr>
+          <w:rFonts w:asciiTheme="minorHAnsi" w:hAnsiTheme="minorHAnsi" w:cstheme="minorHAnsi"/>
+          <w:b/>
+          <w:bCs/>
+          <w:sz w:val="22"/>
+          <w:szCs w:val="22"/>
+        </w:rPr>
+        <w:t xml:space="preserve">EDI framework for 834 and 837 </w:t>
+      </w:r>
+      <w:r>
+        <w:rPr>
+          <w:rFonts w:asciiTheme="minorHAnsi" w:hAnsiTheme="minorHAnsi" w:cstheme="minorHAnsi"/>
+          <w:b/>
+          <w:bCs/>
+          <w:sz w:val="22"/>
+          <w:szCs w:val="22"/>
+        </w:rPr>
+        <w:t>enrollments</w:t>
+      </w:r>
+      <w:r>
+        <w:rPr>
+          <w:rFonts w:asciiTheme="minorHAnsi" w:hAnsiTheme="minorHAnsi" w:cstheme="minorHAnsi"/>
+          <w:b/>
+          <w:bCs/>
+          <w:sz w:val="22"/>
+          <w:szCs w:val="22"/>
+        </w:rPr>
+        <w:t>, claims and dental</w:t>
+      </w:r>
+      <w:r>
+        <w:rPr>
+          <w:rFonts w:asciiTheme="minorHAnsi" w:hAnsiTheme="minorHAnsi" w:cstheme="minorHAnsi"/>
+          <w:sz w:val="22"/>
+          <w:szCs w:val="22"/>
+        </w:rPr>
+        <w:t xml:space="preserve">, using three core SSIS packages to automate the generation and delivery of over </w:t>
+      </w:r>
+      <w:r>
+        <w:rPr>
+          <w:rFonts w:asciiTheme="minorHAnsi" w:hAnsiTheme="minorHAnsi" w:cstheme="minorHAnsi"/>
+          <w:b/>
+          <w:bCs/>
+          <w:sz w:val="22"/>
+          <w:szCs w:val="22"/>
+        </w:rPr>
+        <w:t>35 distinct file types</w:t>
+      </w:r>
+      <w:r>
+        <w:rPr>
+          <w:rFonts w:asciiTheme="minorHAnsi" w:hAnsiTheme="minorHAnsi" w:cstheme="minorHAnsi"/>
+          <w:sz w:val="22"/>
+          <w:szCs w:val="22"/>
+        </w:rPr>
+        <w:t xml:space="preserve"> to </w:t>
+      </w:r>
+      <w:r>
+        <w:rPr>
+          <w:rFonts w:asciiTheme="minorHAnsi" w:hAnsiTheme="minorHAnsi" w:cstheme="minorHAnsi"/>
+          <w:b/>
+          <w:bCs/>
+          <w:sz w:val="22"/>
+          <w:szCs w:val="22"/>
+        </w:rPr>
+        <w:t>CMS</w:t>
+      </w:r>
+      <w:r>
+        <w:rPr>
+          <w:rFonts w:asciiTheme="minorHAnsi" w:hAnsiTheme="minorHAnsi" w:cstheme="minorHAnsi"/>
+          <w:sz w:val="22"/>
+          <w:szCs w:val="22"/>
+        </w:rPr>
+        <w:t>. This architecture ensured secure data exchange and audit readiness while significantly reducing the manual maintenance and operational overhead previously required</w:t>
+      </w:r>
+      <w:r>
+        <w:rPr>
+          <w:rFonts w:asciiTheme="minorHAnsi" w:hAnsiTheme="minorHAnsi" w:cstheme="minorHAnsi"/>
+          <w:sz w:val="22"/>
+          <w:szCs w:val="22"/>
+        </w:rPr>
+        <w:t>.</w:t>
+      </w:r>
+      <w:r>
+        <w:rPr>
+          <w:rFonts w:hAnsi="Symbol"/>
+          <w:sz w:val="22"/>
+          <w:szCs w:val="22"/>
+        </w:rPr>
+        <w:t xml:space="preserve"> </w:t>
+      </w:r>
+    </w:p>
+    <w:p>
+      <w:pPr>
+        <w:pStyle w:val="NormalWeb"/>
+        <w:widowControl w:val="0"/>
+        <w:numPr>
+          <w:ilvl w:val="0"/>
+          <w:numId w:val="10"/>
+        </w:numPr>
+        <w:pBdr>
+          <w:top w:val="nil"/>
+          <w:left w:val="nil"/>
+          <w:bottom w:val="nil"/>
+          <w:right w:val="nil"/>
+          <w:between w:val="nil"/>
+        </w:pBdr>
+        <w:spacing w:before="12" w:beforeAutospacing="0" w:after="0" w:afterAutospacing="0"/>
+        <w:ind w:left="-270" w:right="-576" w:hanging="180"/>
+        <w:contextualSpacing/>
+        <w:jc w:val="both"/>
+        <w:rPr>
+          <w:rFonts w:asciiTheme="minorHAnsi" w:hAnsiTheme="minorHAnsi" w:cstheme="minorHAnsi"/>
+          <w:sz w:val="22"/>
+          <w:szCs w:val="22"/>
+        </w:rPr>
+      </w:pPr>
+      <w:r>
+        <w:rPr>
+          <w:rFonts w:asciiTheme="minorHAnsi" w:hAnsiTheme="minorHAnsi" w:cstheme="minorHAnsi"/>
+          <w:sz w:val="22"/>
+          <w:szCs w:val="22"/>
+        </w:rPr>
+        <w:t>Provided active production support for mission-</w:t>
+      </w:r>
+      <w:r>
+        <w:rPr>
+          <w:rFonts w:asciiTheme="minorHAnsi" w:hAnsiTheme="minorHAnsi" w:cstheme="minorHAnsi"/>
+          <w:b/>
+          <w:bCs/>
+          <w:sz w:val="22"/>
+          <w:szCs w:val="22"/>
+        </w:rPr>
+        <w:t>critical CMS data exchanges</w:t>
+      </w:r>
+      <w:r>
+        <w:rPr>
+          <w:rFonts w:asciiTheme="minorHAnsi" w:hAnsiTheme="minorHAnsi" w:cstheme="minorHAnsi"/>
+          <w:sz w:val="22"/>
+          <w:szCs w:val="22"/>
+        </w:rPr>
+        <w:t xml:space="preserve">, </w:t>
+      </w:r>
+      <w:r>
+        <w:rPr>
+          <w:rFonts w:asciiTheme="minorHAnsi" w:hAnsiTheme="minorHAnsi" w:cstheme="minorHAnsi"/>
+          <w:sz w:val="22"/>
+          <w:szCs w:val="22"/>
+        </w:rPr>
+        <w:t>conducting</w:t>
+      </w:r>
+      <w:r>
+        <w:rPr>
+          <w:rFonts w:asciiTheme="minorHAnsi" w:hAnsiTheme="minorHAnsi" w:cstheme="minorHAnsi"/>
+          <w:sz w:val="22"/>
+          <w:szCs w:val="22"/>
+        </w:rPr>
+        <w:t xml:space="preserve"> over </w:t>
+      </w:r>
+      <w:r>
+        <w:rPr>
+          <w:rFonts w:asciiTheme="minorHAnsi" w:hAnsiTheme="minorHAnsi" w:cstheme="minorHAnsi"/>
+          <w:sz w:val="22"/>
+          <w:szCs w:val="22"/>
+        </w:rPr>
+        <w:t>25</w:t>
+      </w:r>
+      <w:r>
+        <w:rPr>
+          <w:rFonts w:asciiTheme="minorHAnsi" w:hAnsiTheme="minorHAnsi" w:cstheme="minorHAnsi"/>
+          <w:sz w:val="22"/>
+          <w:szCs w:val="22"/>
+        </w:rPr>
+        <w:t xml:space="preserve"> successful production deployments and managing emergency releases to maintain 100% compliance with federal reporting deadlines.</w:t>
+      </w:r>
+    </w:p>
+    <w:p>
+      <w:pPr>
+        <w:pStyle w:val="NormalWeb"/>
+        <w:widowControl w:val="0"/>
+        <w:numPr>
+          <w:ilvl w:val="0"/>
+          <w:numId w:val="10"/>
+        </w:numPr>
+        <w:pBdr>
+          <w:top w:val="nil"/>
+          <w:left w:val="nil"/>
+          <w:bottom w:val="nil"/>
+          <w:right w:val="nil"/>
+          <w:between w:val="nil"/>
+        </w:pBdr>
+        <w:spacing w:before="12" w:beforeAutospacing="0" w:after="0" w:afterAutospacing="0"/>
+        <w:ind w:left="-270" w:right="-576" w:hanging="180"/>
+        <w:contextualSpacing/>
+        <w:jc w:val="both"/>
+        <w:rPr>
+          <w:rFonts w:asciiTheme="minorHAnsi" w:hAnsiTheme="minorHAnsi" w:cstheme="minorHAnsi"/>
+          <w:sz w:val="22"/>
+          <w:szCs w:val="22"/>
+        </w:rPr>
+      </w:pPr>
+      <w:r>
+        <w:rPr>
+          <w:rFonts w:asciiTheme="minorHAnsi" w:hAnsiTheme="minorHAnsi" w:cstheme="minorHAnsi"/>
+          <w:sz w:val="22"/>
+          <w:szCs w:val="22"/>
+        </w:rPr>
+        <w:t xml:space="preserve">Led the rapid resolution of critical production failures, ensuring zero data loss during </w:t>
+      </w:r>
+      <w:r>
+        <w:rPr>
+          <w:rFonts w:asciiTheme="minorHAnsi" w:hAnsiTheme="minorHAnsi" w:cstheme="minorHAnsi"/>
+          <w:b/>
+          <w:bCs/>
+          <w:sz w:val="22"/>
+          <w:szCs w:val="22"/>
+        </w:rPr>
+        <w:t>high-volume enrollment</w:t>
+      </w:r>
+      <w:r>
+        <w:rPr>
+          <w:rFonts w:asciiTheme="minorHAnsi" w:hAnsiTheme="minorHAnsi" w:cstheme="minorHAnsi"/>
+          <w:sz w:val="22"/>
+          <w:szCs w:val="22"/>
+        </w:rPr>
+        <w:t xml:space="preserve"> periods where direct connectivity with </w:t>
+      </w:r>
+      <w:r>
+        <w:rPr>
+          <w:rFonts w:asciiTheme="minorHAnsi" w:hAnsiTheme="minorHAnsi" w:cstheme="minorHAnsi"/>
+          <w:b/>
+          <w:bCs/>
+          <w:sz w:val="22"/>
+          <w:szCs w:val="22"/>
+        </w:rPr>
+        <w:t>CMS</w:t>
+      </w:r>
+      <w:r>
+        <w:rPr>
+          <w:rFonts w:asciiTheme="minorHAnsi" w:hAnsiTheme="minorHAnsi" w:cstheme="minorHAnsi"/>
+          <w:sz w:val="22"/>
+          <w:szCs w:val="22"/>
+        </w:rPr>
+        <w:t xml:space="preserve"> was required</w:t>
+      </w:r>
+    </w:p>
+    <w:p>
+      <w:pPr>
+        <w:pStyle w:val="NormalWeb"/>
+        <w:widowControl w:val="0"/>
+        <w:numPr>
+          <w:ilvl w:val="0"/>
+          <w:numId w:val="10"/>
+        </w:numPr>
+        <w:pBdr>
+          <w:top w:val="nil"/>
+          <w:left w:val="nil"/>
+          <w:bottom w:val="nil"/>
+          <w:right w:val="nil"/>
+          <w:between w:val="nil"/>
+        </w:pBdr>
+        <w:spacing w:before="12" w:beforeAutospacing="0" w:after="0" w:afterAutospacing="0"/>
+        <w:ind w:left="-270" w:right="-576" w:hanging="180"/>
+        <w:contextualSpacing/>
+        <w:jc w:val="both"/>
+        <w:rPr>
+          <w:rFonts w:asciiTheme="minorHAnsi" w:hAnsiTheme="minorHAnsi" w:cstheme="minorHAnsi"/>
+          <w:sz w:val="22"/>
+          <w:szCs w:val="22"/>
+        </w:rPr>
+      </w:pPr>
+      <w:r>
+        <w:rPr>
+          <w:rFonts w:asciiTheme="minorHAnsi" w:hAnsiTheme="minorHAnsi" w:cstheme="minorHAnsi"/>
+          <w:sz w:val="22"/>
+          <w:szCs w:val="22"/>
+        </w:rPr>
+        <w:t xml:space="preserve">Partnered with business stakeholders to gather requirements for new projects, conducting detailed assessments of complexity, technical effort, development timelines, and warranty periods. Worked with Mastek to draft </w:t>
+      </w:r>
+      <w:r>
+        <w:rPr>
+          <w:rFonts w:asciiTheme="minorHAnsi" w:hAnsiTheme="minorHAnsi" w:cstheme="minorHAnsi"/>
+          <w:b/>
+          <w:sz w:val="22"/>
+          <w:szCs w:val="22"/>
+        </w:rPr>
+        <w:t>SOWs</w:t>
+      </w:r>
+      <w:r>
+        <w:rPr>
+          <w:rFonts w:asciiTheme="minorHAnsi" w:hAnsiTheme="minorHAnsi" w:cstheme="minorHAnsi"/>
+          <w:sz w:val="22"/>
+          <w:szCs w:val="22"/>
+        </w:rPr>
+        <w:t xml:space="preserve"> for approval by Blue Cross Blue Shield, ensuring alignment with business objectives.</w:t>
+      </w:r>
+    </w:p>
+    <w:p>
+      <w:pPr>
+        <w:pStyle w:val="NormalWeb"/>
+        <w:widowControl w:val="0"/>
+        <w:numPr>
+          <w:ilvl w:val="0"/>
+          <w:numId w:val="10"/>
+        </w:numPr>
+        <w:pBdr>
+          <w:top w:val="nil"/>
+          <w:left w:val="nil"/>
+          <w:bottom w:val="nil"/>
+          <w:right w:val="nil"/>
+          <w:between w:val="nil"/>
+        </w:pBdr>
+        <w:spacing w:before="12" w:beforeAutospacing="0" w:after="0" w:afterAutospacing="0"/>
+        <w:ind w:left="-270" w:right="-576" w:hanging="180"/>
+        <w:contextualSpacing/>
+        <w:jc w:val="both"/>
+        <w:rPr>
+          <w:rFonts w:asciiTheme="minorHAnsi" w:hAnsiTheme="minorHAnsi" w:cstheme="minorHAnsi"/>
+        </w:rPr>
+      </w:pPr>
+      <w:r>
+        <w:rPr>
+          <w:rFonts w:asciiTheme="minorHAnsi" w:hAnsiTheme="minorHAnsi" w:cstheme="minorHAnsi"/>
+          <w:sz w:val="22"/>
+          <w:szCs w:val="22"/>
+        </w:rPr>
+        <w:t>Participated in Agile sprint meetings to track progress on deliverables, resolve blockers, and ensure timely completion of project milestones across multiple initiatives.</w:t>
+      </w:r>
+    </w:p>
+    <w:p>
+      <w:pPr>
+        <w:pStyle w:val="NormalWeb"/>
+        <w:widowControl w:val="0"/>
+        <w:pBdr>
+          <w:top w:val="nil"/>
+          <w:left w:val="nil"/>
+          <w:bottom w:val="nil"/>
+          <w:right w:val="nil"/>
+          <w:between w:val="nil"/>
+        </w:pBdr>
+        <w:spacing w:before="12" w:beforeAutospacing="0" w:after="0" w:afterAutospacing="0"/>
+        <w:ind w:left="-360" w:right="-576"/>
+        <w:contextualSpacing/>
+        <w:jc w:val="center"/>
+        <w:rPr>
+          <w:rFonts w:asciiTheme="minorHAnsi" w:hAnsiTheme="minorHAnsi" w:cstheme="minorHAnsi"/>
+          <w:b/>
+          <w:bCs/>
+          <w:i/>
+          <w:iCs/>
+          <w:sz w:val="21"/>
+          <w:szCs w:val="21"/>
+        </w:rPr>
+      </w:pPr>
+      <w:r>
+        <w:rPr>
+          <w:rFonts w:asciiTheme="minorHAnsi" w:hAnsiTheme="minorHAnsi" w:cstheme="minorHAnsi"/>
+          <w:b/>
+          <w:bCs/>
+          <w:i/>
+          <w:iCs/>
+          <w:sz w:val="21"/>
+          <w:szCs w:val="21"/>
+        </w:rPr>
+        <w:t>Tech Stack:</w:t>
+      </w:r>
+      <w:r>
+        <w:rPr>
+          <w:rFonts w:asciiTheme="minorHAnsi" w:hAnsiTheme="minorHAnsi" w:cstheme="minorHAnsi"/>
+          <w:b/>
+          <w:bCs/>
+          <w:i/>
+          <w:iCs/>
+          <w:sz w:val="21"/>
+          <w:szCs w:val="21"/>
+        </w:rPr>
+        <w:t xml:space="preserve"> </w:t>
+      </w:r>
+      <w:r>
+        <w:rPr>
+          <w:rFonts w:asciiTheme="minorHAnsi" w:hAnsiTheme="minorHAnsi" w:cstheme="minorHAnsi"/>
+          <w:b/>
+          <w:bCs/>
+          <w:i/>
+          <w:iCs/>
+          <w:sz w:val="21"/>
+          <w:szCs w:val="21"/>
+        </w:rPr>
+        <w:t>Azure Data Factory (ADF</w:t>
+      </w:r>
+      <w:r>
+        <w:rPr>
+          <w:rFonts w:asciiTheme="minorHAnsi" w:hAnsiTheme="minorHAnsi" w:cstheme="minorHAnsi"/>
+          <w:b/>
+          <w:bCs/>
+          <w:i/>
+          <w:iCs/>
+          <w:sz w:val="21"/>
+          <w:szCs w:val="21"/>
+        </w:rPr>
+        <w:t>),</w:t>
+      </w:r>
+      <w:r>
+        <w:rPr>
+          <w:rFonts w:asciiTheme="minorHAnsi" w:hAnsiTheme="minorHAnsi" w:cstheme="minorHAnsi"/>
+          <w:b/>
+          <w:bCs/>
+          <w:i/>
+          <w:iCs/>
+          <w:sz w:val="21"/>
+          <w:szCs w:val="21"/>
+        </w:rPr>
+        <w:t xml:space="preserve"> Azure SQL </w:t>
+      </w:r>
+      <w:r>
+        <w:rPr>
+          <w:rFonts w:asciiTheme="minorHAnsi" w:hAnsiTheme="minorHAnsi" w:cstheme="minorHAnsi"/>
+          <w:b/>
+          <w:bCs/>
+          <w:i/>
+          <w:iCs/>
+          <w:sz w:val="21"/>
+          <w:szCs w:val="21"/>
+        </w:rPr>
+        <w:t>Database,</w:t>
+      </w:r>
+      <w:r>
+        <w:rPr>
+          <w:rFonts w:asciiTheme="minorHAnsi" w:hAnsiTheme="minorHAnsi" w:cstheme="minorHAnsi"/>
+          <w:b/>
+          <w:bCs/>
+          <w:i/>
+          <w:iCs/>
+          <w:sz w:val="21"/>
+          <w:szCs w:val="21"/>
+        </w:rPr>
+        <w:t xml:space="preserve"> C#</w:t>
+      </w:r>
+      <w:r>
+        <w:rPr>
+          <w:rFonts w:asciiTheme="minorHAnsi" w:hAnsiTheme="minorHAnsi" w:cstheme="minorHAnsi"/>
+          <w:b/>
+          <w:bCs/>
+          <w:i/>
+          <w:iCs/>
+          <w:sz w:val="21"/>
+          <w:szCs w:val="21"/>
+        </w:rPr>
+        <w:t>,</w:t>
+      </w:r>
+      <w:r>
+        <w:rPr>
+          <w:rFonts w:asciiTheme="minorHAnsi" w:hAnsiTheme="minorHAnsi" w:cstheme="minorHAnsi"/>
+          <w:b/>
+          <w:bCs/>
+          <w:i/>
+          <w:iCs/>
+          <w:sz w:val="21"/>
+          <w:szCs w:val="21"/>
+        </w:rPr>
+        <w:t xml:space="preserve"> SQL Server, SSIS, SSRS, </w:t>
+      </w:r>
+      <w:proofErr w:type="spellStart"/>
+      <w:r>
+        <w:rPr>
+          <w:rFonts w:asciiTheme="minorHAnsi" w:hAnsiTheme="minorHAnsi" w:cstheme="minorHAnsi"/>
+          <w:b/>
+          <w:bCs/>
+          <w:i/>
+          <w:iCs/>
+          <w:sz w:val="21"/>
+          <w:szCs w:val="21"/>
+        </w:rPr>
+        <w:t>ActiveBatch</w:t>
+      </w:r>
+      <w:proofErr w:type="spellEnd"/>
+      <w:r>
+        <w:rPr>
+          <w:rFonts w:asciiTheme="minorHAnsi" w:hAnsiTheme="minorHAnsi" w:cstheme="minorHAnsi"/>
+          <w:b/>
+          <w:bCs/>
+          <w:i/>
+          <w:iCs/>
+          <w:sz w:val="21"/>
+          <w:szCs w:val="21"/>
+        </w:rPr>
+        <w:t xml:space="preserve">, SQL Server Agent, FTP, EDI (834, 837), </w:t>
+      </w:r>
+      <w:proofErr w:type="spellStart"/>
+      <w:r>
+        <w:rPr>
+          <w:rFonts w:asciiTheme="minorHAnsi" w:hAnsiTheme="minorHAnsi" w:cstheme="minorHAnsi"/>
+          <w:b/>
+          <w:bCs/>
+          <w:i/>
+          <w:iCs/>
+          <w:sz w:val="21"/>
+          <w:szCs w:val="21"/>
+        </w:rPr>
+        <w:t>HealthRules</w:t>
+      </w:r>
+      <w:proofErr w:type="spellEnd"/>
+      <w:r>
+        <w:rPr>
+          <w:rFonts w:asciiTheme="minorHAnsi" w:hAnsiTheme="minorHAnsi" w:cstheme="minorHAnsi"/>
+          <w:b/>
+          <w:bCs/>
+          <w:i/>
+          <w:iCs/>
+          <w:sz w:val="21"/>
+          <w:szCs w:val="21"/>
+        </w:rPr>
+        <w:t xml:space="preserve"> Payer (HRP), Agile +4</w:t>
+      </w:r>
+    </w:p>
+    <w:p>
+      <w:pPr>
+        <w:widowControl w:val="0"/>
+        <w:pBdr>
+          <w:top w:val="nil"/>
+          <w:left w:val="nil"/>
+          <w:bottom w:val="nil"/>
+          <w:right w:val="nil"/>
+          <w:between w:val="nil"/>
+        </w:pBdr>
+        <w:spacing w:before="279" w:line="240" w:lineRule="auto"/>
+        <w:ind w:left="-270" w:right="-582" w:hanging="180"/>
+        <w:jc w:val="both"/>
+        <w:rPr>
+          <w:rFonts w:asciiTheme="minorHAnsi" w:eastAsia="Calibri" w:hAnsiTheme="minorHAnsi" w:cstheme="minorHAnsi"/>
+          <w:b/>
+          <w:color w:val="2E74B5" w:themeColor="accent1" w:themeShade="BF"/>
+          <w:sz w:val="23"/>
+          <w:szCs w:val="23"/>
+        </w:rPr>
+      </w:pPr>
+      <w:r>
+        <w:rPr>
+          <w:rFonts w:asciiTheme="minorHAnsi" w:eastAsia="Calibri" w:hAnsiTheme="minorHAnsi" w:cstheme="minorHAnsi"/>
+          <w:b/>
+          <w:color w:val="2E74B5" w:themeColor="accent1" w:themeShade="BF"/>
+          <w:sz w:val="23"/>
+          <w:szCs w:val="23"/>
+        </w:rPr>
+        <w:t xml:space="preserve">CBRE, Dallas, TX </w:t>
+      </w:r>
+      <w:r>
+        <w:rPr>
+          <w:rFonts w:asciiTheme="minorHAnsi" w:eastAsia="Calibri" w:hAnsiTheme="minorHAnsi" w:cstheme="minorHAnsi"/>
+          <w:b/>
+          <w:i/>
+          <w:color w:val="2E74B5" w:themeColor="accent1" w:themeShade="BF"/>
+          <w:sz w:val="23"/>
+          <w:szCs w:val="23"/>
+        </w:rPr>
+        <w:t>(Commercial real estate services and investments)</w:t>
+      </w:r>
+      <w:r>
+        <w:rPr>
+          <w:rFonts w:asciiTheme="minorHAnsi" w:eastAsia="Calibri" w:hAnsiTheme="minorHAnsi" w:cstheme="minorHAnsi"/>
+          <w:b/>
+          <w:color w:val="2E74B5" w:themeColor="accent1" w:themeShade="BF"/>
+          <w:sz w:val="23"/>
+          <w:szCs w:val="23"/>
+        </w:rPr>
+        <w:t xml:space="preserve"> </w:t>
+      </w:r>
+    </w:p>
+    <w:p>
+      <w:pPr>
+        <w:widowControl w:val="0"/>
+        <w:pBdr>
+          <w:top w:val="nil"/>
+          <w:left w:val="nil"/>
+          <w:bottom w:val="nil"/>
+          <w:right w:val="nil"/>
+          <w:between w:val="nil"/>
+        </w:pBdr>
+        <w:spacing w:before="11" w:line="254" w:lineRule="auto"/>
+        <w:ind w:left="-270" w:right="-582" w:hanging="180"/>
+        <w:jc w:val="both"/>
+        <w:rPr>
+          <w:rFonts w:asciiTheme="minorHAnsi" w:eastAsia="Calibri" w:hAnsiTheme="minorHAnsi" w:cstheme="minorHAnsi"/>
+          <w:b/>
+          <w:color w:val="7F7F7F"/>
+        </w:rPr>
+      </w:pPr>
+      <w:r>
+        <w:rPr>
+          <w:rFonts w:asciiTheme="minorHAnsi" w:eastAsia="Calibri" w:hAnsiTheme="minorHAnsi" w:cstheme="minorHAnsi"/>
+          <w:b/>
+          <w:color w:val="2E74B5" w:themeColor="accent1" w:themeShade="BF"/>
+        </w:rPr>
+        <w:t xml:space="preserve">Data Engineer </w:t>
+      </w:r>
+      <w:r>
+        <w:rPr>
+          <w:rFonts w:asciiTheme="minorHAnsi" w:eastAsia="Calibri" w:hAnsiTheme="minorHAnsi" w:cstheme="minorHAnsi"/>
+          <w:b/>
+          <w:color w:val="7F7F7F"/>
+        </w:rPr>
+        <w:t>Feb</w:t>
+      </w:r>
+      <w:r>
+        <w:rPr>
+          <w:rFonts w:asciiTheme="minorHAnsi" w:eastAsia="Calibri" w:hAnsiTheme="minorHAnsi" w:cstheme="minorHAnsi"/>
+          <w:b/>
+          <w:color w:val="7F7F7F"/>
+        </w:rPr>
+        <w:t xml:space="preserve"> </w:t>
+      </w:r>
+      <w:r>
+        <w:rPr>
+          <w:rFonts w:asciiTheme="minorHAnsi" w:eastAsia="Calibri" w:hAnsiTheme="minorHAnsi" w:cstheme="minorHAnsi"/>
+          <w:b/>
+          <w:color w:val="7F7F7F"/>
+        </w:rPr>
+        <w:t xml:space="preserve">2021 - </w:t>
+      </w:r>
+      <w:r>
+        <w:rPr>
+          <w:rFonts w:asciiTheme="minorHAnsi" w:eastAsia="Calibri" w:hAnsiTheme="minorHAnsi" w:cstheme="minorHAnsi"/>
+          <w:b/>
+          <w:color w:val="7F7F7F"/>
+        </w:rPr>
+        <w:t>Sept</w:t>
+      </w:r>
+      <w:r>
+        <w:rPr>
+          <w:rFonts w:asciiTheme="minorHAnsi" w:eastAsia="Calibri" w:hAnsiTheme="minorHAnsi" w:cstheme="minorHAnsi"/>
+          <w:b/>
+          <w:color w:val="7F7F7F"/>
+        </w:rPr>
+        <w:t xml:space="preserve"> 2022 </w:t>
+      </w:r>
+    </w:p>
+    <w:p>
+      <w:pPr>
+        <w:widowControl w:val="0"/>
+        <w:numPr>
+          <w:ilvl w:val="0"/>
+          <w:numId w:val="13"/>
+        </w:numPr>
+        <w:pBdr>
+          <w:top w:val="nil"/>
+          <w:left w:val="nil"/>
+          <w:bottom w:val="nil"/>
+          <w:right w:val="nil"/>
+          <w:between w:val="nil"/>
+        </w:pBdr>
+        <w:spacing w:before="12" w:line="240" w:lineRule="auto"/>
+        <w:ind w:left="-270" w:right="-576" w:hanging="180"/>
+        <w:contextualSpacing/>
+        <w:jc w:val="both"/>
+        <w:rPr>
+          <w:rFonts w:asciiTheme="minorHAnsi" w:hAnsiTheme="minorHAnsi" w:cstheme="minorHAnsi"/>
+        </w:rPr>
+      </w:pPr>
+      <w:r>
+        <w:rPr>
+          <w:rFonts w:asciiTheme="minorHAnsi" w:hAnsiTheme="minorHAnsi" w:cstheme="minorHAnsi"/>
+        </w:rPr>
+        <w:t xml:space="preserve">Played a key role on the </w:t>
+      </w:r>
+      <w:r>
+        <w:rPr>
+          <w:rFonts w:asciiTheme="minorHAnsi" w:hAnsiTheme="minorHAnsi" w:cstheme="minorHAnsi"/>
+          <w:b/>
+          <w:bCs/>
+        </w:rPr>
+        <w:t>Data Engineering &amp; Reporting team</w:t>
+      </w:r>
+      <w:r>
+        <w:rPr>
+          <w:rFonts w:asciiTheme="minorHAnsi" w:hAnsiTheme="minorHAnsi" w:cstheme="minorHAnsi"/>
+        </w:rPr>
+        <w:t xml:space="preserve"> during the COVID-19 pandemic, delivering real-time data pipelines and analytics that supported CBRE’s </w:t>
+      </w:r>
+      <w:r>
+        <w:rPr>
+          <w:rFonts w:asciiTheme="minorHAnsi" w:hAnsiTheme="minorHAnsi" w:cstheme="minorHAnsi"/>
+          <w:b/>
+          <w:bCs/>
+        </w:rPr>
+        <w:t>Advisory business unit</w:t>
+      </w:r>
+      <w:r>
+        <w:rPr>
+          <w:rFonts w:asciiTheme="minorHAnsi" w:hAnsiTheme="minorHAnsi" w:cstheme="minorHAnsi"/>
+        </w:rPr>
+        <w:t xml:space="preserve"> across global commercial real estate portfolios.</w:t>
+      </w:r>
+    </w:p>
+    <w:p>
+      <w:pPr>
+        <w:widowControl w:val="0"/>
+        <w:numPr>
+          <w:ilvl w:val="0"/>
+          <w:numId w:val="13"/>
+        </w:numPr>
+        <w:pBdr>
+          <w:top w:val="nil"/>
+          <w:left w:val="nil"/>
+          <w:bottom w:val="nil"/>
+          <w:right w:val="nil"/>
+          <w:between w:val="nil"/>
+        </w:pBdr>
+        <w:spacing w:before="12" w:line="240" w:lineRule="auto"/>
+        <w:ind w:left="-270" w:right="-576" w:hanging="180"/>
+        <w:contextualSpacing/>
+        <w:jc w:val="both"/>
+        <w:rPr>
+          <w:rFonts w:asciiTheme="minorHAnsi" w:hAnsiTheme="minorHAnsi" w:cstheme="minorHAnsi"/>
+        </w:rPr>
+      </w:pPr>
+      <w:r>
+        <w:rPr>
+          <w:rFonts w:asciiTheme="minorHAnsi" w:hAnsiTheme="minorHAnsi" w:cstheme="minorHAnsi"/>
+        </w:rPr>
+        <w:t xml:space="preserve">Designed, developed, and maintained robust </w:t>
+      </w:r>
+      <w:r>
+        <w:rPr>
+          <w:rFonts w:asciiTheme="minorHAnsi" w:hAnsiTheme="minorHAnsi" w:cstheme="minorHAnsi"/>
+          <w:b/>
+          <w:bCs/>
+        </w:rPr>
+        <w:t>ETL pipelines</w:t>
+      </w:r>
+      <w:r>
+        <w:rPr>
+          <w:rFonts w:asciiTheme="minorHAnsi" w:hAnsiTheme="minorHAnsi" w:cstheme="minorHAnsi"/>
+        </w:rPr>
+        <w:t xml:space="preserve"> using </w:t>
+      </w:r>
+      <w:r>
+        <w:rPr>
+          <w:rFonts w:asciiTheme="minorHAnsi" w:hAnsiTheme="minorHAnsi" w:cstheme="minorHAnsi"/>
+          <w:b/>
+          <w:bCs/>
+        </w:rPr>
+        <w:t>Python, SQL, and PostgreSQL</w:t>
+      </w:r>
+      <w:r>
+        <w:rPr>
+          <w:rFonts w:asciiTheme="minorHAnsi" w:hAnsiTheme="minorHAnsi" w:cstheme="minorHAnsi"/>
+        </w:rPr>
+        <w:t xml:space="preserve"> via CBRE’s internal ETL framework (</w:t>
+      </w:r>
+      <w:proofErr w:type="spellStart"/>
+      <w:r>
+        <w:rPr>
+          <w:rFonts w:asciiTheme="minorHAnsi" w:hAnsiTheme="minorHAnsi" w:cstheme="minorHAnsi"/>
+          <w:b/>
+          <w:bCs/>
+        </w:rPr>
+        <w:t>Lymbic</w:t>
+      </w:r>
+      <w:proofErr w:type="spellEnd"/>
+      <w:r>
+        <w:rPr>
+          <w:rFonts w:asciiTheme="minorHAnsi" w:hAnsiTheme="minorHAnsi" w:cstheme="minorHAnsi"/>
+        </w:rPr>
+        <w:t>). Translated complex business logic from real estate analysts into SQL/Python transformations for property usage, tenant risk, and leasing performance.</w:t>
+      </w:r>
+    </w:p>
+    <w:p>
+      <w:pPr>
+        <w:widowControl w:val="0"/>
+        <w:numPr>
+          <w:ilvl w:val="0"/>
+          <w:numId w:val="13"/>
+        </w:numPr>
+        <w:pBdr>
+          <w:top w:val="nil"/>
+          <w:left w:val="nil"/>
+          <w:bottom w:val="nil"/>
+          <w:right w:val="nil"/>
+          <w:between w:val="nil"/>
+        </w:pBdr>
+        <w:spacing w:before="12" w:line="240" w:lineRule="auto"/>
+        <w:ind w:left="-270" w:right="-576" w:hanging="180"/>
+        <w:contextualSpacing/>
+        <w:jc w:val="both"/>
+        <w:rPr>
+          <w:rFonts w:asciiTheme="minorHAnsi" w:hAnsiTheme="minorHAnsi" w:cstheme="minorHAnsi"/>
+        </w:rPr>
+      </w:pPr>
+      <w:r>
+        <w:rPr>
+          <w:rFonts w:asciiTheme="minorHAnsi" w:hAnsiTheme="minorHAnsi" w:cstheme="minorHAnsi"/>
+        </w:rPr>
+        <w:t xml:space="preserve">Ingested diverse external data sources such as </w:t>
+      </w:r>
+      <w:r>
+        <w:rPr>
+          <w:rFonts w:asciiTheme="minorHAnsi" w:hAnsiTheme="minorHAnsi" w:cstheme="minorHAnsi"/>
+          <w:b/>
+          <w:bCs/>
+        </w:rPr>
+        <w:t>Google Mobility Reports</w:t>
+      </w:r>
+      <w:r>
+        <w:rPr>
+          <w:rFonts w:asciiTheme="minorHAnsi" w:hAnsiTheme="minorHAnsi" w:cstheme="minorHAnsi"/>
+        </w:rPr>
+        <w:t xml:space="preserve"> and </w:t>
+      </w:r>
+      <w:r>
+        <w:rPr>
+          <w:rFonts w:asciiTheme="minorHAnsi" w:hAnsiTheme="minorHAnsi" w:cstheme="minorHAnsi"/>
+          <w:b/>
+          <w:bCs/>
+        </w:rPr>
+        <w:t>BREAM energy efficiency assessments</w:t>
+      </w:r>
+      <w:r>
+        <w:rPr>
+          <w:rFonts w:asciiTheme="minorHAnsi" w:hAnsiTheme="minorHAnsi" w:cstheme="minorHAnsi"/>
+        </w:rPr>
+        <w:t xml:space="preserve">, transforming them into structured datasets in </w:t>
+      </w:r>
+      <w:r>
+        <w:rPr>
+          <w:rFonts w:asciiTheme="minorHAnsi" w:hAnsiTheme="minorHAnsi" w:cstheme="minorHAnsi"/>
+          <w:b/>
+          <w:bCs/>
+        </w:rPr>
+        <w:t>Parquet</w:t>
+      </w:r>
+      <w:r>
+        <w:rPr>
+          <w:rFonts w:asciiTheme="minorHAnsi" w:hAnsiTheme="minorHAnsi" w:cstheme="minorHAnsi"/>
+        </w:rPr>
+        <w:t xml:space="preserve"> and </w:t>
+      </w:r>
+      <w:r>
+        <w:rPr>
+          <w:rFonts w:asciiTheme="minorHAnsi" w:hAnsiTheme="minorHAnsi" w:cstheme="minorHAnsi"/>
+          <w:b/>
+          <w:bCs/>
+        </w:rPr>
+        <w:t>CSV</w:t>
+      </w:r>
+      <w:r>
+        <w:rPr>
+          <w:rFonts w:asciiTheme="minorHAnsi" w:hAnsiTheme="minorHAnsi" w:cstheme="minorHAnsi"/>
+        </w:rPr>
+        <w:t xml:space="preserve"> formats. These outputs fed into </w:t>
+      </w:r>
+      <w:proofErr w:type="spellStart"/>
+      <w:r>
+        <w:rPr>
+          <w:rFonts w:asciiTheme="minorHAnsi" w:hAnsiTheme="minorHAnsi" w:cstheme="minorHAnsi"/>
+          <w:b/>
+          <w:bCs/>
+        </w:rPr>
+        <w:t>PowerBI</w:t>
+      </w:r>
+      <w:proofErr w:type="spellEnd"/>
+      <w:r>
+        <w:rPr>
+          <w:rFonts w:asciiTheme="minorHAnsi" w:hAnsiTheme="minorHAnsi" w:cstheme="minorHAnsi"/>
+          <w:b/>
+          <w:bCs/>
+        </w:rPr>
+        <w:t xml:space="preserve"> dashboards</w:t>
+      </w:r>
+      <w:r>
+        <w:rPr>
+          <w:rFonts w:asciiTheme="minorHAnsi" w:hAnsiTheme="minorHAnsi" w:cstheme="minorHAnsi"/>
+        </w:rPr>
+        <w:t xml:space="preserve"> used by leadership to assess region-wise COVID impacts on commercial spaces.</w:t>
+      </w:r>
+    </w:p>
+    <w:p>
+      <w:pPr>
+        <w:widowControl w:val="0"/>
+        <w:numPr>
+          <w:ilvl w:val="0"/>
+          <w:numId w:val="13"/>
+        </w:numPr>
+        <w:pBdr>
+          <w:top w:val="nil"/>
+          <w:left w:val="nil"/>
+          <w:bottom w:val="nil"/>
+          <w:right w:val="nil"/>
+          <w:between w:val="nil"/>
+        </w:pBdr>
+        <w:spacing w:before="12" w:line="240" w:lineRule="auto"/>
+        <w:ind w:left="-270" w:right="-576" w:hanging="180"/>
+        <w:contextualSpacing/>
+        <w:jc w:val="both"/>
+        <w:rPr>
+          <w:rFonts w:asciiTheme="minorHAnsi" w:hAnsiTheme="minorHAnsi" w:cstheme="minorHAnsi"/>
+        </w:rPr>
+      </w:pPr>
+      <w:r>
+        <w:rPr>
+          <w:rFonts w:asciiTheme="minorHAnsi" w:hAnsiTheme="minorHAnsi" w:cstheme="minorHAnsi"/>
+        </w:rPr>
+        <w:t xml:space="preserve">Applied data profiling and transformation </w:t>
+      </w:r>
+      <w:r>
+        <w:rPr>
+          <w:rFonts w:asciiTheme="minorHAnsi" w:hAnsiTheme="minorHAnsi" w:cstheme="minorHAnsi"/>
+        </w:rPr>
+        <w:t>using</w:t>
+      </w:r>
+      <w:r>
+        <w:rPr>
+          <w:rFonts w:asciiTheme="minorHAnsi" w:hAnsiTheme="minorHAnsi" w:cstheme="minorHAnsi"/>
+        </w:rPr>
+        <w:t xml:space="preserve"> </w:t>
+      </w:r>
+      <w:r>
+        <w:rPr>
+          <w:rFonts w:asciiTheme="minorHAnsi" w:hAnsiTheme="minorHAnsi" w:cstheme="minorHAnsi"/>
+          <w:b/>
+          <w:bCs/>
+        </w:rPr>
+        <w:t>Pandas</w:t>
+      </w:r>
+      <w:r>
+        <w:rPr>
+          <w:rFonts w:asciiTheme="minorHAnsi" w:hAnsiTheme="minorHAnsi" w:cstheme="minorHAnsi"/>
+          <w:b/>
+          <w:bCs/>
+        </w:rPr>
+        <w:t xml:space="preserve"> and </w:t>
+      </w:r>
+      <w:proofErr w:type="spellStart"/>
+      <w:r>
+        <w:rPr>
+          <w:rFonts w:asciiTheme="minorHAnsi" w:hAnsiTheme="minorHAnsi" w:cstheme="minorHAnsi"/>
+          <w:b/>
+          <w:bCs/>
+        </w:rPr>
+        <w:t>PySpark</w:t>
+      </w:r>
+      <w:proofErr w:type="spellEnd"/>
+      <w:r>
+        <w:rPr>
+          <w:rFonts w:asciiTheme="minorHAnsi" w:hAnsiTheme="minorHAnsi" w:cstheme="minorHAnsi"/>
+        </w:rPr>
+        <w:t xml:space="preserve"> </w:t>
+      </w:r>
+      <w:r>
+        <w:rPr>
+          <w:rFonts w:asciiTheme="minorHAnsi" w:hAnsiTheme="minorHAnsi" w:cstheme="minorHAnsi"/>
+        </w:rPr>
+        <w:t>for efficient in-memory processing of large CSV/Parquet files, enabling faster QA cycles and stakeholder feedback loops.</w:t>
+      </w:r>
+    </w:p>
+    <w:p>
+      <w:pPr>
+        <w:widowControl w:val="0"/>
+        <w:numPr>
+          <w:ilvl w:val="0"/>
+          <w:numId w:val="13"/>
+        </w:numPr>
+        <w:pBdr>
+          <w:top w:val="nil"/>
+          <w:left w:val="nil"/>
+          <w:bottom w:val="nil"/>
+          <w:right w:val="nil"/>
+          <w:between w:val="nil"/>
+        </w:pBdr>
+        <w:spacing w:before="12" w:line="240" w:lineRule="auto"/>
+        <w:ind w:left="-270" w:right="-576" w:hanging="180"/>
+        <w:contextualSpacing/>
+        <w:jc w:val="both"/>
+        <w:rPr>
+          <w:rFonts w:asciiTheme="minorHAnsi" w:hAnsiTheme="minorHAnsi" w:cstheme="minorHAnsi"/>
+        </w:rPr>
+      </w:pPr>
+      <w:r>
+        <w:rPr>
+          <w:rFonts w:asciiTheme="minorHAnsi" w:hAnsiTheme="minorHAnsi" w:cstheme="minorHAnsi"/>
+        </w:rPr>
+        <w:t xml:space="preserve">Supported </w:t>
+      </w:r>
+      <w:r>
+        <w:rPr>
+          <w:rFonts w:asciiTheme="minorHAnsi" w:hAnsiTheme="minorHAnsi" w:cstheme="minorHAnsi"/>
+          <w:b/>
+          <w:bCs/>
+        </w:rPr>
+        <w:t>Databricks</w:t>
+      </w:r>
+      <w:r>
+        <w:rPr>
+          <w:rFonts w:asciiTheme="minorHAnsi" w:hAnsiTheme="minorHAnsi" w:cstheme="minorHAnsi"/>
+        </w:rPr>
+        <w:t xml:space="preserve"> orchestration workflows — monitoring job execution, rerunning failed tasks, and assisting engineers with job recovery — ensuring daily and weekly batch pipelines remained consistent and reliable during volatile COVID data conditions.</w:t>
+      </w:r>
+    </w:p>
+    <w:p>
+      <w:pPr>
+        <w:widowControl w:val="0"/>
+        <w:numPr>
+          <w:ilvl w:val="0"/>
+          <w:numId w:val="13"/>
+        </w:numPr>
+        <w:pBdr>
+          <w:top w:val="nil"/>
+          <w:left w:val="nil"/>
+          <w:bottom w:val="nil"/>
+          <w:right w:val="nil"/>
+          <w:between w:val="nil"/>
+        </w:pBdr>
+        <w:spacing w:before="12" w:line="240" w:lineRule="auto"/>
+        <w:ind w:left="-270" w:right="-576" w:hanging="180"/>
+        <w:contextualSpacing/>
+        <w:jc w:val="both"/>
+        <w:rPr>
+          <w:rFonts w:asciiTheme="minorHAnsi" w:hAnsiTheme="minorHAnsi" w:cstheme="minorHAnsi"/>
+        </w:rPr>
+      </w:pPr>
+      <w:r>
+        <w:rPr>
+          <w:rFonts w:asciiTheme="minorHAnsi" w:hAnsiTheme="minorHAnsi" w:cstheme="minorHAnsi"/>
+        </w:rPr>
+        <w:t xml:space="preserve">Worked in an </w:t>
+      </w:r>
+      <w:r>
+        <w:rPr>
+          <w:rFonts w:asciiTheme="minorHAnsi" w:hAnsiTheme="minorHAnsi" w:cstheme="minorHAnsi"/>
+          <w:b/>
+          <w:bCs/>
+        </w:rPr>
+        <w:t>Agile delivery environment</w:t>
+      </w:r>
+      <w:r>
+        <w:rPr>
+          <w:rFonts w:asciiTheme="minorHAnsi" w:hAnsiTheme="minorHAnsi" w:cstheme="minorHAnsi"/>
+        </w:rPr>
+        <w:t>, actively collaborating with analysts, product managers, and backend engineers in weekly sprint meetings to prioritize features, track bugs, and refine pipeline outputs based on stakeholder needs.</w:t>
+      </w:r>
+    </w:p>
+    <w:p>
+      <w:pPr>
+        <w:widowControl w:val="0"/>
+        <w:numPr>
+          <w:ilvl w:val="0"/>
+          <w:numId w:val="13"/>
+        </w:numPr>
+        <w:pBdr>
+          <w:top w:val="nil"/>
+          <w:left w:val="nil"/>
+          <w:bottom w:val="nil"/>
+          <w:right w:val="nil"/>
+          <w:between w:val="nil"/>
+        </w:pBdr>
+        <w:spacing w:before="12" w:line="240" w:lineRule="auto"/>
+        <w:ind w:left="-274" w:right="-576" w:hanging="180"/>
+        <w:contextualSpacing/>
+        <w:jc w:val="both"/>
+        <w:rPr>
+          <w:rFonts w:asciiTheme="minorHAnsi" w:hAnsiTheme="minorHAnsi" w:cstheme="minorHAnsi"/>
+        </w:rPr>
+      </w:pPr>
+      <w:bookmarkStart w:id="0" w:name="_Hlk222838000"/>
+      <w:r>
+        <w:rPr>
+          <w:rFonts w:asciiTheme="minorHAnsi" w:hAnsiTheme="minorHAnsi" w:cstheme="minorHAnsi"/>
+        </w:rPr>
+        <w:t xml:space="preserve">Enabled high-impact real estate decisions by producing clean, trusted data for dashboards that revealed critical trends such as </w:t>
+      </w:r>
+      <w:r>
+        <w:rPr>
+          <w:rFonts w:asciiTheme="minorHAnsi" w:hAnsiTheme="minorHAnsi" w:cstheme="minorHAnsi"/>
+          <w:b/>
+          <w:bCs/>
+        </w:rPr>
+        <w:t>building underutilization</w:t>
+      </w:r>
+      <w:r>
+        <w:rPr>
+          <w:rFonts w:asciiTheme="minorHAnsi" w:hAnsiTheme="minorHAnsi" w:cstheme="minorHAnsi"/>
+        </w:rPr>
+        <w:t xml:space="preserve">, </w:t>
+      </w:r>
+      <w:r>
+        <w:rPr>
+          <w:rFonts w:asciiTheme="minorHAnsi" w:hAnsiTheme="minorHAnsi" w:cstheme="minorHAnsi"/>
+          <w:b/>
+          <w:bCs/>
+        </w:rPr>
+        <w:t>shifting tenant behaviors</w:t>
+      </w:r>
+      <w:r>
+        <w:rPr>
+          <w:rFonts w:asciiTheme="minorHAnsi" w:hAnsiTheme="minorHAnsi" w:cstheme="minorHAnsi"/>
+        </w:rPr>
+        <w:t xml:space="preserve">, and </w:t>
+      </w:r>
+      <w:r>
+        <w:rPr>
+          <w:rFonts w:asciiTheme="minorHAnsi" w:hAnsiTheme="minorHAnsi" w:cstheme="minorHAnsi"/>
+          <w:b/>
+          <w:bCs/>
+        </w:rPr>
+        <w:t>geographic leasing risk</w:t>
+      </w:r>
+      <w:r>
+        <w:rPr>
+          <w:rFonts w:asciiTheme="minorHAnsi" w:hAnsiTheme="minorHAnsi" w:cstheme="minorHAnsi"/>
+        </w:rPr>
+        <w:t>. These insights directly influenced CBRE’s portfolio restructuring strategies and client advisory recommendations during the pandemic.</w:t>
+      </w:r>
+    </w:p>
+    <w:p>
+      <w:pPr>
+        <w:widowControl w:val="0"/>
+        <w:pBdr>
+          <w:top w:val="nil"/>
+          <w:left w:val="nil"/>
+          <w:bottom w:val="nil"/>
+          <w:right w:val="nil"/>
+          <w:between w:val="nil"/>
+        </w:pBdr>
+        <w:spacing w:before="12" w:line="240" w:lineRule="auto"/>
+        <w:ind w:left="-274" w:right="-576"/>
+        <w:contextualSpacing/>
+        <w:jc w:val="center"/>
+        <w:rPr>
+          <w:rFonts w:asciiTheme="minorHAnsi" w:hAnsiTheme="minorHAnsi" w:cstheme="minorHAnsi"/>
+          <w:b/>
+          <w:bCs/>
+          <w:i/>
+          <w:iCs/>
+          <w:sz w:val="21"/>
+          <w:szCs w:val="21"/>
+        </w:rPr>
+      </w:pPr>
+      <w:r>
+        <w:rPr>
+          <w:rFonts w:asciiTheme="minorHAnsi" w:hAnsiTheme="minorHAnsi" w:cstheme="minorHAnsi"/>
+          <w:b/>
+          <w:bCs/>
+          <w:i/>
+          <w:iCs/>
+          <w:sz w:val="21"/>
+          <w:szCs w:val="21"/>
+        </w:rPr>
+        <w:t>Tech Stack:</w:t>
+      </w:r>
+      <w:r>
+        <w:rPr>
+          <w:rFonts w:asciiTheme="minorHAnsi" w:hAnsiTheme="minorHAnsi" w:cstheme="minorHAnsi"/>
+          <w:sz w:val="21"/>
+          <w:szCs w:val="21"/>
+        </w:rPr>
+        <w:t xml:space="preserve"> </w:t>
+      </w:r>
+      <w:r>
+        <w:rPr>
+          <w:rFonts w:asciiTheme="minorHAnsi" w:hAnsiTheme="minorHAnsi" w:cstheme="minorHAnsi"/>
+          <w:b/>
+          <w:bCs/>
+          <w:i/>
+          <w:iCs/>
+          <w:sz w:val="21"/>
+          <w:szCs w:val="21"/>
+        </w:rPr>
+        <w:t>Python, SQL, PostgreSQL, Power BI,</w:t>
+      </w:r>
+      <w:r>
+        <w:rPr>
+          <w:rFonts w:asciiTheme="minorHAnsi" w:hAnsiTheme="minorHAnsi" w:cstheme="minorHAnsi"/>
+          <w:b/>
+          <w:bCs/>
+          <w:i/>
+          <w:iCs/>
+          <w:sz w:val="21"/>
+          <w:szCs w:val="21"/>
+        </w:rPr>
+        <w:t xml:space="preserve"> Airflow</w:t>
+      </w:r>
+      <w:r>
+        <w:rPr>
+          <w:rFonts w:asciiTheme="minorHAnsi" w:hAnsiTheme="minorHAnsi" w:cstheme="minorHAnsi"/>
+          <w:b/>
+          <w:bCs/>
+          <w:i/>
+          <w:iCs/>
+          <w:sz w:val="21"/>
+          <w:szCs w:val="21"/>
+        </w:rPr>
+        <w:t xml:space="preserve">, </w:t>
+      </w:r>
+      <w:r>
+        <w:rPr>
+          <w:rFonts w:asciiTheme="minorHAnsi" w:hAnsiTheme="minorHAnsi" w:cstheme="minorHAnsi"/>
+          <w:b/>
+          <w:bCs/>
+          <w:i/>
+          <w:iCs/>
+          <w:sz w:val="21"/>
+          <w:szCs w:val="21"/>
+        </w:rPr>
+        <w:t>Pandas, Parquet, Agile</w:t>
+      </w:r>
+    </w:p>
+    <w:bookmarkEnd w:id="0"/>
+    <w:p>
+      <w:pPr>
+        <w:widowControl w:val="0"/>
+        <w:pBdr>
+          <w:top w:val="nil"/>
+          <w:left w:val="nil"/>
+          <w:bottom w:val="nil"/>
+          <w:right w:val="nil"/>
+          <w:between w:val="nil"/>
+        </w:pBdr>
+        <w:spacing w:before="279" w:line="240" w:lineRule="auto"/>
+        <w:ind w:left="-270" w:right="-582" w:hanging="180"/>
+        <w:jc w:val="both"/>
+        <w:rPr>
+          <w:rFonts w:asciiTheme="minorHAnsi" w:eastAsia="Calibri" w:hAnsiTheme="minorHAnsi" w:cstheme="minorHAnsi"/>
+          <w:b/>
+          <w:color w:val="2E74B5" w:themeColor="accent1" w:themeShade="BF"/>
+          <w:sz w:val="23"/>
+          <w:szCs w:val="23"/>
+        </w:rPr>
+      </w:pPr>
+      <w:proofErr w:type="spellStart"/>
+      <w:r>
+        <w:rPr>
+          <w:rFonts w:asciiTheme="minorHAnsi" w:eastAsia="Calibri" w:hAnsiTheme="minorHAnsi" w:cstheme="minorHAnsi"/>
+          <w:b/>
+          <w:color w:val="2E74B5" w:themeColor="accent1" w:themeShade="BF"/>
+          <w:sz w:val="23"/>
+          <w:szCs w:val="23"/>
+        </w:rPr>
+        <w:t>AmNet</w:t>
+      </w:r>
+      <w:proofErr w:type="spellEnd"/>
+      <w:r>
+        <w:rPr>
+          <w:rFonts w:asciiTheme="minorHAnsi" w:eastAsia="Calibri" w:hAnsiTheme="minorHAnsi" w:cstheme="minorHAnsi"/>
+          <w:b/>
+          <w:color w:val="2E74B5" w:themeColor="accent1" w:themeShade="BF"/>
+          <w:sz w:val="23"/>
+          <w:szCs w:val="23"/>
+        </w:rPr>
+        <w:t xml:space="preserve"> Services Inc., Fairfield, NJ </w:t>
+      </w:r>
+      <w:r>
+        <w:rPr>
+          <w:rFonts w:asciiTheme="minorHAnsi" w:eastAsia="Calibri" w:hAnsiTheme="minorHAnsi" w:cstheme="minorHAnsi"/>
+          <w:b/>
+          <w:i/>
+          <w:color w:val="2E74B5" w:themeColor="accent1" w:themeShade="BF"/>
+          <w:sz w:val="23"/>
+          <w:szCs w:val="23"/>
+        </w:rPr>
+        <w:t>(Telecommunications)</w:t>
+      </w:r>
+      <w:r>
+        <w:rPr>
+          <w:rFonts w:asciiTheme="minorHAnsi" w:eastAsia="Calibri" w:hAnsiTheme="minorHAnsi" w:cstheme="minorHAnsi"/>
+          <w:b/>
+          <w:color w:val="2E74B5" w:themeColor="accent1" w:themeShade="BF"/>
+          <w:sz w:val="23"/>
+          <w:szCs w:val="23"/>
+        </w:rPr>
+        <w:t xml:space="preserve"> </w:t>
+      </w:r>
+    </w:p>
+    <w:p>
+      <w:pPr>
+        <w:widowControl w:val="0"/>
+        <w:pBdr>
+          <w:top w:val="nil"/>
+          <w:left w:val="nil"/>
+          <w:bottom w:val="nil"/>
+          <w:right w:val="nil"/>
+          <w:between w:val="nil"/>
+        </w:pBdr>
+        <w:spacing w:before="11" w:line="254" w:lineRule="auto"/>
+        <w:ind w:left="-270" w:right="-582" w:hanging="180"/>
+        <w:jc w:val="both"/>
+        <w:rPr>
+          <w:rFonts w:asciiTheme="minorHAnsi" w:eastAsia="Calibri" w:hAnsiTheme="minorHAnsi" w:cstheme="minorHAnsi"/>
+          <w:b/>
+          <w:color w:val="7F7F7F"/>
+        </w:rPr>
+      </w:pPr>
+      <w:r>
+        <w:rPr>
+          <w:rFonts w:asciiTheme="minorHAnsi" w:eastAsia="Calibri" w:hAnsiTheme="minorHAnsi" w:cstheme="minorHAnsi"/>
+          <w:b/>
+          <w:color w:val="2E74B5" w:themeColor="accent1" w:themeShade="BF"/>
+        </w:rPr>
+        <w:t>ETL</w:t>
+      </w:r>
+      <w:r>
+        <w:rPr>
+          <w:rFonts w:asciiTheme="minorHAnsi" w:eastAsia="Calibri" w:hAnsiTheme="minorHAnsi" w:cstheme="minorHAnsi"/>
+          <w:b/>
+          <w:color w:val="2E74B5" w:themeColor="accent1" w:themeShade="BF"/>
+        </w:rPr>
+        <w:t>/SQL Server</w:t>
+      </w:r>
+      <w:r>
+        <w:rPr>
+          <w:rFonts w:asciiTheme="minorHAnsi" w:eastAsia="Calibri" w:hAnsiTheme="minorHAnsi" w:cstheme="minorHAnsi"/>
+          <w:b/>
+          <w:color w:val="2E74B5" w:themeColor="accent1" w:themeShade="BF"/>
+        </w:rPr>
+        <w:t xml:space="preserve"> Developer </w:t>
+      </w:r>
+      <w:r>
+        <w:rPr>
+          <w:rFonts w:asciiTheme="minorHAnsi" w:eastAsia="Calibri" w:hAnsiTheme="minorHAnsi" w:cstheme="minorHAnsi"/>
+          <w:b/>
+          <w:color w:val="7F7F7F"/>
+        </w:rPr>
+        <w:t xml:space="preserve">Oct </w:t>
+      </w:r>
+      <w:r>
+        <w:rPr>
+          <w:rFonts w:asciiTheme="minorHAnsi" w:eastAsia="Calibri" w:hAnsiTheme="minorHAnsi" w:cstheme="minorHAnsi"/>
+          <w:b/>
+          <w:color w:val="7F7F7F"/>
+        </w:rPr>
+        <w:t>20</w:t>
+      </w:r>
+      <w:r>
+        <w:rPr>
+          <w:rFonts w:asciiTheme="minorHAnsi" w:eastAsia="Calibri" w:hAnsiTheme="minorHAnsi" w:cstheme="minorHAnsi"/>
+          <w:b/>
+          <w:color w:val="7F7F7F"/>
+        </w:rPr>
+        <w:t>19</w:t>
+      </w:r>
+      <w:r>
+        <w:rPr>
+          <w:rFonts w:asciiTheme="minorHAnsi" w:eastAsia="Calibri" w:hAnsiTheme="minorHAnsi" w:cstheme="minorHAnsi"/>
+          <w:b/>
+          <w:color w:val="7F7F7F"/>
+        </w:rPr>
+        <w:t xml:space="preserve"> - </w:t>
+      </w:r>
+      <w:r>
+        <w:rPr>
+          <w:rFonts w:asciiTheme="minorHAnsi" w:eastAsia="Calibri" w:hAnsiTheme="minorHAnsi" w:cstheme="minorHAnsi"/>
+          <w:b/>
+          <w:color w:val="7F7F7F"/>
+        </w:rPr>
+        <w:t>Aug</w:t>
+      </w:r>
+      <w:r>
+        <w:rPr>
+          <w:rFonts w:asciiTheme="minorHAnsi" w:eastAsia="Calibri" w:hAnsiTheme="minorHAnsi" w:cstheme="minorHAnsi"/>
+          <w:b/>
+          <w:color w:val="7F7F7F"/>
+        </w:rPr>
+        <w:t xml:space="preserve"> 202</w:t>
+      </w:r>
+      <w:r>
+        <w:rPr>
+          <w:rFonts w:asciiTheme="minorHAnsi" w:eastAsia="Calibri" w:hAnsiTheme="minorHAnsi" w:cstheme="minorHAnsi"/>
+          <w:b/>
+          <w:color w:val="7F7F7F"/>
+        </w:rPr>
+        <w:t>0</w:t>
+      </w:r>
+      <w:r>
+        <w:rPr>
+          <w:rFonts w:asciiTheme="minorHAnsi" w:eastAsia="Calibri" w:hAnsiTheme="minorHAnsi" w:cstheme="minorHAnsi"/>
+          <w:b/>
+          <w:color w:val="7F7F7F"/>
+        </w:rPr>
+        <w:t xml:space="preserve"> </w:t>
+      </w:r>
+    </w:p>
+    <w:p>
+      <w:pPr>
+        <w:pStyle w:val="NormalWeb"/>
+        <w:numPr>
+          <w:ilvl w:val="0"/>
+          <w:numId w:val="8"/>
+        </w:numPr>
+        <w:spacing w:before="12" w:beforeAutospacing="0" w:after="0" w:afterAutospacing="0"/>
+        <w:ind w:left="-270" w:right="-576" w:hanging="180"/>
+        <w:contextualSpacing/>
+        <w:jc w:val="both"/>
+        <w:rPr>
+          <w:rFonts w:asciiTheme="minorHAnsi" w:hAnsiTheme="minorHAnsi" w:cstheme="minorHAnsi"/>
+          <w:sz w:val="22"/>
+          <w:szCs w:val="22"/>
+        </w:rPr>
+      </w:pPr>
+      <w:r>
+        <w:rPr>
+          <w:rFonts w:asciiTheme="minorHAnsi" w:hAnsiTheme="minorHAnsi" w:cstheme="minorHAnsi"/>
+          <w:sz w:val="22"/>
+          <w:szCs w:val="22"/>
+        </w:rPr>
+        <w:t>Developed SSIS packages to automate extraction and ingestion of network test data from Excel, flat files, and MS Access sources into a SQL Server staging environment.</w:t>
+      </w:r>
+    </w:p>
+    <w:p>
+      <w:pPr>
+        <w:pStyle w:val="NormalWeb"/>
+        <w:numPr>
+          <w:ilvl w:val="0"/>
+          <w:numId w:val="8"/>
+        </w:numPr>
+        <w:spacing w:before="12" w:beforeAutospacing="0" w:after="0" w:afterAutospacing="0"/>
+        <w:ind w:left="-270" w:right="-576" w:hanging="180"/>
+        <w:contextualSpacing/>
+        <w:jc w:val="both"/>
+        <w:rPr>
+          <w:rFonts w:asciiTheme="minorHAnsi" w:hAnsiTheme="minorHAnsi" w:cstheme="minorHAnsi"/>
+          <w:sz w:val="22"/>
+          <w:szCs w:val="22"/>
+        </w:rPr>
+      </w:pPr>
+      <w:r>
+        <w:rPr>
+          <w:rFonts w:asciiTheme="minorHAnsi" w:hAnsiTheme="minorHAnsi" w:cstheme="minorHAnsi"/>
+          <w:sz w:val="22"/>
+          <w:szCs w:val="22"/>
+        </w:rPr>
+        <w:t xml:space="preserve">Designed and implemented a dimensional data warehouse model using </w:t>
+      </w:r>
+      <w:proofErr w:type="spellStart"/>
+      <w:r>
+        <w:rPr>
+          <w:rFonts w:asciiTheme="minorHAnsi" w:hAnsiTheme="minorHAnsi" w:cstheme="minorHAnsi"/>
+          <w:b/>
+          <w:bCs/>
+          <w:sz w:val="22"/>
+          <w:szCs w:val="22"/>
+        </w:rPr>
+        <w:t>ERwin</w:t>
+      </w:r>
+      <w:proofErr w:type="spellEnd"/>
+      <w:r>
+        <w:rPr>
+          <w:rFonts w:asciiTheme="minorHAnsi" w:hAnsiTheme="minorHAnsi" w:cstheme="minorHAnsi"/>
+          <w:b/>
+          <w:bCs/>
+          <w:sz w:val="22"/>
+          <w:szCs w:val="22"/>
+        </w:rPr>
+        <w:t xml:space="preserve"> Data Modeler</w:t>
+      </w:r>
+      <w:r>
+        <w:rPr>
+          <w:rFonts w:asciiTheme="minorHAnsi" w:hAnsiTheme="minorHAnsi" w:cstheme="minorHAnsi"/>
+          <w:sz w:val="22"/>
+          <w:szCs w:val="22"/>
+        </w:rPr>
+        <w:t xml:space="preserve"> to support analytical queries on network KPIs.</w:t>
+      </w:r>
+    </w:p>
+    <w:p>
+      <w:pPr>
+        <w:pStyle w:val="NormalWeb"/>
+        <w:numPr>
+          <w:ilvl w:val="0"/>
+          <w:numId w:val="8"/>
+        </w:numPr>
+        <w:spacing w:before="12" w:beforeAutospacing="0" w:after="0" w:afterAutospacing="0"/>
+        <w:ind w:left="-270" w:right="-576" w:hanging="180"/>
+        <w:contextualSpacing/>
+        <w:jc w:val="both"/>
+        <w:rPr>
+          <w:rFonts w:asciiTheme="minorHAnsi" w:hAnsiTheme="minorHAnsi" w:cstheme="minorHAnsi"/>
+          <w:sz w:val="22"/>
+          <w:szCs w:val="22"/>
+        </w:rPr>
+      </w:pPr>
+      <w:r>
+        <w:rPr>
+          <w:rFonts w:asciiTheme="minorHAnsi" w:hAnsiTheme="minorHAnsi" w:cstheme="minorHAnsi"/>
+          <w:sz w:val="22"/>
+          <w:szCs w:val="22"/>
+        </w:rPr>
+        <w:lastRenderedPageBreak/>
+        <w:t xml:space="preserve">Wrote complex </w:t>
+      </w:r>
+      <w:r>
+        <w:rPr>
+          <w:rFonts w:asciiTheme="minorHAnsi" w:hAnsiTheme="minorHAnsi" w:cstheme="minorHAnsi"/>
+          <w:b/>
+          <w:bCs/>
+          <w:sz w:val="22"/>
+          <w:szCs w:val="22"/>
+        </w:rPr>
+        <w:t>T-SQL stored procedures</w:t>
+      </w:r>
+      <w:r>
+        <w:rPr>
+          <w:rFonts w:asciiTheme="minorHAnsi" w:hAnsiTheme="minorHAnsi" w:cstheme="minorHAnsi"/>
+          <w:sz w:val="22"/>
+          <w:szCs w:val="22"/>
+        </w:rPr>
+        <w:t xml:space="preserve"> for </w:t>
+      </w:r>
+      <w:r>
+        <w:rPr>
+          <w:rFonts w:asciiTheme="minorHAnsi" w:hAnsiTheme="minorHAnsi" w:cstheme="minorHAnsi"/>
+          <w:b/>
+          <w:bCs/>
+          <w:sz w:val="22"/>
+          <w:szCs w:val="22"/>
+        </w:rPr>
+        <w:t>data cleansing, aggregation, and validation</w:t>
+      </w:r>
+      <w:r>
+        <w:rPr>
+          <w:rFonts w:asciiTheme="minorHAnsi" w:hAnsiTheme="minorHAnsi" w:cstheme="minorHAnsi"/>
+          <w:sz w:val="22"/>
+          <w:szCs w:val="22"/>
+        </w:rPr>
+        <w:t xml:space="preserve"> to ensure accuracy and consistency of telecom metrics.</w:t>
+      </w:r>
+    </w:p>
+    <w:p>
+      <w:pPr>
+        <w:pStyle w:val="NormalWeb"/>
+        <w:numPr>
+          <w:ilvl w:val="0"/>
+          <w:numId w:val="8"/>
+        </w:numPr>
+        <w:spacing w:before="12" w:beforeAutospacing="0" w:after="0" w:afterAutospacing="0"/>
+        <w:ind w:left="-270" w:right="-576" w:hanging="180"/>
+        <w:contextualSpacing/>
+        <w:jc w:val="both"/>
+        <w:rPr>
+          <w:rFonts w:asciiTheme="minorHAnsi" w:hAnsiTheme="minorHAnsi" w:cstheme="minorHAnsi"/>
+          <w:sz w:val="22"/>
+          <w:szCs w:val="22"/>
+        </w:rPr>
+      </w:pPr>
+      <w:r>
+        <w:rPr>
+          <w:rFonts w:asciiTheme="minorHAnsi" w:hAnsiTheme="minorHAnsi" w:cstheme="minorHAnsi"/>
+          <w:sz w:val="22"/>
+          <w:szCs w:val="22"/>
+        </w:rPr>
+        <w:t xml:space="preserve">Created and maintained </w:t>
+      </w:r>
+      <w:r>
+        <w:rPr>
+          <w:rFonts w:asciiTheme="minorHAnsi" w:hAnsiTheme="minorHAnsi" w:cstheme="minorHAnsi"/>
+          <w:b/>
+          <w:bCs/>
+          <w:sz w:val="22"/>
+          <w:szCs w:val="22"/>
+        </w:rPr>
+        <w:t>SSRS reports</w:t>
+      </w:r>
+      <w:r>
+        <w:rPr>
+          <w:rFonts w:asciiTheme="minorHAnsi" w:hAnsiTheme="minorHAnsi" w:cstheme="minorHAnsi"/>
+          <w:sz w:val="22"/>
+          <w:szCs w:val="22"/>
+        </w:rPr>
+        <w:t xml:space="preserve"> and </w:t>
+      </w:r>
+      <w:proofErr w:type="spellStart"/>
+      <w:r>
+        <w:rPr>
+          <w:rFonts w:asciiTheme="minorHAnsi" w:hAnsiTheme="minorHAnsi" w:cstheme="minorHAnsi"/>
+          <w:b/>
+          <w:bCs/>
+          <w:sz w:val="22"/>
+          <w:szCs w:val="22"/>
+        </w:rPr>
+        <w:t>PowerBI</w:t>
+      </w:r>
+      <w:proofErr w:type="spellEnd"/>
+      <w:r>
+        <w:rPr>
+          <w:rFonts w:asciiTheme="minorHAnsi" w:hAnsiTheme="minorHAnsi" w:cstheme="minorHAnsi"/>
+          <w:b/>
+          <w:bCs/>
+          <w:sz w:val="22"/>
+          <w:szCs w:val="22"/>
+        </w:rPr>
+        <w:t xml:space="preserve"> dashboards</w:t>
+      </w:r>
+      <w:r>
+        <w:rPr>
+          <w:rFonts w:asciiTheme="minorHAnsi" w:hAnsiTheme="minorHAnsi" w:cstheme="minorHAnsi"/>
+          <w:sz w:val="22"/>
+          <w:szCs w:val="22"/>
+        </w:rPr>
+        <w:t xml:space="preserve"> to visualize signal strength, call drop rates, and E911 test call success metrics.</w:t>
+      </w:r>
+    </w:p>
+    <w:p>
+      <w:pPr>
+        <w:pStyle w:val="NormalWeb"/>
+        <w:numPr>
+          <w:ilvl w:val="0"/>
+          <w:numId w:val="8"/>
+        </w:numPr>
+        <w:spacing w:before="12" w:beforeAutospacing="0" w:after="0" w:afterAutospacing="0"/>
+        <w:ind w:left="-270" w:right="-576" w:hanging="180"/>
+        <w:contextualSpacing/>
+        <w:jc w:val="both"/>
+        <w:rPr>
+          <w:rFonts w:asciiTheme="minorHAnsi" w:hAnsiTheme="minorHAnsi" w:cstheme="minorHAnsi"/>
+          <w:sz w:val="22"/>
+          <w:szCs w:val="22"/>
+        </w:rPr>
+      </w:pPr>
+      <w:r>
+        <w:rPr>
+          <w:rFonts w:asciiTheme="minorHAnsi" w:hAnsiTheme="minorHAnsi" w:cstheme="minorHAnsi"/>
+          <w:sz w:val="22"/>
+          <w:szCs w:val="22"/>
+        </w:rPr>
+        <w:t xml:space="preserve">Automated </w:t>
+      </w:r>
+      <w:r>
+        <w:rPr>
+          <w:rFonts w:asciiTheme="minorHAnsi" w:hAnsiTheme="minorHAnsi" w:cstheme="minorHAnsi"/>
+          <w:b/>
+          <w:bCs/>
+          <w:sz w:val="22"/>
+          <w:szCs w:val="22"/>
+        </w:rPr>
+        <w:t>SQL Server Agent</w:t>
+      </w:r>
+      <w:r>
+        <w:rPr>
+          <w:rFonts w:asciiTheme="minorHAnsi" w:hAnsiTheme="minorHAnsi" w:cstheme="minorHAnsi"/>
+          <w:sz w:val="22"/>
+          <w:szCs w:val="22"/>
+        </w:rPr>
+        <w:t xml:space="preserve"> jobs to schedule SSIS package executions and report generation, ensuring daily data processing without manual intervention.</w:t>
+      </w:r>
+    </w:p>
+    <w:p>
+      <w:pPr>
+        <w:pStyle w:val="NormalWeb"/>
+        <w:numPr>
+          <w:ilvl w:val="0"/>
+          <w:numId w:val="8"/>
+        </w:numPr>
+        <w:spacing w:before="12" w:beforeAutospacing="0" w:after="0" w:afterAutospacing="0"/>
+        <w:ind w:left="-270" w:right="-576" w:hanging="180"/>
+        <w:contextualSpacing/>
+        <w:jc w:val="both"/>
+        <w:rPr>
+          <w:rFonts w:asciiTheme="minorHAnsi" w:hAnsiTheme="minorHAnsi" w:cstheme="minorHAnsi"/>
+          <w:sz w:val="22"/>
+          <w:szCs w:val="22"/>
+        </w:rPr>
+      </w:pPr>
+      <w:r>
+        <w:rPr>
+          <w:rFonts w:asciiTheme="minorHAnsi" w:hAnsiTheme="minorHAnsi" w:cstheme="minorHAnsi"/>
+          <w:sz w:val="22"/>
+          <w:szCs w:val="22"/>
+        </w:rPr>
+        <w:t>Collaborated with radio engineers, business analysts, and compliance teams in Agile sprints to gather requirements and iteratively improve data solutions.</w:t>
+      </w:r>
+    </w:p>
+    <w:p>
+      <w:pPr>
+        <w:pStyle w:val="NormalWeb"/>
+        <w:numPr>
+          <w:ilvl w:val="0"/>
+          <w:numId w:val="8"/>
+        </w:numPr>
+        <w:spacing w:before="12" w:beforeAutospacing="0" w:after="0" w:afterAutospacing="0"/>
+        <w:ind w:left="-270" w:right="-576" w:hanging="180"/>
+        <w:contextualSpacing/>
+        <w:jc w:val="both"/>
+        <w:rPr>
+          <w:b/>
+          <w:bCs/>
+        </w:rPr>
+      </w:pPr>
+      <w:r>
+        <w:rPr>
+          <w:rFonts w:asciiTheme="minorHAnsi" w:hAnsiTheme="minorHAnsi" w:cstheme="minorHAnsi"/>
+          <w:sz w:val="22"/>
+          <w:szCs w:val="22"/>
+        </w:rPr>
+        <w:t>Conducted rigorous testing of ETL workflows and reports to guarantee data quality and system performance at scale.</w:t>
+      </w:r>
+      <w:r>
+        <w:rPr>
+          <w:rFonts w:ascii="Arial" w:eastAsia="Arial" w:hAnsi="Arial" w:cs="Arial"/>
+          <w:b/>
+          <w:bCs/>
+          <w:sz w:val="22"/>
+          <w:szCs w:val="22"/>
+        </w:rPr>
+        <w:t xml:space="preserve"> </w:t>
+      </w:r>
+      <w:r>
+        <w:rPr>
+          <w:b/>
+          <w:bCs/>
+        </w:rPr>
+        <w:t xml:space="preserve">    </w:t>
+      </w:r>
+    </w:p>
+    <w:p>
+      <w:pPr>
+        <w:pStyle w:val="NormalWeb"/>
+        <w:spacing w:before="12" w:beforeAutospacing="0" w:after="0" w:afterAutospacing="0"/>
+        <w:ind w:left="2520" w:right="-576" w:firstLine="360"/>
+        <w:contextualSpacing/>
+        <w:jc w:val="both"/>
+        <w:rPr>
+          <w:rFonts w:asciiTheme="minorHAnsi" w:hAnsiTheme="minorHAnsi" w:cstheme="minorHAnsi"/>
+          <w:b/>
+          <w:bCs/>
+          <w:i/>
+          <w:iCs/>
+          <w:sz w:val="21"/>
+          <w:szCs w:val="21"/>
+        </w:rPr>
+      </w:pPr>
+      <w:r>
+        <w:rPr>
+          <w:rFonts w:asciiTheme="minorHAnsi" w:hAnsiTheme="minorHAnsi" w:cstheme="minorHAnsi"/>
+          <w:b/>
+          <w:bCs/>
+          <w:i/>
+          <w:iCs/>
+          <w:sz w:val="21"/>
+          <w:szCs w:val="21"/>
+        </w:rPr>
+        <w:t>Tech Stack:</w:t>
+      </w:r>
+      <w:r>
+        <w:rPr>
+          <w:rFonts w:asciiTheme="minorHAnsi" w:hAnsiTheme="minorHAnsi" w:cstheme="minorHAnsi"/>
+          <w:sz w:val="21"/>
+          <w:szCs w:val="21"/>
+        </w:rPr>
+        <w:t xml:space="preserve"> </w:t>
+      </w:r>
+      <w:r>
+        <w:rPr>
+          <w:rFonts w:asciiTheme="minorHAnsi" w:hAnsiTheme="minorHAnsi" w:cstheme="minorHAnsi"/>
+          <w:b/>
+          <w:bCs/>
+          <w:i/>
+          <w:iCs/>
+          <w:sz w:val="21"/>
+          <w:szCs w:val="21"/>
+        </w:rPr>
+        <w:t>SSIS/SSRS</w:t>
+      </w:r>
+      <w:r>
+        <w:rPr>
+          <w:rFonts w:asciiTheme="minorHAnsi" w:hAnsiTheme="minorHAnsi" w:cstheme="minorHAnsi"/>
+          <w:b/>
+          <w:bCs/>
+          <w:i/>
+          <w:iCs/>
+          <w:sz w:val="21"/>
+          <w:szCs w:val="21"/>
+        </w:rPr>
+        <w:t xml:space="preserve">, </w:t>
+      </w:r>
+      <w:r>
+        <w:rPr>
+          <w:rFonts w:asciiTheme="minorHAnsi" w:hAnsiTheme="minorHAnsi" w:cstheme="minorHAnsi"/>
+          <w:b/>
+          <w:bCs/>
+          <w:i/>
+          <w:iCs/>
+          <w:sz w:val="21"/>
+          <w:szCs w:val="21"/>
+        </w:rPr>
+        <w:t>T-</w:t>
+      </w:r>
+      <w:r>
+        <w:rPr>
+          <w:rFonts w:asciiTheme="minorHAnsi" w:hAnsiTheme="minorHAnsi" w:cstheme="minorHAnsi"/>
+          <w:b/>
+          <w:bCs/>
+          <w:i/>
+          <w:iCs/>
+          <w:sz w:val="21"/>
+          <w:szCs w:val="21"/>
+        </w:rPr>
+        <w:t xml:space="preserve">SQL, </w:t>
+      </w:r>
+      <w:r>
+        <w:rPr>
+          <w:rFonts w:asciiTheme="minorHAnsi" w:hAnsiTheme="minorHAnsi" w:cstheme="minorHAnsi"/>
+          <w:b/>
+          <w:bCs/>
+          <w:i/>
+          <w:iCs/>
+          <w:sz w:val="21"/>
+          <w:szCs w:val="21"/>
+        </w:rPr>
+        <w:t>Power-BI</w:t>
+      </w:r>
+      <w:r>
+        <w:rPr>
+          <w:rFonts w:asciiTheme="minorHAnsi" w:hAnsiTheme="minorHAnsi" w:cstheme="minorHAnsi"/>
+          <w:b/>
+          <w:bCs/>
+          <w:i/>
+          <w:iCs/>
+          <w:sz w:val="21"/>
+          <w:szCs w:val="21"/>
+        </w:rPr>
+        <w:t>, Agile</w:t>
+      </w:r>
+    </w:p>
+    <w:p>
+      <w:pPr>
+        <w:pStyle w:val="NormalWeb"/>
+        <w:spacing w:before="12" w:beforeAutospacing="0" w:after="0" w:afterAutospacing="0"/>
+        <w:ind w:right="-576"/>
+        <w:contextualSpacing/>
+        <w:jc w:val="both"/>
+        <w:rPr>
+          <w:rFonts w:asciiTheme="minorHAnsi" w:eastAsia="Noto Sans Symbols" w:hAnsiTheme="minorHAnsi" w:cstheme="minorHAnsi"/>
+          <w:b/>
+          <w:color w:val="000000"/>
+          <w:lang w:val="en-IN"/>
         </w:rPr>
       </w:pPr>
     </w:p>
@@ -1265,7 +4378,17 @@
           <w:sz w:val="23"/>
           <w:szCs w:val="23"/>
         </w:rPr>
-        <w:t xml:space="preserve">TECHNICAL PROJECTS </w:t>
+        <w:t>SELECTED</w:t>
+      </w:r>
+      <w:r>
+        <w:rPr>
+          <w:rFonts w:asciiTheme="minorHAnsi" w:eastAsia="Cambria" w:hAnsiTheme="minorHAnsi" w:cstheme="minorHAnsi"/>
+          <w:b/>
+          <w:color w:val="2E74B5" w:themeColor="accent1" w:themeShade="BF"/>
+          <w:sz w:val="23"/>
+          <w:szCs w:val="23"/>
+        </w:rPr>
+        <w:t xml:space="preserve"> PROJECTS </w:t>
       </w:r>
       <w:r>
         <w:rPr>
@@ -1354,29 +4477,7 @@
           <w:sz w:val="23"/>
           <w:szCs w:val="23"/>
         </w:rPr>
-        <w:t>Intelligence</w:t>
-      </w:r>
-      <w:r>
-        <w:rPr>
-          <w:rFonts w:asciiTheme="minorHAnsi" w:eastAsia="Calibri" w:hAnsiTheme="minorHAnsi" w:cstheme="minorHAnsi"/>
-          <w:b/>
-          <w:bCs/>
-          <w:color w:val="2E74B5" w:themeColor="accent1" w:themeShade="BF"/>
-          <w:sz w:val="23"/>
-          <w:szCs w:val="23"/>
-        </w:rPr>
-        <w:t xml:space="preserve"> </w:t>
-      </w:r>
-      <w:r>
-        <w:rPr>
-          <w:rFonts w:asciiTheme="minorHAnsi" w:eastAsia="Calibri" w:hAnsiTheme="minorHAnsi" w:cstheme="minorHAnsi"/>
-          <w:b/>
-          <w:bCs/>
-          <w:color w:val="2E74B5" w:themeColor="accent1" w:themeShade="BF"/>
-          <w:sz w:val="23"/>
-          <w:szCs w:val="23"/>
-        </w:rPr>
-        <w:t>Lake-House</w:t>
+        <w:t>Intelligence Lake-House</w:t>
       </w:r>
       <w:r>
         <w:rPr>
@@ -1470,6 +4571,7 @@
         </w:rPr>
         <w:t xml:space="preserve"> data </w:t>
       </w:r>
+      <w:proofErr w:type="spellStart"/>
       <w:r>
         <w:rPr>
           <w:rFonts w:asciiTheme="minorHAnsi" w:eastAsia="Noto Sans Symbols" w:hAnsiTheme="minorHAnsi" w:cstheme="minorHAnsi"/>
@@ -1478,6 +4580,7 @@
         </w:rPr>
         <w:t>lakehouse</w:t>
       </w:r>
+      <w:proofErr w:type="spellEnd"/>
       <w:r>
         <w:rPr>
           <w:rFonts w:asciiTheme="minorHAnsi" w:eastAsia="Noto Sans Symbols" w:hAnsiTheme="minorHAnsi" w:cstheme="minorHAnsi"/>
@@ -1486,6 +4589,7 @@
         </w:rPr>
         <w:t xml:space="preserve">, processing 6 global news feeds, GDELT event streams, and Kalshi prediction market data through </w:t>
       </w:r>
+      <w:proofErr w:type="spellStart"/>
       <w:r>
         <w:rPr>
           <w:rFonts w:asciiTheme="minorHAnsi" w:eastAsia="Noto Sans Symbols" w:hAnsiTheme="minorHAnsi" w:cstheme="minorHAnsi"/>
@@ -1494,6 +4598,7 @@
         </w:rPr>
         <w:t>PySpark</w:t>
       </w:r>
+      <w:proofErr w:type="spellEnd"/>
       <w:r>
         <w:rPr>
           <w:rFonts w:asciiTheme="minorHAnsi" w:eastAsia="Noto Sans Symbols" w:hAnsiTheme="minorHAnsi" w:cstheme="minorHAnsi"/>
@@ -1586,6 +4691,7 @@
         </w:rPr>
         <w:t xml:space="preserve">-powered inference engine that embeds Silver-layer data into </w:t>
       </w:r>
+      <w:proofErr w:type="spellStart"/>
       <w:r>
         <w:rPr>
           <w:rFonts w:asciiTheme="minorHAnsi" w:eastAsia="Noto Sans Symbols" w:hAnsiTheme="minorHAnsi" w:cstheme="minorHAnsi"/>
@@ -1594,6 +4700,7 @@
         </w:rPr>
         <w:t>ChromaDB</w:t>
       </w:r>
+      <w:proofErr w:type="spellEnd"/>
       <w:r>
         <w:rPr>
           <w:rFonts w:asciiTheme="minorHAnsi" w:eastAsia="Noto Sans Symbols" w:hAnsiTheme="minorHAnsi" w:cstheme="minorHAnsi"/>
@@ -1602,6 +4709,7 @@
         </w:rPr>
         <w:t xml:space="preserve"> (MiniLM-L6-v2), performs cascading time-windowed semantic search, and synthesizes bull/bear/verdict intelligence briefs via </w:t>
       </w:r>
+      <w:proofErr w:type="spellStart"/>
       <w:r>
         <w:rPr>
           <w:rFonts w:asciiTheme="minorHAnsi" w:eastAsia="Noto Sans Symbols" w:hAnsiTheme="minorHAnsi" w:cstheme="minorHAnsi"/>
@@ -1610,6 +4718,7 @@
         </w:rPr>
         <w:t>Groq</w:t>
       </w:r>
+      <w:proofErr w:type="spellEnd"/>
       <w:r>
         <w:rPr>
           <w:rFonts w:asciiTheme="minorHAnsi" w:eastAsia="Noto Sans Symbols" w:hAnsiTheme="minorHAnsi" w:cstheme="minorHAnsi"/>
@@ -1654,6 +4763,7 @@
         </w:rPr>
         <w:t xml:space="preserve">Built a React Human-in-the-Loop trade terminal backed by a </w:t>
       </w:r>
+      <w:proofErr w:type="spellStart"/>
       <w:r>
         <w:rPr>
           <w:rFonts w:asciiTheme="minorHAnsi" w:eastAsia="Noto Sans Symbols" w:hAnsiTheme="minorHAnsi" w:cstheme="minorHAnsi"/>
@@ -1662,6 +4772,7 @@
         </w:rPr>
         <w:t>FastAPI</w:t>
       </w:r>
+      <w:proofErr w:type="spellEnd"/>
       <w:r>
         <w:rPr>
           <w:rFonts w:asciiTheme="minorHAnsi" w:eastAsia="Noto Sans Symbols" w:hAnsiTheme="minorHAnsi" w:cstheme="minorHAnsi"/>
@@ -1807,7 +4918,25 @@
           <w:bCs/>
           <w:color w:val="000000"/>
         </w:rPr>
-        <w:t xml:space="preserve">Implemented resilient, low-cost ingestion across BBC, CNN, Fox, NYT, NY Post, and The Hindu using RSS discovery, Trafilatura full-text extraction, and </w:t>
+        <w:t xml:space="preserve">Implemented resilient, low-cost ingestion across BBC, CNN, Fox, NYT, NY Post, and The Hindu using RSS discovery, </w:t>
+      </w:r>
+      <w:proofErr w:type="spellStart"/>
+      <w:r>
+        <w:rPr>
+          <w:rFonts w:asciiTheme="minorHAnsi" w:eastAsia="Noto Sans Symbols" w:hAnsiTheme="minorHAnsi" w:cstheme="minorHAnsi"/>
+          <w:bCs/>
+          <w:color w:val="000000"/>
+        </w:rPr>
+        <w:t>Trafilatura</w:t>
+      </w:r>
+      <w:proofErr w:type="spellEnd"/>
+      <w:r>
+        <w:rPr>
+          <w:rFonts w:asciiTheme="minorHAnsi" w:eastAsia="Noto Sans Symbols" w:hAnsiTheme="minorHAnsi" w:cstheme="minorHAnsi"/>
+          <w:bCs/>
+          <w:color w:val="000000"/>
+        </w:rPr>
+        <w:t xml:space="preserve"> full-text extraction, and </w:t>
       </w:r>
       <w:r>
         <w:rPr>
@@ -1907,8 +5036,9 @@
           <w:sz w:val="21"/>
           <w:szCs w:val="21"/>
         </w:rPr>
-        <w:t>Python (PySpark/Pandas),</w:t>
-      </w:r>
+        <w:t>Python (</w:t>
+      </w:r>
+      <w:proofErr w:type="spellStart"/>
       <w:r>
         <w:rPr>
           <w:rFonts w:asciiTheme="minorHAnsi" w:eastAsia="Noto Sans Symbols" w:hAnsiTheme="minorHAnsi" w:cstheme="minorHAnsi"/>
@@ -1920,8 +5050,9 @@
           <w:sz w:val="21"/>
           <w:szCs w:val="21"/>
         </w:rPr>
-        <w:t>GroqAPI</w:t>
-      </w:r>
+        <w:t>PySpark</w:t>
+      </w:r>
+      <w:proofErr w:type="spellEnd"/>
       <w:r>
         <w:rPr>
           <w:rFonts w:asciiTheme="minorHAnsi" w:eastAsia="Noto Sans Symbols" w:hAnsiTheme="minorHAnsi" w:cstheme="minorHAnsi"/>
@@ -1933,8 +5064,9 @@
           <w:sz w:val="21"/>
           <w:szCs w:val="21"/>
         </w:rPr>
-        <w:t xml:space="preserve"> DuckDB</w:t>
-      </w:r>
+        <w:t>/Pandas</w:t>
+      </w:r>
+      <w:proofErr w:type="gramStart"/>
       <w:r>
         <w:rPr>
           <w:rFonts w:asciiTheme="minorHAnsi" w:eastAsia="Noto Sans Symbols" w:hAnsiTheme="minorHAnsi" w:cstheme="minorHAnsi"/>
@@ -1946,8 +5078,80 @@
           <w:sz w:val="21"/>
           <w:szCs w:val="21"/>
         </w:rPr>
-        <w:t>, ChromaDB</w:t>
-      </w:r>
+        <w:t>),</w:t>
+      </w:r>
+      <w:proofErr w:type="spellStart"/>
+      <w:r>
+        <w:rPr>
+          <w:rFonts w:asciiTheme="minorHAnsi" w:eastAsia="Noto Sans Symbols" w:hAnsiTheme="minorHAnsi" w:cstheme="minorHAnsi"/>
+          <w:b/>
+          <w:bCs/>
+          <w:i/>
+          <w:iCs/>
+          <w:color w:val="000000"/>
+          <w:sz w:val="21"/>
+          <w:szCs w:val="21"/>
+        </w:rPr>
+        <w:t>GroqAPI</w:t>
+      </w:r>
+      <w:proofErr w:type="spellEnd"/>
+      <w:proofErr w:type="gramEnd"/>
+      <w:r>
+        <w:rPr>
+          <w:rFonts w:asciiTheme="minorHAnsi" w:eastAsia="Noto Sans Symbols" w:hAnsiTheme="minorHAnsi" w:cstheme="minorHAnsi"/>
+          <w:b/>
+          <w:bCs/>
+          <w:i/>
+          <w:iCs/>
+          <w:color w:val="000000"/>
+          <w:sz w:val="21"/>
+          <w:szCs w:val="21"/>
+        </w:rPr>
+        <w:t xml:space="preserve"> </w:t>
+      </w:r>
+      <w:proofErr w:type="spellStart"/>
+      <w:r>
+        <w:rPr>
+          <w:rFonts w:asciiTheme="minorHAnsi" w:eastAsia="Noto Sans Symbols" w:hAnsiTheme="minorHAnsi" w:cstheme="minorHAnsi"/>
+          <w:b/>
+          <w:bCs/>
+          <w:i/>
+          <w:iCs/>
+          <w:color w:val="000000"/>
+          <w:sz w:val="21"/>
+          <w:szCs w:val="21"/>
+        </w:rPr>
+        <w:t>DuckDB</w:t>
+      </w:r>
+      <w:proofErr w:type="spellEnd"/>
+      <w:r>
+        <w:rPr>
+          <w:rFonts w:asciiTheme="minorHAnsi" w:eastAsia="Noto Sans Symbols" w:hAnsiTheme="minorHAnsi" w:cstheme="minorHAnsi"/>
+          <w:b/>
+          <w:bCs/>
+          <w:i/>
+          <w:iCs/>
+          <w:color w:val="000000"/>
+          <w:sz w:val="21"/>
+          <w:szCs w:val="21"/>
+        </w:rPr>
+        <w:t xml:space="preserve">, </w:t>
+      </w:r>
+      <w:proofErr w:type="spellStart"/>
+      <w:r>
+        <w:rPr>
+          <w:rFonts w:asciiTheme="minorHAnsi" w:eastAsia="Noto Sans Symbols" w:hAnsiTheme="minorHAnsi" w:cstheme="minorHAnsi"/>
+          <w:b/>
+          <w:bCs/>
+          <w:i/>
+          <w:iCs/>
+          <w:color w:val="000000"/>
+          <w:sz w:val="21"/>
+          <w:szCs w:val="21"/>
+        </w:rPr>
+        <w:t>ChromaDB</w:t>
+      </w:r>
+      <w:proofErr w:type="spellEnd"/>
       <w:r>
         <w:rPr>
           <w:rFonts w:asciiTheme="minorHAnsi" w:eastAsia="Noto Sans Symbols" w:hAnsiTheme="minorHAnsi" w:cstheme="minorHAnsi"/>
@@ -2085,6 +5289,7 @@
           <w:szCs w:val="23"/>
         </w:rPr>
       </w:pPr>
+      <w:proofErr w:type="spellStart"/>
       <w:r>
         <w:rPr>
           <w:rFonts w:asciiTheme="minorHAnsi" w:eastAsia="Calibri" w:hAnsiTheme="minorHAnsi" w:cstheme="minorHAnsi"/>
@@ -2096,6 +5301,7 @@
         </w:rPr>
         <w:t>RealTime_Context_Engine</w:t>
       </w:r>
+      <w:proofErr w:type="spellEnd"/>
       <w:r>
         <w:rPr>
           <w:rFonts w:asciiTheme="minorHAnsi" w:eastAsia="Calibri" w:hAnsiTheme="minorHAnsi" w:cstheme="minorHAnsi"/>
@@ -2194,8 +5400,19 @@
           <w:bCs/>
           <w:color w:val="000000"/>
         </w:rPr>
-        <w:t>Python/FastAPI</w:t>
-      </w:r>
+        <w:t>Python/</w:t>
+      </w:r>
+      <w:proofErr w:type="spellStart"/>
+      <w:r>
+        <w:rPr>
+          <w:rFonts w:asciiTheme="minorHAnsi" w:eastAsia="Noto Sans Symbols" w:hAnsiTheme="minorHAnsi" w:cstheme="minorHAnsi"/>
+          <w:b/>
+          <w:bCs/>
+          <w:color w:val="000000"/>
+        </w:rPr>
+        <w:t>FastAPI</w:t>
+      </w:r>
+      <w:proofErr w:type="spellEnd"/>
       <w:r>
         <w:rPr>
           <w:rFonts w:asciiTheme="minorHAnsi" w:eastAsia="Noto Sans Symbols" w:hAnsiTheme="minorHAnsi" w:cstheme="minorHAnsi"/>
@@ -2303,7 +5520,25 @@
           <w:bCs/>
           <w:color w:val="000000"/>
         </w:rPr>
-        <w:t xml:space="preserve"> (Time To First Token).</w:t>
+        <w:t xml:space="preserve"> (Time </w:t>
+      </w:r>
+      <w:proofErr w:type="gramStart"/>
+      <w:r>
+        <w:rPr>
+          <w:rFonts w:asciiTheme="minorHAnsi" w:eastAsia="Noto Sans Symbols" w:hAnsiTheme="minorHAnsi" w:cstheme="minorHAnsi"/>
+          <w:bCs/>
+          <w:color w:val="000000"/>
+        </w:rPr>
+        <w:t>To</w:t>
+      </w:r>
+      <w:proofErr w:type="gramEnd"/>
+      <w:r>
+        <w:rPr>
+          <w:rFonts w:asciiTheme="minorHAnsi" w:eastAsia="Noto Sans Symbols" w:hAnsiTheme="minorHAnsi" w:cstheme="minorHAnsi"/>
+          <w:bCs/>
+          <w:color w:val="000000"/>
+        </w:rPr>
+        <w:t xml:space="preserve"> First Token).</w:t>
       </w:r>
     </w:p>
     <w:p>
@@ -2489,6 +5724,7 @@
         </w:rPr>
         <w:t xml:space="preserve"> using </w:t>
       </w:r>
+      <w:proofErr w:type="spellStart"/>
       <w:r>
         <w:rPr>
           <w:rFonts w:asciiTheme="minorHAnsi" w:eastAsia="Noto Sans Symbols" w:hAnsiTheme="minorHAnsi" w:cstheme="minorHAnsi"/>
@@ -2498,6 +5734,7 @@
         </w:rPr>
         <w:t>PyInstaller</w:t>
       </w:r>
+      <w:proofErr w:type="spellEnd"/>
       <w:r>
         <w:rPr>
           <w:rFonts w:asciiTheme="minorHAnsi" w:eastAsia="Noto Sans Symbols" w:hAnsiTheme="minorHAnsi" w:cstheme="minorHAnsi"/>
@@ -2605,12 +5842,124 @@
           <w:sz w:val="21"/>
           <w:szCs w:val="21"/>
         </w:rPr>
-        <w:t>Python (FastAPI/Uvicorn), JavaScript (Electron/Node.js), OpenAI API (GPT-4o/5), RSA Cryptography, SSE (Server-Sent Events), PyInstaller, Electron Builder.</w:t>
+        <w:t>Python (</w:t>
+      </w:r>
+      <w:proofErr w:type="spellStart"/>
+      <w:r>
+        <w:rPr>
+          <w:rFonts w:asciiTheme="minorHAnsi" w:eastAsia="Noto Sans Symbols" w:hAnsiTheme="minorHAnsi" w:cstheme="minorHAnsi"/>
+          <w:b/>
+          <w:bCs/>
+          <w:i/>
+          <w:iCs/>
+          <w:color w:val="000000"/>
+          <w:sz w:val="21"/>
+          <w:szCs w:val="21"/>
+        </w:rPr>
+        <w:t>FastAPI</w:t>
+      </w:r>
+      <w:proofErr w:type="spellEnd"/>
+      <w:r>
+        <w:rPr>
+          <w:rFonts w:asciiTheme="minorHAnsi" w:eastAsia="Noto Sans Symbols" w:hAnsiTheme="minorHAnsi" w:cstheme="minorHAnsi"/>
+          <w:b/>
+          <w:bCs/>
+          <w:i/>
+          <w:iCs/>
+          <w:color w:val="000000"/>
+          <w:sz w:val="21"/>
+          <w:szCs w:val="21"/>
+        </w:rPr>
+        <w:t>/</w:t>
+      </w:r>
+      <w:proofErr w:type="spellStart"/>
+      <w:r>
+        <w:rPr>
+          <w:rFonts w:asciiTheme="minorHAnsi" w:eastAsia="Noto Sans Symbols" w:hAnsiTheme="minorHAnsi" w:cstheme="minorHAnsi"/>
+          <w:b/>
+          <w:bCs/>
+          <w:i/>
+          <w:iCs/>
+          <w:color w:val="000000"/>
+          <w:sz w:val="21"/>
+          <w:szCs w:val="21"/>
+        </w:rPr>
+        <w:t>Uvicorn</w:t>
+      </w:r>
+      <w:proofErr w:type="spellEnd"/>
+      <w:r>
+        <w:rPr>
+          <w:rFonts w:asciiTheme="minorHAnsi" w:eastAsia="Noto Sans Symbols" w:hAnsiTheme="minorHAnsi" w:cstheme="minorHAnsi"/>
+          <w:b/>
+          <w:bCs/>
+          <w:i/>
+          <w:iCs/>
+          <w:color w:val="000000"/>
+          <w:sz w:val="21"/>
+          <w:szCs w:val="21"/>
+        </w:rPr>
+        <w:t xml:space="preserve">), JavaScript (Electron/Node.js), OpenAI API (GPT-4o/5), RSA Cryptography, SSE (Server-Sent Events), </w:t>
+      </w:r>
+      <w:proofErr w:type="spellStart"/>
+      <w:r>
+        <w:rPr>
+          <w:rFonts w:asciiTheme="minorHAnsi" w:eastAsia="Noto Sans Symbols" w:hAnsiTheme="minorHAnsi" w:cstheme="minorHAnsi"/>
+          <w:b/>
+          <w:bCs/>
+          <w:i/>
+          <w:iCs/>
+          <w:color w:val="000000"/>
+          <w:sz w:val="21"/>
+          <w:szCs w:val="21"/>
+        </w:rPr>
+        <w:t>PyInstaller</w:t>
+      </w:r>
+      <w:proofErr w:type="spellEnd"/>
+      <w:r>
+        <w:rPr>
+          <w:rFonts w:asciiTheme="minorHAnsi" w:eastAsia="Noto Sans Symbols" w:hAnsiTheme="minorHAnsi" w:cstheme="minorHAnsi"/>
+          <w:b/>
+          <w:bCs/>
+          <w:i/>
+          <w:iCs/>
+          <w:color w:val="000000"/>
+          <w:sz w:val="21"/>
+          <w:szCs w:val="21"/>
+        </w:rPr>
+        <w:t>, Electron Builder.</w:t>
       </w:r>
     </w:p>
     <w:p>
       <w:pPr>
-        <w:pStyle w:val="ListParagraph"/>
+        <w:pStyle w:val="NormalWeb"/>
+        <w:spacing w:before="12" w:beforeAutospacing="0" w:after="0" w:afterAutospacing="0"/>
+        <w:ind w:left="1080" w:right="-576"/>
+        <w:contextualSpacing/>
+        <w:jc w:val="both"/>
+        <w:rPr>
+          <w:b/>
+          <w:bCs/>
+        </w:rPr>
+      </w:pPr>
+      <w:r>
+        <w:rPr>
+          <w:rFonts w:asciiTheme="minorHAnsi" w:eastAsia="Noto Sans Symbols" w:hAnsiTheme="minorHAnsi" w:cstheme="minorHAnsi"/>
+          <w:b/>
+          <w:color w:val="000000"/>
+          <w:lang w:val="en-IN"/>
+        </w:rPr>
+        <w:tab/>
+      </w:r>
+      <w:r>
+        <w:rPr>
+          <w:rFonts w:asciiTheme="minorHAnsi" w:eastAsia="Noto Sans Symbols" w:hAnsiTheme="minorHAnsi" w:cstheme="minorHAnsi"/>
+          <w:color w:val="000000"/>
+        </w:rPr>
+        <w:t xml:space="preserve"> </w:t>
+      </w:r>
+    </w:p>
+    <w:p>
+      <w:pPr>
         <w:widowControl w:val="0"/>
         <w:pBdr>
           <w:top w:val="nil"/>
@@ -2620,524 +5969,16 @@
           <w:between w:val="nil"/>
         </w:pBdr>
         <w:spacing w:before="12" w:line="240" w:lineRule="auto"/>
-        <w:ind w:left="810" w:right="-576" w:hanging="1080"/>
+        <w:ind w:left="-259" w:right="-582" w:hanging="187"/>
         <w:jc w:val="both"/>
         <w:rPr>
-          <w:rFonts w:asciiTheme="minorHAnsi" w:eastAsia="Noto Sans Symbols" w:hAnsiTheme="minorHAnsi" w:cstheme="minorHAnsi"/>
-          <w:b/>
-          <w:bCs/>
-          <w:color w:val="000000"/>
-        </w:rPr>
-      </w:pPr>
-    </w:p>
-    <w:p>
-      <w:pPr>
-        <w:widowControl w:val="0"/>
-        <w:pBdr>
-          <w:top w:val="nil"/>
-          <w:left w:val="nil"/>
-          <w:bottom w:val="nil"/>
-          <w:right w:val="nil"/>
-          <w:between w:val="nil"/>
-        </w:pBdr>
-        <w:tabs>
-          <w:tab w:val="num" w:pos="720"/>
-        </w:tabs>
-        <w:spacing w:before="12" w:line="240" w:lineRule="auto"/>
-        <w:ind w:right="-576" w:hanging="360"/>
-        <w:jc w:val="both"/>
-        <w:rPr>
           <w:rFonts w:asciiTheme="minorHAnsi" w:eastAsia="Calibri" w:hAnsiTheme="minorHAnsi" w:cstheme="minorHAnsi"/>
           <w:b/>
-          <w:bCs/>
           <w:color w:val="948A54"/>
-          <w:sz w:val="23"/>
-          <w:szCs w:val="23"/>
-        </w:rPr>
-      </w:pPr>
-      <w:r>
-        <w:rPr>
-          <w:rFonts w:asciiTheme="minorHAnsi" w:eastAsia="Calibri" w:hAnsiTheme="minorHAnsi" w:cstheme="minorHAnsi"/>
-          <w:b/>
-          <w:bCs/>
-          <w:color w:val="2E74B5" w:themeColor="accent1" w:themeShade="BF"/>
-          <w:sz w:val="23"/>
-          <w:szCs w:val="23"/>
-        </w:rPr>
-        <w:t xml:space="preserve">YouTube to Spotify </w:t>
-      </w:r>
-      <w:r>
-        <w:rPr>
-          <w:rFonts w:asciiTheme="minorHAnsi" w:eastAsia="Calibri" w:hAnsiTheme="minorHAnsi" w:cstheme="minorHAnsi"/>
-          <w:b/>
-          <w:bCs/>
-          <w:color w:val="2E74B5" w:themeColor="accent1" w:themeShade="BF"/>
-          <w:sz w:val="23"/>
-          <w:szCs w:val="23"/>
-        </w:rPr>
-        <w:t>Sync and Analytics</w:t>
-      </w:r>
-      <w:r>
-        <w:rPr>
-          <w:rFonts w:asciiTheme="minorHAnsi" w:eastAsia="Calibri" w:hAnsiTheme="minorHAnsi" w:cstheme="minorHAnsi"/>
-          <w:b/>
-          <w:bCs/>
-          <w:color w:val="2E74B5" w:themeColor="accent1" w:themeShade="BF"/>
-          <w:sz w:val="23"/>
-          <w:szCs w:val="23"/>
-        </w:rPr>
-        <w:t xml:space="preserve"> Pipeline </w:t>
-      </w:r>
-      <w:hyperlink r:id="rId11" w:history="1">
-        <w:r>
-          <w:rPr>
-            <w:rStyle w:val="Hyperlink"/>
-            <w:rFonts w:asciiTheme="minorHAnsi" w:eastAsia="Calibri" w:hAnsiTheme="minorHAnsi" w:cstheme="minorHAnsi"/>
-            <w:b/>
-            <w:bCs/>
-            <w:sz w:val="23"/>
-            <w:szCs w:val="23"/>
-          </w:rPr>
-          <w:t>https://github.com/70milan/Youtube_Spotify_Syncronization_Dagster</w:t>
-        </w:r>
-      </w:hyperlink>
-    </w:p>
-    <w:p>
-      <w:pPr>
-        <w:pStyle w:val="ListParagraph"/>
-        <w:widowControl w:val="0"/>
-        <w:numPr>
-          <w:ilvl w:val="0"/>
-          <w:numId w:val="19"/>
-        </w:numPr>
-        <w:pBdr>
-          <w:top w:val="nil"/>
-          <w:left w:val="nil"/>
-          <w:bottom w:val="nil"/>
-          <w:right w:val="nil"/>
-          <w:between w:val="nil"/>
-        </w:pBdr>
-        <w:spacing w:before="12" w:line="240" w:lineRule="auto"/>
-        <w:ind w:left="-180" w:right="-576" w:hanging="180"/>
-        <w:jc w:val="both"/>
-        <w:rPr>
-          <w:rFonts w:asciiTheme="minorHAnsi" w:eastAsia="Noto Sans Symbols" w:hAnsiTheme="minorHAnsi" w:cstheme="minorHAnsi"/>
-          <w:bCs/>
-          <w:color w:val="000000"/>
-        </w:rPr>
-      </w:pPr>
-      <w:r>
-        <w:rPr>
-          <w:rFonts w:asciiTheme="minorHAnsi" w:eastAsia="Noto Sans Symbols" w:hAnsiTheme="minorHAnsi" w:cstheme="minorHAnsi"/>
-          <w:bCs/>
-          <w:color w:val="000000"/>
-        </w:rPr>
-        <w:lastRenderedPageBreak/>
-        <w:t xml:space="preserve">Engineered an automated playlist </w:t>
-      </w:r>
-      <w:r>
-        <w:rPr>
-          <w:rFonts w:asciiTheme="minorHAnsi" w:eastAsia="Noto Sans Symbols" w:hAnsiTheme="minorHAnsi" w:cstheme="minorHAnsi"/>
-          <w:b/>
-          <w:color w:val="000000"/>
-        </w:rPr>
-        <w:t>synchronizer</w:t>
-      </w:r>
-      <w:r>
-        <w:rPr>
-          <w:rFonts w:asciiTheme="minorHAnsi" w:eastAsia="Noto Sans Symbols" w:hAnsiTheme="minorHAnsi" w:cstheme="minorHAnsi"/>
-          <w:bCs/>
-          <w:color w:val="000000"/>
-        </w:rPr>
-        <w:t xml:space="preserve"> using </w:t>
-      </w:r>
-      <w:r>
-        <w:rPr>
-          <w:rFonts w:asciiTheme="minorHAnsi" w:eastAsia="Noto Sans Symbols" w:hAnsiTheme="minorHAnsi" w:cstheme="minorHAnsi"/>
-          <w:b/>
-          <w:color w:val="000000"/>
-        </w:rPr>
-        <w:t>Dagster</w:t>
-      </w:r>
-      <w:r>
-        <w:rPr>
-          <w:rFonts w:asciiTheme="minorHAnsi" w:eastAsia="Noto Sans Symbols" w:hAnsiTheme="minorHAnsi" w:cstheme="minorHAnsi"/>
-          <w:bCs/>
-          <w:color w:val="000000"/>
-        </w:rPr>
-        <w:t xml:space="preserve"> that extracts YouTube video metadata via the </w:t>
-      </w:r>
-      <w:r>
-        <w:rPr>
-          <w:rFonts w:asciiTheme="minorHAnsi" w:eastAsia="Noto Sans Symbols" w:hAnsiTheme="minorHAnsi" w:cstheme="minorHAnsi"/>
-          <w:b/>
-          <w:color w:val="000000"/>
-        </w:rPr>
-        <w:t>YouTube Data API</w:t>
-      </w:r>
-      <w:r>
-        <w:rPr>
-          <w:rFonts w:asciiTheme="minorHAnsi" w:eastAsia="Noto Sans Symbols" w:hAnsiTheme="minorHAnsi" w:cstheme="minorHAnsi"/>
-          <w:bCs/>
-          <w:color w:val="000000"/>
-        </w:rPr>
-        <w:t>, matches tracks against the Spotify database, and incrementally loads them into synced Spotify playlists.</w:t>
-      </w:r>
-    </w:p>
-    <w:p>
-      <w:pPr>
-        <w:pStyle w:val="ListParagraph"/>
-        <w:widowControl w:val="0"/>
-        <w:numPr>
-          <w:ilvl w:val="0"/>
-          <w:numId w:val="19"/>
-        </w:numPr>
-        <w:pBdr>
-          <w:top w:val="nil"/>
-          <w:left w:val="nil"/>
-          <w:bottom w:val="nil"/>
-          <w:right w:val="nil"/>
-          <w:between w:val="nil"/>
-        </w:pBdr>
-        <w:spacing w:before="12" w:line="240" w:lineRule="auto"/>
-        <w:ind w:left="-180" w:right="-576" w:hanging="180"/>
-        <w:jc w:val="both"/>
-        <w:rPr>
-          <w:rFonts w:asciiTheme="minorHAnsi" w:eastAsia="Noto Sans Symbols" w:hAnsiTheme="minorHAnsi" w:cstheme="minorHAnsi"/>
-          <w:bCs/>
-          <w:color w:val="000000"/>
-        </w:rPr>
-      </w:pPr>
-      <w:r>
-        <w:rPr>
-          <w:rFonts w:asciiTheme="minorHAnsi" w:eastAsia="Noto Sans Symbols" w:hAnsiTheme="minorHAnsi" w:cstheme="minorHAnsi"/>
-          <w:bCs/>
-          <w:color w:val="000000"/>
-        </w:rPr>
-        <w:t xml:space="preserve">Implemented </w:t>
-      </w:r>
-      <w:r>
-        <w:rPr>
-          <w:rFonts w:asciiTheme="minorHAnsi" w:eastAsia="Noto Sans Symbols" w:hAnsiTheme="minorHAnsi" w:cstheme="minorHAnsi"/>
-          <w:b/>
-          <w:color w:val="000000"/>
-        </w:rPr>
-        <w:t>Change Data Capture (CDC)</w:t>
-      </w:r>
-      <w:r>
-        <w:rPr>
-          <w:rFonts w:asciiTheme="minorHAnsi" w:eastAsia="Noto Sans Symbols" w:hAnsiTheme="minorHAnsi" w:cstheme="minorHAnsi"/>
-          <w:bCs/>
-          <w:color w:val="000000"/>
-        </w:rPr>
-        <w:t xml:space="preserve"> logic using </w:t>
-      </w:r>
-      <w:r>
-        <w:rPr>
-          <w:rFonts w:asciiTheme="minorHAnsi" w:eastAsia="Noto Sans Symbols" w:hAnsiTheme="minorHAnsi" w:cstheme="minorHAnsi"/>
-          <w:b/>
-          <w:color w:val="000000"/>
-        </w:rPr>
-        <w:t>Python</w:t>
-      </w:r>
-      <w:r>
-        <w:rPr>
-          <w:rFonts w:asciiTheme="minorHAnsi" w:eastAsia="Noto Sans Symbols" w:hAnsiTheme="minorHAnsi" w:cstheme="minorHAnsi"/>
-          <w:bCs/>
-          <w:color w:val="000000"/>
-        </w:rPr>
-        <w:t xml:space="preserve"> and </w:t>
-      </w:r>
-      <w:r>
-        <w:rPr>
-          <w:rFonts w:asciiTheme="minorHAnsi" w:eastAsia="Noto Sans Symbols" w:hAnsiTheme="minorHAnsi" w:cstheme="minorHAnsi"/>
-          <w:b/>
-          <w:color w:val="000000"/>
-        </w:rPr>
-        <w:t>Pandas</w:t>
-      </w:r>
-      <w:r>
-        <w:rPr>
-          <w:rFonts w:asciiTheme="minorHAnsi" w:eastAsia="Noto Sans Symbols" w:hAnsiTheme="minorHAnsi" w:cstheme="minorHAnsi"/>
-          <w:bCs/>
-          <w:color w:val="000000"/>
-        </w:rPr>
-        <w:t xml:space="preserve"> to process only new or updated records, with </w:t>
-      </w:r>
-      <w:r>
-        <w:rPr>
-          <w:rFonts w:asciiTheme="minorHAnsi" w:eastAsia="Noto Sans Symbols" w:hAnsiTheme="minorHAnsi" w:cstheme="minorHAnsi"/>
-          <w:b/>
-          <w:color w:val="000000"/>
-        </w:rPr>
-        <w:t>AWS S3</w:t>
-      </w:r>
-      <w:r>
-        <w:rPr>
-          <w:rFonts w:asciiTheme="minorHAnsi" w:eastAsia="Noto Sans Symbols" w:hAnsiTheme="minorHAnsi" w:cstheme="minorHAnsi"/>
-          <w:bCs/>
-          <w:color w:val="000000"/>
-        </w:rPr>
-        <w:t xml:space="preserve"> as the staging and storage layer — minimizing redundant API calls across both platforms.</w:t>
-      </w:r>
-    </w:p>
-    <w:p>
-      <w:pPr>
-        <w:pStyle w:val="ListParagraph"/>
-        <w:widowControl w:val="0"/>
-        <w:numPr>
-          <w:ilvl w:val="0"/>
-          <w:numId w:val="19"/>
-        </w:numPr>
-        <w:pBdr>
-          <w:top w:val="nil"/>
-          <w:left w:val="nil"/>
-          <w:bottom w:val="nil"/>
-          <w:right w:val="nil"/>
-          <w:between w:val="nil"/>
-        </w:pBdr>
-        <w:spacing w:before="12" w:line="240" w:lineRule="auto"/>
-        <w:ind w:left="-180" w:right="-576" w:hanging="180"/>
-        <w:jc w:val="both"/>
-        <w:rPr>
-          <w:rFonts w:asciiTheme="minorHAnsi" w:eastAsia="Noto Sans Symbols" w:hAnsiTheme="minorHAnsi" w:cstheme="minorHAnsi"/>
-          <w:bCs/>
-          <w:color w:val="000000"/>
-        </w:rPr>
-      </w:pPr>
-      <w:r>
-        <w:rPr>
-          <w:rFonts w:asciiTheme="minorHAnsi" w:eastAsia="Noto Sans Symbols" w:hAnsiTheme="minorHAnsi" w:cstheme="minorHAnsi"/>
-          <w:bCs/>
-          <w:color w:val="000000"/>
-        </w:rPr>
-        <w:t xml:space="preserve">Managed secure user sessions across both APIs through </w:t>
-      </w:r>
-      <w:r>
-        <w:rPr>
-          <w:rFonts w:asciiTheme="minorHAnsi" w:eastAsia="Noto Sans Symbols" w:hAnsiTheme="minorHAnsi" w:cstheme="minorHAnsi"/>
-          <w:b/>
-          <w:color w:val="000000"/>
-        </w:rPr>
-        <w:t>OAuth 2.0</w:t>
-      </w:r>
-      <w:r>
-        <w:rPr>
-          <w:rFonts w:asciiTheme="minorHAnsi" w:eastAsia="Noto Sans Symbols" w:hAnsiTheme="minorHAnsi" w:cstheme="minorHAnsi"/>
-          <w:bCs/>
-          <w:color w:val="000000"/>
-        </w:rPr>
-        <w:t xml:space="preserve"> authentication flows, with transformed data persisted in </w:t>
-      </w:r>
-      <w:r>
-        <w:rPr>
-          <w:rFonts w:asciiTheme="minorHAnsi" w:eastAsia="Noto Sans Symbols" w:hAnsiTheme="minorHAnsi" w:cstheme="minorHAnsi"/>
-          <w:b/>
-          <w:color w:val="000000"/>
-        </w:rPr>
-        <w:t>PostgreSQL</w:t>
-      </w:r>
-      <w:r>
-        <w:rPr>
-          <w:rFonts w:asciiTheme="minorHAnsi" w:eastAsia="Noto Sans Symbols" w:hAnsiTheme="minorHAnsi" w:cstheme="minorHAnsi"/>
-          <w:bCs/>
-          <w:color w:val="000000"/>
-        </w:rPr>
-        <w:t xml:space="preserve"> for downstream analytics.</w:t>
-      </w:r>
-    </w:p>
-    <w:p>
-      <w:pPr>
-        <w:pStyle w:val="ListParagraph"/>
-        <w:widowControl w:val="0"/>
-        <w:numPr>
-          <w:ilvl w:val="0"/>
-          <w:numId w:val="19"/>
-        </w:numPr>
-        <w:pBdr>
-          <w:top w:val="nil"/>
-          <w:left w:val="nil"/>
-          <w:bottom w:val="nil"/>
-          <w:right w:val="nil"/>
-          <w:between w:val="nil"/>
-        </w:pBdr>
-        <w:spacing w:before="12" w:line="240" w:lineRule="auto"/>
-        <w:ind w:left="-180" w:right="-576" w:hanging="180"/>
-        <w:jc w:val="both"/>
-        <w:rPr>
-          <w:rFonts w:asciiTheme="minorHAnsi" w:eastAsia="Noto Sans Symbols" w:hAnsiTheme="minorHAnsi" w:cstheme="minorHAnsi"/>
-          <w:bCs/>
-          <w:color w:val="000000"/>
-        </w:rPr>
-      </w:pPr>
-      <w:r>
-        <w:rPr>
-          <w:rFonts w:asciiTheme="minorHAnsi" w:eastAsia="Noto Sans Symbols" w:hAnsiTheme="minorHAnsi" w:cstheme="minorHAnsi"/>
-          <w:bCs/>
-          <w:color w:val="000000"/>
-        </w:rPr>
-        <w:t xml:space="preserve">Built a </w:t>
-      </w:r>
-      <w:r>
-        <w:rPr>
-          <w:rFonts w:asciiTheme="minorHAnsi" w:eastAsia="Noto Sans Symbols" w:hAnsiTheme="minorHAnsi" w:cstheme="minorHAnsi"/>
-          <w:b/>
-          <w:color w:val="000000"/>
-        </w:rPr>
-        <w:t>Power BI dashboard</w:t>
-      </w:r>
-      <w:r>
-        <w:rPr>
-          <w:rFonts w:asciiTheme="minorHAnsi" w:eastAsia="Noto Sans Symbols" w:hAnsiTheme="minorHAnsi" w:cstheme="minorHAnsi"/>
-          <w:bCs/>
-          <w:color w:val="000000"/>
-        </w:rPr>
-        <w:t xml:space="preserve"> surfacing personalized listening trends over time — play history, artist affinity, and genre </w:t>
-      </w:r>
-      <w:r>
-        <w:rPr>
-          <w:rFonts w:asciiTheme="minorHAnsi" w:eastAsia="Noto Sans Symbols" w:hAnsiTheme="minorHAnsi" w:cstheme="minorHAnsi"/>
-          <w:bCs/>
-          <w:color w:val="000000"/>
-        </w:rPr>
-        <w:t>shifts.</w:t>
-      </w:r>
-    </w:p>
-    <w:p>
-      <w:pPr>
-        <w:pStyle w:val="ListParagraph"/>
-        <w:widowControl w:val="0"/>
-        <w:pBdr>
-          <w:top w:val="nil"/>
-          <w:left w:val="nil"/>
-          <w:bottom w:val="nil"/>
-          <w:right w:val="nil"/>
-          <w:between w:val="nil"/>
-        </w:pBdr>
-        <w:spacing w:before="12" w:line="240" w:lineRule="auto"/>
-        <w:ind w:right="-576" w:hanging="990"/>
-        <w:jc w:val="center"/>
-        <w:rPr>
-          <w:rFonts w:asciiTheme="minorHAnsi" w:eastAsia="Noto Sans Symbols" w:hAnsiTheme="minorHAnsi" w:cstheme="minorHAnsi"/>
-          <w:b/>
-          <w:bCs/>
-          <w:i/>
-          <w:iCs/>
-          <w:color w:val="000000"/>
-          <w:sz w:val="21"/>
-          <w:szCs w:val="21"/>
-        </w:rPr>
-      </w:pPr>
-      <w:r>
-        <w:rPr>
-          <w:rFonts w:asciiTheme="minorHAnsi" w:eastAsia="Noto Sans Symbols" w:hAnsiTheme="minorHAnsi" w:cstheme="minorHAnsi"/>
-          <w:b/>
-          <w:bCs/>
-          <w:i/>
-          <w:iCs/>
-          <w:color w:val="000000"/>
-          <w:sz w:val="21"/>
-          <w:szCs w:val="21"/>
-        </w:rPr>
-        <w:t xml:space="preserve">Tech Stack: </w:t>
-      </w:r>
-      <w:r>
-        <w:rPr>
-          <w:rFonts w:asciiTheme="minorHAnsi" w:eastAsia="Noto Sans Symbols" w:hAnsiTheme="minorHAnsi" w:cstheme="minorHAnsi"/>
-          <w:b/>
-          <w:bCs/>
-          <w:i/>
-          <w:iCs/>
-          <w:color w:val="000000"/>
-          <w:sz w:val="21"/>
-          <w:szCs w:val="21"/>
-        </w:rPr>
-        <w:t>Python, Pandas, Dagster, PostgreSQL, AWS S3, Power BI, RESTful APIs, OAuth 2.0, CDC</w:t>
-      </w:r>
-    </w:p>
-    <w:p>
-      <w:pPr>
-        <w:pStyle w:val="ListParagraph"/>
-        <w:widowControl w:val="0"/>
-        <w:pBdr>
-          <w:top w:val="nil"/>
-          <w:left w:val="nil"/>
-          <w:bottom w:val="nil"/>
-          <w:right w:val="nil"/>
-          <w:between w:val="nil"/>
-        </w:pBdr>
-        <w:spacing w:before="12" w:line="240" w:lineRule="auto"/>
-        <w:ind w:right="-576" w:hanging="990"/>
-        <w:jc w:val="center"/>
-        <w:rPr>
-          <w:rFonts w:asciiTheme="minorHAnsi" w:eastAsia="Noto Sans Symbols" w:hAnsiTheme="minorHAnsi" w:cstheme="minorHAnsi"/>
-          <w:b/>
-          <w:bCs/>
-          <w:i/>
-          <w:iCs/>
-          <w:color w:val="000000"/>
-          <w:sz w:val="21"/>
-          <w:szCs w:val="21"/>
-        </w:rPr>
-      </w:pPr>
-    </w:p>
-    <w:p>
-      <w:pPr>
-        <w:ind w:left="-450" w:right="-582"/>
-        <w:jc w:val="both"/>
-        <w:rPr>
-          <w:rFonts w:asciiTheme="minorHAnsi" w:eastAsia="Calibri" w:hAnsiTheme="minorHAnsi" w:cstheme="minorHAnsi"/>
-          <w:color w:val="000000"/>
-        </w:rPr>
-      </w:pPr>
-    </w:p>
-    <w:p>
-      <w:pPr>
-        <w:spacing w:line="240" w:lineRule="auto"/>
-        <w:ind w:left="-450" w:right="-582"/>
-        <w:jc w:val="both"/>
-        <w:rPr>
-          <w:rFonts w:asciiTheme="minorHAnsi" w:eastAsia="Cambria" w:hAnsiTheme="minorHAnsi" w:cstheme="minorHAnsi"/>
-          <w:b/>
-          <w:color w:val="2E74B5" w:themeColor="accent1" w:themeShade="BF"/>
-          <w:sz w:val="23"/>
-          <w:szCs w:val="23"/>
-        </w:rPr>
-      </w:pPr>
-      <w:r>
-        <w:rPr>
-          <w:rFonts w:asciiTheme="minorHAnsi" w:eastAsia="Cambria" w:hAnsiTheme="minorHAnsi" w:cstheme="minorHAnsi"/>
-          <w:b/>
-          <w:color w:val="2E74B5" w:themeColor="accent1" w:themeShade="BF"/>
-          <w:sz w:val="23"/>
-          <w:szCs w:val="23"/>
-        </w:rPr>
-        <w:t>WORK EXPERIENCE</w:t>
-      </w:r>
-    </w:p>
-    <w:p>
-      <w:pPr>
-        <w:spacing w:line="240" w:lineRule="auto"/>
-        <w:ind w:left="-450" w:right="-582"/>
-        <w:jc w:val="both"/>
-        <w:rPr>
-          <w:rFonts w:asciiTheme="minorHAnsi" w:eastAsia="Cambria" w:hAnsiTheme="minorHAnsi" w:cstheme="minorHAnsi"/>
-          <w:b/>
-          <w:color w:val="2E74B5" w:themeColor="accent1" w:themeShade="BF"/>
-          <w:sz w:val="23"/>
-          <w:szCs w:val="23"/>
-        </w:rPr>
-      </w:pPr>
-      <w:r>
-        <w:rPr>
-          <w:rFonts w:asciiTheme="minorHAnsi" w:eastAsia="Cambria" w:hAnsiTheme="minorHAnsi" w:cstheme="minorHAnsi"/>
-          <w:b/>
-          <w:color w:val="2E74B5" w:themeColor="accent1" w:themeShade="BF"/>
-          <w:sz w:val="23"/>
-          <w:szCs w:val="23"/>
-        </w:rPr>
-        <w:t xml:space="preserve"> </w:t>
-      </w:r>
+          <w:sz w:val="4"/>
+          <w:szCs w:val="4"/>
+        </w:rPr>
+      </w:pPr>
     </w:p>
     <w:p>
       <w:pPr>
@@ -3153,2930 +5994,6 @@
         <w:ind w:left="-270" w:right="-582" w:hanging="180"/>
         <w:jc w:val="both"/>
         <w:rPr>
-          <w:rFonts w:asciiTheme="minorHAnsi" w:eastAsia="Calibri" w:hAnsiTheme="minorHAnsi" w:cstheme="minorHAnsi"/>
-          <w:b/>
-          <w:color w:val="2E74B5" w:themeColor="accent1" w:themeShade="BF"/>
-          <w:sz w:val="23"/>
-          <w:szCs w:val="23"/>
-        </w:rPr>
-      </w:pPr>
-      <w:r>
-        <w:rPr>
-          <w:rFonts w:asciiTheme="minorHAnsi" w:eastAsia="Calibri" w:hAnsiTheme="minorHAnsi" w:cstheme="minorHAnsi"/>
-          <w:b/>
-          <w:color w:val="2E74B5" w:themeColor="accent1" w:themeShade="BF"/>
-          <w:sz w:val="23"/>
-          <w:szCs w:val="23"/>
-        </w:rPr>
-        <w:t>AmeriBen</w:t>
-      </w:r>
-      <w:r>
-        <w:rPr>
-          <w:rFonts w:asciiTheme="minorHAnsi" w:eastAsia="Calibri" w:hAnsiTheme="minorHAnsi" w:cstheme="minorHAnsi"/>
-          <w:b/>
-          <w:color w:val="2E74B5" w:themeColor="accent1" w:themeShade="BF"/>
-          <w:sz w:val="23"/>
-          <w:szCs w:val="23"/>
-        </w:rPr>
-        <w:t xml:space="preserve"> (</w:t>
-      </w:r>
-      <w:r>
-        <w:rPr>
-          <w:rFonts w:asciiTheme="minorHAnsi" w:eastAsia="Calibri" w:hAnsiTheme="minorHAnsi" w:cstheme="minorHAnsi"/>
-          <w:b/>
-          <w:color w:val="2E74B5" w:themeColor="accent1" w:themeShade="BF"/>
-          <w:sz w:val="23"/>
-          <w:szCs w:val="23"/>
-        </w:rPr>
-        <w:t>UST Global</w:t>
-      </w:r>
-      <w:r>
-        <w:rPr>
-          <w:rFonts w:asciiTheme="minorHAnsi" w:eastAsia="Calibri" w:hAnsiTheme="minorHAnsi" w:cstheme="minorHAnsi"/>
-          <w:b/>
-          <w:color w:val="2E74B5" w:themeColor="accent1" w:themeShade="BF"/>
-          <w:sz w:val="23"/>
-          <w:szCs w:val="23"/>
-        </w:rPr>
-        <w:t xml:space="preserve"> | Implementation partner), </w:t>
-      </w:r>
-      <w:r>
-        <w:rPr>
-          <w:rFonts w:asciiTheme="minorHAnsi" w:eastAsia="Calibri" w:hAnsiTheme="minorHAnsi" w:cstheme="minorHAnsi"/>
-          <w:b/>
-          <w:color w:val="2E74B5" w:themeColor="accent1" w:themeShade="BF"/>
-          <w:sz w:val="23"/>
-          <w:szCs w:val="23"/>
-        </w:rPr>
-        <w:t>remote</w:t>
-      </w:r>
-      <w:r>
-        <w:rPr>
-          <w:rFonts w:asciiTheme="minorHAnsi" w:eastAsia="Calibri" w:hAnsiTheme="minorHAnsi" w:cstheme="minorHAnsi"/>
-          <w:b/>
-          <w:color w:val="2E74B5" w:themeColor="accent1" w:themeShade="BF"/>
-          <w:sz w:val="23"/>
-          <w:szCs w:val="23"/>
-        </w:rPr>
-        <w:t xml:space="preserve"> (</w:t>
-      </w:r>
-      <w:r>
-        <w:rPr>
-          <w:rFonts w:asciiTheme="minorHAnsi" w:eastAsia="Calibri" w:hAnsiTheme="minorHAnsi" w:cstheme="minorHAnsi"/>
-          <w:b/>
-          <w:i/>
-          <w:color w:val="2E74B5" w:themeColor="accent1" w:themeShade="BF"/>
-          <w:sz w:val="23"/>
-          <w:szCs w:val="23"/>
-        </w:rPr>
-        <w:t>Health insurance)</w:t>
-      </w:r>
-      <w:r>
-        <w:rPr>
-          <w:rFonts w:asciiTheme="minorHAnsi" w:eastAsia="Calibri" w:hAnsiTheme="minorHAnsi" w:cstheme="minorHAnsi"/>
-          <w:b/>
-          <w:color w:val="2E74B5" w:themeColor="accent1" w:themeShade="BF"/>
-          <w:sz w:val="23"/>
-          <w:szCs w:val="23"/>
-        </w:rPr>
-        <w:t xml:space="preserve"> </w:t>
-      </w:r>
-    </w:p>
-    <w:p>
-      <w:pPr>
-        <w:widowControl w:val="0"/>
-        <w:pBdr>
-          <w:top w:val="nil"/>
-          <w:left w:val="nil"/>
-          <w:bottom w:val="nil"/>
-          <w:right w:val="nil"/>
-          <w:between w:val="nil"/>
-        </w:pBdr>
-        <w:spacing w:before="11" w:line="240" w:lineRule="auto"/>
-        <w:ind w:left="-270" w:right="-582" w:hanging="180"/>
-        <w:jc w:val="both"/>
-        <w:rPr>
-          <w:rFonts w:asciiTheme="minorHAnsi" w:eastAsia="Calibri" w:hAnsiTheme="minorHAnsi" w:cstheme="minorHAnsi"/>
-          <w:b/>
-          <w:color w:val="7F7F7F"/>
-        </w:rPr>
-      </w:pPr>
-      <w:r>
-        <w:rPr>
-          <w:rFonts w:asciiTheme="minorHAnsi" w:eastAsia="Calibri" w:hAnsiTheme="minorHAnsi" w:cstheme="minorHAnsi"/>
-          <w:b/>
-          <w:color w:val="2E74B5" w:themeColor="accent1" w:themeShade="BF"/>
-        </w:rPr>
-        <w:t xml:space="preserve"> </w:t>
-      </w:r>
-      <w:r>
-        <w:rPr>
-          <w:rFonts w:asciiTheme="minorHAnsi" w:eastAsia="Calibri" w:hAnsiTheme="minorHAnsi" w:cstheme="minorHAnsi"/>
-          <w:b/>
-          <w:color w:val="2E74B5" w:themeColor="accent1" w:themeShade="BF"/>
-        </w:rPr>
-        <w:t>SQL Server Developer/ Data Engineer</w:t>
-      </w:r>
-      <w:r>
-        <w:rPr>
-          <w:rFonts w:asciiTheme="minorHAnsi" w:eastAsia="Calibri" w:hAnsiTheme="minorHAnsi" w:cstheme="minorHAnsi"/>
-          <w:b/>
-          <w:color w:val="948A54"/>
-        </w:rPr>
-        <w:t xml:space="preserve"> </w:t>
-      </w:r>
-      <w:r>
-        <w:rPr>
-          <w:rFonts w:asciiTheme="minorHAnsi" w:eastAsia="Calibri" w:hAnsiTheme="minorHAnsi" w:cstheme="minorHAnsi"/>
-          <w:b/>
-          <w:color w:val="7F7F7F"/>
-        </w:rPr>
-        <w:t>January</w:t>
-      </w:r>
-      <w:r>
-        <w:rPr>
-          <w:rFonts w:asciiTheme="minorHAnsi" w:eastAsia="Calibri" w:hAnsiTheme="minorHAnsi" w:cstheme="minorHAnsi"/>
-          <w:b/>
-          <w:color w:val="7F7F7F"/>
-        </w:rPr>
-        <w:t xml:space="preserve"> 202</w:t>
-      </w:r>
-      <w:r>
-        <w:rPr>
-          <w:rFonts w:asciiTheme="minorHAnsi" w:eastAsia="Calibri" w:hAnsiTheme="minorHAnsi" w:cstheme="minorHAnsi"/>
-          <w:b/>
-          <w:color w:val="7F7F7F"/>
-        </w:rPr>
-        <w:t>6</w:t>
-      </w:r>
-      <w:r>
-        <w:rPr>
-          <w:rFonts w:asciiTheme="minorHAnsi" w:eastAsia="Calibri" w:hAnsiTheme="minorHAnsi" w:cstheme="minorHAnsi"/>
-          <w:b/>
-          <w:color w:val="7F7F7F"/>
-        </w:rPr>
-        <w:t xml:space="preserve"> – </w:t>
-      </w:r>
-      <w:r>
-        <w:rPr>
-          <w:rFonts w:asciiTheme="minorHAnsi" w:eastAsia="Calibri" w:hAnsiTheme="minorHAnsi" w:cstheme="minorHAnsi"/>
-          <w:b/>
-          <w:color w:val="7F7F7F"/>
-        </w:rPr>
-        <w:t>Current</w:t>
-      </w:r>
-    </w:p>
-    <w:p>
-      <w:pPr>
-        <w:pStyle w:val="ListParagraph"/>
-        <w:numPr>
-          <w:ilvl w:val="0"/>
-          <w:numId w:val="25"/>
-        </w:numPr>
-        <w:spacing w:before="12" w:line="240" w:lineRule="auto"/>
-        <w:ind w:left="-270" w:right="-576" w:hanging="180"/>
-        <w:jc w:val="both"/>
-        <w:rPr>
-          <w:rFonts w:asciiTheme="minorHAnsi" w:hAnsiTheme="minorHAnsi" w:cstheme="minorHAnsi"/>
-        </w:rPr>
-      </w:pPr>
-      <w:r>
-        <w:rPr>
-          <w:rFonts w:asciiTheme="minorHAnsi" w:hAnsiTheme="minorHAnsi" w:cstheme="minorHAnsi"/>
-          <w:b/>
-          <w:bCs/>
-        </w:rPr>
-        <w:t>Translated complex healthcare business requirements into robust SQL logic</w:t>
-      </w:r>
-      <w:r>
-        <w:rPr>
-          <w:rFonts w:asciiTheme="minorHAnsi" w:hAnsiTheme="minorHAnsi" w:cstheme="minorHAnsi"/>
-        </w:rPr>
-        <w:t>, updating core database objects to manage the extraction of claims, accumulators, and provider data for critical financial and clinical reporting (e.g., High-Cost Claimants, Trigger DX).</w:t>
-      </w:r>
-    </w:p>
-    <w:p>
-      <w:pPr>
-        <w:pStyle w:val="ListParagraph"/>
-        <w:numPr>
-          <w:ilvl w:val="0"/>
-          <w:numId w:val="25"/>
-        </w:numPr>
-        <w:spacing w:before="12" w:line="240" w:lineRule="auto"/>
-        <w:ind w:left="-270" w:right="-576" w:hanging="180"/>
-        <w:jc w:val="both"/>
-        <w:rPr>
-          <w:rFonts w:asciiTheme="minorHAnsi" w:hAnsiTheme="minorHAnsi" w:cstheme="minorHAnsi"/>
-        </w:rPr>
-      </w:pPr>
-      <w:r>
-        <w:rPr>
-          <w:rFonts w:asciiTheme="minorHAnsi" w:hAnsiTheme="minorHAnsi" w:cstheme="minorHAnsi"/>
-          <w:b/>
-          <w:bCs/>
-        </w:rPr>
-        <w:t>Streamlined enterprise data workflows and SSRS report deployments</w:t>
-      </w:r>
-      <w:r>
-        <w:rPr>
-          <w:rFonts w:asciiTheme="minorHAnsi" w:hAnsiTheme="minorHAnsi" w:cstheme="minorHAnsi"/>
-        </w:rPr>
-        <w:t xml:space="preserve"> by identifying and resolving bottlenecks in existing SQL Server extraction routines, repairing broken cross-database dependencies to ensure 100% data accuracy in production environments.</w:t>
-      </w:r>
-    </w:p>
-    <w:p>
-      <w:pPr>
-        <w:spacing w:before="12" w:line="240" w:lineRule="auto"/>
-        <w:ind w:left="-270" w:right="-576" w:hanging="180"/>
-        <w:jc w:val="center"/>
-        <w:rPr>
-          <w:rFonts w:asciiTheme="minorHAnsi" w:hAnsiTheme="minorHAnsi" w:cstheme="minorHAnsi"/>
-          <w:i/>
-          <w:iCs/>
-        </w:rPr>
-      </w:pPr>
-      <w:r>
-        <w:rPr>
-          <w:rFonts w:asciiTheme="minorHAnsi" w:hAnsiTheme="minorHAnsi" w:cstheme="minorHAnsi"/>
-          <w:b/>
-          <w:bCs/>
-          <w:i/>
-          <w:iCs/>
-        </w:rPr>
-        <w:t>Tech Stack: SQL Server 2022</w:t>
-      </w:r>
-      <w:r>
-        <w:rPr>
-          <w:rFonts w:asciiTheme="minorHAnsi" w:hAnsiTheme="minorHAnsi" w:cstheme="minorHAnsi"/>
-          <w:b/>
-          <w:bCs/>
-          <w:i/>
-          <w:iCs/>
-        </w:rPr>
-        <w:t>, Azure SQL</w:t>
-      </w:r>
-      <w:r>
-        <w:rPr>
-          <w:rFonts w:asciiTheme="minorHAnsi" w:hAnsiTheme="minorHAnsi" w:cstheme="minorHAnsi"/>
-          <w:b/>
-          <w:bCs/>
-          <w:i/>
-          <w:iCs/>
-        </w:rPr>
-        <w:t>, SSRS</w:t>
-      </w:r>
-    </w:p>
-    <w:p>
-      <w:pPr>
-        <w:spacing w:line="240" w:lineRule="auto"/>
-        <w:ind w:left="-450" w:right="-582"/>
-        <w:jc w:val="both"/>
-        <w:rPr>
-          <w:rFonts w:asciiTheme="minorHAnsi" w:eastAsia="Calibri" w:hAnsiTheme="minorHAnsi" w:cstheme="minorHAnsi"/>
-          <w:color w:val="2E74B5" w:themeColor="accent1" w:themeShade="BF"/>
-        </w:rPr>
-      </w:pPr>
-    </w:p>
-    <w:p>
-      <w:pPr>
-        <w:widowControl w:val="0"/>
-        <w:pBdr>
-          <w:top w:val="nil"/>
-          <w:left w:val="nil"/>
-          <w:bottom w:val="nil"/>
-          <w:right w:val="nil"/>
-          <w:between w:val="nil"/>
-        </w:pBdr>
-        <w:spacing w:line="240" w:lineRule="auto"/>
-        <w:ind w:left="-270" w:right="-582" w:hanging="180"/>
-        <w:jc w:val="both"/>
-        <w:rPr>
-          <w:rFonts w:asciiTheme="minorHAnsi" w:eastAsia="Calibri" w:hAnsiTheme="minorHAnsi" w:cstheme="minorHAnsi"/>
-          <w:b/>
-          <w:color w:val="2E74B5" w:themeColor="accent1" w:themeShade="BF"/>
-          <w:sz w:val="23"/>
-          <w:szCs w:val="23"/>
-        </w:rPr>
-      </w:pPr>
-      <w:r>
-        <w:rPr>
-          <w:rFonts w:asciiTheme="minorHAnsi" w:eastAsia="Cambria" w:hAnsiTheme="minorHAnsi" w:cstheme="minorHAnsi"/>
-          <w:b/>
-          <w:color w:val="2E74B5" w:themeColor="accent1" w:themeShade="BF"/>
-          <w:sz w:val="23"/>
-          <w:szCs w:val="23"/>
-        </w:rPr>
-        <w:t xml:space="preserve"> </w:t>
-      </w:r>
-      <w:r>
-        <w:rPr>
-          <w:rFonts w:asciiTheme="minorHAnsi" w:eastAsia="Calibri" w:hAnsiTheme="minorHAnsi" w:cstheme="minorHAnsi"/>
-          <w:b/>
-          <w:color w:val="2E74B5" w:themeColor="accent1" w:themeShade="BF"/>
-          <w:sz w:val="23"/>
-          <w:szCs w:val="23"/>
-        </w:rPr>
-        <w:t>Blue Cross Blue Shield Arizona</w:t>
-      </w:r>
-      <w:r>
-        <w:rPr>
-          <w:rFonts w:asciiTheme="minorHAnsi" w:eastAsia="Calibri" w:hAnsiTheme="minorHAnsi" w:cstheme="minorHAnsi"/>
-          <w:b/>
-          <w:color w:val="2E74B5" w:themeColor="accent1" w:themeShade="BF"/>
-          <w:sz w:val="23"/>
-          <w:szCs w:val="23"/>
-        </w:rPr>
-        <w:t xml:space="preserve"> (Mastek | Implementation partner)</w:t>
-      </w:r>
-      <w:r>
-        <w:rPr>
-          <w:rFonts w:asciiTheme="minorHAnsi" w:eastAsia="Calibri" w:hAnsiTheme="minorHAnsi" w:cstheme="minorHAnsi"/>
-          <w:b/>
-          <w:color w:val="2E74B5" w:themeColor="accent1" w:themeShade="BF"/>
-          <w:sz w:val="23"/>
-          <w:szCs w:val="23"/>
-        </w:rPr>
-        <w:t>, Phoenix, AZ (</w:t>
-      </w:r>
-      <w:r>
-        <w:rPr>
-          <w:rFonts w:asciiTheme="minorHAnsi" w:eastAsia="Calibri" w:hAnsiTheme="minorHAnsi" w:cstheme="minorHAnsi"/>
-          <w:b/>
-          <w:i/>
-          <w:color w:val="2E74B5" w:themeColor="accent1" w:themeShade="BF"/>
-          <w:sz w:val="23"/>
-          <w:szCs w:val="23"/>
-        </w:rPr>
-        <w:t>Health insurance)</w:t>
-      </w:r>
-      <w:r>
-        <w:rPr>
-          <w:rFonts w:asciiTheme="minorHAnsi" w:eastAsia="Calibri" w:hAnsiTheme="minorHAnsi" w:cstheme="minorHAnsi"/>
-          <w:b/>
-          <w:color w:val="2E74B5" w:themeColor="accent1" w:themeShade="BF"/>
-          <w:sz w:val="23"/>
-          <w:szCs w:val="23"/>
-        </w:rPr>
-        <w:t xml:space="preserve"> </w:t>
-      </w:r>
-    </w:p>
-    <w:p>
-      <w:pPr>
-        <w:widowControl w:val="0"/>
-        <w:pBdr>
-          <w:top w:val="nil"/>
-          <w:left w:val="nil"/>
-          <w:bottom w:val="nil"/>
-          <w:right w:val="nil"/>
-          <w:between w:val="nil"/>
-        </w:pBdr>
-        <w:spacing w:before="11" w:line="240" w:lineRule="auto"/>
-        <w:ind w:left="-270" w:right="-582" w:hanging="180"/>
-        <w:jc w:val="both"/>
-        <w:rPr>
-          <w:rFonts w:asciiTheme="minorHAnsi" w:eastAsia="Calibri" w:hAnsiTheme="minorHAnsi" w:cstheme="minorHAnsi"/>
-          <w:b/>
-          <w:color w:val="7F7F7F"/>
-        </w:rPr>
-      </w:pPr>
-      <w:r>
-        <w:rPr>
-          <w:rFonts w:asciiTheme="minorHAnsi" w:eastAsia="Calibri" w:hAnsiTheme="minorHAnsi" w:cstheme="minorHAnsi"/>
-          <w:b/>
-          <w:color w:val="2E74B5" w:themeColor="accent1" w:themeShade="BF"/>
-        </w:rPr>
-        <w:t xml:space="preserve"> </w:t>
-      </w:r>
-      <w:r>
-        <w:rPr>
-          <w:rFonts w:asciiTheme="minorHAnsi" w:eastAsia="Calibri" w:hAnsiTheme="minorHAnsi" w:cstheme="minorHAnsi"/>
-          <w:b/>
-          <w:color w:val="2E74B5" w:themeColor="accent1" w:themeShade="BF"/>
-        </w:rPr>
-        <w:t>Data Engineer</w:t>
-      </w:r>
-      <w:r>
-        <w:rPr>
-          <w:rFonts w:asciiTheme="minorHAnsi" w:eastAsia="Calibri" w:hAnsiTheme="minorHAnsi" w:cstheme="minorHAnsi"/>
-          <w:b/>
-          <w:color w:val="948A54"/>
-        </w:rPr>
-        <w:t xml:space="preserve"> </w:t>
-      </w:r>
-      <w:r>
-        <w:rPr>
-          <w:rFonts w:asciiTheme="minorHAnsi" w:eastAsia="Calibri" w:hAnsiTheme="minorHAnsi" w:cstheme="minorHAnsi"/>
-          <w:b/>
-          <w:color w:val="7F7F7F"/>
-        </w:rPr>
-        <w:t>Sept 20</w:t>
-      </w:r>
-      <w:r>
-        <w:rPr>
-          <w:rFonts w:asciiTheme="minorHAnsi" w:eastAsia="Calibri" w:hAnsiTheme="minorHAnsi" w:cstheme="minorHAnsi"/>
-          <w:b/>
-          <w:color w:val="7F7F7F"/>
-        </w:rPr>
-        <w:t>22</w:t>
-      </w:r>
-      <w:r>
-        <w:rPr>
-          <w:rFonts w:asciiTheme="minorHAnsi" w:eastAsia="Calibri" w:hAnsiTheme="minorHAnsi" w:cstheme="minorHAnsi"/>
-          <w:b/>
-          <w:color w:val="7F7F7F"/>
-        </w:rPr>
-        <w:t xml:space="preserve"> – </w:t>
-      </w:r>
-      <w:r>
-        <w:rPr>
-          <w:rFonts w:asciiTheme="minorHAnsi" w:eastAsia="Calibri" w:hAnsiTheme="minorHAnsi" w:cstheme="minorHAnsi"/>
-          <w:b/>
-          <w:color w:val="7F7F7F"/>
-        </w:rPr>
-        <w:t>Oct 2025</w:t>
-      </w:r>
-    </w:p>
-    <w:p>
-      <w:pPr>
-        <w:widowControl w:val="0"/>
-        <w:numPr>
-          <w:ilvl w:val="0"/>
-          <w:numId w:val="10"/>
-        </w:numPr>
-        <w:pBdr>
-          <w:top w:val="nil"/>
-          <w:left w:val="nil"/>
-          <w:bottom w:val="nil"/>
-          <w:right w:val="nil"/>
-          <w:between w:val="nil"/>
-        </w:pBdr>
-        <w:spacing w:before="12" w:line="240" w:lineRule="auto"/>
-        <w:ind w:left="-270" w:right="-576" w:hanging="180"/>
-        <w:contextualSpacing/>
-        <w:jc w:val="both"/>
-        <w:rPr>
-          <w:rFonts w:asciiTheme="minorHAnsi" w:hAnsiTheme="minorHAnsi" w:cstheme="minorHAnsi"/>
-        </w:rPr>
-      </w:pPr>
-      <w:r>
-        <w:rPr>
-          <w:rFonts w:asciiTheme="minorHAnsi" w:hAnsiTheme="minorHAnsi" w:cstheme="minorHAnsi"/>
-        </w:rPr>
-        <w:t xml:space="preserve">Designed and implemented end-to-end </w:t>
-      </w:r>
-      <w:r>
-        <w:rPr>
-          <w:rFonts w:asciiTheme="minorHAnsi" w:hAnsiTheme="minorHAnsi" w:cstheme="minorHAnsi"/>
-          <w:b/>
-          <w:bCs/>
-        </w:rPr>
-        <w:t>ETL pipelines</w:t>
-      </w:r>
-      <w:r>
-        <w:rPr>
-          <w:rFonts w:asciiTheme="minorHAnsi" w:hAnsiTheme="minorHAnsi" w:cstheme="minorHAnsi"/>
-        </w:rPr>
-        <w:t xml:space="preserve"> using </w:t>
-      </w:r>
-      <w:r>
-        <w:rPr>
-          <w:rFonts w:asciiTheme="minorHAnsi" w:hAnsiTheme="minorHAnsi" w:cstheme="minorHAnsi"/>
-          <w:b/>
-          <w:bCs/>
-        </w:rPr>
-        <w:t>SSIS</w:t>
-      </w:r>
-      <w:r>
-        <w:rPr>
-          <w:rFonts w:asciiTheme="minorHAnsi" w:hAnsiTheme="minorHAnsi" w:cstheme="minorHAnsi"/>
-        </w:rPr>
-        <w:t xml:space="preserve"> and </w:t>
-      </w:r>
-      <w:r>
-        <w:rPr>
-          <w:rFonts w:asciiTheme="minorHAnsi" w:hAnsiTheme="minorHAnsi" w:cstheme="minorHAnsi"/>
-          <w:b/>
-          <w:bCs/>
-        </w:rPr>
-        <w:t>SQL Server</w:t>
-      </w:r>
-      <w:r>
-        <w:rPr>
-          <w:rFonts w:asciiTheme="minorHAnsi" w:hAnsiTheme="minorHAnsi" w:cstheme="minorHAnsi"/>
-        </w:rPr>
-        <w:t xml:space="preserve"> to process </w:t>
-      </w:r>
-      <w:r>
-        <w:rPr>
-          <w:rFonts w:asciiTheme="minorHAnsi" w:hAnsiTheme="minorHAnsi" w:cstheme="minorHAnsi"/>
-          <w:b/>
-          <w:bCs/>
-        </w:rPr>
-        <w:t>eligibility, claims, accumulator, and value-based care (VBC)</w:t>
-      </w:r>
-      <w:r>
-        <w:rPr>
-          <w:rFonts w:asciiTheme="minorHAnsi" w:hAnsiTheme="minorHAnsi" w:cstheme="minorHAnsi"/>
-        </w:rPr>
-        <w:t xml:space="preserve"> files, ensuring compliance with business requirements and vendor-specific standards. Collaborated with vendors such as </w:t>
-      </w:r>
-      <w:r>
-        <w:rPr>
-          <w:rFonts w:asciiTheme="minorHAnsi" w:hAnsiTheme="minorHAnsi" w:cstheme="minorHAnsi"/>
-          <w:b/>
-          <w:bCs/>
-        </w:rPr>
-        <w:t>OptumRx, HealthEquity, Equality Health,</w:t>
-      </w:r>
-      <w:r>
-        <w:rPr>
-          <w:rFonts w:asciiTheme="minorHAnsi" w:hAnsiTheme="minorHAnsi" w:cstheme="minorHAnsi"/>
-        </w:rPr>
-        <w:t xml:space="preserve"> and others to deliver high-quality data solutions.</w:t>
-      </w:r>
-    </w:p>
-    <w:p>
-      <w:pPr>
-        <w:widowControl w:val="0"/>
-        <w:numPr>
-          <w:ilvl w:val="0"/>
-          <w:numId w:val="10"/>
-        </w:numPr>
-        <w:pBdr>
-          <w:top w:val="nil"/>
-          <w:left w:val="nil"/>
-          <w:bottom w:val="nil"/>
-          <w:right w:val="nil"/>
-          <w:between w:val="nil"/>
-        </w:pBdr>
-        <w:spacing w:before="12" w:line="240" w:lineRule="auto"/>
-        <w:ind w:left="-270" w:right="-576" w:hanging="180"/>
-        <w:contextualSpacing/>
-        <w:jc w:val="both"/>
-        <w:rPr>
-          <w:rFonts w:asciiTheme="minorHAnsi" w:hAnsiTheme="minorHAnsi" w:cstheme="minorHAnsi"/>
-        </w:rPr>
-      </w:pPr>
-      <w:r>
-        <w:rPr>
-          <w:rFonts w:asciiTheme="minorHAnsi" w:hAnsiTheme="minorHAnsi" w:cstheme="minorHAnsi"/>
-        </w:rPr>
-        <w:t xml:space="preserve">Oversaw a small team of offshore resources by recruiting and onboarding team members as required for project execution. Ensured tasks were completed on time by maintaining close collaboration with both onshore and offshore teams </w:t>
-      </w:r>
-    </w:p>
-    <w:p>
-      <w:pPr>
-        <w:pStyle w:val="NormalWeb"/>
-        <w:numPr>
-          <w:ilvl w:val="0"/>
-          <w:numId w:val="10"/>
-        </w:numPr>
-        <w:spacing w:before="12" w:beforeAutospacing="0" w:after="0" w:afterAutospacing="0"/>
-        <w:ind w:left="-270" w:right="-576" w:hanging="180"/>
-        <w:jc w:val="both"/>
-        <w:rPr>
-          <w:rFonts w:asciiTheme="minorHAnsi" w:hAnsiTheme="minorHAnsi" w:cstheme="minorHAnsi"/>
-          <w:sz w:val="22"/>
-          <w:szCs w:val="22"/>
-        </w:rPr>
-      </w:pPr>
-      <w:r>
-        <w:rPr>
-          <w:rFonts w:asciiTheme="minorHAnsi" w:hAnsiTheme="minorHAnsi" w:cstheme="minorHAnsi"/>
-          <w:sz w:val="22"/>
-          <w:szCs w:val="22"/>
-        </w:rPr>
-        <w:t xml:space="preserve">Utilized </w:t>
-      </w:r>
-      <w:r>
-        <w:rPr>
-          <w:rStyle w:val="Strong"/>
-          <w:rFonts w:asciiTheme="minorHAnsi" w:eastAsiaTheme="majorEastAsia" w:hAnsiTheme="minorHAnsi" w:cstheme="minorHAnsi"/>
-          <w:sz w:val="22"/>
-          <w:szCs w:val="22"/>
-        </w:rPr>
-        <w:t>Azure Data Factory (ADF)</w:t>
-      </w:r>
-      <w:r>
-        <w:rPr>
-          <w:rFonts w:asciiTheme="minorHAnsi" w:hAnsiTheme="minorHAnsi" w:cstheme="minorHAnsi"/>
-          <w:sz w:val="22"/>
-          <w:szCs w:val="22"/>
-        </w:rPr>
-        <w:t xml:space="preserve"> to design and orchestrate scalable </w:t>
-      </w:r>
-      <w:r>
-        <w:rPr>
-          <w:rStyle w:val="Strong"/>
-          <w:rFonts w:asciiTheme="minorHAnsi" w:eastAsiaTheme="majorEastAsia" w:hAnsiTheme="minorHAnsi" w:cstheme="minorHAnsi"/>
-          <w:sz w:val="22"/>
-          <w:szCs w:val="22"/>
-        </w:rPr>
-        <w:t>data integration pipelines</w:t>
-      </w:r>
-      <w:r>
-        <w:rPr>
-          <w:rFonts w:asciiTheme="minorHAnsi" w:hAnsiTheme="minorHAnsi" w:cstheme="minorHAnsi"/>
-          <w:sz w:val="22"/>
-          <w:szCs w:val="22"/>
-        </w:rPr>
-        <w:t xml:space="preserve"> for migrating legacy member and claims data to </w:t>
-      </w:r>
-      <w:r>
-        <w:rPr>
-          <w:rStyle w:val="Strong"/>
-          <w:rFonts w:asciiTheme="minorHAnsi" w:eastAsiaTheme="majorEastAsia" w:hAnsiTheme="minorHAnsi" w:cstheme="minorHAnsi"/>
-          <w:sz w:val="22"/>
-          <w:szCs w:val="22"/>
-        </w:rPr>
-        <w:t>HealthRules Payer (HRP)</w:t>
-      </w:r>
-      <w:r>
-        <w:rPr>
-          <w:rFonts w:asciiTheme="minorHAnsi" w:hAnsiTheme="minorHAnsi" w:cstheme="minorHAnsi"/>
-          <w:sz w:val="22"/>
-          <w:szCs w:val="22"/>
-        </w:rPr>
-        <w:t xml:space="preserve"> on </w:t>
-      </w:r>
-      <w:r>
-        <w:rPr>
-          <w:rStyle w:val="Strong"/>
-          <w:rFonts w:asciiTheme="minorHAnsi" w:eastAsiaTheme="majorEastAsia" w:hAnsiTheme="minorHAnsi" w:cstheme="minorHAnsi"/>
-          <w:sz w:val="22"/>
-          <w:szCs w:val="22"/>
-        </w:rPr>
-        <w:t>Azure Cloud</w:t>
-      </w:r>
-      <w:r>
-        <w:rPr>
-          <w:rFonts w:asciiTheme="minorHAnsi" w:hAnsiTheme="minorHAnsi" w:cstheme="minorHAnsi"/>
-          <w:sz w:val="22"/>
-          <w:szCs w:val="22"/>
-        </w:rPr>
-        <w:t>.</w:t>
-      </w:r>
-    </w:p>
-    <w:p>
-      <w:pPr>
-        <w:pStyle w:val="NormalWeb"/>
-        <w:numPr>
-          <w:ilvl w:val="0"/>
-          <w:numId w:val="10"/>
-        </w:numPr>
-        <w:spacing w:before="12" w:beforeAutospacing="0" w:after="0" w:afterAutospacing="0"/>
-        <w:ind w:left="-270" w:right="-576" w:hanging="180"/>
-        <w:jc w:val="both"/>
-        <w:rPr>
-          <w:rFonts w:asciiTheme="minorHAnsi" w:hAnsiTheme="minorHAnsi" w:cstheme="minorHAnsi"/>
-          <w:sz w:val="22"/>
-          <w:szCs w:val="22"/>
-        </w:rPr>
-      </w:pPr>
-      <w:r>
-        <w:rPr>
-          <w:rFonts w:asciiTheme="minorHAnsi" w:hAnsiTheme="minorHAnsi" w:cstheme="minorHAnsi"/>
-          <w:sz w:val="22"/>
-          <w:szCs w:val="22"/>
-        </w:rPr>
-        <w:t xml:space="preserve">Leveraged </w:t>
-      </w:r>
-      <w:r>
-        <w:rPr>
-          <w:rStyle w:val="Strong"/>
-          <w:rFonts w:asciiTheme="minorHAnsi" w:eastAsiaTheme="majorEastAsia" w:hAnsiTheme="minorHAnsi" w:cstheme="minorHAnsi"/>
-          <w:sz w:val="22"/>
-          <w:szCs w:val="22"/>
-        </w:rPr>
-        <w:t>Azure SQL Database</w:t>
-      </w:r>
-      <w:r>
-        <w:rPr>
-          <w:rFonts w:asciiTheme="minorHAnsi" w:hAnsiTheme="minorHAnsi" w:cstheme="minorHAnsi"/>
-          <w:sz w:val="22"/>
-          <w:szCs w:val="22"/>
-        </w:rPr>
-        <w:t xml:space="preserve"> for staging, transformation, and persistent storage of high-volume healthcare data. Configured </w:t>
-      </w:r>
-      <w:r>
-        <w:rPr>
-          <w:rStyle w:val="Strong"/>
-          <w:rFonts w:asciiTheme="minorHAnsi" w:eastAsiaTheme="majorEastAsia" w:hAnsiTheme="minorHAnsi" w:cstheme="minorHAnsi"/>
-          <w:sz w:val="22"/>
-          <w:szCs w:val="22"/>
-        </w:rPr>
-        <w:t>ADF linked services</w:t>
-      </w:r>
-      <w:r>
-        <w:rPr>
-          <w:rFonts w:asciiTheme="minorHAnsi" w:hAnsiTheme="minorHAnsi" w:cstheme="minorHAnsi"/>
-          <w:sz w:val="22"/>
-          <w:szCs w:val="22"/>
-        </w:rPr>
-        <w:t xml:space="preserve">, </w:t>
-      </w:r>
-      <w:r>
-        <w:rPr>
-          <w:rStyle w:val="Strong"/>
-          <w:rFonts w:asciiTheme="minorHAnsi" w:eastAsiaTheme="majorEastAsia" w:hAnsiTheme="minorHAnsi" w:cstheme="minorHAnsi"/>
-          <w:sz w:val="22"/>
-          <w:szCs w:val="22"/>
-        </w:rPr>
-        <w:t>pipelines</w:t>
-      </w:r>
-      <w:r>
-        <w:rPr>
-          <w:rFonts w:asciiTheme="minorHAnsi" w:hAnsiTheme="minorHAnsi" w:cstheme="minorHAnsi"/>
-          <w:sz w:val="22"/>
-          <w:szCs w:val="22"/>
-        </w:rPr>
-        <w:t xml:space="preserve">, and </w:t>
-      </w:r>
-      <w:r>
-        <w:rPr>
-          <w:rStyle w:val="Strong"/>
-          <w:rFonts w:asciiTheme="minorHAnsi" w:eastAsiaTheme="majorEastAsia" w:hAnsiTheme="minorHAnsi" w:cstheme="minorHAnsi"/>
-          <w:sz w:val="22"/>
-          <w:szCs w:val="22"/>
-        </w:rPr>
-        <w:t>triggers</w:t>
-      </w:r>
-      <w:r>
-        <w:rPr>
-          <w:rFonts w:asciiTheme="minorHAnsi" w:hAnsiTheme="minorHAnsi" w:cstheme="minorHAnsi"/>
-          <w:sz w:val="22"/>
-          <w:szCs w:val="22"/>
-        </w:rPr>
-        <w:t xml:space="preserve"> for automated, scheduled data ingestion from on-premises SQL Server to Azure.</w:t>
-      </w:r>
-    </w:p>
-    <w:p>
-      <w:pPr>
-        <w:pStyle w:val="NormalWeb"/>
-        <w:numPr>
-          <w:ilvl w:val="0"/>
-          <w:numId w:val="10"/>
-        </w:numPr>
-        <w:spacing w:before="12" w:beforeAutospacing="0" w:after="0" w:afterAutospacing="0"/>
-        <w:ind w:left="-270" w:right="-576" w:hanging="180"/>
-        <w:jc w:val="both"/>
-        <w:rPr>
-          <w:rFonts w:asciiTheme="minorHAnsi" w:hAnsiTheme="minorHAnsi" w:cstheme="minorHAnsi"/>
-          <w:sz w:val="22"/>
-          <w:szCs w:val="22"/>
-        </w:rPr>
-      </w:pPr>
-      <w:r>
-        <w:rPr>
-          <w:rStyle w:val="Strong"/>
-          <w:rFonts w:asciiTheme="minorHAnsi" w:eastAsiaTheme="majorEastAsia" w:hAnsiTheme="minorHAnsi" w:cstheme="minorHAnsi"/>
-          <w:sz w:val="22"/>
-          <w:szCs w:val="22"/>
-        </w:rPr>
-        <w:t>Rebuilt critical ETL pipelines</w:t>
-      </w:r>
-      <w:r>
-        <w:rPr>
-          <w:rFonts w:asciiTheme="minorHAnsi" w:hAnsiTheme="minorHAnsi" w:cstheme="minorHAnsi"/>
-          <w:sz w:val="22"/>
-          <w:szCs w:val="22"/>
-        </w:rPr>
-        <w:t xml:space="preserve"> using </w:t>
-      </w:r>
-      <w:r>
-        <w:rPr>
-          <w:rStyle w:val="Strong"/>
-          <w:rFonts w:asciiTheme="minorHAnsi" w:eastAsiaTheme="majorEastAsia" w:hAnsiTheme="minorHAnsi" w:cstheme="minorHAnsi"/>
-          <w:sz w:val="22"/>
-          <w:szCs w:val="22"/>
-        </w:rPr>
-        <w:t>SSIS</w:t>
-      </w:r>
-      <w:r>
-        <w:rPr>
-          <w:rFonts w:asciiTheme="minorHAnsi" w:hAnsiTheme="minorHAnsi" w:cstheme="minorHAnsi"/>
-          <w:sz w:val="22"/>
-          <w:szCs w:val="22"/>
-        </w:rPr>
-        <w:t xml:space="preserve"> and </w:t>
-      </w:r>
-      <w:r>
-        <w:rPr>
-          <w:rStyle w:val="Strong"/>
-          <w:rFonts w:asciiTheme="minorHAnsi" w:eastAsiaTheme="majorEastAsia" w:hAnsiTheme="minorHAnsi" w:cstheme="minorHAnsi"/>
-          <w:sz w:val="22"/>
-          <w:szCs w:val="22"/>
-        </w:rPr>
-        <w:t>SQL Server</w:t>
-      </w:r>
-      <w:r>
-        <w:rPr>
-          <w:rFonts w:asciiTheme="minorHAnsi" w:hAnsiTheme="minorHAnsi" w:cstheme="minorHAnsi"/>
-          <w:sz w:val="22"/>
-          <w:szCs w:val="22"/>
-        </w:rPr>
-        <w:t xml:space="preserve"> after the </w:t>
-      </w:r>
-      <w:r>
-        <w:rPr>
-          <w:rStyle w:val="Strong"/>
-          <w:rFonts w:asciiTheme="minorHAnsi" w:eastAsiaTheme="majorEastAsia" w:hAnsiTheme="minorHAnsi" w:cstheme="minorHAnsi"/>
-          <w:sz w:val="22"/>
-          <w:szCs w:val="22"/>
-        </w:rPr>
-        <w:t>CHC system hack</w:t>
-      </w:r>
-      <w:r>
-        <w:rPr>
-          <w:rStyle w:val="Strong"/>
-          <w:rFonts w:asciiTheme="minorHAnsi" w:eastAsiaTheme="majorEastAsia" w:hAnsiTheme="minorHAnsi" w:cstheme="minorHAnsi"/>
-          <w:sz w:val="22"/>
-          <w:szCs w:val="22"/>
-        </w:rPr>
-        <w:t xml:space="preserve"> (2024)</w:t>
-      </w:r>
-      <w:r>
-        <w:rPr>
-          <w:rFonts w:asciiTheme="minorHAnsi" w:hAnsiTheme="minorHAnsi" w:cstheme="minorHAnsi"/>
-          <w:sz w:val="22"/>
-          <w:szCs w:val="22"/>
-        </w:rPr>
-        <w:t>, restoring high-priority data workflows under tight deadlines with minimal downtime.</w:t>
-      </w:r>
-    </w:p>
-    <w:p>
-      <w:pPr>
-        <w:pStyle w:val="NormalWeb"/>
-        <w:widowControl w:val="0"/>
-        <w:numPr>
-          <w:ilvl w:val="0"/>
-          <w:numId w:val="10"/>
-        </w:numPr>
-        <w:pBdr>
-          <w:top w:val="nil"/>
-          <w:left w:val="nil"/>
-          <w:bottom w:val="nil"/>
-          <w:right w:val="nil"/>
-          <w:between w:val="nil"/>
-        </w:pBdr>
-        <w:spacing w:before="12" w:beforeAutospacing="0" w:after="0" w:afterAutospacing="0"/>
-        <w:ind w:left="-270" w:right="-576" w:hanging="180"/>
-        <w:contextualSpacing/>
-        <w:jc w:val="both"/>
-        <w:rPr>
-          <w:rFonts w:asciiTheme="minorHAnsi" w:hAnsiTheme="minorHAnsi" w:cstheme="minorHAnsi"/>
-          <w:sz w:val="22"/>
-          <w:szCs w:val="22"/>
-        </w:rPr>
-      </w:pPr>
-      <w:r>
-        <w:rPr>
-          <w:rFonts w:asciiTheme="minorHAnsi" w:hAnsiTheme="minorHAnsi" w:cstheme="minorHAnsi"/>
-          <w:sz w:val="22"/>
-          <w:szCs w:val="22"/>
-        </w:rPr>
-        <w:t xml:space="preserve">Developed </w:t>
-      </w:r>
-      <w:r>
-        <w:rPr>
-          <w:rStyle w:val="Strong"/>
-          <w:rFonts w:asciiTheme="minorHAnsi" w:eastAsiaTheme="majorEastAsia" w:hAnsiTheme="minorHAnsi" w:cstheme="minorHAnsi"/>
-          <w:sz w:val="22"/>
-          <w:szCs w:val="22"/>
-        </w:rPr>
-        <w:t>complex data extracts</w:t>
-      </w:r>
-      <w:r>
-        <w:rPr>
-          <w:rFonts w:asciiTheme="minorHAnsi" w:hAnsiTheme="minorHAnsi" w:cstheme="minorHAnsi"/>
-          <w:sz w:val="22"/>
-          <w:szCs w:val="22"/>
-        </w:rPr>
-        <w:t xml:space="preserve"> that combined on-prem warehouse data with select </w:t>
-      </w:r>
-      <w:r>
-        <w:rPr>
-          <w:rStyle w:val="Strong"/>
-          <w:rFonts w:asciiTheme="minorHAnsi" w:eastAsiaTheme="majorEastAsia" w:hAnsiTheme="minorHAnsi" w:cstheme="minorHAnsi"/>
-          <w:sz w:val="22"/>
-          <w:szCs w:val="22"/>
-        </w:rPr>
-        <w:t>cloud-based sources</w:t>
-      </w:r>
-      <w:r>
-        <w:rPr>
-          <w:rFonts w:asciiTheme="minorHAnsi" w:hAnsiTheme="minorHAnsi" w:cstheme="minorHAnsi"/>
-          <w:sz w:val="22"/>
-          <w:szCs w:val="22"/>
-        </w:rPr>
-        <w:t>, ensuring consistency, accuracy, and seamless integration across hybrid environments</w:t>
-      </w:r>
-      <w:r>
-        <w:rPr>
-          <w:rFonts w:asciiTheme="minorHAnsi" w:hAnsiTheme="minorHAnsi" w:cstheme="minorHAnsi"/>
-          <w:sz w:val="22"/>
-          <w:szCs w:val="22"/>
-        </w:rPr>
-        <w:t xml:space="preserve"> reducing execution time by 25 % on an average across the board</w:t>
-      </w:r>
-      <w:r>
-        <w:rPr>
-          <w:rFonts w:asciiTheme="minorHAnsi" w:hAnsiTheme="minorHAnsi" w:cstheme="minorHAnsi"/>
-          <w:sz w:val="22"/>
-          <w:szCs w:val="22"/>
-        </w:rPr>
-        <w:t>.</w:t>
-      </w:r>
-    </w:p>
-    <w:p>
-      <w:pPr>
-        <w:pStyle w:val="NormalWeb"/>
-        <w:widowControl w:val="0"/>
-        <w:numPr>
-          <w:ilvl w:val="0"/>
-          <w:numId w:val="10"/>
-        </w:numPr>
-        <w:pBdr>
-          <w:top w:val="nil"/>
-          <w:left w:val="nil"/>
-          <w:bottom w:val="nil"/>
-          <w:right w:val="nil"/>
-          <w:between w:val="nil"/>
-        </w:pBdr>
-        <w:spacing w:before="12" w:beforeAutospacing="0" w:after="0" w:afterAutospacing="0"/>
-        <w:ind w:left="-270" w:right="-576" w:hanging="180"/>
-        <w:contextualSpacing/>
-        <w:jc w:val="both"/>
-        <w:rPr>
-          <w:rFonts w:asciiTheme="minorHAnsi" w:hAnsiTheme="minorHAnsi" w:cstheme="minorHAnsi"/>
-          <w:sz w:val="22"/>
-          <w:szCs w:val="22"/>
-        </w:rPr>
-      </w:pPr>
-      <w:r>
-        <w:rPr>
-          <w:rFonts w:asciiTheme="minorHAnsi" w:hAnsiTheme="minorHAnsi" w:cstheme="minorHAnsi"/>
-          <w:sz w:val="22"/>
-          <w:szCs w:val="22"/>
-        </w:rPr>
-        <w:t xml:space="preserve">Collaborated closely with </w:t>
-      </w:r>
-      <w:r>
-        <w:rPr>
-          <w:rFonts w:asciiTheme="minorHAnsi" w:hAnsiTheme="minorHAnsi" w:cstheme="minorHAnsi"/>
-          <w:b/>
-          <w:bCs/>
-          <w:sz w:val="22"/>
-          <w:szCs w:val="22"/>
-        </w:rPr>
-        <w:t>Deloitte</w:t>
-      </w:r>
-      <w:r>
-        <w:rPr>
-          <w:rFonts w:asciiTheme="minorHAnsi" w:hAnsiTheme="minorHAnsi" w:cstheme="minorHAnsi"/>
-          <w:sz w:val="22"/>
-          <w:szCs w:val="22"/>
-        </w:rPr>
-        <w:t xml:space="preserve"> on the HealthEquity project to </w:t>
-      </w:r>
-      <w:r>
-        <w:rPr>
-          <w:rFonts w:asciiTheme="minorHAnsi" w:hAnsiTheme="minorHAnsi" w:cstheme="minorHAnsi"/>
-          <w:sz w:val="22"/>
-          <w:szCs w:val="22"/>
-        </w:rPr>
-        <w:t>develop</w:t>
-      </w:r>
-      <w:r>
-        <w:rPr>
-          <w:rFonts w:asciiTheme="minorHAnsi" w:hAnsiTheme="minorHAnsi" w:cstheme="minorHAnsi"/>
-          <w:b/>
-          <w:bCs/>
-          <w:sz w:val="22"/>
-          <w:szCs w:val="22"/>
-        </w:rPr>
-        <w:t xml:space="preserve"> eligibility and claims files</w:t>
-      </w:r>
-      <w:r>
-        <w:rPr>
-          <w:rFonts w:asciiTheme="minorHAnsi" w:hAnsiTheme="minorHAnsi" w:cstheme="minorHAnsi"/>
-          <w:sz w:val="22"/>
-          <w:szCs w:val="22"/>
-        </w:rPr>
-        <w:t xml:space="preserve"> and automated it end to end</w:t>
-      </w:r>
-      <w:r>
-        <w:rPr>
-          <w:rFonts w:asciiTheme="minorHAnsi" w:hAnsiTheme="minorHAnsi" w:cstheme="minorHAnsi"/>
-          <w:sz w:val="22"/>
-          <w:szCs w:val="22"/>
-        </w:rPr>
-        <w:t>. Responsibilities included gathering business requirements, creating technical documentation, optimizing ETL pipelines, conducting performance testing, and ensuring smooth deployment into production environments.</w:t>
-      </w:r>
-    </w:p>
-    <w:p>
-      <w:pPr>
-        <w:pStyle w:val="NormalWeb"/>
-        <w:widowControl w:val="0"/>
-        <w:numPr>
-          <w:ilvl w:val="0"/>
-          <w:numId w:val="10"/>
-        </w:numPr>
-        <w:pBdr>
-          <w:top w:val="nil"/>
-          <w:left w:val="nil"/>
-          <w:bottom w:val="nil"/>
-          <w:right w:val="nil"/>
-          <w:between w:val="nil"/>
-        </w:pBdr>
-        <w:spacing w:before="12" w:beforeAutospacing="0" w:after="0" w:afterAutospacing="0"/>
-        <w:ind w:left="-270" w:right="-576" w:hanging="180"/>
-        <w:contextualSpacing/>
-        <w:jc w:val="both"/>
-        <w:rPr>
-          <w:rFonts w:asciiTheme="minorHAnsi" w:hAnsiTheme="minorHAnsi" w:cstheme="minorHAnsi"/>
-          <w:sz w:val="22"/>
-          <w:szCs w:val="22"/>
-        </w:rPr>
-      </w:pPr>
-      <w:r>
-        <w:rPr>
-          <w:rFonts w:asciiTheme="minorHAnsi" w:hAnsiTheme="minorHAnsi" w:cstheme="minorHAnsi"/>
-          <w:sz w:val="22"/>
-          <w:szCs w:val="22"/>
-        </w:rPr>
-        <w:t xml:space="preserve">Automated data workflows by integrating </w:t>
-      </w:r>
-      <w:r>
-        <w:rPr>
-          <w:rFonts w:asciiTheme="minorHAnsi" w:hAnsiTheme="minorHAnsi" w:cstheme="minorHAnsi"/>
-          <w:b/>
-          <w:bCs/>
-          <w:sz w:val="22"/>
-          <w:szCs w:val="22"/>
-        </w:rPr>
-        <w:t>SQL Server Agent jobs</w:t>
-      </w:r>
-      <w:r>
-        <w:rPr>
-          <w:rFonts w:asciiTheme="minorHAnsi" w:hAnsiTheme="minorHAnsi" w:cstheme="minorHAnsi"/>
-          <w:sz w:val="22"/>
-          <w:szCs w:val="22"/>
-        </w:rPr>
-        <w:t xml:space="preserve"> with </w:t>
-      </w:r>
-      <w:r>
-        <w:rPr>
-          <w:rFonts w:asciiTheme="minorHAnsi" w:hAnsiTheme="minorHAnsi" w:cstheme="minorHAnsi"/>
-          <w:b/>
-          <w:bCs/>
-          <w:sz w:val="22"/>
-          <w:szCs w:val="22"/>
-        </w:rPr>
-        <w:t>ActiveBatch</w:t>
-      </w:r>
-      <w:r>
-        <w:rPr>
-          <w:rFonts w:asciiTheme="minorHAnsi" w:hAnsiTheme="minorHAnsi" w:cstheme="minorHAnsi"/>
-          <w:sz w:val="22"/>
-          <w:szCs w:val="22"/>
-        </w:rPr>
-        <w:t>, setting up FTP connectivity with strict naming conventions and cadence-driven schedules for file delivery to vendors.</w:t>
-      </w:r>
-    </w:p>
-    <w:p>
-      <w:pPr>
-        <w:pStyle w:val="NormalWeb"/>
-        <w:widowControl w:val="0"/>
-        <w:numPr>
-          <w:ilvl w:val="0"/>
-          <w:numId w:val="10"/>
-        </w:numPr>
-        <w:pBdr>
-          <w:top w:val="nil"/>
-          <w:left w:val="nil"/>
-          <w:bottom w:val="nil"/>
-          <w:right w:val="nil"/>
-          <w:between w:val="nil"/>
-        </w:pBdr>
-        <w:spacing w:before="12" w:beforeAutospacing="0" w:after="0" w:afterAutospacing="0"/>
-        <w:ind w:left="-270" w:right="-576" w:hanging="180"/>
-        <w:contextualSpacing/>
-        <w:jc w:val="both"/>
-        <w:rPr>
-          <w:rFonts w:asciiTheme="minorHAnsi" w:hAnsiTheme="minorHAnsi" w:cstheme="minorHAnsi"/>
-          <w:sz w:val="22"/>
-          <w:szCs w:val="22"/>
-        </w:rPr>
-      </w:pPr>
-      <w:r>
-        <w:rPr>
-          <w:rFonts w:asciiTheme="minorHAnsi" w:hAnsiTheme="minorHAnsi" w:cstheme="minorHAnsi"/>
-          <w:sz w:val="22"/>
-          <w:szCs w:val="22"/>
-        </w:rPr>
-        <w:t xml:space="preserve">Developed a consolidated </w:t>
-      </w:r>
-      <w:r>
-        <w:rPr>
-          <w:rFonts w:asciiTheme="minorHAnsi" w:hAnsiTheme="minorHAnsi" w:cstheme="minorHAnsi"/>
-          <w:b/>
-          <w:bCs/>
-          <w:sz w:val="22"/>
-          <w:szCs w:val="22"/>
-        </w:rPr>
-        <w:t xml:space="preserve">EDI framework for 834 and 837 </w:t>
-      </w:r>
-      <w:r>
-        <w:rPr>
-          <w:rFonts w:asciiTheme="minorHAnsi" w:hAnsiTheme="minorHAnsi" w:cstheme="minorHAnsi"/>
-          <w:b/>
-          <w:bCs/>
-          <w:sz w:val="22"/>
-          <w:szCs w:val="22"/>
-        </w:rPr>
-        <w:t>enrollments</w:t>
-      </w:r>
-      <w:r>
-        <w:rPr>
-          <w:rFonts w:asciiTheme="minorHAnsi" w:hAnsiTheme="minorHAnsi" w:cstheme="minorHAnsi"/>
-          <w:b/>
-          <w:bCs/>
-          <w:sz w:val="22"/>
-          <w:szCs w:val="22"/>
-        </w:rPr>
-        <w:t>, claims and dental</w:t>
-      </w:r>
-      <w:r>
-        <w:rPr>
-          <w:rFonts w:asciiTheme="minorHAnsi" w:hAnsiTheme="minorHAnsi" w:cstheme="minorHAnsi"/>
-          <w:sz w:val="22"/>
-          <w:szCs w:val="22"/>
-        </w:rPr>
-        <w:t xml:space="preserve">, using three core SSIS packages to automate the generation and delivery of over </w:t>
-      </w:r>
-      <w:r>
-        <w:rPr>
-          <w:rFonts w:asciiTheme="minorHAnsi" w:hAnsiTheme="minorHAnsi" w:cstheme="minorHAnsi"/>
-          <w:b/>
-          <w:bCs/>
-          <w:sz w:val="22"/>
-          <w:szCs w:val="22"/>
-        </w:rPr>
-        <w:t>35 distinct file types</w:t>
-      </w:r>
-      <w:r>
-        <w:rPr>
-          <w:rFonts w:asciiTheme="minorHAnsi" w:hAnsiTheme="minorHAnsi" w:cstheme="minorHAnsi"/>
-          <w:sz w:val="22"/>
-          <w:szCs w:val="22"/>
-        </w:rPr>
-        <w:t xml:space="preserve"> to </w:t>
-      </w:r>
-      <w:r>
-        <w:rPr>
-          <w:rFonts w:asciiTheme="minorHAnsi" w:hAnsiTheme="minorHAnsi" w:cstheme="minorHAnsi"/>
-          <w:b/>
-          <w:bCs/>
-          <w:sz w:val="22"/>
-          <w:szCs w:val="22"/>
-        </w:rPr>
-        <w:t>CMS</w:t>
-      </w:r>
-      <w:r>
-        <w:rPr>
-          <w:rFonts w:asciiTheme="minorHAnsi" w:hAnsiTheme="minorHAnsi" w:cstheme="minorHAnsi"/>
-          <w:sz w:val="22"/>
-          <w:szCs w:val="22"/>
-        </w:rPr>
-        <w:t>. This architecture ensured secure data exchange and audit readiness while significantly reducing the manual maintenance and operational overhead previously required</w:t>
-      </w:r>
-      <w:r>
-        <w:rPr>
-          <w:rFonts w:asciiTheme="minorHAnsi" w:hAnsiTheme="minorHAnsi" w:cstheme="minorHAnsi"/>
-          <w:sz w:val="22"/>
-          <w:szCs w:val="22"/>
-        </w:rPr>
-        <w:t>.</w:t>
-      </w:r>
-      <w:r>
-        <w:rPr>
-          <w:rFonts w:hAnsi="Symbol"/>
-          <w:sz w:val="22"/>
-          <w:szCs w:val="22"/>
-        </w:rPr>
-        <w:t xml:space="preserve"> </w:t>
-      </w:r>
-    </w:p>
-    <w:p>
-      <w:pPr>
-        <w:pStyle w:val="NormalWeb"/>
-        <w:widowControl w:val="0"/>
-        <w:numPr>
-          <w:ilvl w:val="0"/>
-          <w:numId w:val="10"/>
-        </w:numPr>
-        <w:pBdr>
-          <w:top w:val="nil"/>
-          <w:left w:val="nil"/>
-          <w:bottom w:val="nil"/>
-          <w:right w:val="nil"/>
-          <w:between w:val="nil"/>
-        </w:pBdr>
-        <w:spacing w:before="12" w:beforeAutospacing="0" w:after="0" w:afterAutospacing="0"/>
-        <w:ind w:left="-270" w:right="-576" w:hanging="180"/>
-        <w:contextualSpacing/>
-        <w:jc w:val="both"/>
-        <w:rPr>
-          <w:rFonts w:asciiTheme="minorHAnsi" w:hAnsiTheme="minorHAnsi" w:cstheme="minorHAnsi"/>
-          <w:sz w:val="22"/>
-          <w:szCs w:val="22"/>
-        </w:rPr>
-      </w:pPr>
-      <w:r>
-        <w:rPr>
-          <w:rFonts w:asciiTheme="minorHAnsi" w:hAnsiTheme="minorHAnsi" w:cstheme="minorHAnsi"/>
-          <w:sz w:val="22"/>
-          <w:szCs w:val="22"/>
-        </w:rPr>
-        <w:t>Provided active production support for mission-</w:t>
-      </w:r>
-      <w:r>
-        <w:rPr>
-          <w:rFonts w:asciiTheme="minorHAnsi" w:hAnsiTheme="minorHAnsi" w:cstheme="minorHAnsi"/>
-          <w:b/>
-          <w:bCs/>
-          <w:sz w:val="22"/>
-          <w:szCs w:val="22"/>
-        </w:rPr>
-        <w:t>critical CMS data exchanges</w:t>
-      </w:r>
-      <w:r>
-        <w:rPr>
-          <w:rFonts w:asciiTheme="minorHAnsi" w:hAnsiTheme="minorHAnsi" w:cstheme="minorHAnsi"/>
-          <w:sz w:val="22"/>
-          <w:szCs w:val="22"/>
-        </w:rPr>
-        <w:t xml:space="preserve">, </w:t>
-      </w:r>
-      <w:r>
-        <w:rPr>
-          <w:rFonts w:asciiTheme="minorHAnsi" w:hAnsiTheme="minorHAnsi" w:cstheme="minorHAnsi"/>
-          <w:sz w:val="22"/>
-          <w:szCs w:val="22"/>
-        </w:rPr>
-        <w:t>conducting</w:t>
-      </w:r>
-      <w:r>
-        <w:rPr>
-          <w:rFonts w:asciiTheme="minorHAnsi" w:hAnsiTheme="minorHAnsi" w:cstheme="minorHAnsi"/>
-          <w:sz w:val="22"/>
-          <w:szCs w:val="22"/>
-        </w:rPr>
-        <w:t xml:space="preserve"> over </w:t>
-      </w:r>
-      <w:r>
-        <w:rPr>
-          <w:rFonts w:asciiTheme="minorHAnsi" w:hAnsiTheme="minorHAnsi" w:cstheme="minorHAnsi"/>
-          <w:sz w:val="22"/>
-          <w:szCs w:val="22"/>
-        </w:rPr>
-        <w:t>25</w:t>
-      </w:r>
-      <w:r>
-        <w:rPr>
-          <w:rFonts w:asciiTheme="minorHAnsi" w:hAnsiTheme="minorHAnsi" w:cstheme="minorHAnsi"/>
-          <w:sz w:val="22"/>
-          <w:szCs w:val="22"/>
-        </w:rPr>
-        <w:t xml:space="preserve"> successful production deployments and managing emergency releases to maintain 100% compliance with federal reporting deadlines.</w:t>
-      </w:r>
-    </w:p>
-    <w:p>
-      <w:pPr>
-        <w:pStyle w:val="NormalWeb"/>
-        <w:widowControl w:val="0"/>
-        <w:numPr>
-          <w:ilvl w:val="0"/>
-          <w:numId w:val="10"/>
-        </w:numPr>
-        <w:pBdr>
-          <w:top w:val="nil"/>
-          <w:left w:val="nil"/>
-          <w:bottom w:val="nil"/>
-          <w:right w:val="nil"/>
-          <w:between w:val="nil"/>
-        </w:pBdr>
-        <w:spacing w:before="12" w:beforeAutospacing="0" w:after="0" w:afterAutospacing="0"/>
-        <w:ind w:left="-270" w:right="-576" w:hanging="180"/>
-        <w:contextualSpacing/>
-        <w:jc w:val="both"/>
-        <w:rPr>
-          <w:rFonts w:asciiTheme="minorHAnsi" w:hAnsiTheme="minorHAnsi" w:cstheme="minorHAnsi"/>
-          <w:sz w:val="22"/>
-          <w:szCs w:val="22"/>
-        </w:rPr>
-      </w:pPr>
-      <w:r>
-        <w:rPr>
-          <w:rFonts w:asciiTheme="minorHAnsi" w:hAnsiTheme="minorHAnsi" w:cstheme="minorHAnsi"/>
-          <w:sz w:val="22"/>
-          <w:szCs w:val="22"/>
-        </w:rPr>
-        <w:t xml:space="preserve">Led the rapid resolution of critical production failures, ensuring zero data loss during </w:t>
-      </w:r>
-      <w:r>
-        <w:rPr>
-          <w:rFonts w:asciiTheme="minorHAnsi" w:hAnsiTheme="minorHAnsi" w:cstheme="minorHAnsi"/>
-          <w:b/>
-          <w:bCs/>
-          <w:sz w:val="22"/>
-          <w:szCs w:val="22"/>
-        </w:rPr>
-        <w:t>high-volume enrollment</w:t>
-      </w:r>
-      <w:r>
-        <w:rPr>
-          <w:rFonts w:asciiTheme="minorHAnsi" w:hAnsiTheme="minorHAnsi" w:cstheme="minorHAnsi"/>
-          <w:sz w:val="22"/>
-          <w:szCs w:val="22"/>
-        </w:rPr>
-        <w:t xml:space="preserve"> periods where direct connectivity with </w:t>
-      </w:r>
-      <w:r>
-        <w:rPr>
-          <w:rFonts w:asciiTheme="minorHAnsi" w:hAnsiTheme="minorHAnsi" w:cstheme="minorHAnsi"/>
-          <w:b/>
-          <w:bCs/>
-          <w:sz w:val="22"/>
-          <w:szCs w:val="22"/>
-        </w:rPr>
-        <w:t>CMS</w:t>
-      </w:r>
-      <w:r>
-        <w:rPr>
-          <w:rFonts w:asciiTheme="minorHAnsi" w:hAnsiTheme="minorHAnsi" w:cstheme="minorHAnsi"/>
-          <w:sz w:val="22"/>
-          <w:szCs w:val="22"/>
-        </w:rPr>
-        <w:t xml:space="preserve"> was required</w:t>
-      </w:r>
-    </w:p>
-    <w:p>
-      <w:pPr>
-        <w:pStyle w:val="NormalWeb"/>
-        <w:widowControl w:val="0"/>
-        <w:numPr>
-          <w:ilvl w:val="0"/>
-          <w:numId w:val="10"/>
-        </w:numPr>
-        <w:pBdr>
-          <w:top w:val="nil"/>
-          <w:left w:val="nil"/>
-          <w:bottom w:val="nil"/>
-          <w:right w:val="nil"/>
-          <w:between w:val="nil"/>
-        </w:pBdr>
-        <w:spacing w:before="12" w:beforeAutospacing="0" w:after="0" w:afterAutospacing="0"/>
-        <w:ind w:left="-270" w:right="-576" w:hanging="180"/>
-        <w:contextualSpacing/>
-        <w:jc w:val="both"/>
-        <w:rPr>
-          <w:rFonts w:asciiTheme="minorHAnsi" w:hAnsiTheme="minorHAnsi" w:cstheme="minorHAnsi"/>
-          <w:sz w:val="22"/>
-          <w:szCs w:val="22"/>
-        </w:rPr>
-      </w:pPr>
-      <w:r>
-        <w:rPr>
-          <w:rFonts w:asciiTheme="minorHAnsi" w:hAnsiTheme="minorHAnsi" w:cstheme="minorHAnsi"/>
-          <w:sz w:val="22"/>
-          <w:szCs w:val="22"/>
-        </w:rPr>
-        <w:t xml:space="preserve">Partnered with business stakeholders to gather requirements for new projects, conducting detailed assessments of complexity, technical effort, development timelines, and warranty periods. Worked with Mastek to draft </w:t>
-      </w:r>
-      <w:r>
-        <w:rPr>
-          <w:rFonts w:asciiTheme="minorHAnsi" w:hAnsiTheme="minorHAnsi" w:cstheme="minorHAnsi"/>
-          <w:b/>
-          <w:sz w:val="22"/>
-          <w:szCs w:val="22"/>
-        </w:rPr>
-        <w:t>SOWs</w:t>
-      </w:r>
-      <w:r>
-        <w:rPr>
-          <w:rFonts w:asciiTheme="minorHAnsi" w:hAnsiTheme="minorHAnsi" w:cstheme="minorHAnsi"/>
-          <w:sz w:val="22"/>
-          <w:szCs w:val="22"/>
-        </w:rPr>
-        <w:t xml:space="preserve"> for approval by Blue Cross Blue Shield, ensuring alignment with business objectives.</w:t>
-      </w:r>
-    </w:p>
-    <w:p>
-      <w:pPr>
-        <w:pStyle w:val="NormalWeb"/>
-        <w:widowControl w:val="0"/>
-        <w:numPr>
-          <w:ilvl w:val="0"/>
-          <w:numId w:val="10"/>
-        </w:numPr>
-        <w:pBdr>
-          <w:top w:val="nil"/>
-          <w:left w:val="nil"/>
-          <w:bottom w:val="nil"/>
-          <w:right w:val="nil"/>
-          <w:between w:val="nil"/>
-        </w:pBdr>
-        <w:spacing w:before="12" w:beforeAutospacing="0" w:after="0" w:afterAutospacing="0"/>
-        <w:ind w:left="-270" w:right="-576" w:hanging="180"/>
-        <w:contextualSpacing/>
-        <w:jc w:val="both"/>
-        <w:rPr>
-          <w:rFonts w:asciiTheme="minorHAnsi" w:hAnsiTheme="minorHAnsi" w:cstheme="minorHAnsi"/>
-        </w:rPr>
-      </w:pPr>
-      <w:r>
-        <w:rPr>
-          <w:rFonts w:asciiTheme="minorHAnsi" w:hAnsiTheme="minorHAnsi" w:cstheme="minorHAnsi"/>
-          <w:sz w:val="22"/>
-          <w:szCs w:val="22"/>
-        </w:rPr>
-        <w:t>Participated in Agile sprint meetings to track progress on deliverables, resolve blockers, and ensure timely completion of project milestones across multiple initiatives.</w:t>
-      </w:r>
-    </w:p>
-    <w:p>
-      <w:pPr>
-        <w:pStyle w:val="NormalWeb"/>
-        <w:widowControl w:val="0"/>
-        <w:pBdr>
-          <w:top w:val="nil"/>
-          <w:left w:val="nil"/>
-          <w:bottom w:val="nil"/>
-          <w:right w:val="nil"/>
-          <w:between w:val="nil"/>
-        </w:pBdr>
-        <w:spacing w:before="12" w:beforeAutospacing="0" w:after="0" w:afterAutospacing="0"/>
-        <w:ind w:left="-360" w:right="-576"/>
-        <w:contextualSpacing/>
-        <w:jc w:val="center"/>
-        <w:rPr>
-          <w:rFonts w:asciiTheme="minorHAnsi" w:hAnsiTheme="minorHAnsi" w:cstheme="minorHAnsi"/>
-          <w:b/>
-          <w:bCs/>
-          <w:i/>
-          <w:iCs/>
-          <w:sz w:val="21"/>
-          <w:szCs w:val="21"/>
-        </w:rPr>
-      </w:pPr>
-      <w:r>
-        <w:rPr>
-          <w:rFonts w:asciiTheme="minorHAnsi" w:hAnsiTheme="minorHAnsi" w:cstheme="minorHAnsi"/>
-          <w:b/>
-          <w:bCs/>
-          <w:i/>
-          <w:iCs/>
-          <w:sz w:val="21"/>
-          <w:szCs w:val="21"/>
-        </w:rPr>
-        <w:t>Tech Stack:</w:t>
-      </w:r>
-      <w:r>
-        <w:rPr>
-          <w:rFonts w:asciiTheme="minorHAnsi" w:hAnsiTheme="minorHAnsi" w:cstheme="minorHAnsi"/>
-          <w:b/>
-          <w:bCs/>
-          <w:i/>
-          <w:iCs/>
-          <w:sz w:val="21"/>
-          <w:szCs w:val="21"/>
-        </w:rPr>
-        <w:t xml:space="preserve"> </w:t>
-      </w:r>
-      <w:r>
-        <w:rPr>
-          <w:rFonts w:asciiTheme="minorHAnsi" w:hAnsiTheme="minorHAnsi" w:cstheme="minorHAnsi"/>
-          <w:b/>
-          <w:bCs/>
-          <w:i/>
-          <w:iCs/>
-          <w:sz w:val="21"/>
-          <w:szCs w:val="21"/>
-        </w:rPr>
-        <w:t>Azure Data Factory (ADF</w:t>
-      </w:r>
-      <w:r>
-        <w:rPr>
-          <w:rFonts w:asciiTheme="minorHAnsi" w:hAnsiTheme="minorHAnsi" w:cstheme="minorHAnsi"/>
-          <w:b/>
-          <w:bCs/>
-          <w:i/>
-          <w:iCs/>
-          <w:sz w:val="21"/>
-          <w:szCs w:val="21"/>
-        </w:rPr>
-        <w:t>),</w:t>
-      </w:r>
-      <w:r>
-        <w:rPr>
-          <w:rFonts w:asciiTheme="minorHAnsi" w:hAnsiTheme="minorHAnsi" w:cstheme="minorHAnsi"/>
-          <w:b/>
-          <w:bCs/>
-          <w:i/>
-          <w:iCs/>
-          <w:sz w:val="21"/>
-          <w:szCs w:val="21"/>
-        </w:rPr>
-        <w:t xml:space="preserve"> Azure SQL </w:t>
-      </w:r>
-      <w:r>
-        <w:rPr>
-          <w:rFonts w:asciiTheme="minorHAnsi" w:hAnsiTheme="minorHAnsi" w:cstheme="minorHAnsi"/>
-          <w:b/>
-          <w:bCs/>
-          <w:i/>
-          <w:iCs/>
-          <w:sz w:val="21"/>
-          <w:szCs w:val="21"/>
-        </w:rPr>
-        <w:t>Database,</w:t>
-      </w:r>
-      <w:r>
-        <w:rPr>
-          <w:rFonts w:asciiTheme="minorHAnsi" w:hAnsiTheme="minorHAnsi" w:cstheme="minorHAnsi"/>
-          <w:b/>
-          <w:bCs/>
-          <w:i/>
-          <w:iCs/>
-          <w:sz w:val="21"/>
-          <w:szCs w:val="21"/>
-        </w:rPr>
-        <w:t xml:space="preserve"> C#</w:t>
-      </w:r>
-      <w:r>
-        <w:rPr>
-          <w:rFonts w:asciiTheme="minorHAnsi" w:hAnsiTheme="minorHAnsi" w:cstheme="minorHAnsi"/>
-          <w:b/>
-          <w:bCs/>
-          <w:i/>
-          <w:iCs/>
-          <w:sz w:val="21"/>
-          <w:szCs w:val="21"/>
-        </w:rPr>
-        <w:t>,</w:t>
-      </w:r>
-      <w:r>
-        <w:rPr>
-          <w:rFonts w:asciiTheme="minorHAnsi" w:hAnsiTheme="minorHAnsi" w:cstheme="minorHAnsi"/>
-          <w:b/>
-          <w:bCs/>
-          <w:i/>
-          <w:iCs/>
-          <w:sz w:val="21"/>
-          <w:szCs w:val="21"/>
-        </w:rPr>
-        <w:t xml:space="preserve"> SQL Server, SSIS, SSRS, ActiveBatch, SQL Server Agent, FTP, EDI </w:t>
-      </w:r>
-      <w:r>
-        <w:rPr>
-          <w:rFonts w:asciiTheme="minorHAnsi" w:hAnsiTheme="minorHAnsi" w:cstheme="minorHAnsi"/>
-          <w:b/>
-          <w:bCs/>
-          <w:i/>
-          <w:iCs/>
-          <w:sz w:val="21"/>
-          <w:szCs w:val="21"/>
-        </w:rPr>
-        <w:lastRenderedPageBreak/>
-        <w:t>(834, 837), HealthRules Payer (HRP), Agile +4</w:t>
-      </w:r>
-    </w:p>
-    <w:p>
-      <w:pPr>
-        <w:widowControl w:val="0"/>
-        <w:pBdr>
-          <w:top w:val="nil"/>
-          <w:left w:val="nil"/>
-          <w:bottom w:val="nil"/>
-          <w:right w:val="nil"/>
-          <w:between w:val="nil"/>
-        </w:pBdr>
-        <w:spacing w:before="279" w:line="240" w:lineRule="auto"/>
-        <w:ind w:left="-270" w:right="-582" w:hanging="180"/>
-        <w:jc w:val="both"/>
-        <w:rPr>
-          <w:rFonts w:asciiTheme="minorHAnsi" w:eastAsia="Calibri" w:hAnsiTheme="minorHAnsi" w:cstheme="minorHAnsi"/>
-          <w:b/>
-          <w:color w:val="2E74B5" w:themeColor="accent1" w:themeShade="BF"/>
-          <w:sz w:val="23"/>
-          <w:szCs w:val="23"/>
-        </w:rPr>
-      </w:pPr>
-      <w:r>
-        <w:rPr>
-          <w:rFonts w:asciiTheme="minorHAnsi" w:eastAsia="Calibri" w:hAnsiTheme="minorHAnsi" w:cstheme="minorHAnsi"/>
-          <w:b/>
-          <w:color w:val="2E74B5" w:themeColor="accent1" w:themeShade="BF"/>
-          <w:sz w:val="23"/>
-          <w:szCs w:val="23"/>
-        </w:rPr>
-        <w:t xml:space="preserve">CBRE, Dallas, TX </w:t>
-      </w:r>
-      <w:r>
-        <w:rPr>
-          <w:rFonts w:asciiTheme="minorHAnsi" w:eastAsia="Calibri" w:hAnsiTheme="minorHAnsi" w:cstheme="minorHAnsi"/>
-          <w:b/>
-          <w:i/>
-          <w:color w:val="2E74B5" w:themeColor="accent1" w:themeShade="BF"/>
-          <w:sz w:val="23"/>
-          <w:szCs w:val="23"/>
-        </w:rPr>
-        <w:t>(Commercial real estate services and investments)</w:t>
-      </w:r>
-      <w:r>
-        <w:rPr>
-          <w:rFonts w:asciiTheme="minorHAnsi" w:eastAsia="Calibri" w:hAnsiTheme="minorHAnsi" w:cstheme="minorHAnsi"/>
-          <w:b/>
-          <w:color w:val="2E74B5" w:themeColor="accent1" w:themeShade="BF"/>
-          <w:sz w:val="23"/>
-          <w:szCs w:val="23"/>
-        </w:rPr>
-        <w:t xml:space="preserve"> </w:t>
-      </w:r>
-    </w:p>
-    <w:p>
-      <w:pPr>
-        <w:widowControl w:val="0"/>
-        <w:pBdr>
-          <w:top w:val="nil"/>
-          <w:left w:val="nil"/>
-          <w:bottom w:val="nil"/>
-          <w:right w:val="nil"/>
-          <w:between w:val="nil"/>
-        </w:pBdr>
-        <w:spacing w:before="11" w:line="254" w:lineRule="auto"/>
-        <w:ind w:left="-270" w:right="-582" w:hanging="180"/>
-        <w:jc w:val="both"/>
-        <w:rPr>
-          <w:rFonts w:asciiTheme="minorHAnsi" w:eastAsia="Calibri" w:hAnsiTheme="minorHAnsi" w:cstheme="minorHAnsi"/>
-          <w:b/>
-          <w:color w:val="7F7F7F"/>
-        </w:rPr>
-      </w:pPr>
-      <w:r>
-        <w:rPr>
-          <w:rFonts w:asciiTheme="minorHAnsi" w:eastAsia="Calibri" w:hAnsiTheme="minorHAnsi" w:cstheme="minorHAnsi"/>
-          <w:b/>
-          <w:color w:val="2E74B5" w:themeColor="accent1" w:themeShade="BF"/>
-        </w:rPr>
-        <w:t xml:space="preserve">Data Engineer </w:t>
-      </w:r>
-      <w:r>
-        <w:rPr>
-          <w:rFonts w:asciiTheme="minorHAnsi" w:eastAsia="Calibri" w:hAnsiTheme="minorHAnsi" w:cstheme="minorHAnsi"/>
-          <w:b/>
-          <w:color w:val="7F7F7F"/>
-        </w:rPr>
-        <w:t>Feb</w:t>
-      </w:r>
-      <w:r>
-        <w:rPr>
-          <w:rFonts w:asciiTheme="minorHAnsi" w:eastAsia="Calibri" w:hAnsiTheme="minorHAnsi" w:cstheme="minorHAnsi"/>
-          <w:b/>
-          <w:color w:val="7F7F7F"/>
-        </w:rPr>
-        <w:t xml:space="preserve"> </w:t>
-      </w:r>
-      <w:r>
-        <w:rPr>
-          <w:rFonts w:asciiTheme="minorHAnsi" w:eastAsia="Calibri" w:hAnsiTheme="minorHAnsi" w:cstheme="minorHAnsi"/>
-          <w:b/>
-          <w:color w:val="7F7F7F"/>
-        </w:rPr>
-        <w:t xml:space="preserve">2021 - </w:t>
-      </w:r>
-      <w:r>
-        <w:rPr>
-          <w:rFonts w:asciiTheme="minorHAnsi" w:eastAsia="Calibri" w:hAnsiTheme="minorHAnsi" w:cstheme="minorHAnsi"/>
-          <w:b/>
-          <w:color w:val="7F7F7F"/>
-        </w:rPr>
-        <w:t>Sept</w:t>
-      </w:r>
-      <w:r>
-        <w:rPr>
-          <w:rFonts w:asciiTheme="minorHAnsi" w:eastAsia="Calibri" w:hAnsiTheme="minorHAnsi" w:cstheme="minorHAnsi"/>
-          <w:b/>
-          <w:color w:val="7F7F7F"/>
-        </w:rPr>
-        <w:t xml:space="preserve"> 2022 </w:t>
-      </w:r>
-    </w:p>
-    <w:p>
-      <w:pPr>
-        <w:widowControl w:val="0"/>
-        <w:numPr>
-          <w:ilvl w:val="0"/>
-          <w:numId w:val="13"/>
-        </w:numPr>
-        <w:pBdr>
-          <w:top w:val="nil"/>
-          <w:left w:val="nil"/>
-          <w:bottom w:val="nil"/>
-          <w:right w:val="nil"/>
-          <w:between w:val="nil"/>
-        </w:pBdr>
-        <w:spacing w:before="12" w:line="240" w:lineRule="auto"/>
-        <w:ind w:left="-270" w:right="-576" w:hanging="180"/>
-        <w:contextualSpacing/>
-        <w:jc w:val="both"/>
-        <w:rPr>
-          <w:rFonts w:asciiTheme="minorHAnsi" w:hAnsiTheme="minorHAnsi" w:cstheme="minorHAnsi"/>
-        </w:rPr>
-      </w:pPr>
-      <w:r>
-        <w:rPr>
-          <w:rFonts w:asciiTheme="minorHAnsi" w:hAnsiTheme="minorHAnsi" w:cstheme="minorHAnsi"/>
-        </w:rPr>
-        <w:t xml:space="preserve">Played a key role on the </w:t>
-      </w:r>
-      <w:r>
-        <w:rPr>
-          <w:rFonts w:asciiTheme="minorHAnsi" w:hAnsiTheme="minorHAnsi" w:cstheme="minorHAnsi"/>
-          <w:b/>
-          <w:bCs/>
-        </w:rPr>
-        <w:t>Data Engineering &amp; Reporting team</w:t>
-      </w:r>
-      <w:r>
-        <w:rPr>
-          <w:rFonts w:asciiTheme="minorHAnsi" w:hAnsiTheme="minorHAnsi" w:cstheme="minorHAnsi"/>
-        </w:rPr>
-        <w:t xml:space="preserve"> during the COVID-19 pandemic, delivering real-time data pipelines and analytics that supported CBRE’s </w:t>
-      </w:r>
-      <w:r>
-        <w:rPr>
-          <w:rFonts w:asciiTheme="minorHAnsi" w:hAnsiTheme="minorHAnsi" w:cstheme="minorHAnsi"/>
-          <w:b/>
-          <w:bCs/>
-        </w:rPr>
-        <w:t>Advisory business unit</w:t>
-      </w:r>
-      <w:r>
-        <w:rPr>
-          <w:rFonts w:asciiTheme="minorHAnsi" w:hAnsiTheme="minorHAnsi" w:cstheme="minorHAnsi"/>
-        </w:rPr>
-        <w:t xml:space="preserve"> across global commercial real estate portfolios.</w:t>
-      </w:r>
-    </w:p>
-    <w:p>
-      <w:pPr>
-        <w:widowControl w:val="0"/>
-        <w:numPr>
-          <w:ilvl w:val="0"/>
-          <w:numId w:val="13"/>
-        </w:numPr>
-        <w:pBdr>
-          <w:top w:val="nil"/>
-          <w:left w:val="nil"/>
-          <w:bottom w:val="nil"/>
-          <w:right w:val="nil"/>
-          <w:between w:val="nil"/>
-        </w:pBdr>
-        <w:spacing w:before="12" w:line="240" w:lineRule="auto"/>
-        <w:ind w:left="-270" w:right="-576" w:hanging="180"/>
-        <w:contextualSpacing/>
-        <w:jc w:val="both"/>
-        <w:rPr>
-          <w:rFonts w:asciiTheme="minorHAnsi" w:hAnsiTheme="minorHAnsi" w:cstheme="minorHAnsi"/>
-        </w:rPr>
-      </w:pPr>
-      <w:r>
-        <w:rPr>
-          <w:rFonts w:asciiTheme="minorHAnsi" w:hAnsiTheme="minorHAnsi" w:cstheme="minorHAnsi"/>
-        </w:rPr>
-        <w:t xml:space="preserve">Designed, developed, and maintained robust </w:t>
-      </w:r>
-      <w:r>
-        <w:rPr>
-          <w:rFonts w:asciiTheme="minorHAnsi" w:hAnsiTheme="minorHAnsi" w:cstheme="minorHAnsi"/>
-          <w:b/>
-          <w:bCs/>
-        </w:rPr>
-        <w:t>ETL pipelines</w:t>
-      </w:r>
-      <w:r>
-        <w:rPr>
-          <w:rFonts w:asciiTheme="minorHAnsi" w:hAnsiTheme="minorHAnsi" w:cstheme="minorHAnsi"/>
-        </w:rPr>
-        <w:t xml:space="preserve"> using </w:t>
-      </w:r>
-      <w:r>
-        <w:rPr>
-          <w:rFonts w:asciiTheme="minorHAnsi" w:hAnsiTheme="minorHAnsi" w:cstheme="minorHAnsi"/>
-          <w:b/>
-          <w:bCs/>
-        </w:rPr>
-        <w:t>Python, SQL, and PostgreSQL</w:t>
-      </w:r>
-      <w:r>
-        <w:rPr>
-          <w:rFonts w:asciiTheme="minorHAnsi" w:hAnsiTheme="minorHAnsi" w:cstheme="minorHAnsi"/>
-        </w:rPr>
-        <w:t xml:space="preserve"> via CBRE’s internal ETL framework (</w:t>
-      </w:r>
-      <w:r>
-        <w:rPr>
-          <w:rFonts w:asciiTheme="minorHAnsi" w:hAnsiTheme="minorHAnsi" w:cstheme="minorHAnsi"/>
-          <w:b/>
-          <w:bCs/>
-        </w:rPr>
-        <w:t>Lymbic</w:t>
-      </w:r>
-      <w:r>
-        <w:rPr>
-          <w:rFonts w:asciiTheme="minorHAnsi" w:hAnsiTheme="minorHAnsi" w:cstheme="minorHAnsi"/>
-        </w:rPr>
-        <w:t>). Translated complex business logic from real estate analysts into SQL/Python transformations for property usage, tenant risk, and leasing performance.</w:t>
-      </w:r>
-    </w:p>
-    <w:p>
-      <w:pPr>
-        <w:widowControl w:val="0"/>
-        <w:numPr>
-          <w:ilvl w:val="0"/>
-          <w:numId w:val="13"/>
-        </w:numPr>
-        <w:pBdr>
-          <w:top w:val="nil"/>
-          <w:left w:val="nil"/>
-          <w:bottom w:val="nil"/>
-          <w:right w:val="nil"/>
-          <w:between w:val="nil"/>
-        </w:pBdr>
-        <w:spacing w:before="12" w:line="240" w:lineRule="auto"/>
-        <w:ind w:left="-270" w:right="-576" w:hanging="180"/>
-        <w:contextualSpacing/>
-        <w:jc w:val="both"/>
-        <w:rPr>
-          <w:rFonts w:asciiTheme="minorHAnsi" w:hAnsiTheme="minorHAnsi" w:cstheme="minorHAnsi"/>
-        </w:rPr>
-      </w:pPr>
-      <w:r>
-        <w:rPr>
-          <w:rFonts w:asciiTheme="minorHAnsi" w:hAnsiTheme="minorHAnsi" w:cstheme="minorHAnsi"/>
-        </w:rPr>
-        <w:t xml:space="preserve">Ingested diverse external data sources such as </w:t>
-      </w:r>
-      <w:r>
-        <w:rPr>
-          <w:rFonts w:asciiTheme="minorHAnsi" w:hAnsiTheme="minorHAnsi" w:cstheme="minorHAnsi"/>
-          <w:b/>
-          <w:bCs/>
-        </w:rPr>
-        <w:t>Google Mobility Reports</w:t>
-      </w:r>
-      <w:r>
-        <w:rPr>
-          <w:rFonts w:asciiTheme="minorHAnsi" w:hAnsiTheme="minorHAnsi" w:cstheme="minorHAnsi"/>
-        </w:rPr>
-        <w:t xml:space="preserve"> and </w:t>
-      </w:r>
-      <w:r>
-        <w:rPr>
-          <w:rFonts w:asciiTheme="minorHAnsi" w:hAnsiTheme="minorHAnsi" w:cstheme="minorHAnsi"/>
-          <w:b/>
-          <w:bCs/>
-        </w:rPr>
-        <w:t>BREAM energy efficiency assessments</w:t>
-      </w:r>
-      <w:r>
-        <w:rPr>
-          <w:rFonts w:asciiTheme="minorHAnsi" w:hAnsiTheme="minorHAnsi" w:cstheme="minorHAnsi"/>
-        </w:rPr>
-        <w:t xml:space="preserve">, transforming them into structured datasets in </w:t>
-      </w:r>
-      <w:r>
-        <w:rPr>
-          <w:rFonts w:asciiTheme="minorHAnsi" w:hAnsiTheme="minorHAnsi" w:cstheme="minorHAnsi"/>
-          <w:b/>
-          <w:bCs/>
-        </w:rPr>
-        <w:t>Parquet</w:t>
-      </w:r>
-      <w:r>
-        <w:rPr>
-          <w:rFonts w:asciiTheme="minorHAnsi" w:hAnsiTheme="minorHAnsi" w:cstheme="minorHAnsi"/>
-        </w:rPr>
-        <w:t xml:space="preserve"> and </w:t>
-      </w:r>
-      <w:r>
-        <w:rPr>
-          <w:rFonts w:asciiTheme="minorHAnsi" w:hAnsiTheme="minorHAnsi" w:cstheme="minorHAnsi"/>
-          <w:b/>
-          <w:bCs/>
-        </w:rPr>
-        <w:t>CSV</w:t>
-      </w:r>
-      <w:r>
-        <w:rPr>
-          <w:rFonts w:asciiTheme="minorHAnsi" w:hAnsiTheme="minorHAnsi" w:cstheme="minorHAnsi"/>
-        </w:rPr>
-        <w:t xml:space="preserve"> formats. These outputs fed into </w:t>
-      </w:r>
-      <w:r>
-        <w:rPr>
-          <w:rFonts w:asciiTheme="minorHAnsi" w:hAnsiTheme="minorHAnsi" w:cstheme="minorHAnsi"/>
-          <w:b/>
-          <w:bCs/>
-        </w:rPr>
-        <w:t>PowerBI</w:t>
-      </w:r>
-      <w:r>
-        <w:rPr>
-          <w:rFonts w:asciiTheme="minorHAnsi" w:hAnsiTheme="minorHAnsi" w:cstheme="minorHAnsi"/>
-          <w:b/>
-          <w:bCs/>
-        </w:rPr>
-        <w:t xml:space="preserve"> dashboards</w:t>
-      </w:r>
-      <w:r>
-        <w:rPr>
-          <w:rFonts w:asciiTheme="minorHAnsi" w:hAnsiTheme="minorHAnsi" w:cstheme="minorHAnsi"/>
-        </w:rPr>
-        <w:t xml:space="preserve"> used by leadership to assess region-wise COVID impacts on commercial spaces.</w:t>
-      </w:r>
-    </w:p>
-    <w:p>
-      <w:pPr>
-        <w:widowControl w:val="0"/>
-        <w:numPr>
-          <w:ilvl w:val="0"/>
-          <w:numId w:val="13"/>
-        </w:numPr>
-        <w:pBdr>
-          <w:top w:val="nil"/>
-          <w:left w:val="nil"/>
-          <w:bottom w:val="nil"/>
-          <w:right w:val="nil"/>
-          <w:between w:val="nil"/>
-        </w:pBdr>
-        <w:spacing w:before="12" w:line="240" w:lineRule="auto"/>
-        <w:ind w:left="-270" w:right="-576" w:hanging="180"/>
-        <w:contextualSpacing/>
-        <w:jc w:val="both"/>
-        <w:rPr>
-          <w:rFonts w:asciiTheme="minorHAnsi" w:hAnsiTheme="minorHAnsi" w:cstheme="minorHAnsi"/>
-        </w:rPr>
-      </w:pPr>
-      <w:r>
-        <w:rPr>
-          <w:rFonts w:asciiTheme="minorHAnsi" w:hAnsiTheme="minorHAnsi" w:cstheme="minorHAnsi"/>
-        </w:rPr>
-        <w:t xml:space="preserve">Applied data profiling and transformation </w:t>
-      </w:r>
-      <w:r>
-        <w:rPr>
-          <w:rFonts w:asciiTheme="minorHAnsi" w:hAnsiTheme="minorHAnsi" w:cstheme="minorHAnsi"/>
-        </w:rPr>
-        <w:t>using</w:t>
-      </w:r>
-      <w:r>
-        <w:rPr>
-          <w:rFonts w:asciiTheme="minorHAnsi" w:hAnsiTheme="minorHAnsi" w:cstheme="minorHAnsi"/>
-        </w:rPr>
-        <w:t xml:space="preserve"> </w:t>
-      </w:r>
-      <w:r>
-        <w:rPr>
-          <w:rFonts w:asciiTheme="minorHAnsi" w:hAnsiTheme="minorHAnsi" w:cstheme="minorHAnsi"/>
-          <w:b/>
-          <w:bCs/>
-        </w:rPr>
-        <w:t>Pandas</w:t>
-      </w:r>
-      <w:r>
-        <w:rPr>
-          <w:rFonts w:asciiTheme="minorHAnsi" w:hAnsiTheme="minorHAnsi" w:cstheme="minorHAnsi"/>
-          <w:b/>
-          <w:bCs/>
-        </w:rPr>
-        <w:t xml:space="preserve"> and PySpark</w:t>
-      </w:r>
-      <w:r>
-        <w:rPr>
-          <w:rFonts w:asciiTheme="minorHAnsi" w:hAnsiTheme="minorHAnsi" w:cstheme="minorHAnsi"/>
-        </w:rPr>
-        <w:t xml:space="preserve"> </w:t>
-      </w:r>
-      <w:r>
-        <w:rPr>
-          <w:rFonts w:asciiTheme="minorHAnsi" w:hAnsiTheme="minorHAnsi" w:cstheme="minorHAnsi"/>
-        </w:rPr>
-        <w:t>for efficient in-memory processing of large CSV/Parquet files, enabling faster QA cycles and stakeholder feedback loops.</w:t>
-      </w:r>
-    </w:p>
-    <w:p>
-      <w:pPr>
-        <w:widowControl w:val="0"/>
-        <w:numPr>
-          <w:ilvl w:val="0"/>
-          <w:numId w:val="13"/>
-        </w:numPr>
-        <w:pBdr>
-          <w:top w:val="nil"/>
-          <w:left w:val="nil"/>
-          <w:bottom w:val="nil"/>
-          <w:right w:val="nil"/>
-          <w:between w:val="nil"/>
-        </w:pBdr>
-        <w:spacing w:before="12" w:line="240" w:lineRule="auto"/>
-        <w:ind w:left="-270" w:right="-576" w:hanging="180"/>
-        <w:contextualSpacing/>
-        <w:jc w:val="both"/>
-        <w:rPr>
-          <w:rFonts w:asciiTheme="minorHAnsi" w:hAnsiTheme="minorHAnsi" w:cstheme="minorHAnsi"/>
-        </w:rPr>
-      </w:pPr>
-      <w:r>
-        <w:rPr>
-          <w:rFonts w:asciiTheme="minorHAnsi" w:hAnsiTheme="minorHAnsi" w:cstheme="minorHAnsi"/>
-        </w:rPr>
-        <w:t xml:space="preserve">Supported </w:t>
-      </w:r>
-      <w:r>
-        <w:rPr>
-          <w:rFonts w:asciiTheme="minorHAnsi" w:hAnsiTheme="minorHAnsi" w:cstheme="minorHAnsi"/>
-          <w:b/>
-          <w:bCs/>
-        </w:rPr>
-        <w:t>Databricks</w:t>
-      </w:r>
-      <w:r>
-        <w:rPr>
-          <w:rFonts w:asciiTheme="minorHAnsi" w:hAnsiTheme="minorHAnsi" w:cstheme="minorHAnsi"/>
-        </w:rPr>
-        <w:t xml:space="preserve"> orchestration workflows — monitoring job execution, rerunning failed tasks, and assisting engineers with job recovery — ensuring daily and weekly batch pipelines remained consistent and reliable during volatile COVID data conditions.</w:t>
-      </w:r>
-    </w:p>
-    <w:p>
-      <w:pPr>
-        <w:widowControl w:val="0"/>
-        <w:numPr>
-          <w:ilvl w:val="0"/>
-          <w:numId w:val="13"/>
-        </w:numPr>
-        <w:pBdr>
-          <w:top w:val="nil"/>
-          <w:left w:val="nil"/>
-          <w:bottom w:val="nil"/>
-          <w:right w:val="nil"/>
-          <w:between w:val="nil"/>
-        </w:pBdr>
-        <w:spacing w:before="12" w:line="240" w:lineRule="auto"/>
-        <w:ind w:left="-270" w:right="-576" w:hanging="180"/>
-        <w:contextualSpacing/>
-        <w:jc w:val="both"/>
-        <w:rPr>
-          <w:rFonts w:asciiTheme="minorHAnsi" w:hAnsiTheme="minorHAnsi" w:cstheme="minorHAnsi"/>
-        </w:rPr>
-      </w:pPr>
-      <w:r>
-        <w:rPr>
-          <w:rFonts w:asciiTheme="minorHAnsi" w:hAnsiTheme="minorHAnsi" w:cstheme="minorHAnsi"/>
-        </w:rPr>
-        <w:t xml:space="preserve">Worked in an </w:t>
-      </w:r>
-      <w:r>
-        <w:rPr>
-          <w:rFonts w:asciiTheme="minorHAnsi" w:hAnsiTheme="minorHAnsi" w:cstheme="minorHAnsi"/>
-          <w:b/>
-          <w:bCs/>
-        </w:rPr>
-        <w:t>Agile delivery environment</w:t>
-      </w:r>
-      <w:r>
-        <w:rPr>
-          <w:rFonts w:asciiTheme="minorHAnsi" w:hAnsiTheme="minorHAnsi" w:cstheme="minorHAnsi"/>
-        </w:rPr>
-        <w:t>, actively collaborating with analysts, product managers, and backend engineers in weekly sprint meetings to prioritize features, track bugs, and refine pipeline outputs based on stakeholder needs.</w:t>
-      </w:r>
-    </w:p>
-    <w:p>
-      <w:pPr>
-        <w:widowControl w:val="0"/>
-        <w:numPr>
-          <w:ilvl w:val="0"/>
-          <w:numId w:val="13"/>
-        </w:numPr>
-        <w:pBdr>
-          <w:top w:val="nil"/>
-          <w:left w:val="nil"/>
-          <w:bottom w:val="nil"/>
-          <w:right w:val="nil"/>
-          <w:between w:val="nil"/>
-        </w:pBdr>
-        <w:spacing w:before="12" w:line="240" w:lineRule="auto"/>
-        <w:ind w:left="-274" w:right="-576" w:hanging="180"/>
-        <w:contextualSpacing/>
-        <w:jc w:val="both"/>
-        <w:rPr>
-          <w:rFonts w:asciiTheme="minorHAnsi" w:hAnsiTheme="minorHAnsi" w:cstheme="minorHAnsi"/>
-        </w:rPr>
-      </w:pPr>
-      <w:bookmarkStart w:id="0" w:name="_Hlk222838000"/>
-      <w:r>
-        <w:rPr>
-          <w:rFonts w:asciiTheme="minorHAnsi" w:hAnsiTheme="minorHAnsi" w:cstheme="minorHAnsi"/>
-        </w:rPr>
-        <w:t xml:space="preserve">Enabled high-impact real estate decisions by producing clean, trusted data for dashboards that revealed critical trends such as </w:t>
-      </w:r>
-      <w:r>
-        <w:rPr>
-          <w:rFonts w:asciiTheme="minorHAnsi" w:hAnsiTheme="minorHAnsi" w:cstheme="minorHAnsi"/>
-          <w:b/>
-          <w:bCs/>
-        </w:rPr>
-        <w:t>building underutilization</w:t>
-      </w:r>
-      <w:r>
-        <w:rPr>
-          <w:rFonts w:asciiTheme="minorHAnsi" w:hAnsiTheme="minorHAnsi" w:cstheme="minorHAnsi"/>
-        </w:rPr>
-        <w:t xml:space="preserve">, </w:t>
-      </w:r>
-      <w:r>
-        <w:rPr>
-          <w:rFonts w:asciiTheme="minorHAnsi" w:hAnsiTheme="minorHAnsi" w:cstheme="minorHAnsi"/>
-          <w:b/>
-          <w:bCs/>
-        </w:rPr>
-        <w:t>shifting tenant behaviors</w:t>
-      </w:r>
-      <w:r>
-        <w:rPr>
-          <w:rFonts w:asciiTheme="minorHAnsi" w:hAnsiTheme="minorHAnsi" w:cstheme="minorHAnsi"/>
-        </w:rPr>
-        <w:t xml:space="preserve">, and </w:t>
-      </w:r>
-      <w:r>
-        <w:rPr>
-          <w:rFonts w:asciiTheme="minorHAnsi" w:hAnsiTheme="minorHAnsi" w:cstheme="minorHAnsi"/>
-          <w:b/>
-          <w:bCs/>
-        </w:rPr>
-        <w:t>geographic leasing risk</w:t>
-      </w:r>
-      <w:r>
-        <w:rPr>
-          <w:rFonts w:asciiTheme="minorHAnsi" w:hAnsiTheme="minorHAnsi" w:cstheme="minorHAnsi"/>
-        </w:rPr>
-        <w:t>. These insights directly influenced CBRE’s portfolio restructuring strategies and client advisory recommendations during the pandemic.</w:t>
-      </w:r>
-    </w:p>
-    <w:p>
-      <w:pPr>
-        <w:widowControl w:val="0"/>
-        <w:pBdr>
-          <w:top w:val="nil"/>
-          <w:left w:val="nil"/>
-          <w:bottom w:val="nil"/>
-          <w:right w:val="nil"/>
-          <w:between w:val="nil"/>
-        </w:pBdr>
-        <w:spacing w:before="12" w:line="240" w:lineRule="auto"/>
-        <w:ind w:left="-274" w:right="-576"/>
-        <w:contextualSpacing/>
-        <w:jc w:val="center"/>
-        <w:rPr>
-          <w:rFonts w:asciiTheme="minorHAnsi" w:hAnsiTheme="minorHAnsi" w:cstheme="minorHAnsi"/>
-          <w:b/>
-          <w:bCs/>
-          <w:i/>
-          <w:iCs/>
-          <w:sz w:val="21"/>
-          <w:szCs w:val="21"/>
-        </w:rPr>
-      </w:pPr>
-      <w:r>
-        <w:rPr>
-          <w:rFonts w:asciiTheme="minorHAnsi" w:hAnsiTheme="minorHAnsi" w:cstheme="minorHAnsi"/>
-          <w:b/>
-          <w:bCs/>
-          <w:i/>
-          <w:iCs/>
-          <w:sz w:val="21"/>
-          <w:szCs w:val="21"/>
-        </w:rPr>
-        <w:t>Tech Stack:</w:t>
-      </w:r>
-      <w:r>
-        <w:rPr>
-          <w:rFonts w:asciiTheme="minorHAnsi" w:hAnsiTheme="minorHAnsi" w:cstheme="minorHAnsi"/>
-          <w:sz w:val="21"/>
-          <w:szCs w:val="21"/>
-        </w:rPr>
-        <w:t xml:space="preserve"> </w:t>
-      </w:r>
-      <w:r>
-        <w:rPr>
-          <w:rFonts w:asciiTheme="minorHAnsi" w:hAnsiTheme="minorHAnsi" w:cstheme="minorHAnsi"/>
-          <w:b/>
-          <w:bCs/>
-          <w:i/>
-          <w:iCs/>
-          <w:sz w:val="21"/>
-          <w:szCs w:val="21"/>
-        </w:rPr>
-        <w:t>Python, SQL, PostgreSQL, Power BI,</w:t>
-      </w:r>
-      <w:r>
-        <w:rPr>
-          <w:rFonts w:asciiTheme="minorHAnsi" w:hAnsiTheme="minorHAnsi" w:cstheme="minorHAnsi"/>
-          <w:b/>
-          <w:bCs/>
-          <w:i/>
-          <w:iCs/>
-          <w:sz w:val="21"/>
-          <w:szCs w:val="21"/>
-        </w:rPr>
-        <w:t xml:space="preserve"> Airflow</w:t>
-      </w:r>
-      <w:r>
-        <w:rPr>
-          <w:rFonts w:asciiTheme="minorHAnsi" w:hAnsiTheme="minorHAnsi" w:cstheme="minorHAnsi"/>
-          <w:b/>
-          <w:bCs/>
-          <w:i/>
-          <w:iCs/>
-          <w:sz w:val="21"/>
-          <w:szCs w:val="21"/>
-        </w:rPr>
-        <w:t xml:space="preserve">, </w:t>
-      </w:r>
-      <w:r>
-        <w:rPr>
-          <w:rFonts w:asciiTheme="minorHAnsi" w:hAnsiTheme="minorHAnsi" w:cstheme="minorHAnsi"/>
-          <w:b/>
-          <w:bCs/>
-          <w:i/>
-          <w:iCs/>
-          <w:sz w:val="21"/>
-          <w:szCs w:val="21"/>
-        </w:rPr>
-        <w:t>Pandas, Parquet, Agile</w:t>
-      </w:r>
-    </w:p>
-    <w:bookmarkEnd w:id="0"/>
-    <w:p>
-      <w:pPr>
-        <w:widowControl w:val="0"/>
-        <w:pBdr>
-          <w:top w:val="nil"/>
-          <w:left w:val="nil"/>
-          <w:bottom w:val="nil"/>
-          <w:right w:val="nil"/>
-          <w:between w:val="nil"/>
-        </w:pBdr>
-        <w:spacing w:before="279" w:line="240" w:lineRule="auto"/>
-        <w:ind w:left="-270" w:right="-582" w:hanging="180"/>
-        <w:jc w:val="both"/>
-        <w:rPr>
-          <w:rFonts w:asciiTheme="minorHAnsi" w:eastAsia="Calibri" w:hAnsiTheme="minorHAnsi" w:cstheme="minorHAnsi"/>
-          <w:b/>
-          <w:color w:val="2E74B5" w:themeColor="accent1" w:themeShade="BF"/>
-          <w:sz w:val="23"/>
-          <w:szCs w:val="23"/>
-        </w:rPr>
-      </w:pPr>
-      <w:r>
-        <w:rPr>
-          <w:rFonts w:asciiTheme="minorHAnsi" w:eastAsia="Calibri" w:hAnsiTheme="minorHAnsi" w:cstheme="minorHAnsi"/>
-          <w:b/>
-          <w:color w:val="2E74B5" w:themeColor="accent1" w:themeShade="BF"/>
-          <w:sz w:val="23"/>
-          <w:szCs w:val="23"/>
-        </w:rPr>
-        <w:t xml:space="preserve">AmNet Services Inc., Fairfield, NJ </w:t>
-      </w:r>
-      <w:r>
-        <w:rPr>
-          <w:rFonts w:asciiTheme="minorHAnsi" w:eastAsia="Calibri" w:hAnsiTheme="minorHAnsi" w:cstheme="minorHAnsi"/>
-          <w:b/>
-          <w:i/>
-          <w:color w:val="2E74B5" w:themeColor="accent1" w:themeShade="BF"/>
-          <w:sz w:val="23"/>
-          <w:szCs w:val="23"/>
-        </w:rPr>
-        <w:t>(Telecommunications)</w:t>
-      </w:r>
-      <w:r>
-        <w:rPr>
-          <w:rFonts w:asciiTheme="minorHAnsi" w:eastAsia="Calibri" w:hAnsiTheme="minorHAnsi" w:cstheme="minorHAnsi"/>
-          <w:b/>
-          <w:color w:val="2E74B5" w:themeColor="accent1" w:themeShade="BF"/>
-          <w:sz w:val="23"/>
-          <w:szCs w:val="23"/>
-        </w:rPr>
-        <w:t xml:space="preserve"> </w:t>
-      </w:r>
-    </w:p>
-    <w:p>
-      <w:pPr>
-        <w:widowControl w:val="0"/>
-        <w:pBdr>
-          <w:top w:val="nil"/>
-          <w:left w:val="nil"/>
-          <w:bottom w:val="nil"/>
-          <w:right w:val="nil"/>
-          <w:between w:val="nil"/>
-        </w:pBdr>
-        <w:spacing w:before="11" w:line="254" w:lineRule="auto"/>
-        <w:ind w:left="-270" w:right="-582" w:hanging="180"/>
-        <w:jc w:val="both"/>
-        <w:rPr>
-          <w:rFonts w:asciiTheme="minorHAnsi" w:eastAsia="Calibri" w:hAnsiTheme="minorHAnsi" w:cstheme="minorHAnsi"/>
-          <w:b/>
-          <w:color w:val="7F7F7F"/>
-        </w:rPr>
-      </w:pPr>
-      <w:r>
-        <w:rPr>
-          <w:rFonts w:asciiTheme="minorHAnsi" w:eastAsia="Calibri" w:hAnsiTheme="minorHAnsi" w:cstheme="minorHAnsi"/>
-          <w:b/>
-          <w:color w:val="2E74B5" w:themeColor="accent1" w:themeShade="BF"/>
-        </w:rPr>
-        <w:t>ETL</w:t>
-      </w:r>
-      <w:r>
-        <w:rPr>
-          <w:rFonts w:asciiTheme="minorHAnsi" w:eastAsia="Calibri" w:hAnsiTheme="minorHAnsi" w:cstheme="minorHAnsi"/>
-          <w:b/>
-          <w:color w:val="2E74B5" w:themeColor="accent1" w:themeShade="BF"/>
-        </w:rPr>
-        <w:t>/SQL Server</w:t>
-      </w:r>
-      <w:r>
-        <w:rPr>
-          <w:rFonts w:asciiTheme="minorHAnsi" w:eastAsia="Calibri" w:hAnsiTheme="minorHAnsi" w:cstheme="minorHAnsi"/>
-          <w:b/>
-          <w:color w:val="2E74B5" w:themeColor="accent1" w:themeShade="BF"/>
-        </w:rPr>
-        <w:t xml:space="preserve"> Developer </w:t>
-      </w:r>
-      <w:r>
-        <w:rPr>
-          <w:rFonts w:asciiTheme="minorHAnsi" w:eastAsia="Calibri" w:hAnsiTheme="minorHAnsi" w:cstheme="minorHAnsi"/>
-          <w:b/>
-          <w:color w:val="7F7F7F"/>
-        </w:rPr>
-        <w:t xml:space="preserve">Oct </w:t>
-      </w:r>
-      <w:r>
-        <w:rPr>
-          <w:rFonts w:asciiTheme="minorHAnsi" w:eastAsia="Calibri" w:hAnsiTheme="minorHAnsi" w:cstheme="minorHAnsi"/>
-          <w:b/>
-          <w:color w:val="7F7F7F"/>
-        </w:rPr>
-        <w:t>20</w:t>
-      </w:r>
-      <w:r>
-        <w:rPr>
-          <w:rFonts w:asciiTheme="minorHAnsi" w:eastAsia="Calibri" w:hAnsiTheme="minorHAnsi" w:cstheme="minorHAnsi"/>
-          <w:b/>
-          <w:color w:val="7F7F7F"/>
-        </w:rPr>
-        <w:t>19</w:t>
-      </w:r>
-      <w:r>
-        <w:rPr>
-          <w:rFonts w:asciiTheme="minorHAnsi" w:eastAsia="Calibri" w:hAnsiTheme="minorHAnsi" w:cstheme="minorHAnsi"/>
-          <w:b/>
-          <w:color w:val="7F7F7F"/>
-        </w:rPr>
-        <w:t xml:space="preserve"> - </w:t>
-      </w:r>
-      <w:r>
-        <w:rPr>
-          <w:rFonts w:asciiTheme="minorHAnsi" w:eastAsia="Calibri" w:hAnsiTheme="minorHAnsi" w:cstheme="minorHAnsi"/>
-          <w:b/>
-          <w:color w:val="7F7F7F"/>
-        </w:rPr>
-        <w:t>Aug</w:t>
-      </w:r>
-      <w:r>
-        <w:rPr>
-          <w:rFonts w:asciiTheme="minorHAnsi" w:eastAsia="Calibri" w:hAnsiTheme="minorHAnsi" w:cstheme="minorHAnsi"/>
-          <w:b/>
-          <w:color w:val="7F7F7F"/>
-        </w:rPr>
-        <w:t xml:space="preserve"> 202</w:t>
-      </w:r>
-      <w:r>
-        <w:rPr>
-          <w:rFonts w:asciiTheme="minorHAnsi" w:eastAsia="Calibri" w:hAnsiTheme="minorHAnsi" w:cstheme="minorHAnsi"/>
-          <w:b/>
-          <w:color w:val="7F7F7F"/>
-        </w:rPr>
-        <w:t>0</w:t>
-      </w:r>
-      <w:r>
-        <w:rPr>
-          <w:rFonts w:asciiTheme="minorHAnsi" w:eastAsia="Calibri" w:hAnsiTheme="minorHAnsi" w:cstheme="minorHAnsi"/>
-          <w:b/>
-          <w:color w:val="7F7F7F"/>
-        </w:rPr>
-        <w:t xml:space="preserve"> </w:t>
-      </w:r>
-    </w:p>
-    <w:p>
-      <w:pPr>
-        <w:pStyle w:val="NormalWeb"/>
-        <w:numPr>
-          <w:ilvl w:val="0"/>
-          <w:numId w:val="8"/>
-        </w:numPr>
-        <w:spacing w:before="12" w:beforeAutospacing="0" w:after="0" w:afterAutospacing="0"/>
-        <w:ind w:left="-270" w:right="-576" w:hanging="180"/>
-        <w:contextualSpacing/>
-        <w:jc w:val="both"/>
-        <w:rPr>
-          <w:rFonts w:asciiTheme="minorHAnsi" w:hAnsiTheme="minorHAnsi" w:cstheme="minorHAnsi"/>
-          <w:sz w:val="22"/>
-          <w:szCs w:val="22"/>
-        </w:rPr>
-      </w:pPr>
-      <w:r>
-        <w:rPr>
-          <w:rFonts w:asciiTheme="minorHAnsi" w:hAnsiTheme="minorHAnsi" w:cstheme="minorHAnsi"/>
-          <w:sz w:val="22"/>
-          <w:szCs w:val="22"/>
-        </w:rPr>
-        <w:t>Developed SSIS packages to automate extraction and ingestion of network test data from Excel, flat files, and MS Access sources into a SQL Server staging environment.</w:t>
-      </w:r>
-    </w:p>
-    <w:p>
-      <w:pPr>
-        <w:pStyle w:val="NormalWeb"/>
-        <w:numPr>
-          <w:ilvl w:val="0"/>
-          <w:numId w:val="8"/>
-        </w:numPr>
-        <w:spacing w:before="12" w:beforeAutospacing="0" w:after="0" w:afterAutospacing="0"/>
-        <w:ind w:left="-270" w:right="-576" w:hanging="180"/>
-        <w:contextualSpacing/>
-        <w:jc w:val="both"/>
-        <w:rPr>
-          <w:rFonts w:asciiTheme="minorHAnsi" w:hAnsiTheme="minorHAnsi" w:cstheme="minorHAnsi"/>
-          <w:sz w:val="22"/>
-          <w:szCs w:val="22"/>
-        </w:rPr>
-      </w:pPr>
-      <w:r>
-        <w:rPr>
-          <w:rFonts w:asciiTheme="minorHAnsi" w:hAnsiTheme="minorHAnsi" w:cstheme="minorHAnsi"/>
-          <w:sz w:val="22"/>
-          <w:szCs w:val="22"/>
-        </w:rPr>
-        <w:t xml:space="preserve">Designed and implemented a dimensional data warehouse model using </w:t>
-      </w:r>
-      <w:r>
-        <w:rPr>
-          <w:rFonts w:asciiTheme="minorHAnsi" w:hAnsiTheme="minorHAnsi" w:cstheme="minorHAnsi"/>
-          <w:b/>
-          <w:bCs/>
-          <w:sz w:val="22"/>
-          <w:szCs w:val="22"/>
-        </w:rPr>
-        <w:t>ERwin Data Modeler</w:t>
-      </w:r>
-      <w:r>
-        <w:rPr>
-          <w:rFonts w:asciiTheme="minorHAnsi" w:hAnsiTheme="minorHAnsi" w:cstheme="minorHAnsi"/>
-          <w:sz w:val="22"/>
-          <w:szCs w:val="22"/>
-        </w:rPr>
-        <w:t xml:space="preserve"> to support analytical queries on network KPIs.</w:t>
-      </w:r>
-    </w:p>
-    <w:p>
-      <w:pPr>
-        <w:pStyle w:val="NormalWeb"/>
-        <w:numPr>
-          <w:ilvl w:val="0"/>
-          <w:numId w:val="8"/>
-        </w:numPr>
-        <w:spacing w:before="12" w:beforeAutospacing="0" w:after="0" w:afterAutospacing="0"/>
-        <w:ind w:left="-270" w:right="-576" w:hanging="180"/>
-        <w:contextualSpacing/>
-        <w:jc w:val="both"/>
-        <w:rPr>
-          <w:rFonts w:asciiTheme="minorHAnsi" w:hAnsiTheme="minorHAnsi" w:cstheme="minorHAnsi"/>
-          <w:sz w:val="22"/>
-          <w:szCs w:val="22"/>
-        </w:rPr>
-      </w:pPr>
-      <w:r>
-        <w:rPr>
-          <w:rFonts w:asciiTheme="minorHAnsi" w:hAnsiTheme="minorHAnsi" w:cstheme="minorHAnsi"/>
-          <w:sz w:val="22"/>
-          <w:szCs w:val="22"/>
-        </w:rPr>
-        <w:t xml:space="preserve">Wrote complex </w:t>
-      </w:r>
-      <w:r>
-        <w:rPr>
-          <w:rFonts w:asciiTheme="minorHAnsi" w:hAnsiTheme="minorHAnsi" w:cstheme="minorHAnsi"/>
-          <w:b/>
-          <w:bCs/>
-          <w:sz w:val="22"/>
-          <w:szCs w:val="22"/>
-        </w:rPr>
-        <w:t>T-SQL stored procedures</w:t>
-      </w:r>
-      <w:r>
-        <w:rPr>
-          <w:rFonts w:asciiTheme="minorHAnsi" w:hAnsiTheme="minorHAnsi" w:cstheme="minorHAnsi"/>
-          <w:sz w:val="22"/>
-          <w:szCs w:val="22"/>
-        </w:rPr>
-        <w:t xml:space="preserve"> for </w:t>
-      </w:r>
-      <w:r>
-        <w:rPr>
-          <w:rFonts w:asciiTheme="minorHAnsi" w:hAnsiTheme="minorHAnsi" w:cstheme="minorHAnsi"/>
-          <w:b/>
-          <w:bCs/>
-          <w:sz w:val="22"/>
-          <w:szCs w:val="22"/>
-        </w:rPr>
-        <w:t>data cleansing, aggregation, and validation</w:t>
-      </w:r>
-      <w:r>
-        <w:rPr>
-          <w:rFonts w:asciiTheme="minorHAnsi" w:hAnsiTheme="minorHAnsi" w:cstheme="minorHAnsi"/>
-          <w:sz w:val="22"/>
-          <w:szCs w:val="22"/>
-        </w:rPr>
-        <w:t xml:space="preserve"> to ensure accuracy and consistency of telecom metrics.</w:t>
-      </w:r>
-    </w:p>
-    <w:p>
-      <w:pPr>
-        <w:pStyle w:val="NormalWeb"/>
-        <w:numPr>
-          <w:ilvl w:val="0"/>
-          <w:numId w:val="8"/>
-        </w:numPr>
-        <w:spacing w:before="12" w:beforeAutospacing="0" w:after="0" w:afterAutospacing="0"/>
-        <w:ind w:left="-270" w:right="-576" w:hanging="180"/>
-        <w:contextualSpacing/>
-        <w:jc w:val="both"/>
-        <w:rPr>
-          <w:rFonts w:asciiTheme="minorHAnsi" w:hAnsiTheme="minorHAnsi" w:cstheme="minorHAnsi"/>
-          <w:sz w:val="22"/>
-          <w:szCs w:val="22"/>
-        </w:rPr>
-      </w:pPr>
-      <w:r>
-        <w:rPr>
-          <w:rFonts w:asciiTheme="minorHAnsi" w:hAnsiTheme="minorHAnsi" w:cstheme="minorHAnsi"/>
-          <w:sz w:val="22"/>
-          <w:szCs w:val="22"/>
-        </w:rPr>
-        <w:t xml:space="preserve">Created and maintained </w:t>
-      </w:r>
-      <w:r>
-        <w:rPr>
-          <w:rFonts w:asciiTheme="minorHAnsi" w:hAnsiTheme="minorHAnsi" w:cstheme="minorHAnsi"/>
-          <w:b/>
-          <w:bCs/>
-          <w:sz w:val="22"/>
-          <w:szCs w:val="22"/>
-        </w:rPr>
-        <w:t>SSRS reports</w:t>
-      </w:r>
-      <w:r>
-        <w:rPr>
-          <w:rFonts w:asciiTheme="minorHAnsi" w:hAnsiTheme="minorHAnsi" w:cstheme="minorHAnsi"/>
-          <w:sz w:val="22"/>
-          <w:szCs w:val="22"/>
-        </w:rPr>
-        <w:t xml:space="preserve"> and </w:t>
-      </w:r>
-      <w:r>
-        <w:rPr>
-          <w:rFonts w:asciiTheme="minorHAnsi" w:hAnsiTheme="minorHAnsi" w:cstheme="minorHAnsi"/>
-          <w:b/>
-          <w:bCs/>
-          <w:sz w:val="22"/>
-          <w:szCs w:val="22"/>
-        </w:rPr>
-        <w:t>PowerBI dashboards</w:t>
-      </w:r>
-      <w:r>
-        <w:rPr>
-          <w:rFonts w:asciiTheme="minorHAnsi" w:hAnsiTheme="minorHAnsi" w:cstheme="minorHAnsi"/>
-          <w:sz w:val="22"/>
-          <w:szCs w:val="22"/>
-        </w:rPr>
-        <w:t xml:space="preserve"> to visualize signal strength, call drop rates, and E911 test call success metrics.</w:t>
-      </w:r>
-    </w:p>
-    <w:p>
-      <w:pPr>
-        <w:pStyle w:val="NormalWeb"/>
-        <w:numPr>
-          <w:ilvl w:val="0"/>
-          <w:numId w:val="8"/>
-        </w:numPr>
-        <w:spacing w:before="12" w:beforeAutospacing="0" w:after="0" w:afterAutospacing="0"/>
-        <w:ind w:left="-270" w:right="-576" w:hanging="180"/>
-        <w:contextualSpacing/>
-        <w:jc w:val="both"/>
-        <w:rPr>
-          <w:rFonts w:asciiTheme="minorHAnsi" w:hAnsiTheme="minorHAnsi" w:cstheme="minorHAnsi"/>
-          <w:sz w:val="22"/>
-          <w:szCs w:val="22"/>
-        </w:rPr>
-      </w:pPr>
-      <w:r>
-        <w:rPr>
-          <w:rFonts w:asciiTheme="minorHAnsi" w:hAnsiTheme="minorHAnsi" w:cstheme="minorHAnsi"/>
-          <w:sz w:val="22"/>
-          <w:szCs w:val="22"/>
-        </w:rPr>
-        <w:t xml:space="preserve">Automated </w:t>
-      </w:r>
-      <w:r>
-        <w:rPr>
-          <w:rFonts w:asciiTheme="minorHAnsi" w:hAnsiTheme="minorHAnsi" w:cstheme="minorHAnsi"/>
-          <w:b/>
-          <w:bCs/>
-          <w:sz w:val="22"/>
-          <w:szCs w:val="22"/>
-        </w:rPr>
-        <w:t>SQL Server Agent</w:t>
-      </w:r>
-      <w:r>
-        <w:rPr>
-          <w:rFonts w:asciiTheme="minorHAnsi" w:hAnsiTheme="minorHAnsi" w:cstheme="minorHAnsi"/>
-          <w:sz w:val="22"/>
-          <w:szCs w:val="22"/>
-        </w:rPr>
-        <w:t xml:space="preserve"> jobs to schedule SSIS package executions and report generation, ensuring daily data processing without manual intervention.</w:t>
-      </w:r>
-    </w:p>
-    <w:p>
-      <w:pPr>
-        <w:pStyle w:val="NormalWeb"/>
-        <w:numPr>
-          <w:ilvl w:val="0"/>
-          <w:numId w:val="8"/>
-        </w:numPr>
-        <w:spacing w:before="12" w:beforeAutospacing="0" w:after="0" w:afterAutospacing="0"/>
-        <w:ind w:left="-270" w:right="-576" w:hanging="180"/>
-        <w:contextualSpacing/>
-        <w:jc w:val="both"/>
-        <w:rPr>
-          <w:rFonts w:asciiTheme="minorHAnsi" w:hAnsiTheme="minorHAnsi" w:cstheme="minorHAnsi"/>
-          <w:sz w:val="22"/>
-          <w:szCs w:val="22"/>
-        </w:rPr>
-      </w:pPr>
-      <w:r>
-        <w:rPr>
-          <w:rFonts w:asciiTheme="minorHAnsi" w:hAnsiTheme="minorHAnsi" w:cstheme="minorHAnsi"/>
-          <w:sz w:val="22"/>
-          <w:szCs w:val="22"/>
-        </w:rPr>
-        <w:t>Collaborated with radio engineers, business analysts, and compliance teams in Agile sprints to gather requirements and iteratively improve data solutions.</w:t>
-      </w:r>
-    </w:p>
-    <w:p>
-      <w:pPr>
-        <w:pStyle w:val="NormalWeb"/>
-        <w:numPr>
-          <w:ilvl w:val="0"/>
-          <w:numId w:val="8"/>
-        </w:numPr>
-        <w:spacing w:before="12" w:beforeAutospacing="0" w:after="0" w:afterAutospacing="0"/>
-        <w:ind w:left="-270" w:right="-576" w:hanging="180"/>
-        <w:contextualSpacing/>
-        <w:jc w:val="both"/>
-        <w:rPr>
-          <w:b/>
-          <w:bCs/>
-        </w:rPr>
-      </w:pPr>
-      <w:r>
-        <w:rPr>
-          <w:rFonts w:asciiTheme="minorHAnsi" w:hAnsiTheme="minorHAnsi" w:cstheme="minorHAnsi"/>
-          <w:sz w:val="22"/>
-          <w:szCs w:val="22"/>
-        </w:rPr>
-        <w:t>Conducted rigorous testing of ETL workflows and reports to guarantee data quality and system performance at scale.</w:t>
-      </w:r>
-      <w:r>
-        <w:rPr>
-          <w:rFonts w:ascii="Arial" w:eastAsia="Arial" w:hAnsi="Arial" w:cs="Arial"/>
-          <w:b/>
-          <w:bCs/>
-          <w:sz w:val="22"/>
-          <w:szCs w:val="22"/>
-        </w:rPr>
-        <w:t xml:space="preserve"> </w:t>
-      </w:r>
-      <w:r>
-        <w:rPr>
-          <w:b/>
-          <w:bCs/>
-        </w:rPr>
-        <w:t xml:space="preserve">    </w:t>
-      </w:r>
-    </w:p>
-    <w:p>
-      <w:pPr>
-        <w:pStyle w:val="NormalWeb"/>
-        <w:spacing w:before="12" w:beforeAutospacing="0" w:after="0" w:afterAutospacing="0"/>
-        <w:ind w:left="2520" w:right="-576" w:firstLine="360"/>
-        <w:contextualSpacing/>
-        <w:jc w:val="both"/>
-        <w:rPr>
-          <w:rFonts w:asciiTheme="minorHAnsi" w:eastAsia="Noto Sans Symbols" w:hAnsiTheme="minorHAnsi" w:cstheme="minorHAnsi"/>
-          <w:b/>
-          <w:color w:val="000000"/>
-          <w:lang w:val="en-IN"/>
-        </w:rPr>
-      </w:pPr>
-      <w:r>
-        <w:rPr>
-          <w:rFonts w:asciiTheme="minorHAnsi" w:hAnsiTheme="minorHAnsi" w:cstheme="minorHAnsi"/>
-          <w:b/>
-          <w:bCs/>
-          <w:i/>
-          <w:iCs/>
-          <w:sz w:val="21"/>
-          <w:szCs w:val="21"/>
-        </w:rPr>
-        <w:t>Tech Stack:</w:t>
-      </w:r>
-      <w:r>
-        <w:rPr>
-          <w:rFonts w:asciiTheme="minorHAnsi" w:hAnsiTheme="minorHAnsi" w:cstheme="minorHAnsi"/>
-          <w:sz w:val="21"/>
-          <w:szCs w:val="21"/>
-        </w:rPr>
-        <w:t xml:space="preserve"> </w:t>
-      </w:r>
-      <w:r>
-        <w:rPr>
-          <w:rFonts w:asciiTheme="minorHAnsi" w:hAnsiTheme="minorHAnsi" w:cstheme="minorHAnsi"/>
-          <w:b/>
-          <w:bCs/>
-          <w:i/>
-          <w:iCs/>
-          <w:sz w:val="21"/>
-          <w:szCs w:val="21"/>
-        </w:rPr>
-        <w:t>SSIS/SSRS</w:t>
-      </w:r>
-      <w:r>
-        <w:rPr>
-          <w:rFonts w:asciiTheme="minorHAnsi" w:hAnsiTheme="minorHAnsi" w:cstheme="minorHAnsi"/>
-          <w:b/>
-          <w:bCs/>
-          <w:i/>
-          <w:iCs/>
-          <w:sz w:val="21"/>
-          <w:szCs w:val="21"/>
-        </w:rPr>
-        <w:t xml:space="preserve">, </w:t>
-      </w:r>
-      <w:r>
-        <w:rPr>
-          <w:rFonts w:asciiTheme="minorHAnsi" w:hAnsiTheme="minorHAnsi" w:cstheme="minorHAnsi"/>
-          <w:b/>
-          <w:bCs/>
-          <w:i/>
-          <w:iCs/>
-          <w:sz w:val="21"/>
-          <w:szCs w:val="21"/>
-        </w:rPr>
-        <w:t>T-</w:t>
-      </w:r>
-      <w:r>
-        <w:rPr>
-          <w:rFonts w:asciiTheme="minorHAnsi" w:hAnsiTheme="minorHAnsi" w:cstheme="minorHAnsi"/>
-          <w:b/>
-          <w:bCs/>
-          <w:i/>
-          <w:iCs/>
-          <w:sz w:val="21"/>
-          <w:szCs w:val="21"/>
-        </w:rPr>
-        <w:t xml:space="preserve">SQL, </w:t>
-      </w:r>
-      <w:r>
-        <w:rPr>
-          <w:rFonts w:asciiTheme="minorHAnsi" w:hAnsiTheme="minorHAnsi" w:cstheme="minorHAnsi"/>
-          <w:b/>
-          <w:bCs/>
-          <w:i/>
-          <w:iCs/>
-          <w:sz w:val="21"/>
-          <w:szCs w:val="21"/>
-        </w:rPr>
-        <w:t>Power-BI</w:t>
-      </w:r>
-      <w:r>
-        <w:rPr>
-          <w:rFonts w:asciiTheme="minorHAnsi" w:hAnsiTheme="minorHAnsi" w:cstheme="minorHAnsi"/>
-          <w:b/>
-          <w:bCs/>
-          <w:i/>
-          <w:iCs/>
-          <w:sz w:val="21"/>
-          <w:szCs w:val="21"/>
-        </w:rPr>
-        <w:t>, Agile</w:t>
-      </w:r>
-      <w:r>
-        <w:rPr>
-          <w:rFonts w:asciiTheme="minorHAnsi" w:eastAsia="Noto Sans Symbols" w:hAnsiTheme="minorHAnsi" w:cstheme="minorHAnsi"/>
-          <w:b/>
-          <w:color w:val="000000"/>
-          <w:lang w:val="en-IN"/>
-        </w:rPr>
-        <w:tab/>
-      </w:r>
-    </w:p>
-    <w:p>
-      <w:pPr>
-        <w:pStyle w:val="NormalWeb"/>
-        <w:spacing w:before="12" w:beforeAutospacing="0" w:after="0" w:afterAutospacing="0"/>
-        <w:ind w:left="1080" w:right="-576"/>
-        <w:contextualSpacing/>
-        <w:jc w:val="both"/>
-        <w:rPr>
-          <w:b/>
-          <w:bCs/>
-        </w:rPr>
-      </w:pPr>
-      <w:r>
-        <w:rPr>
-          <w:rFonts w:asciiTheme="minorHAnsi" w:eastAsia="Noto Sans Symbols" w:hAnsiTheme="minorHAnsi" w:cstheme="minorHAnsi"/>
-          <w:b/>
-          <w:color w:val="000000"/>
-          <w:lang w:val="en-IN"/>
-        </w:rPr>
-        <w:tab/>
-      </w:r>
-      <w:r>
-        <w:rPr>
-          <w:rFonts w:asciiTheme="minorHAnsi" w:eastAsia="Noto Sans Symbols" w:hAnsiTheme="minorHAnsi" w:cstheme="minorHAnsi"/>
-          <w:color w:val="000000"/>
-        </w:rPr>
-        <w:t xml:space="preserve"> </w:t>
-      </w:r>
-    </w:p>
-    <w:p>
-      <w:pPr>
-        <w:widowControl w:val="0"/>
-        <w:pBdr>
-          <w:top w:val="nil"/>
-          <w:left w:val="nil"/>
-          <w:bottom w:val="nil"/>
-          <w:right w:val="nil"/>
-          <w:between w:val="nil"/>
-        </w:pBdr>
-        <w:spacing w:before="12" w:line="240" w:lineRule="auto"/>
-        <w:ind w:left="-259" w:right="-582" w:hanging="187"/>
-        <w:jc w:val="both"/>
-        <w:rPr>
-          <w:rFonts w:asciiTheme="minorHAnsi" w:eastAsia="Calibri" w:hAnsiTheme="minorHAnsi" w:cstheme="minorHAnsi"/>
-          <w:b/>
-          <w:color w:val="948A54"/>
-          <w:sz w:val="4"/>
-          <w:szCs w:val="4"/>
-        </w:rPr>
-      </w:pPr>
-    </w:p>
-    <w:p>
-      <w:pPr>
-        <w:widowControl w:val="0"/>
-        <w:pBdr>
-          <w:top w:val="nil"/>
-          <w:left w:val="nil"/>
-          <w:bottom w:val="nil"/>
-          <w:right w:val="nil"/>
-          <w:between w:val="nil"/>
-        </w:pBdr>
-        <w:spacing w:line="240" w:lineRule="auto"/>
-        <w:ind w:left="-270" w:right="-582" w:hanging="180"/>
-        <w:jc w:val="both"/>
-        <w:rPr>
           <w:rFonts w:asciiTheme="minorHAnsi" w:eastAsia="Cambria" w:hAnsiTheme="minorHAnsi" w:cstheme="minorHAnsi"/>
           <w:b/>
           <w:color w:val="2E74B5" w:themeColor="accent1" w:themeShade="BF"/>
@@ -6387,31 +6304,16 @@
         <w:rPr>
           <w:rFonts w:asciiTheme="minorHAnsi" w:eastAsia="Cambria" w:hAnsiTheme="minorHAnsi" w:cstheme="minorHAnsi"/>
           <w:bCs/>
-          <w:color w:val="000000"/>
-        </w:rPr>
-        <w:t>Azure Data Fundamentals (</w:t>
+          <w:i/>
+          <w:iCs/>
+          <w:color w:val="000000"/>
+        </w:rPr>
+        <w:t>Databricks Data Engineer Associates</w:t>
       </w:r>
       <w:r>
         <w:rPr>
           <w:rFonts w:asciiTheme="minorHAnsi" w:eastAsia="Cambria" w:hAnsiTheme="minorHAnsi" w:cstheme="minorHAnsi"/>
           <w:bCs/>
-          <w:i/>
-          <w:color w:val="000000"/>
-        </w:rPr>
-        <w:t>DP-900</w:t>
-      </w:r>
-      <w:r>
-        <w:rPr>
-          <w:rFonts w:asciiTheme="minorHAnsi" w:eastAsia="Cambria" w:hAnsiTheme="minorHAnsi" w:cstheme="minorHAnsi"/>
-          <w:bCs/>
-          <w:color w:val="000000"/>
-        </w:rPr>
-        <w:t>)</w:t>
-      </w:r>
-      <w:r>
-        <w:rPr>
-          <w:rFonts w:asciiTheme="minorHAnsi" w:eastAsia="Cambria" w:hAnsiTheme="minorHAnsi" w:cstheme="minorHAnsi"/>
-          <w:bCs/>
           <w:color w:val="000000"/>
         </w:rPr>
         <w:t xml:space="preserve"> </w:t>
@@ -6422,7 +6324,7 @@
           <w:b/>
           <w:color w:val="7F7F7F"/>
         </w:rPr>
-        <w:t>May</w:t>
+        <w:t xml:space="preserve">Oct </w:t>
       </w:r>
       <w:r>
         <w:rPr>
@@ -6430,7 +6332,7 @@
           <w:b/>
           <w:color w:val="7F7F7F"/>
         </w:rPr>
-        <w:t xml:space="preserve"> 202</w:t>
+        <w:t>202</w:t>
       </w:r>
       <w:r>
         <w:rPr>
@@ -6438,7 +6340,7 @@
           <w:b/>
           <w:color w:val="7F7F7F"/>
         </w:rPr>
-        <w:t>4</w:t>
+        <w:t>6</w:t>
       </w:r>
     </w:p>
     <w:p>
@@ -10527,7 +10429,6 @@
   <w:style w:type="character" w:default="1" w:styleId="DefaultParagraphFont">
     <w:name w:val="Default Paragraph Font"/>
     <w:uiPriority w:val="1"/>
-    <w:semiHidden/>
     <w:unhideWhenUsed/>
   </w:style>
   <w:style w:type="table" w:default="1" w:styleId="TableNormal">

--- a/assets/rog.docx
+++ b/assets/rog.docx
@@ -308,23 +308,13 @@
         </w:rPr>
         <w:t xml:space="preserve">. Experienced with </w:t>
       </w:r>
-      <w:proofErr w:type="spellStart"/>
-      <w:r>
-        <w:rPr>
-          <w:rFonts w:asciiTheme="minorHAnsi" w:hAnsiTheme="minorHAnsi" w:cstheme="minorHAnsi"/>
-          <w:b/>
-          <w:bCs/>
-        </w:rPr>
-        <w:t>HealthRules</w:t>
-      </w:r>
-      <w:proofErr w:type="spellEnd"/>
-      <w:r>
-        <w:rPr>
-          <w:rFonts w:asciiTheme="minorHAnsi" w:hAnsiTheme="minorHAnsi" w:cstheme="minorHAnsi"/>
-          <w:b/>
-          <w:bCs/>
-        </w:rPr>
-        <w:t xml:space="preserve"> Payer (HRP), claims, eligibility, accumulator, provider, and financial data</w:t>
+      <w:r>
+        <w:rPr>
+          <w:rFonts w:asciiTheme="minorHAnsi" w:hAnsiTheme="minorHAnsi" w:cstheme="minorHAnsi"/>
+          <w:b/>
+          <w:bCs/>
+        </w:rPr>
+        <w:t>HealthRules Payer (HRP), claims, eligibility, accumulator, provider, and financial data</w:t>
       </w:r>
       <w:r>
         <w:rPr>
@@ -338,25 +328,7 @@
           <w:b/>
           <w:bCs/>
         </w:rPr>
-        <w:t xml:space="preserve">modern data engineering with Apache Spark, Databricks, and </w:t>
-      </w:r>
-      <w:proofErr w:type="spellStart"/>
-      <w:r>
-        <w:rPr>
-          <w:rFonts w:asciiTheme="minorHAnsi" w:hAnsiTheme="minorHAnsi" w:cstheme="minorHAnsi"/>
-          <w:b/>
-          <w:bCs/>
-        </w:rPr>
-        <w:t>lakehouse</w:t>
-      </w:r>
-      <w:proofErr w:type="spellEnd"/>
-      <w:r>
-        <w:rPr>
-          <w:rFonts w:asciiTheme="minorHAnsi" w:hAnsiTheme="minorHAnsi" w:cstheme="minorHAnsi"/>
-          <w:b/>
-          <w:bCs/>
-        </w:rPr>
-        <w:t xml:space="preserve"> architectures</w:t>
+        <w:t>modern data engineering with Apache Spark, Databricks, and lakehouse architectures</w:t>
       </w:r>
       <w:r>
         <w:rPr>
@@ -578,23 +550,7 @@
                 <w:rFonts w:asciiTheme="minorHAnsi" w:eastAsia="Noto Sans Symbols" w:hAnsiTheme="minorHAnsi" w:cstheme="minorHAnsi"/>
                 <w:color w:val="000000"/>
               </w:rPr>
-              <w:t xml:space="preserve">SQL, Python, </w:t>
-            </w:r>
-            <w:proofErr w:type="spellStart"/>
-            <w:r>
-              <w:rPr>
-                <w:rFonts w:asciiTheme="minorHAnsi" w:eastAsia="Noto Sans Symbols" w:hAnsiTheme="minorHAnsi" w:cstheme="minorHAnsi"/>
-                <w:color w:val="000000"/>
-              </w:rPr>
-              <w:t>PySpark</w:t>
-            </w:r>
-            <w:proofErr w:type="spellEnd"/>
-            <w:r>
-              <w:rPr>
-                <w:rFonts w:asciiTheme="minorHAnsi" w:eastAsia="Noto Sans Symbols" w:hAnsiTheme="minorHAnsi" w:cstheme="minorHAnsi"/>
-                <w:color w:val="000000"/>
-              </w:rPr>
-              <w:t>, Apache Spark, SSIS, Azure Data Factory, ETL</w:t>
+              <w:t>SQL, Python, PySpark, Apache Spark, SSIS, Azure Data Factory, ETL</w:t>
             </w:r>
           </w:p>
         </w:tc>
@@ -724,17 +680,8 @@
                 <w:rFonts w:asciiTheme="minorHAnsi" w:eastAsia="Noto Sans Symbols" w:hAnsiTheme="minorHAnsi" w:cstheme="minorHAnsi"/>
                 <w:color w:val="000000"/>
               </w:rPr>
-              <w:t xml:space="preserve">SQL Server, Azure SQL, PostgreSQL, </w:t>
+              <w:t>SQL Server, Azure SQL, PostgreSQL, DuckDB</w:t>
             </w:r>
-            <w:proofErr w:type="spellStart"/>
-            <w:r>
-              <w:rPr>
-                <w:rFonts w:asciiTheme="minorHAnsi" w:eastAsia="Noto Sans Symbols" w:hAnsiTheme="minorHAnsi" w:cstheme="minorHAnsi"/>
-                <w:color w:val="000000"/>
-              </w:rPr>
-              <w:t>DuckDB</w:t>
-            </w:r>
-            <w:proofErr w:type="spellEnd"/>
           </w:p>
         </w:tc>
       </w:tr>
@@ -852,23 +799,7 @@
                 <w:rFonts w:asciiTheme="minorHAnsi" w:eastAsia="Noto Sans Symbols" w:hAnsiTheme="minorHAnsi" w:cstheme="minorHAnsi"/>
                 <w:color w:val="000000"/>
               </w:rPr>
-              <w:t xml:space="preserve">EDI 834/837, REST APIs, FTP, </w:t>
-            </w:r>
-            <w:proofErr w:type="spellStart"/>
-            <w:r>
-              <w:rPr>
-                <w:rFonts w:asciiTheme="minorHAnsi" w:eastAsia="Noto Sans Symbols" w:hAnsiTheme="minorHAnsi" w:cstheme="minorHAnsi"/>
-                <w:color w:val="000000"/>
-              </w:rPr>
-              <w:t>ActiveBatch</w:t>
-            </w:r>
-            <w:proofErr w:type="spellEnd"/>
-            <w:r>
-              <w:rPr>
-                <w:rFonts w:asciiTheme="minorHAnsi" w:eastAsia="Noto Sans Symbols" w:hAnsiTheme="minorHAnsi" w:cstheme="minorHAnsi"/>
-                <w:color w:val="000000"/>
-              </w:rPr>
-              <w:t>, SQL Server Agent</w:t>
+              <w:t>EDI 834/837, REST APIs, FTP, ActiveBatch, SQL Server Agent</w:t>
             </w:r>
           </w:p>
         </w:tc>
@@ -927,23 +858,7 @@
                 <w:rFonts w:asciiTheme="minorHAnsi" w:eastAsia="Noto Sans Symbols" w:hAnsiTheme="minorHAnsi" w:cstheme="minorHAnsi"/>
                 <w:color w:val="000000"/>
               </w:rPr>
-              <w:t xml:space="preserve">Airflow, </w:t>
-            </w:r>
-            <w:proofErr w:type="spellStart"/>
-            <w:r>
-              <w:rPr>
-                <w:rFonts w:asciiTheme="minorHAnsi" w:eastAsia="Noto Sans Symbols" w:hAnsiTheme="minorHAnsi" w:cstheme="minorHAnsi"/>
-                <w:color w:val="000000"/>
-              </w:rPr>
-              <w:t>Dagster</w:t>
-            </w:r>
-            <w:proofErr w:type="spellEnd"/>
-            <w:r>
-              <w:rPr>
-                <w:rFonts w:asciiTheme="minorHAnsi" w:eastAsia="Noto Sans Symbols" w:hAnsiTheme="minorHAnsi" w:cstheme="minorHAnsi"/>
-                <w:color w:val="000000"/>
-              </w:rPr>
-              <w:t>, Docker, Git, Jenkins, Jira</w:t>
+              <w:t>Airflow, Dagster, Docker, Git, Jenkins, Jira</w:t>
             </w:r>
           </w:p>
         </w:tc>
@@ -1009,53 +924,12 @@
                 <w:color w:val="000000"/>
               </w:rPr>
             </w:pPr>
-            <w:proofErr w:type="spellStart"/>
             <w:r>
               <w:rPr>
                 <w:rFonts w:asciiTheme="minorHAnsi" w:eastAsia="Noto Sans Symbols" w:hAnsiTheme="minorHAnsi" w:cstheme="minorHAnsi"/>
                 <w:color w:val="000000"/>
               </w:rPr>
-              <w:t>FastAPI</w:t>
-            </w:r>
-            <w:proofErr w:type="spellEnd"/>
-            <w:r>
-              <w:rPr>
-                <w:rFonts w:asciiTheme="minorHAnsi" w:eastAsia="Noto Sans Symbols" w:hAnsiTheme="minorHAnsi" w:cstheme="minorHAnsi"/>
-                <w:color w:val="000000"/>
-              </w:rPr>
-              <w:t xml:space="preserve">, React, Electron, </w:t>
-            </w:r>
-            <w:proofErr w:type="spellStart"/>
-            <w:r>
-              <w:rPr>
-                <w:rFonts w:asciiTheme="minorHAnsi" w:eastAsia="Noto Sans Symbols" w:hAnsiTheme="minorHAnsi" w:cstheme="minorHAnsi"/>
-                <w:color w:val="000000"/>
-              </w:rPr>
-              <w:t>ChromaDB</w:t>
-            </w:r>
-            <w:proofErr w:type="spellEnd"/>
-            <w:r>
-              <w:rPr>
-                <w:rFonts w:asciiTheme="minorHAnsi" w:eastAsia="Noto Sans Symbols" w:hAnsiTheme="minorHAnsi" w:cstheme="minorHAnsi"/>
-                <w:color w:val="000000"/>
-              </w:rPr>
-              <w:t xml:space="preserve">, OpenAI API, </w:t>
-            </w:r>
-            <w:proofErr w:type="spellStart"/>
-            <w:r>
-              <w:rPr>
-                <w:rFonts w:asciiTheme="minorHAnsi" w:eastAsia="Noto Sans Symbols" w:hAnsiTheme="minorHAnsi" w:cstheme="minorHAnsi"/>
-                <w:color w:val="000000"/>
-              </w:rPr>
-              <w:t>Groq</w:t>
-            </w:r>
-            <w:proofErr w:type="spellEnd"/>
-            <w:r>
-              <w:rPr>
-                <w:rFonts w:asciiTheme="minorHAnsi" w:eastAsia="Noto Sans Symbols" w:hAnsiTheme="minorHAnsi" w:cstheme="minorHAnsi"/>
-                <w:color w:val="000000"/>
-              </w:rPr>
-              <w:t xml:space="preserve"> API</w:t>
+              <w:t>FastAPI, React, Electron, ChromaDB, OpenAI API, Groq API</w:t>
             </w:r>
           </w:p>
         </w:tc>
@@ -1140,7 +1014,6 @@
           <w:szCs w:val="23"/>
         </w:rPr>
       </w:pPr>
-      <w:proofErr w:type="spellStart"/>
       <w:r>
         <w:rPr>
           <w:rFonts w:asciiTheme="minorHAnsi" w:eastAsia="Calibri" w:hAnsiTheme="minorHAnsi" w:cstheme="minorHAnsi"/>
@@ -1151,7 +1024,6 @@
         </w:rPr>
         <w:t>AmeriBen</w:t>
       </w:r>
-      <w:proofErr w:type="spellEnd"/>
       <w:r>
         <w:rPr>
           <w:rFonts w:asciiTheme="minorHAnsi" w:eastAsia="Calibri" w:hAnsiTheme="minorHAnsi" w:cstheme="minorHAnsi"/>
@@ -1625,29 +1497,7 @@
           <w:i/>
           <w:iCs/>
         </w:rPr>
-        <w:t xml:space="preserve">, SSIS, ETL, </w:t>
-      </w:r>
-      <w:proofErr w:type="spellStart"/>
-      <w:r>
-        <w:rPr>
-          <w:rFonts w:asciiTheme="minorHAnsi" w:hAnsiTheme="minorHAnsi" w:cstheme="minorHAnsi"/>
-          <w:b/>
-          <w:bCs/>
-          <w:i/>
-          <w:iCs/>
-        </w:rPr>
-        <w:t>HealthRules</w:t>
-      </w:r>
-      <w:proofErr w:type="spellEnd"/>
-      <w:r>
-        <w:rPr>
-          <w:rFonts w:asciiTheme="minorHAnsi" w:hAnsiTheme="minorHAnsi" w:cstheme="minorHAnsi"/>
-          <w:b/>
-          <w:bCs/>
-          <w:i/>
-          <w:iCs/>
-        </w:rPr>
-        <w:t xml:space="preserve"> Payer (HRP)</w:t>
+        <w:t>, SSIS, ETL, HealthRules Payer (HRP)</w:t>
       </w:r>
     </w:p>
     <w:p>
@@ -1921,35 +1771,6 @@
     </w:p>
     <w:p>
       <w:pPr>
-        <w:widowControl w:val="0"/>
-        <w:numPr>
-          <w:ilvl w:val="0"/>
-          <w:numId w:val="10"/>
-        </w:numPr>
-        <w:pBdr>
-          <w:top w:val="nil"/>
-          <w:left w:val="nil"/>
-          <w:bottom w:val="nil"/>
-          <w:right w:val="nil"/>
-          <w:between w:val="nil"/>
-        </w:pBdr>
-        <w:spacing w:before="12" w:line="240" w:lineRule="auto"/>
-        <w:ind w:left="-270" w:right="-576" w:hanging="180"/>
-        <w:contextualSpacing/>
-        <w:jc w:val="both"/>
-        <w:rPr>
-          <w:rFonts w:asciiTheme="minorHAnsi" w:hAnsiTheme="minorHAnsi" w:cstheme="minorHAnsi"/>
-        </w:rPr>
-      </w:pPr>
-      <w:r>
-        <w:rPr>
-          <w:rFonts w:asciiTheme="minorHAnsi" w:hAnsiTheme="minorHAnsi" w:cstheme="minorHAnsi"/>
-        </w:rPr>
-        <w:t xml:space="preserve">Oversaw a small team of offshore resources by recruiting and onboarding team members as required for project execution. Ensured tasks were completed on time by maintaining close collaboration with both onshore and offshore teams </w:t>
-      </w:r>
-    </w:p>
-    <w:p>
-      <w:pPr>
         <w:pStyle w:val="NormalWeb"/>
         <w:numPr>
           <w:ilvl w:val="0"/>
@@ -1966,6 +1787,39 @@
       </w:pPr>
       <w:r>
         <w:rPr>
+          <w:rFonts w:asciiTheme="minorHAnsi" w:eastAsia="Arial" w:hAnsiTheme="minorHAnsi" w:cstheme="minorHAnsi"/>
+          <w:sz w:val="22"/>
+          <w:szCs w:val="22"/>
+        </w:rPr>
+        <w:t>Led</w:t>
+      </w:r>
+      <w:r>
+        <w:rPr>
+          <w:rFonts w:asciiTheme="minorHAnsi" w:eastAsia="Arial" w:hAnsiTheme="minorHAnsi" w:cstheme="minorHAnsi"/>
+          <w:sz w:val="22"/>
+          <w:szCs w:val="22"/>
+        </w:rPr>
+        <w:t xml:space="preserve"> offshore engineering resources across multiple ETL initiatives, managing task assignments, technical dependencies, and delivery timelines.</w:t>
+      </w:r>
+    </w:p>
+    <w:p>
+      <w:pPr>
+        <w:pStyle w:val="NormalWeb"/>
+        <w:numPr>
+          <w:ilvl w:val="0"/>
+          <w:numId w:val="10"/>
+        </w:numPr>
+        <w:spacing w:before="12" w:beforeAutospacing="0" w:after="0" w:afterAutospacing="0"/>
+        <w:ind w:left="-270" w:right="-576" w:hanging="180"/>
+        <w:jc w:val="both"/>
+        <w:rPr>
+          <w:rFonts w:asciiTheme="minorHAnsi" w:hAnsiTheme="minorHAnsi" w:cstheme="minorHAnsi"/>
+          <w:sz w:val="22"/>
+          <w:szCs w:val="22"/>
+        </w:rPr>
+      </w:pPr>
+      <w:r>
+        <w:rPr>
           <w:rFonts w:asciiTheme="minorHAnsi" w:hAnsiTheme="minorHAnsi" w:cstheme="minorHAnsi"/>
           <w:sz w:val="22"/>
           <w:szCs w:val="22"/>
@@ -2006,7 +1860,6 @@
         </w:rPr>
         <w:t xml:space="preserve"> for migrating legacy member and claims data to </w:t>
       </w:r>
-      <w:proofErr w:type="spellStart"/>
       <w:r>
         <w:rPr>
           <w:rStyle w:val="Strong"/>
@@ -2014,17 +1867,7 @@
           <w:sz w:val="22"/>
           <w:szCs w:val="22"/>
         </w:rPr>
-        <w:t>HealthRules</w:t>
-      </w:r>
-      <w:proofErr w:type="spellEnd"/>
-      <w:r>
-        <w:rPr>
-          <w:rStyle w:val="Strong"/>
-          <w:rFonts w:asciiTheme="minorHAnsi" w:eastAsiaTheme="majorEastAsia" w:hAnsiTheme="minorHAnsi" w:cstheme="minorHAnsi"/>
-          <w:sz w:val="22"/>
-          <w:szCs w:val="22"/>
-        </w:rPr>
-        <w:t xml:space="preserve"> Payer (HRP)</w:t>
+        <w:t>HealthRules Payer (HRP)</w:t>
       </w:r>
       <w:r>
         <w:rPr>
@@ -2461,7 +2304,6 @@
         </w:rPr>
         <w:t xml:space="preserve"> with </w:t>
       </w:r>
-      <w:proofErr w:type="spellStart"/>
       <w:r>
         <w:rPr>
           <w:rFonts w:asciiTheme="minorHAnsi" w:hAnsiTheme="minorHAnsi" w:cstheme="minorHAnsi"/>
@@ -2472,7 +2314,6 @@
         </w:rPr>
         <w:t>ActiveBatch</w:t>
       </w:r>
-      <w:proofErr w:type="spellEnd"/>
       <w:r>
         <w:rPr>
           <w:rFonts w:asciiTheme="minorHAnsi" w:hAnsiTheme="minorHAnsi" w:cstheme="minorHAnsi"/>
@@ -2687,7 +2528,23 @@
           <w:sz w:val="22"/>
           <w:szCs w:val="22"/>
         </w:rPr>
-        <w:t xml:space="preserve"> successful production deployments and managing emergency releases to maintain 100% compliance with federal reporting deadlines.</w:t>
+        <w:t xml:space="preserve"> successful production deployments and managing emergency releases </w:t>
+      </w:r>
+      <w:r>
+        <w:rPr>
+          <w:rFonts w:asciiTheme="minorHAnsi" w:hAnsiTheme="minorHAnsi" w:cstheme="minorHAnsi"/>
+          <w:sz w:val="22"/>
+          <w:szCs w:val="22"/>
+        </w:rPr>
+        <w:t>maintaining</w:t>
+      </w:r>
+      <w:r>
+        <w:rPr>
+          <w:rFonts w:asciiTheme="minorHAnsi" w:hAnsiTheme="minorHAnsi" w:cstheme="minorHAnsi"/>
+          <w:sz w:val="22"/>
+          <w:szCs w:val="22"/>
+        </w:rPr>
+        <w:t xml:space="preserve"> compliance with federal reporting deadlines.</w:t>
       </w:r>
     </w:p>
     <w:p>
@@ -2721,7 +2578,23 @@
           <w:sz w:val="22"/>
           <w:szCs w:val="22"/>
         </w:rPr>
-        <w:t xml:space="preserve">Led the rapid resolution of critical production failures, ensuring zero data loss during </w:t>
+        <w:t xml:space="preserve">Led the rapid resolution of critical production failures, ensuring </w:t>
+      </w:r>
+      <w:r>
+        <w:rPr>
+          <w:rFonts w:asciiTheme="minorHAnsi" w:hAnsiTheme="minorHAnsi" w:cstheme="minorHAnsi"/>
+          <w:sz w:val="22"/>
+          <w:szCs w:val="22"/>
+        </w:rPr>
+        <w:t>minimal</w:t>
+      </w:r>
+      <w:r>
+        <w:rPr>
+          <w:rFonts w:asciiTheme="minorHAnsi" w:hAnsiTheme="minorHAnsi" w:cstheme="minorHAnsi"/>
+          <w:sz w:val="22"/>
+          <w:szCs w:val="22"/>
+        </w:rPr>
+        <w:t xml:space="preserve"> data loss during </w:t>
       </w:r>
       <w:r>
         <w:rPr>
@@ -2974,59 +2847,7 @@
           <w:sz w:val="21"/>
           <w:szCs w:val="21"/>
         </w:rPr>
-        <w:t xml:space="preserve"> SQL Server, SSIS, SSRS, </w:t>
-      </w:r>
-      <w:proofErr w:type="spellStart"/>
-      <w:r>
-        <w:rPr>
-          <w:rFonts w:asciiTheme="minorHAnsi" w:hAnsiTheme="minorHAnsi" w:cstheme="minorHAnsi"/>
-          <w:b/>
-          <w:bCs/>
-          <w:i/>
-          <w:iCs/>
-          <w:sz w:val="21"/>
-          <w:szCs w:val="21"/>
-        </w:rPr>
-        <w:t>ActiveBatch</w:t>
-      </w:r>
-      <w:proofErr w:type="spellEnd"/>
-      <w:r>
-        <w:rPr>
-          <w:rFonts w:asciiTheme="minorHAnsi" w:hAnsiTheme="minorHAnsi" w:cstheme="minorHAnsi"/>
-          <w:b/>
-          <w:bCs/>
-          <w:i/>
-          <w:iCs/>
-          <w:sz w:val="21"/>
-          <w:szCs w:val="21"/>
-        </w:rPr>
-        <w:t xml:space="preserve">, SQL Server Agent, FTP, EDI (834, 837), </w:t>
-      </w:r>
-      <w:proofErr w:type="spellStart"/>
-      <w:r>
-        <w:rPr>
-          <w:rFonts w:asciiTheme="minorHAnsi" w:hAnsiTheme="minorHAnsi" w:cstheme="minorHAnsi"/>
-          <w:b/>
-          <w:bCs/>
-          <w:i/>
-          <w:iCs/>
-          <w:sz w:val="21"/>
-          <w:szCs w:val="21"/>
-        </w:rPr>
-        <w:t>HealthRules</w:t>
-      </w:r>
-      <w:proofErr w:type="spellEnd"/>
-      <w:r>
-        <w:rPr>
-          <w:rFonts w:asciiTheme="minorHAnsi" w:hAnsiTheme="minorHAnsi" w:cstheme="minorHAnsi"/>
-          <w:b/>
-          <w:bCs/>
-          <w:i/>
-          <w:iCs/>
-          <w:sz w:val="21"/>
-          <w:szCs w:val="21"/>
-        </w:rPr>
-        <w:t xml:space="preserve"> Payer (HRP), Agile +4</w:t>
+        <w:t xml:space="preserve"> SQL Server, SSIS, SSRS, ActiveBatch, SQL Server Agent, FTP, EDI (834, 837), HealthRules Payer (HRP), Agile +4</w:t>
       </w:r>
     </w:p>
     <w:p>
@@ -3263,7 +3084,6 @@
         </w:rPr>
         <w:t xml:space="preserve"> via CBRE’s internal ETL framework (</w:t>
       </w:r>
-      <w:proofErr w:type="spellStart"/>
       <w:r>
         <w:rPr>
           <w:rFonts w:asciiTheme="minorHAnsi" w:hAnsiTheme="minorHAnsi" w:cstheme="minorHAnsi"/>
@@ -3272,7 +3092,6 @@
         </w:rPr>
         <w:t>Lymbic</w:t>
       </w:r>
-      <w:proofErr w:type="spellEnd"/>
       <w:r>
         <w:rPr>
           <w:rFonts w:asciiTheme="minorHAnsi" w:hAnsiTheme="minorHAnsi" w:cstheme="minorHAnsi"/>
@@ -3364,7 +3183,6 @@
         </w:rPr>
         <w:t xml:space="preserve"> formats. These outputs fed into </w:t>
       </w:r>
-      <w:proofErr w:type="spellStart"/>
       <w:r>
         <w:rPr>
           <w:rFonts w:asciiTheme="minorHAnsi" w:hAnsiTheme="minorHAnsi" w:cstheme="minorHAnsi"/>
@@ -3373,7 +3191,6 @@
         </w:rPr>
         <w:t>PowerBI</w:t>
       </w:r>
-      <w:proofErr w:type="spellEnd"/>
       <w:r>
         <w:rPr>
           <w:rFonts w:asciiTheme="minorHAnsi" w:hAnsiTheme="minorHAnsi" w:cstheme="minorHAnsi"/>
@@ -3443,18 +3260,8 @@
           <w:b/>
           <w:bCs/>
         </w:rPr>
-        <w:t xml:space="preserve"> and </w:t>
-      </w:r>
-      <w:proofErr w:type="spellStart"/>
-      <w:r>
-        <w:rPr>
-          <w:rFonts w:asciiTheme="minorHAnsi" w:hAnsiTheme="minorHAnsi" w:cstheme="minorHAnsi"/>
-          <w:b/>
-          <w:bCs/>
-        </w:rPr>
-        <w:t>PySpark</w:t>
-      </w:r>
-      <w:proofErr w:type="spellEnd"/>
+        <w:t xml:space="preserve"> and PySpark</w:t>
+      </w:r>
       <w:r>
         <w:rPr>
           <w:rFonts w:asciiTheme="minorHAnsi" w:hAnsiTheme="minorHAnsi" w:cstheme="minorHAnsi"/>
@@ -3741,7 +3548,6 @@
           <w:szCs w:val="23"/>
         </w:rPr>
       </w:pPr>
-      <w:proofErr w:type="spellStart"/>
       <w:r>
         <w:rPr>
           <w:rFonts w:asciiTheme="minorHAnsi" w:eastAsia="Calibri" w:hAnsiTheme="minorHAnsi" w:cstheme="minorHAnsi"/>
@@ -3750,18 +3556,7 @@
           <w:sz w:val="23"/>
           <w:szCs w:val="23"/>
         </w:rPr>
-        <w:t>AmNet</w:t>
-      </w:r>
-      <w:proofErr w:type="spellEnd"/>
-      <w:r>
-        <w:rPr>
-          <w:rFonts w:asciiTheme="minorHAnsi" w:eastAsia="Calibri" w:hAnsiTheme="minorHAnsi" w:cstheme="minorHAnsi"/>
-          <w:b/>
-          <w:color w:val="2E74B5" w:themeColor="accent1" w:themeShade="BF"/>
-          <w:sz w:val="23"/>
-          <w:szCs w:val="23"/>
-        </w:rPr>
-        <w:t xml:space="preserve"> Services Inc., Fairfield, NJ </w:t>
+        <w:t xml:space="preserve">AmNet Services Inc., Fairfield, NJ </w:t>
       </w:r>
       <w:r>
         <w:rPr>
@@ -3944,27 +3739,15 @@
         </w:rPr>
         <w:t xml:space="preserve">Designed and implemented a dimensional data warehouse model using </w:t>
       </w:r>
-      <w:proofErr w:type="spellStart"/>
-      <w:r>
-        <w:rPr>
-          <w:rFonts w:asciiTheme="minorHAnsi" w:hAnsiTheme="minorHAnsi" w:cstheme="minorHAnsi"/>
-          <w:b/>
-          <w:bCs/>
-          <w:sz w:val="22"/>
-          <w:szCs w:val="22"/>
-        </w:rPr>
-        <w:t>ERwin</w:t>
-      </w:r>
-      <w:proofErr w:type="spellEnd"/>
-      <w:r>
-        <w:rPr>
-          <w:rFonts w:asciiTheme="minorHAnsi" w:hAnsiTheme="minorHAnsi" w:cstheme="minorHAnsi"/>
-          <w:b/>
-          <w:bCs/>
-          <w:sz w:val="22"/>
-          <w:szCs w:val="22"/>
-        </w:rPr>
-        <w:t xml:space="preserve"> Data Modeler</w:t>
+      <w:r>
+        <w:rPr>
+          <w:rFonts w:asciiTheme="minorHAnsi" w:hAnsiTheme="minorHAnsi" w:cstheme="minorHAnsi"/>
+          <w:b/>
+          <w:bCs/>
+          <w:sz w:val="22"/>
+          <w:szCs w:val="22"/>
+        </w:rPr>
+        <w:t>ERwin Data Modeler</w:t>
       </w:r>
       <w:r>
         <w:rPr>
@@ -4081,27 +3864,15 @@
         </w:rPr>
         <w:t xml:space="preserve"> and </w:t>
       </w:r>
-      <w:proofErr w:type="spellStart"/>
-      <w:r>
-        <w:rPr>
-          <w:rFonts w:asciiTheme="minorHAnsi" w:hAnsiTheme="minorHAnsi" w:cstheme="minorHAnsi"/>
-          <w:b/>
-          <w:bCs/>
-          <w:sz w:val="22"/>
-          <w:szCs w:val="22"/>
-        </w:rPr>
-        <w:t>PowerBI</w:t>
-      </w:r>
-      <w:proofErr w:type="spellEnd"/>
-      <w:r>
-        <w:rPr>
-          <w:rFonts w:asciiTheme="minorHAnsi" w:hAnsiTheme="minorHAnsi" w:cstheme="minorHAnsi"/>
-          <w:b/>
-          <w:bCs/>
-          <w:sz w:val="22"/>
-          <w:szCs w:val="22"/>
-        </w:rPr>
-        <w:t xml:space="preserve"> dashboards</w:t>
+      <w:r>
+        <w:rPr>
+          <w:rFonts w:asciiTheme="minorHAnsi" w:hAnsiTheme="minorHAnsi" w:cstheme="minorHAnsi"/>
+          <w:b/>
+          <w:bCs/>
+          <w:sz w:val="22"/>
+          <w:szCs w:val="22"/>
+        </w:rPr>
+        <w:t>PowerBI dashboards</w:t>
       </w:r>
       <w:r>
         <w:rPr>
@@ -4571,7 +4342,6 @@
         </w:rPr>
         <w:t xml:space="preserve"> data </w:t>
       </w:r>
-      <w:proofErr w:type="spellStart"/>
       <w:r>
         <w:rPr>
           <w:rFonts w:asciiTheme="minorHAnsi" w:eastAsia="Noto Sans Symbols" w:hAnsiTheme="minorHAnsi" w:cstheme="minorHAnsi"/>
@@ -4580,7 +4350,6 @@
         </w:rPr>
         <w:t>lakehouse</w:t>
       </w:r>
-      <w:proofErr w:type="spellEnd"/>
       <w:r>
         <w:rPr>
           <w:rFonts w:asciiTheme="minorHAnsi" w:eastAsia="Noto Sans Symbols" w:hAnsiTheme="minorHAnsi" w:cstheme="minorHAnsi"/>
@@ -4589,7 +4358,6 @@
         </w:rPr>
         <w:t xml:space="preserve">, processing 6 global news feeds, GDELT event streams, and Kalshi prediction market data through </w:t>
       </w:r>
-      <w:proofErr w:type="spellStart"/>
       <w:r>
         <w:rPr>
           <w:rFonts w:asciiTheme="minorHAnsi" w:eastAsia="Noto Sans Symbols" w:hAnsiTheme="minorHAnsi" w:cstheme="minorHAnsi"/>
@@ -4598,7 +4366,6 @@
         </w:rPr>
         <w:t>PySpark</w:t>
       </w:r>
-      <w:proofErr w:type="spellEnd"/>
       <w:r>
         <w:rPr>
           <w:rFonts w:asciiTheme="minorHAnsi" w:eastAsia="Noto Sans Symbols" w:hAnsiTheme="minorHAnsi" w:cstheme="minorHAnsi"/>
@@ -4691,7 +4458,6 @@
         </w:rPr>
         <w:t xml:space="preserve">-powered inference engine that embeds Silver-layer data into </w:t>
       </w:r>
-      <w:proofErr w:type="spellStart"/>
       <w:r>
         <w:rPr>
           <w:rFonts w:asciiTheme="minorHAnsi" w:eastAsia="Noto Sans Symbols" w:hAnsiTheme="minorHAnsi" w:cstheme="minorHAnsi"/>
@@ -4700,7 +4466,6 @@
         </w:rPr>
         <w:t>ChromaDB</w:t>
       </w:r>
-      <w:proofErr w:type="spellEnd"/>
       <w:r>
         <w:rPr>
           <w:rFonts w:asciiTheme="minorHAnsi" w:eastAsia="Noto Sans Symbols" w:hAnsiTheme="minorHAnsi" w:cstheme="minorHAnsi"/>
@@ -4709,7 +4474,6 @@
         </w:rPr>
         <w:t xml:space="preserve"> (MiniLM-L6-v2), performs cascading time-windowed semantic search, and synthesizes bull/bear/verdict intelligence briefs via </w:t>
       </w:r>
-      <w:proofErr w:type="spellStart"/>
       <w:r>
         <w:rPr>
           <w:rFonts w:asciiTheme="minorHAnsi" w:eastAsia="Noto Sans Symbols" w:hAnsiTheme="minorHAnsi" w:cstheme="minorHAnsi"/>
@@ -4718,7 +4482,6 @@
         </w:rPr>
         <w:t>Groq</w:t>
       </w:r>
-      <w:proofErr w:type="spellEnd"/>
       <w:r>
         <w:rPr>
           <w:rFonts w:asciiTheme="minorHAnsi" w:eastAsia="Noto Sans Symbols" w:hAnsiTheme="minorHAnsi" w:cstheme="minorHAnsi"/>
@@ -4763,7 +4526,6 @@
         </w:rPr>
         <w:t xml:space="preserve">Built a React Human-in-the-Loop trade terminal backed by a </w:t>
       </w:r>
-      <w:proofErr w:type="spellStart"/>
       <w:r>
         <w:rPr>
           <w:rFonts w:asciiTheme="minorHAnsi" w:eastAsia="Noto Sans Symbols" w:hAnsiTheme="minorHAnsi" w:cstheme="minorHAnsi"/>
@@ -4772,7 +4534,6 @@
         </w:rPr>
         <w:t>FastAPI</w:t>
       </w:r>
-      <w:proofErr w:type="spellEnd"/>
       <w:r>
         <w:rPr>
           <w:rFonts w:asciiTheme="minorHAnsi" w:eastAsia="Noto Sans Symbols" w:hAnsiTheme="minorHAnsi" w:cstheme="minorHAnsi"/>
@@ -4900,7 +4661,7 @@
           <w:tab w:val="clear" w:pos="720"/>
           <w:tab w:val="num" w:pos="360"/>
         </w:tabs>
-        <w:spacing w:before="12" w:line="240" w:lineRule="auto"/>
+        <w:spacing w:before="12"/>
         <w:ind w:left="-270" w:right="-576" w:hanging="180"/>
         <w:jc w:val="both"/>
         <w:rPr>
@@ -4918,73 +4679,7 @@
           <w:bCs/>
           <w:color w:val="000000"/>
         </w:rPr>
-        <w:t xml:space="preserve">Implemented resilient, low-cost ingestion across BBC, CNN, Fox, NYT, NY Post, and The Hindu using RSS discovery, </w:t>
-      </w:r>
-      <w:proofErr w:type="spellStart"/>
-      <w:r>
-        <w:rPr>
-          <w:rFonts w:asciiTheme="minorHAnsi" w:eastAsia="Noto Sans Symbols" w:hAnsiTheme="minorHAnsi" w:cstheme="minorHAnsi"/>
-          <w:bCs/>
-          <w:color w:val="000000"/>
-        </w:rPr>
-        <w:t>Trafilatura</w:t>
-      </w:r>
-      <w:proofErr w:type="spellEnd"/>
-      <w:r>
-        <w:rPr>
-          <w:rFonts w:asciiTheme="minorHAnsi" w:eastAsia="Noto Sans Symbols" w:hAnsiTheme="minorHAnsi" w:cstheme="minorHAnsi"/>
-          <w:bCs/>
-          <w:color w:val="000000"/>
-        </w:rPr>
-        <w:t xml:space="preserve"> full-text extraction, and </w:t>
-      </w:r>
-      <w:r>
-        <w:rPr>
-          <w:rFonts w:asciiTheme="minorHAnsi" w:eastAsia="Noto Sans Symbols" w:hAnsiTheme="minorHAnsi" w:cstheme="minorHAnsi"/>
-          <w:b/>
-          <w:color w:val="000000"/>
-        </w:rPr>
-        <w:t>VADER</w:t>
-      </w:r>
-      <w:r>
-        <w:rPr>
-          <w:rFonts w:asciiTheme="minorHAnsi" w:eastAsia="Noto Sans Symbols" w:hAnsiTheme="minorHAnsi" w:cstheme="minorHAnsi"/>
-          <w:bCs/>
-          <w:color w:val="000000"/>
-        </w:rPr>
-        <w:t xml:space="preserve"> </w:t>
-      </w:r>
-      <w:r>
-        <w:rPr>
-          <w:rFonts w:asciiTheme="minorHAnsi" w:eastAsia="Noto Sans Symbols" w:hAnsiTheme="minorHAnsi" w:cstheme="minorHAnsi"/>
-          <w:b/>
-          <w:color w:val="000000"/>
-        </w:rPr>
-        <w:t>sentiment scoring</w:t>
-      </w:r>
-      <w:r>
-        <w:rPr>
-          <w:rFonts w:asciiTheme="minorHAnsi" w:eastAsia="Noto Sans Symbols" w:hAnsiTheme="minorHAnsi" w:cstheme="minorHAnsi"/>
-          <w:bCs/>
-          <w:color w:val="000000"/>
-        </w:rPr>
-        <w:t xml:space="preserve">, with surgical Kalshi series-first filtering reducing </w:t>
-      </w:r>
-      <w:r>
-        <w:rPr>
-          <w:rFonts w:asciiTheme="minorHAnsi" w:eastAsia="Noto Sans Symbols" w:hAnsiTheme="minorHAnsi" w:cstheme="minorHAnsi"/>
-          <w:b/>
-          <w:color w:val="000000"/>
-        </w:rPr>
-        <w:t>API</w:t>
-      </w:r>
-      <w:r>
-        <w:rPr>
-          <w:rFonts w:asciiTheme="minorHAnsi" w:eastAsia="Noto Sans Symbols" w:hAnsiTheme="minorHAnsi" w:cstheme="minorHAnsi"/>
-          <w:bCs/>
-          <w:color w:val="000000"/>
-        </w:rPr>
-        <w:t xml:space="preserve"> calls by ~98%.</w:t>
+        <w:t>Engineered a resilient, cost-efficient news ingestion pipeline across diverse political sources, leveraging RSS discovery, Trafilatura full-text extraction, and VADER sentiment analysis; optimized Kalshi series-first filtering to reduce API calls by approximately 98%.</w:t>
       </w:r>
     </w:p>
     <w:p>
@@ -4997,12 +4692,9 @@
           <w:right w:val="nil"/>
           <w:between w:val="nil"/>
         </w:pBdr>
-        <w:tabs>
-          <w:tab w:val="left" w:pos="450"/>
-        </w:tabs>
-        <w:spacing w:before="12" w:line="240" w:lineRule="auto"/>
-        <w:ind w:left="540" w:right="-576" w:hanging="1080"/>
-        <w:jc w:val="center"/>
+        <w:spacing w:before="12"/>
+        <w:ind w:left="-270" w:right="-576" w:firstLine="11"/>
+        <w:jc w:val="both"/>
         <w:rPr>
           <w:rFonts w:asciiTheme="minorHAnsi" w:eastAsia="Noto Sans Symbols" w:hAnsiTheme="minorHAnsi" w:cstheme="minorHAnsi"/>
           <w:i/>
@@ -5023,173 +4715,7 @@
           <w:sz w:val="21"/>
           <w:szCs w:val="21"/>
         </w:rPr>
-        <w:t xml:space="preserve">Tech Stack: </w:t>
-      </w:r>
-      <w:r>
-        <w:rPr>
-          <w:rFonts w:asciiTheme="minorHAnsi" w:eastAsia="Noto Sans Symbols" w:hAnsiTheme="minorHAnsi" w:cstheme="minorHAnsi"/>
-          <w:b/>
-          <w:bCs/>
-          <w:i/>
-          <w:iCs/>
-          <w:color w:val="000000"/>
-          <w:sz w:val="21"/>
-          <w:szCs w:val="21"/>
-        </w:rPr>
-        <w:t>Python (</w:t>
-      </w:r>
-      <w:proofErr w:type="spellStart"/>
-      <w:r>
-        <w:rPr>
-          <w:rFonts w:asciiTheme="minorHAnsi" w:eastAsia="Noto Sans Symbols" w:hAnsiTheme="minorHAnsi" w:cstheme="minorHAnsi"/>
-          <w:b/>
-          <w:bCs/>
-          <w:i/>
-          <w:iCs/>
-          <w:color w:val="000000"/>
-          <w:sz w:val="21"/>
-          <w:szCs w:val="21"/>
-        </w:rPr>
-        <w:t>PySpark</w:t>
-      </w:r>
-      <w:proofErr w:type="spellEnd"/>
-      <w:r>
-        <w:rPr>
-          <w:rFonts w:asciiTheme="minorHAnsi" w:eastAsia="Noto Sans Symbols" w:hAnsiTheme="minorHAnsi" w:cstheme="minorHAnsi"/>
-          <w:b/>
-          <w:bCs/>
-          <w:i/>
-          <w:iCs/>
-          <w:color w:val="000000"/>
-          <w:sz w:val="21"/>
-          <w:szCs w:val="21"/>
-        </w:rPr>
-        <w:t>/Pandas</w:t>
-      </w:r>
-      <w:proofErr w:type="gramStart"/>
-      <w:r>
-        <w:rPr>
-          <w:rFonts w:asciiTheme="minorHAnsi" w:eastAsia="Noto Sans Symbols" w:hAnsiTheme="minorHAnsi" w:cstheme="minorHAnsi"/>
-          <w:b/>
-          <w:bCs/>
-          <w:i/>
-          <w:iCs/>
-          <w:color w:val="000000"/>
-          <w:sz w:val="21"/>
-          <w:szCs w:val="21"/>
-        </w:rPr>
-        <w:t>),</w:t>
-      </w:r>
-      <w:proofErr w:type="spellStart"/>
-      <w:r>
-        <w:rPr>
-          <w:rFonts w:asciiTheme="minorHAnsi" w:eastAsia="Noto Sans Symbols" w:hAnsiTheme="minorHAnsi" w:cstheme="minorHAnsi"/>
-          <w:b/>
-          <w:bCs/>
-          <w:i/>
-          <w:iCs/>
-          <w:color w:val="000000"/>
-          <w:sz w:val="21"/>
-          <w:szCs w:val="21"/>
-        </w:rPr>
-        <w:t>GroqAPI</w:t>
-      </w:r>
-      <w:proofErr w:type="spellEnd"/>
-      <w:proofErr w:type="gramEnd"/>
-      <w:r>
-        <w:rPr>
-          <w:rFonts w:asciiTheme="minorHAnsi" w:eastAsia="Noto Sans Symbols" w:hAnsiTheme="minorHAnsi" w:cstheme="minorHAnsi"/>
-          <w:b/>
-          <w:bCs/>
-          <w:i/>
-          <w:iCs/>
-          <w:color w:val="000000"/>
-          <w:sz w:val="21"/>
-          <w:szCs w:val="21"/>
-        </w:rPr>
-        <w:t xml:space="preserve"> </w:t>
-      </w:r>
-      <w:proofErr w:type="spellStart"/>
-      <w:r>
-        <w:rPr>
-          <w:rFonts w:asciiTheme="minorHAnsi" w:eastAsia="Noto Sans Symbols" w:hAnsiTheme="minorHAnsi" w:cstheme="minorHAnsi"/>
-          <w:b/>
-          <w:bCs/>
-          <w:i/>
-          <w:iCs/>
-          <w:color w:val="000000"/>
-          <w:sz w:val="21"/>
-          <w:szCs w:val="21"/>
-        </w:rPr>
-        <w:t>DuckDB</w:t>
-      </w:r>
-      <w:proofErr w:type="spellEnd"/>
-      <w:r>
-        <w:rPr>
-          <w:rFonts w:asciiTheme="minorHAnsi" w:eastAsia="Noto Sans Symbols" w:hAnsiTheme="minorHAnsi" w:cstheme="minorHAnsi"/>
-          <w:b/>
-          <w:bCs/>
-          <w:i/>
-          <w:iCs/>
-          <w:color w:val="000000"/>
-          <w:sz w:val="21"/>
-          <w:szCs w:val="21"/>
-        </w:rPr>
-        <w:t xml:space="preserve">, </w:t>
-      </w:r>
-      <w:proofErr w:type="spellStart"/>
-      <w:r>
-        <w:rPr>
-          <w:rFonts w:asciiTheme="minorHAnsi" w:eastAsia="Noto Sans Symbols" w:hAnsiTheme="minorHAnsi" w:cstheme="minorHAnsi"/>
-          <w:b/>
-          <w:bCs/>
-          <w:i/>
-          <w:iCs/>
-          <w:color w:val="000000"/>
-          <w:sz w:val="21"/>
-          <w:szCs w:val="21"/>
-        </w:rPr>
-        <w:t>ChromaDB</w:t>
-      </w:r>
-      <w:proofErr w:type="spellEnd"/>
-      <w:r>
-        <w:rPr>
-          <w:rFonts w:asciiTheme="minorHAnsi" w:eastAsia="Noto Sans Symbols" w:hAnsiTheme="minorHAnsi" w:cstheme="minorHAnsi"/>
-          <w:b/>
-          <w:bCs/>
-          <w:i/>
-          <w:iCs/>
-          <w:color w:val="000000"/>
-          <w:sz w:val="21"/>
-          <w:szCs w:val="21"/>
-        </w:rPr>
-        <w:t xml:space="preserve">, Delta Lake, Kalshi API, GDELT GKG, Sentiment Analysis (VADER/LLM), Docker, </w:t>
-      </w:r>
-      <w:r>
-        <w:rPr>
-          <w:rFonts w:asciiTheme="minorHAnsi" w:eastAsia="Noto Sans Symbols" w:hAnsiTheme="minorHAnsi" w:cstheme="minorHAnsi"/>
-          <w:b/>
-          <w:bCs/>
-          <w:i/>
-          <w:iCs/>
-          <w:color w:val="000000"/>
-          <w:sz w:val="21"/>
-          <w:szCs w:val="21"/>
-        </w:rPr>
-        <w:t>React</w:t>
-      </w:r>
-      <w:r>
-        <w:rPr>
-          <w:rFonts w:asciiTheme="minorHAnsi" w:eastAsia="Noto Sans Symbols" w:hAnsiTheme="minorHAnsi" w:cstheme="minorHAnsi"/>
-          <w:b/>
-          <w:bCs/>
-          <w:i/>
-          <w:iCs/>
-          <w:color w:val="000000"/>
-          <w:sz w:val="21"/>
-          <w:szCs w:val="21"/>
-        </w:rPr>
-        <w:t>.</w:t>
+        <w:t>Tech Stack: Python (PySpark/Pandas),GroqAPI DuckDB, ChromaDB, Delta Lake, Kalshi API, GDELT GKG, Sentiment Analysis (VADER/LLM), Docker, React.</w:t>
       </w:r>
     </w:p>
     <w:p>
@@ -5289,7 +4815,6 @@
           <w:szCs w:val="23"/>
         </w:rPr>
       </w:pPr>
-      <w:proofErr w:type="spellStart"/>
       <w:r>
         <w:rPr>
           <w:rFonts w:asciiTheme="minorHAnsi" w:eastAsia="Calibri" w:hAnsiTheme="minorHAnsi" w:cstheme="minorHAnsi"/>
@@ -5301,7 +4826,6 @@
         </w:rPr>
         <w:t>RealTime_Context_Engine</w:t>
       </w:r>
-      <w:proofErr w:type="spellEnd"/>
       <w:r>
         <w:rPr>
           <w:rFonts w:asciiTheme="minorHAnsi" w:eastAsia="Calibri" w:hAnsiTheme="minorHAnsi" w:cstheme="minorHAnsi"/>
@@ -5400,19 +4924,8 @@
           <w:bCs/>
           <w:color w:val="000000"/>
         </w:rPr>
-        <w:t>Python/</w:t>
-      </w:r>
-      <w:proofErr w:type="spellStart"/>
-      <w:r>
-        <w:rPr>
-          <w:rFonts w:asciiTheme="minorHAnsi" w:eastAsia="Noto Sans Symbols" w:hAnsiTheme="minorHAnsi" w:cstheme="minorHAnsi"/>
-          <w:b/>
-          <w:bCs/>
-          <w:color w:val="000000"/>
-        </w:rPr>
-        <w:t>FastAPI</w:t>
-      </w:r>
-      <w:proofErr w:type="spellEnd"/>
+        <w:t>Python/FastAPI</w:t>
+      </w:r>
       <w:r>
         <w:rPr>
           <w:rFonts w:asciiTheme="minorHAnsi" w:eastAsia="Noto Sans Symbols" w:hAnsiTheme="minorHAnsi" w:cstheme="minorHAnsi"/>
@@ -5520,25 +5033,7 @@
           <w:bCs/>
           <w:color w:val="000000"/>
         </w:rPr>
-        <w:t xml:space="preserve"> (Time </w:t>
-      </w:r>
-      <w:proofErr w:type="gramStart"/>
-      <w:r>
-        <w:rPr>
-          <w:rFonts w:asciiTheme="minorHAnsi" w:eastAsia="Noto Sans Symbols" w:hAnsiTheme="minorHAnsi" w:cstheme="minorHAnsi"/>
-          <w:bCs/>
-          <w:color w:val="000000"/>
-        </w:rPr>
-        <w:t>To</w:t>
-      </w:r>
-      <w:proofErr w:type="gramEnd"/>
-      <w:r>
-        <w:rPr>
-          <w:rFonts w:asciiTheme="minorHAnsi" w:eastAsia="Noto Sans Symbols" w:hAnsiTheme="minorHAnsi" w:cstheme="minorHAnsi"/>
-          <w:bCs/>
-          <w:color w:val="000000"/>
-        </w:rPr>
-        <w:t xml:space="preserve"> First Token).</w:t>
+        <w:t xml:space="preserve"> (Time To First Token).</w:t>
       </w:r>
     </w:p>
     <w:p>
@@ -5724,7 +5219,6 @@
         </w:rPr>
         <w:t xml:space="preserve"> using </w:t>
       </w:r>
-      <w:proofErr w:type="spellStart"/>
       <w:r>
         <w:rPr>
           <w:rFonts w:asciiTheme="minorHAnsi" w:eastAsia="Noto Sans Symbols" w:hAnsiTheme="minorHAnsi" w:cstheme="minorHAnsi"/>
@@ -5734,7 +5228,6 @@
         </w:rPr>
         <w:t>PyInstaller</w:t>
       </w:r>
-      <w:proofErr w:type="spellEnd"/>
       <w:r>
         <w:rPr>
           <w:rFonts w:asciiTheme="minorHAnsi" w:eastAsia="Noto Sans Symbols" w:hAnsiTheme="minorHAnsi" w:cstheme="minorHAnsi"/>
@@ -5842,91 +5335,7 @@
           <w:sz w:val="21"/>
           <w:szCs w:val="21"/>
         </w:rPr>
-        <w:t>Python (</w:t>
-      </w:r>
-      <w:proofErr w:type="spellStart"/>
-      <w:r>
-        <w:rPr>
-          <w:rFonts w:asciiTheme="minorHAnsi" w:eastAsia="Noto Sans Symbols" w:hAnsiTheme="minorHAnsi" w:cstheme="minorHAnsi"/>
-          <w:b/>
-          <w:bCs/>
-          <w:i/>
-          <w:iCs/>
-          <w:color w:val="000000"/>
-          <w:sz w:val="21"/>
-          <w:szCs w:val="21"/>
-        </w:rPr>
-        <w:t>FastAPI</w:t>
-      </w:r>
-      <w:proofErr w:type="spellEnd"/>
-      <w:r>
-        <w:rPr>
-          <w:rFonts w:asciiTheme="minorHAnsi" w:eastAsia="Noto Sans Symbols" w:hAnsiTheme="minorHAnsi" w:cstheme="minorHAnsi"/>
-          <w:b/>
-          <w:bCs/>
-          <w:i/>
-          <w:iCs/>
-          <w:color w:val="000000"/>
-          <w:sz w:val="21"/>
-          <w:szCs w:val="21"/>
-        </w:rPr>
-        <w:t>/</w:t>
-      </w:r>
-      <w:proofErr w:type="spellStart"/>
-      <w:r>
-        <w:rPr>
-          <w:rFonts w:asciiTheme="minorHAnsi" w:eastAsia="Noto Sans Symbols" w:hAnsiTheme="minorHAnsi" w:cstheme="minorHAnsi"/>
-          <w:b/>
-          <w:bCs/>
-          <w:i/>
-          <w:iCs/>
-          <w:color w:val="000000"/>
-          <w:sz w:val="21"/>
-          <w:szCs w:val="21"/>
-        </w:rPr>
-        <w:t>Uvicorn</w:t>
-      </w:r>
-      <w:proofErr w:type="spellEnd"/>
-      <w:r>
-        <w:rPr>
-          <w:rFonts w:asciiTheme="minorHAnsi" w:eastAsia="Noto Sans Symbols" w:hAnsiTheme="minorHAnsi" w:cstheme="minorHAnsi"/>
-          <w:b/>
-          <w:bCs/>
-          <w:i/>
-          <w:iCs/>
-          <w:color w:val="000000"/>
-          <w:sz w:val="21"/>
-          <w:szCs w:val="21"/>
-        </w:rPr>
-        <w:t xml:space="preserve">), JavaScript (Electron/Node.js), OpenAI API (GPT-4o/5), RSA Cryptography, SSE (Server-Sent Events), </w:t>
-      </w:r>
-      <w:proofErr w:type="spellStart"/>
-      <w:r>
-        <w:rPr>
-          <w:rFonts w:asciiTheme="minorHAnsi" w:eastAsia="Noto Sans Symbols" w:hAnsiTheme="minorHAnsi" w:cstheme="minorHAnsi"/>
-          <w:b/>
-          <w:bCs/>
-          <w:i/>
-          <w:iCs/>
-          <w:color w:val="000000"/>
-          <w:sz w:val="21"/>
-          <w:szCs w:val="21"/>
-        </w:rPr>
-        <w:t>PyInstaller</w:t>
-      </w:r>
-      <w:proofErr w:type="spellEnd"/>
-      <w:r>
-        <w:rPr>
-          <w:rFonts w:asciiTheme="minorHAnsi" w:eastAsia="Noto Sans Symbols" w:hAnsiTheme="minorHAnsi" w:cstheme="minorHAnsi"/>
-          <w:b/>
-          <w:bCs/>
-          <w:i/>
-          <w:iCs/>
-          <w:color w:val="000000"/>
-          <w:sz w:val="21"/>
-          <w:szCs w:val="21"/>
-        </w:rPr>
-        <w:t>, Electron Builder.</w:t>
+        <w:t>Python (FastAPI/Uvicorn), JavaScript (Electron/Node.js), OpenAI API (GPT-4o/5), RSA Cryptography, SSE (Server-Sent Events), PyInstaller, Electron Builder.</w:t>
       </w:r>
     </w:p>
     <w:p>
@@ -6295,9 +5704,8 @@
         <w:ind w:left="-270" w:right="-582" w:hanging="180"/>
         <w:jc w:val="both"/>
         <w:rPr>
-          <w:rFonts w:asciiTheme="minorHAnsi" w:eastAsia="Calibri" w:hAnsiTheme="minorHAnsi" w:cstheme="minorHAnsi"/>
-          <w:b/>
-          <w:color w:val="7F7F7F"/>
+          <w:rFonts w:ascii="Noto Sans Symbols" w:eastAsia="Noto Sans Symbols" w:hAnsi="Noto Sans Symbols" w:cs="Noto Sans Symbols"/>
+          <w:color w:val="000000"/>
         </w:rPr>
       </w:pPr>
       <w:r>
@@ -6342,64 +5750,6 @@
         </w:rPr>
         <w:t>6</w:t>
       </w:r>
-    </w:p>
-    <w:p>
-      <w:pPr>
-        <w:widowControl w:val="0"/>
-        <w:pBdr>
-          <w:top w:val="nil"/>
-          <w:left w:val="nil"/>
-          <w:bottom w:val="nil"/>
-          <w:right w:val="nil"/>
-          <w:between w:val="nil"/>
-        </w:pBdr>
-        <w:spacing w:before="8" w:line="240" w:lineRule="auto"/>
-        <w:ind w:left="-270" w:right="-582" w:hanging="180"/>
-        <w:jc w:val="both"/>
-        <w:rPr>
-          <w:rFonts w:asciiTheme="minorHAnsi" w:eastAsia="Cambria" w:hAnsiTheme="minorHAnsi" w:cstheme="minorHAnsi"/>
-          <w:bCs/>
-          <w:color w:val="000000"/>
-        </w:rPr>
-      </w:pPr>
-    </w:p>
-    <w:p>
-      <w:pPr>
-        <w:widowControl w:val="0"/>
-        <w:pBdr>
-          <w:top w:val="nil"/>
-          <w:left w:val="nil"/>
-          <w:bottom w:val="nil"/>
-          <w:right w:val="nil"/>
-          <w:between w:val="nil"/>
-        </w:pBdr>
-        <w:spacing w:before="12" w:line="254" w:lineRule="auto"/>
-        <w:ind w:left="-270" w:right="-582" w:hanging="180"/>
-        <w:jc w:val="both"/>
-        <w:rPr>
-          <w:rFonts w:ascii="Noto Sans Symbols" w:eastAsia="Noto Sans Symbols" w:hAnsi="Noto Sans Symbols" w:cs="Noto Sans Symbols"/>
-          <w:color w:val="000000"/>
-        </w:rPr>
-      </w:pPr>
-    </w:p>
-    <w:p>
-      <w:pPr>
-        <w:widowControl w:val="0"/>
-        <w:pBdr>
-          <w:top w:val="nil"/>
-          <w:left w:val="nil"/>
-          <w:bottom w:val="nil"/>
-          <w:right w:val="nil"/>
-          <w:between w:val="nil"/>
-        </w:pBdr>
-        <w:spacing w:before="12" w:line="254" w:lineRule="auto"/>
-        <w:ind w:left="-270" w:right="-582" w:hanging="180"/>
-        <w:jc w:val="both"/>
-        <w:rPr>
-          <w:rFonts w:ascii="Noto Sans Symbols" w:eastAsia="Noto Sans Symbols" w:hAnsi="Noto Sans Symbols" w:cs="Noto Sans Symbols"/>
-          <w:color w:val="000000"/>
-        </w:rPr>
-      </w:pPr>
       <w:r>
         <w:rPr>
           <w:rFonts w:ascii="Noto Sans Symbols" w:eastAsia="Noto Sans Symbols" w:hAnsi="Noto Sans Symbols" w:cs="Noto Sans Symbols"/>
@@ -6694,7 +6044,7 @@
         <w:vertAlign w:val="baseline"/>
       </w:rPr>
     </w:lvl>
-    <w:lvl w:ilvl="1" w:tentative="1">
+    <w:lvl w:ilvl="1">
       <w:start w:val="1"/>
       <w:numFmt w:val="bullet"/>
       <w:lvlText w:val=""/>
@@ -10429,6 +9779,7 @@
   <w:style w:type="character" w:default="1" w:styleId="DefaultParagraphFont">
     <w:name w:val="Default Paragraph Font"/>
     <w:uiPriority w:val="1"/>
+    <w:semiHidden/>
     <w:unhideWhenUsed/>
   </w:style>
   <w:style w:type="table" w:default="1" w:styleId="TableNormal">
